--- a/plantillas_maestras/03_seguro_desgravamen/materia_general_asegurativa/2_o_mas_ddos_varios/mujer/TPL_1549_2025_SEGURO_DESGRAVAMEN_MATERIA_GENERAL_ASEGURATIVA_ASEGURADORA_MUJER_R3.docx
+++ b/plantillas_maestras/03_seguro_desgravamen/materia_general_asegurativa/2_o_mas_ddos_varios/mujer/TPL_1549_2025_SEGURO_DESGRAVAMEN_MATERIA_GENERAL_ASEGURATIVA_ASEGURADORA_MUJER_R3.docx
@@ -628,7 +628,7 @@
           <w:color w:val="000000"/>
           <w:lang w:val="es-ES" w:eastAsia="es-ES"/>
         </w:rPr>
-        <w:t>por presuntas infracciones a la Ley N°29571, Código de Protección y Defensa del Consumidor (en adelante, Código)</w:t>
+        <w:t>por presuntas infracciones a la Ley 29571, Código de Protección y Defensa del Consumidor (en adelante, Código)</w:t>
       </w:r>
       <w:r>
         <w:rPr>
@@ -1278,7 +1278,7 @@
           <w:color w:val="000000"/>
           <w:lang w:eastAsia="es-PE"/>
         </w:rPr>
-        <w:t xml:space="preserve"> inciso d) del Artículo 24º de la Ley de Facultades, Normas y Organización del Indecopi, aprobada por Decreto Legislativo 807, el </w:t>
+        <w:t xml:space="preserve"> inciso d) del Artículo 24 de la Ley de Facultades, Normas y Organización del Indecopi, aprobada por Decreto Legislativo 807, el </w:t>
       </w:r>
       <w:proofErr w:type="gramStart"/>
       <w:r>
@@ -1362,7 +1362,7 @@
           <w:color w:val="000000"/>
           <w:lang w:eastAsia="es-PE"/>
         </w:rPr>
-        <w:t>l artículo 24º del Decreto Legislativo 807, Ley sobre Facultades, Normas y Organización del Indecopi (en adelante, Ley sobre Facultades, Normas y Organización del Indecopi) establece que la Secretaría Técnica puede notificar al interesado para que subsane omisiones a la solicitud presentada y, en caso de no producirse tal subsanación, rechazar definitivamente la solicitud</w:t>
+        <w:t>l artículo 24 del Decreto Legislativo 807, Ley sobre Facultades, Normas y Organización del Indecopi (en adelante, Ley sobre Facultades, Normas y Organización del Indecopi) establece que la Secretaría Técnica puede notificar al interesado para que subsane omisiones a la solicitud presentada y, en caso de no producirse tal subsanación, rechazar definitivamente la solicitud</w:t>
       </w:r>
       <w:r>
         <w:rPr>
@@ -1524,7 +1524,7 @@
         <w:rPr>
           <w:rFonts w:ascii="Arial Narrow" w:hAnsi="Arial Narrow" w:cs="Arial"/>
         </w:rPr>
-        <w:t xml:space="preserve">, mediante Resolución N° 1, la Secretaría Técnica de la Comisión de Protección al Consumidor N° 1 (en adelante, Secretaría Técnica) requirió a la señora </w:t>
+        <w:t xml:space="preserve">, mediante Resolución 1, la Secretaría Técnica de la Comisión de Protección al Consumidor 1 (en adelante, Secretaría Técnica) requirió a la señora </w:t>
       </w:r>
       <w:r>
         <w:rPr>
@@ -1679,7 +1679,7 @@
         <w:rPr>
           <w:rFonts w:ascii="Arial Narrow" w:hAnsi="Arial Narrow" w:cs="Arial"/>
         </w:rPr>
-        <w:t>Resolución N° 1</w:t>
+        <w:t>Resolución 1</w:t>
       </w:r>
       <w:r>
         <w:rPr>
@@ -1781,7 +1781,7 @@
           <w:color w:val="000000"/>
           <w:lang w:eastAsia="es-PE"/>
         </w:rPr>
-        <w:t>, mediante Resolución N° 2</w:t>
+        <w:t>, mediante Resolución 2</w:t>
       </w:r>
       <w:r>
         <w:rPr>
@@ -1811,7 +1811,7 @@
           <w:color w:val="000000"/>
           <w:lang w:eastAsia="es-PE"/>
         </w:rPr>
-        <w:t>no habría cumplido con absolver el requerimiento efectuado mediante la Resolución N° 1; emitiéndose el siguiente pronunciamiento:</w:t>
+        <w:t>no habría cumplido con absolver el requerimiento efectuado mediante la Resolución 1; emitiéndose el siguiente pronunciamiento:</w:t>
       </w:r>
     </w:p>
     <w:p>
@@ -1934,7 +1934,7 @@
           <w:color w:val="000000"/>
           <w:lang w:eastAsia="es-PE"/>
         </w:rPr>
-        <w:t xml:space="preserve">° 2 del </w:t>
+        <w:t xml:space="preserve"> 2 del </w:t>
       </w:r>
       <w:r>
         <w:rPr>
@@ -2065,7 +2065,7 @@
           <w:color w:val="000000"/>
           <w:lang w:eastAsia="es-PE"/>
         </w:rPr>
-        <w:t xml:space="preserve"> Secretaría Técnica considera que la Resolución N° 2 se encuentra inmersa en causal de nulidad, toda vez que declaró inadmisible la denuncia, a pesar de que </w:t>
+        <w:t xml:space="preserve"> Secretaría Técnica considera que la Resolución 2 se encuentra inmersa en causal de nulidad, toda vez que declaró inadmisible la denuncia, a pesar de que </w:t>
       </w:r>
       <w:r>
         <w:rPr>
@@ -2131,7 +2131,7 @@
           <w:color w:val="000000"/>
           <w:lang w:eastAsia="es-PE"/>
         </w:rPr>
-        <w:t xml:space="preserve"> inconsistencia en la Resolución N° 2 evidencia que </w:t>
+        <w:t xml:space="preserve"> inconsistencia en la Resolución 2 evidencia que </w:t>
       </w:r>
       <w:r>
         <w:rPr>
@@ -2211,7 +2211,7 @@
           <w:color w:val="000000"/>
           <w:lang w:eastAsia="es-PE"/>
         </w:rPr>
-        <w:t xml:space="preserve">el artículo 24º </w:t>
+        <w:t xml:space="preserve">el artículo 24 </w:t>
       </w:r>
       <w:r>
         <w:rPr>
@@ -2326,7 +2326,7 @@
           <w:color w:val="000000"/>
           <w:lang w:eastAsia="es-PE"/>
         </w:rPr>
-        <w:t xml:space="preserve"> sin efecto la Resolución N° 2 del 14 de agosto de 2025, mediante la cual la denuncia interpuesta por la señora Odilia Contreras Otero fue declarada inadmisible; así como su acto de notificación.</w:t>
+        <w:t xml:space="preserve"> sin efecto la Resolución 2 del 14 de agosto de 2025, mediante la cual la denuncia interpuesta por la señora Odilia Contreras Otero fue declarada inadmisible; así como su acto de notificación.</w:t>
       </w:r>
     </w:p>
     <w:p>
@@ -2430,7 +2430,7 @@
           <w:color w:val="000000"/>
           <w:lang w:eastAsia="es-PE"/>
         </w:rPr>
-        <w:t>Técnica de la Comisión de Protección al Consumidor N°1 (en adelante, la Secretaría Técnica), en ejercicio de sus facultades</w:t>
+        <w:t>Técnica de la Comisión de Protección al Consumidor 1 (en adelante, la Secretaría Técnica), en ejercicio de sus facultades</w:t>
       </w:r>
       <w:r>
         <w:rPr>
@@ -2477,7 +2477,7 @@
         <w:rPr>
           <w:rFonts w:ascii="Arial Narrow" w:eastAsia="Arial Narrow" w:hAnsi="Arial Narrow" w:cs="Arial"/>
         </w:rPr>
-        <w:t>dichos actos jurídicos, tipificado en el literal e) del artículo 47° del Código</w:t>
+        <w:t>dichos actos jurídicos, tipificado en el literal e) del artículo 47 del Código</w:t>
       </w:r>
       <w:r>
         <w:rPr>
@@ -2548,7 +2548,7 @@
         <w:rPr>
           <w:rFonts w:ascii="Arial Narrow" w:eastAsia="Arial Narrow" w:hAnsi="Arial Narrow" w:cs="Arial"/>
         </w:rPr>
-        <w:t>. Por consiguiente, corresponde calificar el hecho materia de denuncia como una presunta infracción al deber de entregar a los usuarios copia de los contratos y demás documentación relacionada con dichos actos jurídicos, tipificado en el literal e) del artículo 47° del Código</w:t>
+        <w:t>. Por consiguiente, corresponde calificar el hecho materia de denuncia como una presunta infracción al deber de entregar a los usuarios copia de los contratos y demás documentación relacionada con dichos actos jurídicos, tipificado en el literal e) del artículo 47 del Código</w:t>
       </w:r>
       <w:r>
         <w:rPr>
@@ -2620,7 +2620,7 @@
           <w:color w:val="000000"/>
           <w:lang w:eastAsia="es-PE"/>
         </w:rPr>
-        <w:t>°</w:t>
+        <w:t/>
       </w:r>
       <w:r>
         <w:rPr>
@@ -2634,7 +2634,7 @@
           <w:color w:val="000000"/>
           <w:lang w:eastAsia="es-PE"/>
         </w:rPr>
-        <w:t>°</w:t>
+        <w:t/>
       </w:r>
       <w:r>
         <w:rPr>
@@ -2723,7 +2723,7 @@
           <w:color w:val="000000"/>
           <w:lang w:eastAsia="es-PE"/>
         </w:rPr>
-        <w:t>°</w:t>
+        <w:t/>
       </w:r>
       <w:r>
         <w:rPr>
@@ -2737,7 +2737,7 @@
           <w:color w:val="000000"/>
           <w:lang w:eastAsia="es-PE"/>
         </w:rPr>
-        <w:t>°</w:t>
+        <w:t/>
       </w:r>
       <w:r>
         <w:rPr>
@@ -2832,7 +2832,7 @@
           <w:color w:val="000000"/>
           <w:lang w:eastAsia="es-PE"/>
         </w:rPr>
-        <w:t xml:space="preserve">artículo 1°, numeral 1, literal b) </w:t>
+        <w:t xml:space="preserve">artículo 1, numeral 1, literal b) </w:t>
       </w:r>
       <w:bookmarkEnd w:id="4"/>
       <w:r>
@@ -2842,7 +2842,7 @@
           <w:color w:val="000000"/>
           <w:lang w:eastAsia="es-PE"/>
         </w:rPr>
-        <w:t>y al artículo 2° del Código</w:t>
+        <w:t>y al artículo 2 del Código</w:t>
       </w:r>
       <w:r>
         <w:rPr>
@@ -2861,7 +2861,7 @@
           <w:color w:val="000000"/>
           <w:lang w:eastAsia="es-PE"/>
         </w:rPr>
-        <w:t xml:space="preserve">.    </w:t>
+        <w:t xml:space="preserve">. </w:t>
       </w:r>
     </w:p>
     <w:p>
@@ -2930,7 +2930,7 @@
           <w:color w:val="000000"/>
           <w:lang w:eastAsia="es-PE"/>
         </w:rPr>
-        <w:t>. Por consiguiente, corresponde calificar el hecho materia de denuncia como una presunta infracción al deber de información, tipificado en el artículo 1°, numeral 1, literal b) y al artículo 2° del Código</w:t>
+        <w:t>. Por consiguiente, corresponde calificar el hecho materia de denuncia como una presunta infracción al deber de información, tipificado en el artículo 1, numeral 1, literal b) y al artículo 2 del Código</w:t>
       </w:r>
       <w:r>
         <w:rPr>
@@ -3326,7 +3326,7 @@
           <w:color w:val="000000"/>
           <w:lang w:eastAsia="es-PE"/>
         </w:rPr>
-        <w:t xml:space="preserve">RESOLUCIÓN DE LA SECRETARÍA TÉCNICA  </w:t>
+        <w:t xml:space="preserve">RESOLUCIÓN DE LA SECRETARÍA TÉCNICA </w:t>
       </w:r>
     </w:p>
     <w:p>
@@ -3370,7 +3370,7 @@
         <w:rPr>
           <w:rFonts w:ascii="Arial Narrow" w:hAnsi="Arial Narrow" w:cs="Arial"/>
         </w:rPr>
-        <w:t>ejar sin efecto la Resolución N° 2 del 14 de agosto de 2025, mediante la cual la denuncia interpuesta por la señora Odilia Contreras Otero fue declarada inadmisible; así como su acto de notificación.</w:t>
+        <w:t>ejar sin efecto la Resolución 2 del 14 de agosto de 2025, mediante la cual la denuncia interpuesta por la señora Odilia Contreras Otero fue declarada inadmisible; así como su acto de notificación.</w:t>
       </w:r>
     </w:p>
     <w:p>
@@ -3825,7 +3825,7 @@
           <w:shd w:val="clear" w:color="auto" w:fill="FFFFFF"/>
           <w:lang w:eastAsia="es-PE"/>
         </w:rPr>
-        <w:t xml:space="preserve"> infracción a los artículos 18° y 19°</w:t>
+        <w:t xml:space="preserve"> infracción a los artículos 18 y 19</w:t>
       </w:r>
       <w:r>
         <w:rPr>
@@ -3958,7 +3958,7 @@
           <w:shd w:val="clear" w:color="auto" w:fill="FFFFFF"/>
           <w:lang w:eastAsia="es-PE"/>
         </w:rPr>
-        <w:t xml:space="preserve"> infracción a los artículos 18° y 19°</w:t>
+        <w:t xml:space="preserve"> infracción a los artículos 18 y 19</w:t>
       </w:r>
       <w:r>
         <w:rPr>
@@ -4040,7 +4040,7 @@
         <w:rPr>
           <w:rFonts w:ascii="Arial Narrow" w:eastAsia="Arial Narrow" w:hAnsi="Arial Narrow" w:cs="Arial Narrow"/>
         </w:rPr>
-        <w:t xml:space="preserve">Presunta infracción al artículo 1°, numeral 1, literal b) y al artículo 2° de la Ley 29571, Código de Protección y Defensa del Consumidor, </w:t>
+        <w:t xml:space="preserve">Presunta infracción al artículo 1, numeral 1, literal b) y al artículo 2 de la Ley 29571, Código de Protección y Defensa del Consumidor, </w:t>
       </w:r>
       <w:r>
         <w:rPr>
@@ -4166,7 +4166,7 @@
         <w:rPr>
           <w:rFonts w:ascii="Arial Narrow" w:eastAsia="Arial Narrow" w:hAnsi="Arial Narrow" w:cs="Arial Narrow"/>
         </w:rPr>
-        <w:t>Presunta infracción al artículo 1°, numeral 1, literal b) y al artículo 2° de la Ley 29571, Código de Protección y Defensa del Consumi</w:t>
+        <w:t>Presunta infracción al artículo 1, numeral 1, literal b) y al artículo 2 de la Ley 29571, Código de Protección y Defensa del Consumi</w:t>
       </w:r>
       <w:r>
         <w:rPr>
@@ -4634,7 +4634,7 @@
           <w:color w:val="000000"/>
           <w:lang w:eastAsia="es-PE"/>
         </w:rPr>
-        <w:t>°</w:t>
+        <w:t/>
       </w:r>
       <w:r>
         <w:rPr>
@@ -4710,7 +4710,7 @@
           <w:color w:val="000000"/>
           <w:lang w:eastAsia="es-PE"/>
         </w:rPr>
-        <w:t>°</w:t>
+        <w:t/>
       </w:r>
       <w:r>
         <w:rPr>
@@ -4985,7 +4985,7 @@
           <w:color w:val="000000"/>
           <w:lang w:eastAsia="es-PE"/>
         </w:rPr>
-        <w:t>°</w:t>
+        <w:t/>
       </w:r>
       <w:r>
         <w:rPr>
@@ -5439,7 +5439,7 @@
           <w:color w:val="000000"/>
           <w:lang w:eastAsia="es-PE"/>
         </w:rPr>
-        <w:t>°</w:t>
+        <w:t/>
       </w:r>
       <w:r>
         <w:rPr>
@@ -5472,7 +5472,7 @@
           <w:color w:val="000000"/>
           <w:lang w:eastAsia="es-PE"/>
         </w:rPr>
-        <w:t>°</w:t>
+        <w:t/>
       </w:r>
       <w:r>
         <w:rPr>
@@ -5488,7 +5488,7 @@
           <w:color w:val="000000"/>
           <w:lang w:eastAsia="es-PE"/>
         </w:rPr>
-        <w:t>°</w:t>
+        <w:t/>
       </w:r>
       <w:r>
         <w:rPr>
@@ -5504,7 +5504,7 @@
           <w:color w:val="000000"/>
           <w:lang w:eastAsia="es-PE"/>
         </w:rPr>
-        <w:t>°</w:t>
+        <w:t/>
       </w:r>
       <w:r>
         <w:rPr>
@@ -5547,7 +5547,7 @@
           <w:color w:val="000000"/>
           <w:lang w:eastAsia="es-PE"/>
         </w:rPr>
-        <w:t>°</w:t>
+        <w:t/>
       </w:r>
       <w:r>
         <w:rPr>
@@ -5631,7 +5631,7 @@
           <w:color w:val="000000"/>
           <w:lang w:eastAsia="es-PE"/>
         </w:rPr>
-        <w:t>°</w:t>
+        <w:t/>
       </w:r>
       <w:r>
         <w:rPr>
@@ -5705,13 +5705,13 @@
           <w:color w:val="000000"/>
           <w:lang w:eastAsia="es-PE"/>
         </w:rPr>
-        <w:t>°</w:t>
+        <w:t/>
       </w:r>
       <w:r>
         <w:rPr>
           <w:rFonts w:ascii="Arial Narrow" w:eastAsia="Calibri" w:hAnsi="Arial Narrow" w:cs="Arial"/>
         </w:rPr>
-        <w:t xml:space="preserve"> del Decreto Legislativo N° 807</w:t>
+        <w:t xml:space="preserve"> del Decreto Legislativo 807</w:t>
       </w:r>
       <w:r>
         <w:rPr>
@@ -5911,7 +5911,7 @@
           <w:color w:val="000000"/>
           <w:lang w:eastAsia="es-PE"/>
         </w:rPr>
-        <w:t>°</w:t>
+        <w:t/>
       </w:r>
       <w:r>
         <w:rPr>
@@ -5933,7 +5933,7 @@
           <w:color w:val="000000"/>
           <w:lang w:eastAsia="es-PE"/>
         </w:rPr>
-        <w:t>°</w:t>
+        <w:t/>
       </w:r>
       <w:r>
         <w:rPr>
@@ -6332,7 +6332,7 @@
           <w:bCs/>
           <w:color w:val="000000" w:themeColor="text1"/>
         </w:rPr>
-        <w:t> Protección al Consumidor N° 1</w:t>
+        <w:t> Protección al Consumidor 1</w:t>
       </w:r>
     </w:p>
     <w:p>
@@ -6605,7 +6605,7 @@
           <w:sz w:val="14"/>
           <w:szCs w:val="14"/>
         </w:rPr>
-        <w:t xml:space="preserve">Artículo 24º.- El </w:t>
+        <w:t xml:space="preserve">Artículo 24.- El </w:t>
       </w:r>
       <w:proofErr w:type="gramStart"/>
       <w:r>
@@ -6914,7 +6914,7 @@
           <w:szCs w:val="14"/>
         </w:rPr>
         <w:tab/>
-        <w:t>El 19 de agosto de 2025, la señora Odilia Contreras Otero fue notificada con la Resolución N°2.</w:t>
+        <w:t>El 19 de agosto de 2025, la señora Odilia Contreras Otero fue notificada con la Resolución 2.</w:t>
       </w:r>
     </w:p>
   </w:footnote>
@@ -6950,7 +6950,7 @@
           <w:sz w:val="14"/>
           <w:szCs w:val="14"/>
         </w:rPr>
-        <w:t xml:space="preserve">  </w:t>
+        <w:t xml:space="preserve"> </w:t>
       </w:r>
       <w:r>
         <w:rPr>
@@ -6968,7 +6968,7 @@
           <w:sz w:val="14"/>
           <w:szCs w:val="14"/>
         </w:rPr>
-        <w:t xml:space="preserve">LEY N° 29571, CÓDIGO DE PROTECCIÓN Y DEFENSA DEL CONSUMIDOR, publicado el 2 de setiembre de 2010 y modificado por Decreto Legislativo N° 1308 </w:t>
+        <w:t xml:space="preserve">LEY 29571, CÓDIGO DE PROTECCIÓN Y DEFENSA DEL CONSUMIDOR, publicado el 2 de setiembre de 2010 y modificado por Decreto Legislativo 1308 </w:t>
       </w:r>
     </w:p>
     <w:p>
@@ -7020,7 +7020,7 @@
           <w:szCs w:val="14"/>
         </w:rPr>
         <w:tab/>
-        <w:t xml:space="preserve">El Instituto Nacional de Defensa de la Competencia y de la Protección de la Propiedad Intelectual (Indecopi) es la autoridad con competencia primaria y de alcance nacional para conocer las presuntas infracciones a las disposiciones contenidas en el presente Código, así como para imponer las sanciones y medidas correctivas establecidas en el presente capítulo, conforme al Decreto Legislativo N° 1033, Ley de Organización y Funciones del Indecopi. Dicha competencia solo puede ser negada cuando ella haya sido asignada o se asigne a favor de otro organismo por norma expresa con rango de ley. </w:t>
+        <w:t xml:space="preserve">El Instituto Nacional de Defensa de la Competencia y de la Protección de la Propiedad Intelectual (Indecopi) es la autoridad con competencia primaria y de alcance nacional para conocer las presuntas infracciones a las disposiciones contenidas en el presente Código, así como para imponer las sanciones y medidas correctivas establecidas en el presente capítulo, conforme al Decreto Legislativo 1033, Ley de Organización y Funciones del Indecopi. Dicha competencia solo puede ser negada cuando ella haya sido asignada o se asigne a favor de otro organismo por norma expresa con rango de ley. </w:t>
       </w:r>
     </w:p>
     <w:p>
@@ -7094,7 +7094,7 @@
           <w:sz w:val="14"/>
           <w:szCs w:val="14"/>
         </w:rPr>
-        <w:t xml:space="preserve">LEY DE ORGANIZACIÓN Y FUNCIONES DEL INDECOPI, APROBADA POR DECRETO LEGISLATIVO N° 1033 </w:t>
+        <w:t xml:space="preserve">LEY DE ORGANIZACIÓN Y FUNCIONES DEL INDECOPI, APROBADA POR DECRETO LEGISLATIVO 1033 </w:t>
       </w:r>
     </w:p>
     <w:p>
@@ -7221,7 +7221,7 @@
           <w:sz w:val="16"/>
           <w:szCs w:val="16"/>
         </w:rPr>
-        <w:t xml:space="preserve">           </w:t>
+        <w:t xml:space="preserve"> </w:t>
       </w:r>
       <w:r>
         <w:rPr>
@@ -7250,7 +7250,7 @@
           <w:sz w:val="16"/>
           <w:szCs w:val="16"/>
         </w:rPr>
-        <w:t>N°</w:t>
+        <w:t/>
       </w:r>
       <w:proofErr w:type="spellEnd"/>
       <w:r>
@@ -7272,7 +7272,7 @@
           <w:sz w:val="16"/>
           <w:szCs w:val="16"/>
         </w:rPr>
-        <w:t>N°</w:t>
+        <w:t/>
       </w:r>
       <w:proofErr w:type="spellEnd"/>
       <w:r>
@@ -7283,7 +7283,7 @@
           <w:sz w:val="16"/>
           <w:szCs w:val="16"/>
         </w:rPr>
-        <w:t xml:space="preserve"> 1308   </w:t>
+        <w:t xml:space="preserve"> 1308 </w:t>
       </w:r>
     </w:p>
     <w:p>
@@ -7424,7 +7424,7 @@
           <w:sz w:val="16"/>
           <w:szCs w:val="16"/>
         </w:rPr>
-        <w:t xml:space="preserve">           </w:t>
+        <w:t xml:space="preserve"> </w:t>
       </w:r>
       <w:r>
         <w:rPr>
@@ -7453,7 +7453,7 @@
           <w:sz w:val="16"/>
           <w:szCs w:val="16"/>
         </w:rPr>
-        <w:t>N°</w:t>
+        <w:t/>
       </w:r>
       <w:proofErr w:type="spellEnd"/>
       <w:r>
@@ -7475,7 +7475,7 @@
           <w:sz w:val="16"/>
           <w:szCs w:val="16"/>
         </w:rPr>
-        <w:t>N°</w:t>
+        <w:t/>
       </w:r>
       <w:proofErr w:type="spellEnd"/>
       <w:r>
@@ -7486,7 +7486,7 @@
           <w:sz w:val="16"/>
           <w:szCs w:val="16"/>
         </w:rPr>
-        <w:t xml:space="preserve"> 1308   </w:t>
+        <w:t xml:space="preserve"> 1308 </w:t>
       </w:r>
     </w:p>
     <w:p>
@@ -7510,7 +7510,7 @@
           <w:sz w:val="16"/>
           <w:szCs w:val="16"/>
         </w:rPr>
-        <w:t xml:space="preserve">Artículo 18.- Idoneidad   </w:t>
+        <w:t xml:space="preserve">Artículo 18.- Idoneidad </w:t>
       </w:r>
     </w:p>
     <w:p>
@@ -7530,7 +7530,7 @@
           <w:sz w:val="16"/>
           <w:szCs w:val="16"/>
         </w:rPr>
-        <w:t xml:space="preserve">Se entiende por idoneidad la correspondencia entre lo que un consumidor espera y lo que efectivamente recibe, en función a lo que se le hubiera ofrecido, la publicidad e información transmitida, las condiciones y circunstancias de la transacción, las características y naturaleza del producto o servicio, el precio, entre otros factores, atendiendo a las circunstancias del caso.    </w:t>
+        <w:t xml:space="preserve">Se entiende por idoneidad la correspondencia entre lo que un consumidor espera y lo que efectivamente recibe, en función a lo que se le hubiera ofrecido, la publicidad e información transmitida, las condiciones y circunstancias de la transacción, las características y naturaleza del producto o servicio, el precio, entre otros factores, atendiendo a las circunstancias del caso. </w:t>
       </w:r>
     </w:p>
     <w:p>
@@ -7680,7 +7680,7 @@
           <w:sz w:val="16"/>
           <w:szCs w:val="16"/>
         </w:rPr>
-        <w:t>N°</w:t>
+        <w:t/>
       </w:r>
       <w:proofErr w:type="spellEnd"/>
       <w:r>
@@ -7702,7 +7702,7 @@
           <w:sz w:val="16"/>
           <w:szCs w:val="16"/>
         </w:rPr>
-        <w:t>N°</w:t>
+        <w:t/>
       </w:r>
       <w:proofErr w:type="spellEnd"/>
       <w:r>
@@ -7713,7 +7713,7 @@
           <w:sz w:val="16"/>
           <w:szCs w:val="16"/>
         </w:rPr>
-        <w:t xml:space="preserve"> 1308   </w:t>
+        <w:t xml:space="preserve"> 1308 </w:t>
       </w:r>
     </w:p>
     <w:p>
@@ -8002,7 +8002,7 @@
           <w:sz w:val="14"/>
           <w:szCs w:val="14"/>
         </w:rPr>
-        <w:t xml:space="preserve">  </w:t>
+        <w:t xml:space="preserve"> </w:t>
       </w:r>
       <w:r>
         <w:rPr>
@@ -8031,7 +8031,7 @@
           <w:sz w:val="14"/>
           <w:szCs w:val="14"/>
         </w:rPr>
-        <w:t>N°</w:t>
+        <w:t/>
       </w:r>
       <w:proofErr w:type="spellEnd"/>
       <w:r>
@@ -8227,7 +8227,7 @@
           <w:sz w:val="14"/>
           <w:szCs w:val="14"/>
         </w:rPr>
-        <w:t>Nº</w:t>
+        <w:t/>
       </w:r>
       <w:proofErr w:type="spellEnd"/>
       <w:r>
@@ -8333,7 +8333,7 @@
           <w:sz w:val="14"/>
           <w:szCs w:val="14"/>
         </w:rPr>
-        <w:t>publicado el 2 de setiembre de 2010 y modificado por Decreto Legislativo N° 1308</w:t>
+        <w:t>publicado el 2 de setiembre de 2010 y modificado por Decreto Legislativo 1308</w:t>
       </w:r>
     </w:p>
     <w:p>
@@ -8490,7 +8490,7 @@
           <w:szCs w:val="14"/>
           <w:vertAlign w:val="superscript"/>
         </w:rPr>
-        <w:t xml:space="preserve">  </w:t>
+        <w:t xml:space="preserve"> </w:t>
       </w:r>
       <w:r>
         <w:rPr>
@@ -8498,7 +8498,7 @@
           <w:sz w:val="14"/>
           <w:szCs w:val="14"/>
         </w:rPr>
-        <w:t xml:space="preserve">     </w:t>
+        <w:t xml:space="preserve"> </w:t>
       </w:r>
       <w:r>
         <w:rPr>
@@ -8534,7 +8534,7 @@
           <w:sz w:val="14"/>
           <w:szCs w:val="14"/>
         </w:rPr>
-        <w:t>publicado el 2 de setiembre de 2010 y modificado por Decreto Legislativo N° 1308</w:t>
+        <w:t>publicado el 2 de setiembre de 2010 y modificado por Decreto Legislativo 1308</w:t>
       </w:r>
     </w:p>
     <w:p>
@@ -8577,7 +8577,7 @@
           <w:sz w:val="14"/>
           <w:szCs w:val="14"/>
         </w:rPr>
-        <w:t>El órgano resolutivo puede sancionar las infracciones administrativas a que se refiere el artículo 108º con amonestación y multas de hasta cuatrocientos cincuenta (450) Unidades Impositivas Tributarias (UIT), las cuales son calificadas de la siguiente manera:</w:t>
+        <w:t>El órgano resolutivo puede sancionar las infracciones administrativas a que se refiere el artículo 108 con amonestación y multas de hasta cuatrocientos cincuenta (450) Unidades Impositivas Tributarias (UIT), las cuales son calificadas de la siguiente manera:</w:t>
       </w:r>
     </w:p>
     <w:p>
@@ -8700,7 +8700,7 @@
           <w:sz w:val="14"/>
           <w:szCs w:val="14"/>
         </w:rPr>
-        <w:t xml:space="preserve">        </w:t>
+        <w:t xml:space="preserve"> </w:t>
       </w:r>
       <w:r>
         <w:rPr>
@@ -9517,7 +9517,7 @@
           <w:sz w:val="14"/>
           <w:szCs w:val="14"/>
         </w:rPr>
-        <w:t xml:space="preserve">         </w:t>
+        <w:t xml:space="preserve"> </w:t>
       </w:r>
       <w:r>
         <w:rPr>
@@ -9553,7 +9553,7 @@
           <w:sz w:val="14"/>
           <w:szCs w:val="14"/>
         </w:rPr>
-        <w:t>publicado el 2 de setiembre de 2010 y modificado por Decreto Legislativo N° 1308</w:t>
+        <w:t>publicado el 2 de setiembre de 2010 y modificado por Decreto Legislativo 1308</w:t>
       </w:r>
     </w:p>
     <w:p>
@@ -9761,7 +9761,7 @@
           <w:sz w:val="14"/>
           <w:szCs w:val="14"/>
         </w:rPr>
-        <w:t>Nº</w:t>
+        <w:t/>
       </w:r>
       <w:proofErr w:type="spellEnd"/>
       <w:r>
@@ -10096,7 +10096,7 @@
                               <w:sz w:val="16"/>
                               <w:szCs w:val="16"/>
                             </w:rPr>
-                            <w:t>SECRETARÍA TÉCNICA DE LA COMISIÓN DE PROTECCIÓN AL CONSUMIDOR N°1</w:t>
+                            <w:t>SECRETARÍA TÉCNICA DE LA Comisión de Protección al Consumidor 1</w:t>
                           </w:r>
                         </w:p>
                         <w:p>
@@ -10176,7 +10176,7 @@
                         <w:sz w:val="16"/>
                         <w:szCs w:val="16"/>
                       </w:rPr>
-                      <w:t>SECRETARÍA TÉCNICA DE LA COMISIÓN DE PROTECCIÓN AL CONSUMIDOR N°1</w:t>
+                      <w:t>SECRETARÍA TÉCNICA DE LA Comisión de Protección al Consumidor 1</w:t>
                     </w:r>
                   </w:p>
                   <w:p>

--- a/plantillas_maestras/03_seguro_desgravamen/materia_general_asegurativa/2_o_mas_ddos_varios/mujer/TPL_1549_2025_SEGURO_DESGRAVAMEN_MATERIA_GENERAL_ASEGURATIVA_ASEGURADORA_MUJER_R3.docx
+++ b/plantillas_maestras/03_seguro_desgravamen/materia_general_asegurativa/2_o_mas_ddos_varios/mujer/TPL_1549_2025_SEGURO_DESGRAVAMEN_MATERIA_GENERAL_ASEGURATIVA_ASEGURADORA_MUJER_R3.docx
@@ -93,7 +93,7 @@
           <w:color w:val="000000" w:themeColor="text1"/>
           <w:lang w:eastAsia="es-PE"/>
         </w:rPr>
-        <w:t>DENUNCIANTE</w:t>
+        <w:t xml:space="preserve">DENUNCIANTE:[DENUNCIANTE] (SEÑORA [APELLIDO])</w:t>
       </w:r>
       <w:r>
         <w:tab/>
@@ -106,7 +106,7 @@
           <w:color w:val="000000" w:themeColor="text1"/>
           <w:lang w:eastAsia="es-PE"/>
         </w:rPr>
-        <w:t>:</w:t>
+        <w:t/>
       </w:r>
       <w:r>
         <w:tab/>
@@ -119,7 +119,7 @@
           <w:color w:val="000000" w:themeColor="text1"/>
           <w:lang w:eastAsia="es-PE"/>
         </w:rPr>
-        <w:t>ODILIA CONTRERAS OTERO (SEÑORA CONTRERAS)</w:t>
+        <w:t/>
       </w:r>
     </w:p>
     <w:p>
@@ -532,7 +532,7 @@
           <w:color w:val="000000"/>
           <w:lang w:val="es-ES" w:eastAsia="es-ES"/>
         </w:rPr>
-        <w:t xml:space="preserve">Mediante la denuncia del </w:t>
+        <w:t xml:space="preserve">Mediante la denuncia del 1 de julio de 2025, subsanada mediante escrito del 13 de agosto de 2025, la señora [APELLIDO] denunció al Cafae-SE y La Positiva por presuntas infracciones a la Ley 29571, Código de Protección y Defensa del Consumidor (en adelante, Código), señalando lo siguiente:</w:t>
       </w:r>
       <w:r>
         <w:rPr>
@@ -540,7 +540,7 @@
           <w:color w:val="000000"/>
           <w:lang w:val="es-ES" w:eastAsia="es-ES"/>
         </w:rPr>
-        <w:t>1 de julio de 2025</w:t>
+        <w:t/>
       </w:r>
       <w:r>
         <w:rPr>
@@ -548,7 +548,7 @@
           <w:color w:val="000000"/>
           <w:lang w:val="es-ES" w:eastAsia="es-ES"/>
         </w:rPr>
-        <w:t xml:space="preserve">, subsanada mediante escrito del </w:t>
+        <w:t xml:space="preserve"/>
       </w:r>
       <w:r>
         <w:rPr>
@@ -556,37 +556,37 @@
           <w:color w:val="000000"/>
           <w:lang w:val="es-ES" w:eastAsia="es-ES"/>
         </w:rPr>
-        <w:t>13 de agosto de 2025</w:t>
+        <w:t/>
       </w:r>
       <w:r>
         <w:rPr>
           <w:rFonts w:ascii="Arial Narrow" w:eastAsia="Calibri" w:hAnsi="Arial Narrow" w:cs="Arial"/>
         </w:rPr>
-        <w:t xml:space="preserve">, </w:t>
+        <w:t xml:space="preserve"/>
       </w:r>
       <w:r>
         <w:rPr>
           <w:rFonts w:ascii="Arial Narrow" w:eastAsia="Calibri" w:hAnsi="Arial Narrow" w:cs="Arial"/>
         </w:rPr>
-        <w:t>la</w:t>
+        <w:t/>
       </w:r>
       <w:r>
         <w:rPr>
           <w:rFonts w:ascii="Arial Narrow" w:eastAsia="Calibri" w:hAnsi="Arial Narrow" w:cs="Arial"/>
         </w:rPr>
-        <w:t xml:space="preserve"> </w:t>
+        <w:t xml:space="preserve"/>
       </w:r>
       <w:r>
         <w:rPr>
           <w:rFonts w:ascii="Arial Narrow" w:eastAsia="Calibri" w:hAnsi="Arial Narrow" w:cs="Arial"/>
         </w:rPr>
-        <w:t xml:space="preserve">señora Contreras </w:t>
+        <w:t xml:space="preserve"/>
       </w:r>
       <w:r>
         <w:rPr>
           <w:rFonts w:ascii="Arial Narrow" w:eastAsia="Calibri" w:hAnsi="Arial Narrow" w:cs="Arial"/>
         </w:rPr>
-        <w:t>d</w:t>
+        <w:t/>
       </w:r>
       <w:r>
         <w:rPr>
@@ -594,7 +594,7 @@
           <w:color w:val="000000"/>
           <w:lang w:val="es-ES" w:eastAsia="es-ES"/>
         </w:rPr>
-        <w:t>enunció a</w:t>
+        <w:t/>
       </w:r>
       <w:r>
         <w:rPr>
@@ -602,7 +602,7 @@
           <w:color w:val="000000"/>
           <w:lang w:val="es-ES" w:eastAsia="es-ES"/>
         </w:rPr>
-        <w:t xml:space="preserve">l </w:t>
+        <w:t xml:space="preserve"/>
       </w:r>
       <w:proofErr w:type="spellStart"/>
       <w:r>
@@ -611,7 +611,7 @@
           <w:color w:val="000000"/>
           <w:lang w:val="es-ES" w:eastAsia="es-ES"/>
         </w:rPr>
-        <w:t>Cafae</w:t>
+        <w:t/>
       </w:r>
       <w:proofErr w:type="spellEnd"/>
       <w:r>
@@ -620,7 +620,7 @@
           <w:color w:val="000000"/>
           <w:lang w:val="es-ES" w:eastAsia="es-ES"/>
         </w:rPr>
-        <w:t xml:space="preserve">-SE y La Positiva </w:t>
+        <w:t xml:space="preserve"/>
       </w:r>
       <w:r>
         <w:rPr>
@@ -628,7 +628,7 @@
           <w:color w:val="000000"/>
           <w:lang w:val="es-ES" w:eastAsia="es-ES"/>
         </w:rPr>
-        <w:t>por presuntas infracciones a la Ley 29571, Código de Protección y Defensa del Consumidor (en adelante, Código)</w:t>
+        <w:t/>
       </w:r>
       <w:r>
         <w:rPr>
@@ -645,7 +645,7 @@
           <w:color w:val="000000"/>
           <w:lang w:val="es-ES" w:eastAsia="es-ES"/>
         </w:rPr>
-        <w:t xml:space="preserve">, señalando </w:t>
+        <w:t xml:space="preserve"/>
       </w:r>
       <w:r>
         <w:rPr>
@@ -654,7 +654,7 @@
           <w:color w:val="000000"/>
           <w:lang w:val="es-ES" w:eastAsia="es-ES"/>
         </w:rPr>
-        <w:t>lo siguiente:</w:t>
+        <w:t/>
       </w:r>
     </w:p>
     <w:p>
@@ -1034,13 +1034,13 @@
         <w:rPr>
           <w:rFonts w:ascii="Arial Narrow" w:eastAsia="Calibri" w:hAnsi="Arial Narrow" w:cs="Arial"/>
         </w:rPr>
-        <w:t>L</w:t>
+        <w:t xml:space="preserve">La señora [APELLIDO] solicitó, en calidad de medida correctiva, que La Positiva cumpla con realizar el pago de S/ 78 000,00 por resarcimiento correspondiente a la cuantificación de la deuda por los aportes no devueltos y la falta de cumplimiento de la compañía aseguradora en la restitución de los montos.</w:t>
       </w:r>
       <w:r>
         <w:rPr>
           <w:rFonts w:ascii="Arial Narrow" w:eastAsia="Calibri" w:hAnsi="Arial Narrow" w:cs="Arial"/>
         </w:rPr>
-        <w:t xml:space="preserve">a señora Contreras </w:t>
+        <w:t xml:space="preserve"/>
       </w:r>
       <w:r>
         <w:rPr>
@@ -1048,7 +1048,7 @@
           <w:color w:val="000000"/>
           <w:lang w:val="es-ES" w:eastAsia="es-ES"/>
         </w:rPr>
-        <w:t xml:space="preserve">solicitó, en calidad de medida correctiva, que </w:t>
+        <w:t xml:space="preserve"/>
       </w:r>
       <w:bookmarkStart w:id="0" w:name="_Hlk206587071"/>
       <w:r>
@@ -1057,7 +1057,7 @@
           <w:color w:val="000000"/>
           <w:lang w:val="es-ES" w:eastAsia="es-ES"/>
         </w:rPr>
-        <w:t xml:space="preserve">La </w:t>
+        <w:t xml:space="preserve"/>
       </w:r>
       <w:r>
         <w:rPr>
@@ -1065,7 +1065,7 @@
           <w:color w:val="000000"/>
           <w:lang w:val="es-ES" w:eastAsia="es-ES"/>
         </w:rPr>
-        <w:t xml:space="preserve">Positiva </w:t>
+        <w:t xml:space="preserve"/>
       </w:r>
       <w:r>
         <w:rPr>
@@ -1073,7 +1073,7 @@
           <w:color w:val="000000"/>
           <w:lang w:val="es-ES" w:eastAsia="es-ES"/>
         </w:rPr>
-        <w:t>cumpla con</w:t>
+        <w:t/>
       </w:r>
       <w:r>
         <w:rPr>
@@ -1081,7 +1081,7 @@
           <w:color w:val="000000"/>
           <w:lang w:val="es-ES" w:eastAsia="es-ES"/>
         </w:rPr>
-        <w:t xml:space="preserve"> realizar </w:t>
+        <w:t xml:space="preserve"/>
       </w:r>
       <w:r>
         <w:rPr>
@@ -1089,7 +1089,7 @@
           <w:color w:val="000000"/>
           <w:lang w:val="es-ES" w:eastAsia="es-ES"/>
         </w:rPr>
-        <w:t xml:space="preserve">el pago </w:t>
+        <w:t xml:space="preserve"/>
       </w:r>
       <w:r>
         <w:rPr>
@@ -1097,7 +1097,7 @@
           <w:color w:val="000000"/>
           <w:lang w:val="es-ES" w:eastAsia="es-ES"/>
         </w:rPr>
-        <w:t>de</w:t>
+        <w:t/>
       </w:r>
       <w:r>
         <w:rPr>
@@ -1105,7 +1105,7 @@
           <w:color w:val="000000"/>
           <w:lang w:val="es-ES" w:eastAsia="es-ES"/>
         </w:rPr>
-        <w:t xml:space="preserve"> </w:t>
+        <w:t xml:space="preserve"/>
       </w:r>
       <w:r>
         <w:rPr>
@@ -1113,7 +1113,7 @@
           <w:color w:val="000000"/>
           <w:lang w:val="es-ES" w:eastAsia="es-ES"/>
         </w:rPr>
-        <w:t xml:space="preserve">S/ 78 000,00 </w:t>
+        <w:t xml:space="preserve"/>
       </w:r>
       <w:r>
         <w:rPr>
@@ -1121,7 +1121,7 @@
           <w:color w:val="000000"/>
           <w:lang w:val="es-ES" w:eastAsia="es-ES"/>
         </w:rPr>
-        <w:t xml:space="preserve">por </w:t>
+        <w:t xml:space="preserve"/>
       </w:r>
       <w:r>
         <w:rPr>
@@ -1129,7 +1129,7 @@
           <w:color w:val="000000"/>
           <w:lang w:eastAsia="es-ES"/>
         </w:rPr>
-        <w:t>resarcimiento</w:t>
+        <w:t/>
       </w:r>
       <w:r>
         <w:rPr>
@@ -1137,7 +1137,7 @@
           <w:color w:val="000000"/>
           <w:lang w:val="es-ES" w:eastAsia="es-ES"/>
         </w:rPr>
-        <w:t xml:space="preserve"> </w:t>
+        <w:t xml:space="preserve"/>
       </w:r>
       <w:r>
         <w:rPr>
@@ -1145,7 +1145,7 @@
           <w:color w:val="000000"/>
           <w:lang w:val="es-ES" w:eastAsia="es-ES"/>
         </w:rPr>
-        <w:t>correspondiente a la cuantificación de la deuda por los aportes no devueltos y la falta de cumplimiento de la compañía aseguradora en la restitución de los montos</w:t>
+        <w:t/>
       </w:r>
       <w:r>
         <w:rPr>
@@ -1153,7 +1153,7 @@
           <w:color w:val="000000"/>
           <w:lang w:val="es-ES" w:eastAsia="es-ES"/>
         </w:rPr>
-        <w:t>.</w:t>
+        <w:t/>
       </w:r>
     </w:p>
     <w:bookmarkEnd w:id="0"/>
@@ -1419,31 +1419,31 @@
           <w:color w:val="000000"/>
           <w:lang w:eastAsia="es-PE"/>
         </w:rPr>
-        <w:t>A</w:t>
-      </w:r>
-      <w:r>
-        <w:rPr>
-          <w:rFonts w:ascii="Arial Narrow" w:eastAsia="Times New Roman" w:hAnsi="Arial Narrow" w:cs="Arial"/>
-          <w:color w:val="000000"/>
-          <w:lang w:eastAsia="es-PE"/>
-        </w:rPr>
-        <w:t xml:space="preserve"> través de su escrito de denuncia, la señora </w:t>
-      </w:r>
-      <w:r>
-        <w:rPr>
-          <w:rFonts w:ascii="Arial Narrow" w:eastAsia="Times New Roman" w:hAnsi="Arial Narrow" w:cs="Arial"/>
-          <w:color w:val="000000"/>
-          <w:lang w:eastAsia="es-PE"/>
-        </w:rPr>
-        <w:t xml:space="preserve">Contreras </w:t>
-      </w:r>
-      <w:r>
-        <w:rPr>
-          <w:rFonts w:ascii="Arial Narrow" w:eastAsia="Times New Roman" w:hAnsi="Arial Narrow" w:cs="Arial"/>
-          <w:color w:val="000000"/>
-          <w:lang w:eastAsia="es-PE"/>
-        </w:rPr>
-        <w:t xml:space="preserve">solicitó ser notificada con las actuaciones del procedimiento al correo electrónico </w:t>
+        <w:t xml:space="preserve">A través de su escrito de denuncia, la señora [APELLIDO] solicitó ser notificada con las actuaciones del procedimiento al correo electrónico [CORREO]; </w:t>
+      </w:r>
+      <w:r>
+        <w:rPr>
+          <w:rFonts w:ascii="Arial Narrow" w:eastAsia="Times New Roman" w:hAnsi="Arial Narrow" w:cs="Arial"/>
+          <w:color w:val="000000"/>
+          <w:lang w:eastAsia="es-PE"/>
+        </w:rPr>
+        <w:t xml:space="preserve"/>
+      </w:r>
+      <w:r>
+        <w:rPr>
+          <w:rFonts w:ascii="Arial Narrow" w:eastAsia="Times New Roman" w:hAnsi="Arial Narrow" w:cs="Arial"/>
+          <w:color w:val="000000"/>
+          <w:lang w:eastAsia="es-PE"/>
+        </w:rPr>
+        <w:t xml:space="preserve"/>
+      </w:r>
+      <w:r>
+        <w:rPr>
+          <w:rFonts w:ascii="Arial Narrow" w:eastAsia="Times New Roman" w:hAnsi="Arial Narrow" w:cs="Arial"/>
+          <w:color w:val="000000"/>
+          <w:lang w:eastAsia="es-PE"/>
+        </w:rPr>
+        <w:t xml:space="preserve"/>
       </w:r>
       <w:hyperlink r:id="rId12" w:history="1">
         <w:r>
@@ -1451,22 +1451,22 @@
             <w:rStyle w:val="Hipervnculo"/>
             <w:rFonts w:ascii="Arial Narrow" w:hAnsi="Arial Narrow"/>
           </w:rPr>
-          <w:t>chacla-1221@hotmail.com</w:t>
+          <w:t/>
         </w:r>
       </w:hyperlink>
       <w:r>
         <w:rPr>
           <w:rFonts w:ascii="Arial Narrow" w:hAnsi="Arial Narrow"/>
         </w:rPr>
-        <w:t>;</w:t>
-      </w:r>
-      <w:r>
-        <w:rPr>
-          <w:rFonts w:ascii="Arial Narrow" w:eastAsia="Times New Roman" w:hAnsi="Arial Narrow" w:cs="Arial"/>
-          <w:color w:val="000000"/>
-          <w:lang w:eastAsia="es-PE"/>
-        </w:rPr>
-        <w:t xml:space="preserve"> </w:t>
+        <w:t/>
+      </w:r>
+      <w:r>
+        <w:rPr>
+          <w:rFonts w:ascii="Arial Narrow" w:eastAsia="Times New Roman" w:hAnsi="Arial Narrow" w:cs="Arial"/>
+          <w:color w:val="000000"/>
+          <w:lang w:eastAsia="es-PE"/>
+        </w:rPr>
+        <w:t xml:space="preserve"/>
       </w:r>
     </w:p>
     <w:p>
@@ -1506,91 +1506,91 @@
         <w:rPr>
           <w:rFonts w:ascii="Arial Narrow" w:hAnsi="Arial Narrow" w:cs="Arial"/>
         </w:rPr>
-        <w:t>El</w:t>
+        <w:t xml:space="preserve">El 1 de agosto de 2025, mediante Resolución 1, la Secretaría Técnica de la Comisión de Protección al Consumidor 1 (en adelante, Secretaría Técnica) requirió a la señora [APELLIDO] que cumpla, en el plazo de dos (2) días hábiles, con lo siguiente: (i) enumerar los presuntos hechos infractores materia de denuncia del Comité de Administración del Fondo de Asistencia y Estímulo de Los Trabajadores del Sector Educación, información que será tomada en cuenta para elaborar la imputación de cargos, debiendo presentar ello mediante documento debidamente firmado; (ii) enumerar los presuntos hechos infractores materia de denuncia de La Positiva Seguros y Reaseguros S.A.A., información que será tomada en cuenta para elaborar la imputación de cargos, debiendo presentar ello mediante documento debidamente firmado; y, (iii) detallar el monto de la pretensión materia de denuncia. Cabe precisar, que dicha actuación fue notificada a la dirección electrónica siguiente: [CORREO].</w:t>
       </w:r>
       <w:r>
         <w:rPr>
           <w:rFonts w:ascii="Arial Narrow" w:hAnsi="Arial Narrow" w:cs="Arial"/>
         </w:rPr>
-        <w:t xml:space="preserve"> </w:t>
+        <w:t xml:space="preserve"/>
       </w:r>
       <w:r>
         <w:rPr>
           <w:rFonts w:ascii="Arial Narrow" w:hAnsi="Arial Narrow" w:cs="Arial"/>
         </w:rPr>
-        <w:t>1 de agosto de 2025</w:t>
+        <w:t/>
       </w:r>
       <w:r>
         <w:rPr>
           <w:rFonts w:ascii="Arial Narrow" w:hAnsi="Arial Narrow" w:cs="Arial"/>
         </w:rPr>
-        <w:t xml:space="preserve">, mediante Resolución 1, la Secretaría Técnica de la Comisión de Protección al Consumidor 1 (en adelante, Secretaría Técnica) requirió a la señora </w:t>
-      </w:r>
-      <w:r>
-        <w:rPr>
-          <w:rFonts w:ascii="Arial Narrow" w:eastAsia="Times New Roman" w:hAnsi="Arial Narrow" w:cs="Arial"/>
-          <w:color w:val="000000"/>
-          <w:lang w:eastAsia="es-PE"/>
-        </w:rPr>
-        <w:t xml:space="preserve">Contreras </w:t>
+        <w:t xml:space="preserve"/>
+      </w:r>
+      <w:r>
+        <w:rPr>
+          <w:rFonts w:ascii="Arial Narrow" w:eastAsia="Times New Roman" w:hAnsi="Arial Narrow" w:cs="Arial"/>
+          <w:color w:val="000000"/>
+          <w:lang w:eastAsia="es-PE"/>
+        </w:rPr>
+        <w:t xml:space="preserve"/>
       </w:r>
       <w:r>
         <w:rPr>
           <w:rFonts w:ascii="Arial Narrow" w:hAnsi="Arial Narrow" w:cs="Arial"/>
         </w:rPr>
-        <w:t xml:space="preserve">que cumpla, en el plazo de dos (2) días hábiles, </w:t>
+        <w:t xml:space="preserve"/>
       </w:r>
       <w:r>
         <w:rPr>
           <w:rFonts w:ascii="Arial Narrow" w:hAnsi="Arial Narrow" w:cs="Arial"/>
         </w:rPr>
-        <w:t>con lo siguiente: (i) enumerar los presuntos hechos infractores materia de denuncia del Comité de Administración del Fondo de Asistencia y Estímulo de Los Trabajadores del Sector Educación, información que será tomada en cuenta para elaborar la imputación de cargos, debiendo presentar ello mediante documento debidamente firmado; (</w:t>
+        <w:t/>
       </w:r>
       <w:proofErr w:type="spellStart"/>
       <w:r>
         <w:rPr>
           <w:rFonts w:ascii="Arial Narrow" w:hAnsi="Arial Narrow" w:cs="Arial"/>
         </w:rPr>
-        <w:t>ii</w:t>
+        <w:t/>
       </w:r>
       <w:proofErr w:type="spellEnd"/>
       <w:r>
         <w:rPr>
           <w:rFonts w:ascii="Arial Narrow" w:hAnsi="Arial Narrow" w:cs="Arial"/>
         </w:rPr>
-        <w:t>) enumerar los presuntos hechos infractores materia de denuncia de La Positiva Seguros y Reaseguros S.A</w:t>
+        <w:t/>
       </w:r>
       <w:r>
         <w:rPr>
           <w:rFonts w:ascii="Arial Narrow" w:hAnsi="Arial Narrow" w:cs="Arial"/>
         </w:rPr>
-        <w:t>.A</w:t>
+        <w:t/>
       </w:r>
       <w:r>
         <w:rPr>
           <w:rFonts w:ascii="Arial Narrow" w:hAnsi="Arial Narrow" w:cs="Arial"/>
         </w:rPr>
-        <w:t>., información que será tomada en cuenta para elaborar la imputación de cargos, debiendo presentar ello mediante documento debidamente firmado; y, (</w:t>
+        <w:t/>
       </w:r>
       <w:proofErr w:type="spellStart"/>
       <w:r>
         <w:rPr>
           <w:rFonts w:ascii="Arial Narrow" w:hAnsi="Arial Narrow" w:cs="Arial"/>
         </w:rPr>
-        <w:t>iii</w:t>
+        <w:t/>
       </w:r>
       <w:proofErr w:type="spellEnd"/>
       <w:r>
         <w:rPr>
           <w:rFonts w:ascii="Arial Narrow" w:hAnsi="Arial Narrow" w:cs="Arial"/>
         </w:rPr>
-        <w:t>) detallar el monto de la pretensión materia de denuncia.</w:t>
+        <w:t/>
       </w:r>
       <w:r>
         <w:rPr>
           <w:rFonts w:ascii="Arial Narrow" w:hAnsi="Arial Narrow" w:cs="Arial"/>
         </w:rPr>
-        <w:t xml:space="preserve"> Cabe precisar, que dicha actuación fue notificada a la dirección electrónica siguiente: </w:t>
+        <w:t xml:space="preserve"/>
       </w:r>
       <w:hyperlink r:id="rId13" w:history="1">
         <w:r>
@@ -1598,7 +1598,7 @@
             <w:rStyle w:val="Hipervnculo"/>
             <w:rFonts w:ascii="Arial Narrow" w:hAnsi="Arial Narrow"/>
           </w:rPr>
-          <w:t>chacla-1221@hotmail.com</w:t>
+          <w:t/>
         </w:r>
       </w:hyperlink>
       <w:r>
@@ -1607,7 +1607,7 @@
           <w:color w:val="000000"/>
           <w:lang w:eastAsia="es-PE"/>
         </w:rPr>
-        <w:t>.</w:t>
+        <w:t/>
       </w:r>
     </w:p>
     <w:p>
@@ -1649,65 +1649,65 @@
           <w:color w:val="000000"/>
           <w:lang w:eastAsia="es-PE"/>
         </w:rPr>
-        <w:t>El</w:t>
-      </w:r>
-      <w:r>
-        <w:rPr>
-          <w:rFonts w:ascii="Arial Narrow" w:eastAsia="Times New Roman" w:hAnsi="Arial Narrow" w:cs="Arial"/>
-          <w:color w:val="000000"/>
-          <w:lang w:eastAsia="es-PE"/>
-        </w:rPr>
-        <w:t xml:space="preserve"> 13 de agosto de 2025, la señora Contreras presentó el escrito de subsanación de denuncia</w:t>
-      </w:r>
-      <w:r>
-        <w:rPr>
-          <w:rFonts w:ascii="Arial Narrow" w:eastAsia="Times New Roman" w:hAnsi="Arial Narrow" w:cs="Arial"/>
-          <w:color w:val="000000"/>
-          <w:lang w:eastAsia="es-PE"/>
-        </w:rPr>
-        <w:t xml:space="preserve">, cumpliendo con </w:t>
-      </w:r>
-      <w:r>
-        <w:rPr>
-          <w:rFonts w:ascii="Arial Narrow" w:eastAsia="Times New Roman" w:hAnsi="Arial Narrow" w:cs="Arial"/>
-          <w:color w:val="000000"/>
-          <w:lang w:eastAsia="es-PE"/>
-        </w:rPr>
-        <w:t xml:space="preserve">lo requerido en la </w:t>
+        <w:t xml:space="preserve">El 13 de agosto de 2025, la señora [APELLIDO] presentó el escrito de subsanación de denuncia, cumpliendo con lo requerido en la Resolución 1 del 1 de agosto de 2025.</w:t>
+      </w:r>
+      <w:r>
+        <w:rPr>
+          <w:rFonts w:ascii="Arial Narrow" w:eastAsia="Times New Roman" w:hAnsi="Arial Narrow" w:cs="Arial"/>
+          <w:color w:val="000000"/>
+          <w:lang w:eastAsia="es-PE"/>
+        </w:rPr>
+        <w:t xml:space="preserve"/>
+      </w:r>
+      <w:r>
+        <w:rPr>
+          <w:rFonts w:ascii="Arial Narrow" w:eastAsia="Times New Roman" w:hAnsi="Arial Narrow" w:cs="Arial"/>
+          <w:color w:val="000000"/>
+          <w:lang w:eastAsia="es-PE"/>
+        </w:rPr>
+        <w:t xml:space="preserve"/>
+      </w:r>
+      <w:r>
+        <w:rPr>
+          <w:rFonts w:ascii="Arial Narrow" w:eastAsia="Times New Roman" w:hAnsi="Arial Narrow" w:cs="Arial"/>
+          <w:color w:val="000000"/>
+          <w:lang w:eastAsia="es-PE"/>
+        </w:rPr>
+        <w:t xml:space="preserve"/>
       </w:r>
       <w:r>
         <w:rPr>
           <w:rFonts w:ascii="Arial Narrow" w:hAnsi="Arial Narrow" w:cs="Arial"/>
         </w:rPr>
-        <w:t>Resolución 1</w:t>
-      </w:r>
-      <w:r>
-        <w:rPr>
-          <w:rFonts w:ascii="Arial Narrow" w:eastAsia="Times New Roman" w:hAnsi="Arial Narrow" w:cs="Arial"/>
-          <w:color w:val="000000"/>
-          <w:lang w:eastAsia="es-PE"/>
-        </w:rPr>
-        <w:t xml:space="preserve"> </w:t>
-      </w:r>
-      <w:r>
-        <w:rPr>
-          <w:rFonts w:ascii="Arial Narrow" w:eastAsia="Times New Roman" w:hAnsi="Arial Narrow" w:cs="Arial"/>
-          <w:color w:val="000000"/>
-          <w:lang w:eastAsia="es-PE"/>
-        </w:rPr>
-        <w:t xml:space="preserve">del </w:t>
+        <w:t/>
+      </w:r>
+      <w:r>
+        <w:rPr>
+          <w:rFonts w:ascii="Arial Narrow" w:eastAsia="Times New Roman" w:hAnsi="Arial Narrow" w:cs="Arial"/>
+          <w:color w:val="000000"/>
+          <w:lang w:eastAsia="es-PE"/>
+        </w:rPr>
+        <w:t xml:space="preserve"/>
+      </w:r>
+      <w:r>
+        <w:rPr>
+          <w:rFonts w:ascii="Arial Narrow" w:eastAsia="Times New Roman" w:hAnsi="Arial Narrow" w:cs="Arial"/>
+          <w:color w:val="000000"/>
+          <w:lang w:eastAsia="es-PE"/>
+        </w:rPr>
+        <w:t xml:space="preserve"/>
       </w:r>
       <w:r>
         <w:rPr>
           <w:rFonts w:ascii="Arial Narrow" w:hAnsi="Arial Narrow" w:cs="Arial"/>
         </w:rPr>
-        <w:t>1 de agosto de 2025</w:t>
+        <w:t/>
       </w:r>
       <w:r>
         <w:rPr>
           <w:rFonts w:ascii="Arial Narrow" w:hAnsi="Arial Narrow" w:cs="Arial"/>
         </w:rPr>
-        <w:t>.</w:t>
+        <w:t/>
       </w:r>
     </w:p>
     <w:p>
@@ -1749,39 +1749,39 @@
           <w:color w:val="000000"/>
           <w:lang w:eastAsia="es-PE"/>
         </w:rPr>
-        <w:t>No</w:t>
-      </w:r>
-      <w:r>
-        <w:rPr>
-          <w:rFonts w:ascii="Arial Narrow" w:eastAsia="Times New Roman" w:hAnsi="Arial Narrow" w:cs="Arial"/>
-          <w:color w:val="000000"/>
-          <w:lang w:eastAsia="es-PE"/>
-        </w:rPr>
-        <w:t xml:space="preserve"> obstante, </w:t>
-      </w:r>
-      <w:r>
-        <w:rPr>
-          <w:rFonts w:ascii="Arial Narrow" w:eastAsia="Times New Roman" w:hAnsi="Arial Narrow" w:cs="Arial"/>
-          <w:color w:val="000000"/>
-          <w:lang w:eastAsia="es-PE"/>
-        </w:rPr>
-        <w:t xml:space="preserve">el </w:t>
-      </w:r>
-      <w:r>
-        <w:rPr>
-          <w:rFonts w:ascii="Arial Narrow" w:eastAsia="Times New Roman" w:hAnsi="Arial Narrow" w:cs="Arial"/>
-          <w:color w:val="000000"/>
-          <w:lang w:eastAsia="es-PE"/>
-        </w:rPr>
-        <w:t>14 de agosto de 2025</w:t>
-      </w:r>
-      <w:r>
-        <w:rPr>
-          <w:rFonts w:ascii="Arial Narrow" w:eastAsia="Times New Roman" w:hAnsi="Arial Narrow" w:cs="Arial"/>
-          <w:color w:val="000000"/>
-          <w:lang w:eastAsia="es-PE"/>
-        </w:rPr>
-        <w:t>, mediante Resolución 2</w:t>
+        <w:t xml:space="preserve">No obstante, el 14 de agosto de 2025, mediante Resolución 2, la Secretaría Técnica declaró inadmisible la denuncia, en la medida que la señora [APELLIDO] no habría cumplido con absolver el requerimiento efectuado mediante la Resolución 1; emitiéndose el siguiente pronunciamiento:</w:t>
+      </w:r>
+      <w:r>
+        <w:rPr>
+          <w:rFonts w:ascii="Arial Narrow" w:eastAsia="Times New Roman" w:hAnsi="Arial Narrow" w:cs="Arial"/>
+          <w:color w:val="000000"/>
+          <w:lang w:eastAsia="es-PE"/>
+        </w:rPr>
+        <w:t xml:space="preserve"/>
+      </w:r>
+      <w:r>
+        <w:rPr>
+          <w:rFonts w:ascii="Arial Narrow" w:eastAsia="Times New Roman" w:hAnsi="Arial Narrow" w:cs="Arial"/>
+          <w:color w:val="000000"/>
+          <w:lang w:eastAsia="es-PE"/>
+        </w:rPr>
+        <w:t xml:space="preserve"/>
+      </w:r>
+      <w:r>
+        <w:rPr>
+          <w:rFonts w:ascii="Arial Narrow" w:eastAsia="Times New Roman" w:hAnsi="Arial Narrow" w:cs="Arial"/>
+          <w:color w:val="000000"/>
+          <w:lang w:eastAsia="es-PE"/>
+        </w:rPr>
+        <w:t/>
+      </w:r>
+      <w:r>
+        <w:rPr>
+          <w:rFonts w:ascii="Arial Narrow" w:eastAsia="Times New Roman" w:hAnsi="Arial Narrow" w:cs="Arial"/>
+          <w:color w:val="000000"/>
+          <w:lang w:eastAsia="es-PE"/>
+        </w:rPr>
+        <w:t/>
       </w:r>
       <w:r>
         <w:rPr>
@@ -1795,23 +1795,23 @@
           <w:color w:val="000000"/>
           <w:lang w:eastAsia="es-PE"/>
         </w:rPr>
-        <w:t xml:space="preserve">, la Secretaría Técnica declaró inadmisible la denuncia, en la medida que la señora </w:t>
-      </w:r>
-      <w:r>
-        <w:rPr>
-          <w:rFonts w:ascii="Arial Narrow" w:eastAsia="Times New Roman" w:hAnsi="Arial Narrow" w:cs="Arial"/>
-          <w:color w:val="000000"/>
-          <w:lang w:eastAsia="es-PE"/>
-        </w:rPr>
-        <w:t xml:space="preserve">Contreras </w:t>
-      </w:r>
-      <w:r>
-        <w:rPr>
-          <w:rFonts w:ascii="Arial Narrow" w:eastAsia="Times New Roman" w:hAnsi="Arial Narrow" w:cs="Arial"/>
-          <w:color w:val="000000"/>
-          <w:lang w:eastAsia="es-PE"/>
-        </w:rPr>
-        <w:t>no habría cumplido con absolver el requerimiento efectuado mediante la Resolución 1; emitiéndose el siguiente pronunciamiento:</w:t>
+        <w:t xml:space="preserve"/>
+      </w:r>
+      <w:r>
+        <w:rPr>
+          <w:rFonts w:ascii="Arial Narrow" w:eastAsia="Times New Roman" w:hAnsi="Arial Narrow" w:cs="Arial"/>
+          <w:color w:val="000000"/>
+          <w:lang w:eastAsia="es-PE"/>
+        </w:rPr>
+        <w:t xml:space="preserve"/>
+      </w:r>
+      <w:r>
+        <w:rPr>
+          <w:rFonts w:ascii="Arial Narrow" w:eastAsia="Times New Roman" w:hAnsi="Arial Narrow" w:cs="Arial"/>
+          <w:color w:val="000000"/>
+          <w:lang w:eastAsia="es-PE"/>
+        </w:rPr>
+        <w:t/>
       </w:r>
     </w:p>
     <w:p>
@@ -1853,7 +1853,7 @@
           <w:color w:val="000000"/>
           <w:lang w:eastAsia="es-PE"/>
         </w:rPr>
-        <w:t>“</w:t>
+        <w:t xml:space="preserve">“Declarar inadmisible la denuncia presentada por la señora [DENUNCIANTE] contra el Comité de Administración del Fondo de Asistencia y Estímulo de los Trabajadores del Sector Educación y la Positiva Seguros y Reaseguros S.A.A. por presuntas infracciones a la Ley 29571, Código de Protección y Defensa del Consumidor.”</w:t>
       </w:r>
       <w:r>
         <w:rPr>
@@ -1863,7 +1863,7 @@
           <w:color w:val="000000"/>
           <w:lang w:eastAsia="es-PE"/>
         </w:rPr>
-        <w:t>Declarar inadmisible la denuncia presentada por la señora Odilia Contreras Otero contra el Comité de Administración del Fondo de Asistencia y Estímulo de los Trabajadores del Sector Educación y la Positiva Seguros y Reaseguros S.A.A. por presuntas infracciones a la Ley 29571, Código de Protección y Defensa del Consumidor.</w:t>
+        <w:t/>
       </w:r>
       <w:r>
         <w:rPr>
@@ -1873,7 +1873,7 @@
           <w:color w:val="000000"/>
           <w:lang w:eastAsia="es-PE"/>
         </w:rPr>
-        <w:t>”</w:t>
+        <w:t/>
       </w:r>
     </w:p>
     <w:p>
@@ -1918,47 +1918,47 @@
           <w:color w:val="000000"/>
           <w:lang w:eastAsia="es-PE"/>
         </w:rPr>
-        <w:t>La</w:t>
-      </w:r>
-      <w:r>
-        <w:rPr>
-          <w:rFonts w:ascii="Arial Narrow" w:eastAsia="Times New Roman" w:hAnsi="Arial Narrow" w:cs="Arial"/>
-          <w:color w:val="000000"/>
-          <w:lang w:eastAsia="es-PE"/>
-        </w:rPr>
-        <w:t xml:space="preserve"> Resolución N</w:t>
-      </w:r>
-      <w:r>
-        <w:rPr>
-          <w:rFonts w:ascii="Arial Narrow" w:eastAsia="Times New Roman" w:hAnsi="Arial Narrow" w:cs="Arial"/>
-          <w:color w:val="000000"/>
-          <w:lang w:eastAsia="es-PE"/>
-        </w:rPr>
-        <w:t xml:space="preserve"> 2 del </w:t>
-      </w:r>
-      <w:r>
-        <w:rPr>
-          <w:rFonts w:ascii="Arial Narrow" w:eastAsia="Times New Roman" w:hAnsi="Arial Narrow" w:cs="Arial"/>
-          <w:color w:val="000000"/>
-          <w:lang w:eastAsia="es-PE"/>
-        </w:rPr>
-        <w:t xml:space="preserve">14 de agosto de 2025 </w:t>
-      </w:r>
-      <w:r>
-        <w:rPr>
-          <w:rFonts w:ascii="Arial Narrow" w:eastAsia="Times New Roman" w:hAnsi="Arial Narrow" w:cs="Arial"/>
-          <w:color w:val="000000"/>
-          <w:lang w:eastAsia="es-PE"/>
-        </w:rPr>
-        <w:t xml:space="preserve">fue </w:t>
-      </w:r>
-      <w:r>
-        <w:rPr>
-          <w:rFonts w:ascii="Arial Narrow" w:eastAsia="Times New Roman" w:hAnsi="Arial Narrow" w:cs="Arial"/>
-          <w:color w:val="000000"/>
-          <w:lang w:eastAsia="es-PE"/>
-        </w:rPr>
-        <w:t xml:space="preserve">notificada a la dirección electrónica siguiente: </w:t>
+        <w:t xml:space="preserve">La Resolución N 2 del 14 de agosto de 2025 fue notificada a la dirección electrónica siguiente: [CORREO]; sin embargo, ello iría en contra del debido procedimiento, toda vez que la señora [APELLIDO] presentó el escrito de subsanación de denuncia el 13 de agosto de 2025.</w:t>
+      </w:r>
+      <w:r>
+        <w:rPr>
+          <w:rFonts w:ascii="Arial Narrow" w:eastAsia="Times New Roman" w:hAnsi="Arial Narrow" w:cs="Arial"/>
+          <w:color w:val="000000"/>
+          <w:lang w:eastAsia="es-PE"/>
+        </w:rPr>
+        <w:t xml:space="preserve"/>
+      </w:r>
+      <w:r>
+        <w:rPr>
+          <w:rFonts w:ascii="Arial Narrow" w:eastAsia="Times New Roman" w:hAnsi="Arial Narrow" w:cs="Arial"/>
+          <w:color w:val="000000"/>
+          <w:lang w:eastAsia="es-PE"/>
+        </w:rPr>
+        <w:t xml:space="preserve"/>
+      </w:r>
+      <w:r>
+        <w:rPr>
+          <w:rFonts w:ascii="Arial Narrow" w:eastAsia="Times New Roman" w:hAnsi="Arial Narrow" w:cs="Arial"/>
+          <w:color w:val="000000"/>
+          <w:lang w:eastAsia="es-PE"/>
+        </w:rPr>
+        <w:t xml:space="preserve"/>
+      </w:r>
+      <w:r>
+        <w:rPr>
+          <w:rFonts w:ascii="Arial Narrow" w:eastAsia="Times New Roman" w:hAnsi="Arial Narrow" w:cs="Arial"/>
+          <w:color w:val="000000"/>
+          <w:lang w:eastAsia="es-PE"/>
+        </w:rPr>
+        <w:t xml:space="preserve"/>
+      </w:r>
+      <w:r>
+        <w:rPr>
+          <w:rFonts w:ascii="Arial Narrow" w:eastAsia="Times New Roman" w:hAnsi="Arial Narrow" w:cs="Arial"/>
+          <w:color w:val="000000"/>
+          <w:lang w:eastAsia="es-PE"/>
+        </w:rPr>
+        <w:t xml:space="preserve"/>
       </w:r>
       <w:hyperlink r:id="rId14" w:history="1">
         <w:r>
@@ -1966,7 +1966,7 @@
             <w:rStyle w:val="Hipervnculo"/>
             <w:rFonts w:ascii="Arial Narrow" w:hAnsi="Arial Narrow"/>
           </w:rPr>
-          <w:t>chacla-1221@hotmail.com</w:t>
+          <w:t/>
         </w:r>
       </w:hyperlink>
       <w:r>
@@ -1975,47 +1975,47 @@
           <w:color w:val="000000"/>
           <w:lang w:eastAsia="es-PE"/>
         </w:rPr>
-        <w:t xml:space="preserve">; </w:t>
-      </w:r>
-      <w:r>
-        <w:rPr>
-          <w:rFonts w:ascii="Arial Narrow" w:eastAsia="Times New Roman" w:hAnsi="Arial Narrow" w:cs="Arial"/>
-          <w:color w:val="000000"/>
-          <w:lang w:eastAsia="es-PE"/>
-        </w:rPr>
-        <w:t>sin embargo, ello iría en contra del debido procedimiento, toda vez que</w:t>
-      </w:r>
-      <w:r>
-        <w:rPr>
-          <w:rFonts w:ascii="Arial Narrow" w:eastAsia="Times New Roman" w:hAnsi="Arial Narrow" w:cs="Arial"/>
-          <w:color w:val="000000"/>
-          <w:lang w:eastAsia="es-PE"/>
-        </w:rPr>
-        <w:t xml:space="preserve"> la señora Contreras presentó el escrito de subsanación de denuncia</w:t>
-      </w:r>
-      <w:r>
-        <w:rPr>
-          <w:rFonts w:ascii="Arial Narrow" w:eastAsia="Times New Roman" w:hAnsi="Arial Narrow" w:cs="Arial"/>
-          <w:color w:val="000000"/>
-          <w:lang w:eastAsia="es-PE"/>
-        </w:rPr>
-        <w:t xml:space="preserve"> </w:t>
-      </w:r>
-      <w:r>
-        <w:rPr>
-          <w:rFonts w:ascii="Arial Narrow" w:eastAsia="Times New Roman" w:hAnsi="Arial Narrow" w:cs="Arial"/>
-          <w:color w:val="000000"/>
-          <w:lang w:eastAsia="es-PE"/>
-        </w:rPr>
-        <w:t>el 13 de agosto de 2025</w:t>
-      </w:r>
-      <w:r>
-        <w:rPr>
-          <w:rFonts w:ascii="Arial Narrow" w:eastAsia="Times New Roman" w:hAnsi="Arial Narrow" w:cs="Arial"/>
-          <w:color w:val="000000"/>
-          <w:lang w:eastAsia="es-PE"/>
-        </w:rPr>
-        <w:t>.</w:t>
+        <w:t xml:space="preserve"/>
+      </w:r>
+      <w:r>
+        <w:rPr>
+          <w:rFonts w:ascii="Arial Narrow" w:eastAsia="Times New Roman" w:hAnsi="Arial Narrow" w:cs="Arial"/>
+          <w:color w:val="000000"/>
+          <w:lang w:eastAsia="es-PE"/>
+        </w:rPr>
+        <w:t/>
+      </w:r>
+      <w:r>
+        <w:rPr>
+          <w:rFonts w:ascii="Arial Narrow" w:eastAsia="Times New Roman" w:hAnsi="Arial Narrow" w:cs="Arial"/>
+          <w:color w:val="000000"/>
+          <w:lang w:eastAsia="es-PE"/>
+        </w:rPr>
+        <w:t xml:space="preserve"/>
+      </w:r>
+      <w:r>
+        <w:rPr>
+          <w:rFonts w:ascii="Arial Narrow" w:eastAsia="Times New Roman" w:hAnsi="Arial Narrow" w:cs="Arial"/>
+          <w:color w:val="000000"/>
+          <w:lang w:eastAsia="es-PE"/>
+        </w:rPr>
+        <w:t xml:space="preserve"/>
+      </w:r>
+      <w:r>
+        <w:rPr>
+          <w:rFonts w:ascii="Arial Narrow" w:eastAsia="Times New Roman" w:hAnsi="Arial Narrow" w:cs="Arial"/>
+          <w:color w:val="000000"/>
+          <w:lang w:eastAsia="es-PE"/>
+        </w:rPr>
+        <w:t/>
+      </w:r>
+      <w:r>
+        <w:rPr>
+          <w:rFonts w:ascii="Arial Narrow" w:eastAsia="Times New Roman" w:hAnsi="Arial Narrow" w:cs="Arial"/>
+          <w:color w:val="000000"/>
+          <w:lang w:eastAsia="es-PE"/>
+        </w:rPr>
+        <w:t/>
       </w:r>
     </w:p>
     <w:p>
@@ -2057,31 +2057,31 @@
           <w:color w:val="000000"/>
           <w:lang w:eastAsia="es-PE"/>
         </w:rPr>
-        <w:t>La</w:t>
-      </w:r>
-      <w:r>
-        <w:rPr>
-          <w:rFonts w:ascii="Arial Narrow" w:eastAsia="Times New Roman" w:hAnsi="Arial Narrow" w:cs="Arial"/>
-          <w:color w:val="000000"/>
-          <w:lang w:eastAsia="es-PE"/>
-        </w:rPr>
-        <w:t xml:space="preserve"> Secretaría Técnica considera que la Resolución 2 se encuentra inmersa en causal de nulidad, toda vez que declaró inadmisible la denuncia, a pesar de que </w:t>
-      </w:r>
-      <w:r>
-        <w:rPr>
-          <w:rFonts w:ascii="Arial Narrow" w:eastAsia="Times New Roman" w:hAnsi="Arial Narrow" w:cs="Arial"/>
-          <w:color w:val="000000"/>
-          <w:lang w:eastAsia="es-PE"/>
-        </w:rPr>
-        <w:t>la señora Contreras presentó el escrito de subsanación de denuncia el 13 de agosto de 2025</w:t>
-      </w:r>
-      <w:r>
-        <w:rPr>
-          <w:rFonts w:ascii="Arial Narrow" w:eastAsia="Times New Roman" w:hAnsi="Arial Narrow" w:cs="Arial"/>
-          <w:color w:val="000000"/>
-          <w:lang w:eastAsia="es-PE"/>
-        </w:rPr>
-        <w:t>.</w:t>
+        <w:t xml:space="preserve">La Secretaría Técnica considera que la Resolución 2 se encuentra inmersa en causal de nulidad, toda vez que declaró inadmisible la denuncia, a pesar de que la señora [APELLIDO] presentó el escrito de subsanación de denuncia el 13 de agosto de 2025.</w:t>
+      </w:r>
+      <w:r>
+        <w:rPr>
+          <w:rFonts w:ascii="Arial Narrow" w:eastAsia="Times New Roman" w:hAnsi="Arial Narrow" w:cs="Arial"/>
+          <w:color w:val="000000"/>
+          <w:lang w:eastAsia="es-PE"/>
+        </w:rPr>
+        <w:t xml:space="preserve"/>
+      </w:r>
+      <w:r>
+        <w:rPr>
+          <w:rFonts w:ascii="Arial Narrow" w:eastAsia="Times New Roman" w:hAnsi="Arial Narrow" w:cs="Arial"/>
+          <w:color w:val="000000"/>
+          <w:lang w:eastAsia="es-PE"/>
+        </w:rPr>
+        <w:t/>
+      </w:r>
+      <w:r>
+        <w:rPr>
+          <w:rFonts w:ascii="Arial Narrow" w:eastAsia="Times New Roman" w:hAnsi="Arial Narrow" w:cs="Arial"/>
+          <w:color w:val="000000"/>
+          <w:lang w:eastAsia="es-PE"/>
+        </w:rPr>
+        <w:t/>
       </w:r>
     </w:p>
     <w:p>
@@ -2318,15 +2318,15 @@
           <w:lang w:eastAsia="es-PE"/>
         </w:rPr>
         <w:lastRenderedPageBreak/>
-        <w:t>En ese sentido, se procede a dejar</w:t>
-      </w:r>
-      <w:r>
-        <w:rPr>
-          <w:rFonts w:ascii="Arial Narrow" w:eastAsia="Times New Roman" w:hAnsi="Arial Narrow" w:cs="Arial"/>
-          <w:color w:val="000000"/>
-          <w:lang w:eastAsia="es-PE"/>
-        </w:rPr>
-        <w:t xml:space="preserve"> sin efecto la Resolución 2 del 14 de agosto de 2025, mediante la cual la denuncia interpuesta por la señora Odilia Contreras Otero fue declarada inadmisible; así como su acto de notificación.</w:t>
+        <w:t xml:space="preserve">En ese sentido, se procede a dejar sin efecto la Resolución 2 del 14 de agosto de 2025, mediante la cual la denuncia interpuesta por la señora [DENUNCIANTE] fue declarada inadmisible; así como su acto de notificación.</w:t>
+      </w:r>
+      <w:r>
+        <w:rPr>
+          <w:rFonts w:ascii="Arial Narrow" w:eastAsia="Times New Roman" w:hAnsi="Arial Narrow" w:cs="Arial"/>
+          <w:color w:val="000000"/>
+          <w:lang w:eastAsia="es-PE"/>
+        </w:rPr>
+        <w:t xml:space="preserve"/>
       </w:r>
     </w:p>
     <w:p>
@@ -3358,19 +3358,19 @@
           <w:color w:val="000000"/>
           <w:lang w:eastAsia="es-PE"/>
         </w:rPr>
-        <w:t>PRIMERO</w:t>
+        <w:t xml:space="preserve">PRIMERO: Dejar sin efecto la Resolución 2 del 14 de agosto de 2025, mediante la cual la denuncia interpuesta por la señora [DENUNCIANTE] fue declarada inadmisible; así como su acto de notificación.</w:t>
       </w:r>
       <w:r>
         <w:rPr>
           <w:rFonts w:ascii="Arial Narrow" w:hAnsi="Arial Narrow" w:cs="Arial"/>
         </w:rPr>
-        <w:t>: D</w:t>
+        <w:t/>
       </w:r>
       <w:r>
         <w:rPr>
           <w:rFonts w:ascii="Arial Narrow" w:hAnsi="Arial Narrow" w:cs="Arial"/>
         </w:rPr>
-        <w:t>ejar sin efecto la Resolución 2 del 14 de agosto de 2025, mediante la cual la denuncia interpuesta por la señora Odilia Contreras Otero fue declarada inadmisible; así como su acto de notificación.</w:t>
+        <w:t/>
       </w:r>
     </w:p>
     <w:p>
@@ -3403,7 +3403,7 @@
           <w:color w:val="000000"/>
           <w:lang w:eastAsia="es-PE"/>
         </w:rPr>
-        <w:t>SEGUNDO</w:t>
+        <w:t xml:space="preserve">SEGUNDO: admitir a trámite la denuncia del 1 de julio de 2025, subsanada mediante escrito del 13 de agosto de 2025, interpuesta por la señora [DENUNCIANTE] contra el Comité de Administración del Fondo de Asistencia y Estímulo de los Trabajadores del Sector Educación y La Positiva Seguros y Reaseguros S.A.A., por lo siguiente:</w:t>
       </w:r>
       <w:r>
         <w:rPr>
@@ -3412,7 +3412,7 @@
           <w:color w:val="000000"/>
           <w:lang w:eastAsia="es-PE"/>
         </w:rPr>
-        <w:t xml:space="preserve">: </w:t>
+        <w:t xml:space="preserve"/>
       </w:r>
       <w:r>
         <w:rPr>
@@ -3421,7 +3421,7 @@
           <w:shd w:val="clear" w:color="auto" w:fill="FFFFFF"/>
           <w:lang w:eastAsia="es-PE"/>
         </w:rPr>
-        <w:t xml:space="preserve">admitir a trámite la denuncia del </w:t>
+        <w:t xml:space="preserve"/>
       </w:r>
       <w:r>
         <w:rPr>
@@ -3429,7 +3429,7 @@
           <w:color w:val="000000"/>
           <w:lang w:val="es-ES" w:eastAsia="es-ES"/>
         </w:rPr>
-        <w:t>1 de julio de 2025, subsanada mediante escrito del 13 de agosto de 2025</w:t>
+        <w:t/>
       </w:r>
       <w:r>
         <w:rPr>
@@ -3437,7 +3437,7 @@
           <w:color w:val="000000"/>
           <w:lang w:val="es-ES" w:eastAsia="es-ES"/>
         </w:rPr>
-        <w:t xml:space="preserve">, </w:t>
+        <w:t xml:space="preserve"/>
       </w:r>
       <w:r>
         <w:rPr>
@@ -3446,7 +3446,7 @@
           <w:shd w:val="clear" w:color="auto" w:fill="FFFFFF"/>
           <w:lang w:eastAsia="es-PE"/>
         </w:rPr>
-        <w:t xml:space="preserve">interpuesta por </w:t>
+        <w:t xml:space="preserve"/>
       </w:r>
       <w:r>
         <w:rPr>
@@ -3454,7 +3454,7 @@
           <w:bCs/>
           <w:spacing w:val="-3"/>
         </w:rPr>
-        <w:t xml:space="preserve">la señora Odilia Contreras Otero </w:t>
+        <w:t xml:space="preserve"/>
       </w:r>
       <w:r>
         <w:rPr>
@@ -3463,7 +3463,7 @@
           <w:shd w:val="clear" w:color="auto" w:fill="FFFFFF"/>
           <w:lang w:eastAsia="es-PE"/>
         </w:rPr>
-        <w:t xml:space="preserve">contra </w:t>
+        <w:t xml:space="preserve"/>
       </w:r>
       <w:r>
         <w:rPr>
@@ -3472,105 +3472,105 @@
           <w:shd w:val="clear" w:color="auto" w:fill="FFFFFF"/>
           <w:lang w:eastAsia="es-PE"/>
         </w:rPr>
-        <w:t xml:space="preserve">el </w:t>
-      </w:r>
-      <w:r>
-        <w:rPr>
-          <w:rFonts w:ascii="Arial Narrow" w:eastAsia="Arial Narrow" w:hAnsi="Arial Narrow" w:cs="Arial Narrow"/>
-          <w:bCs/>
-        </w:rPr>
-        <w:t xml:space="preserve">Comité </w:t>
-      </w:r>
-      <w:r>
-        <w:rPr>
-          <w:rFonts w:ascii="Arial Narrow" w:eastAsia="Arial Narrow" w:hAnsi="Arial Narrow" w:cs="Arial Narrow"/>
-          <w:bCs/>
-        </w:rPr>
-        <w:t>d</w:t>
-      </w:r>
-      <w:r>
-        <w:rPr>
-          <w:rFonts w:ascii="Arial Narrow" w:eastAsia="Arial Narrow" w:hAnsi="Arial Narrow" w:cs="Arial Narrow"/>
-          <w:bCs/>
-        </w:rPr>
-        <w:t xml:space="preserve">e Administración </w:t>
-      </w:r>
-      <w:r>
-        <w:rPr>
-          <w:rFonts w:ascii="Arial Narrow" w:eastAsia="Arial Narrow" w:hAnsi="Arial Narrow" w:cs="Arial Narrow"/>
-          <w:bCs/>
-        </w:rPr>
-        <w:t>d</w:t>
-      </w:r>
-      <w:r>
-        <w:rPr>
-          <w:rFonts w:ascii="Arial Narrow" w:eastAsia="Arial Narrow" w:hAnsi="Arial Narrow" w:cs="Arial Narrow"/>
-          <w:bCs/>
-        </w:rPr>
-        <w:t xml:space="preserve">el Fondo </w:t>
-      </w:r>
-      <w:r>
-        <w:rPr>
-          <w:rFonts w:ascii="Arial Narrow" w:eastAsia="Arial Narrow" w:hAnsi="Arial Narrow" w:cs="Arial Narrow"/>
-          <w:bCs/>
-        </w:rPr>
-        <w:t>d</w:t>
-      </w:r>
-      <w:r>
-        <w:rPr>
-          <w:rFonts w:ascii="Arial Narrow" w:eastAsia="Arial Narrow" w:hAnsi="Arial Narrow" w:cs="Arial Narrow"/>
-          <w:bCs/>
-        </w:rPr>
-        <w:t xml:space="preserve">e Asistencia </w:t>
-      </w:r>
-      <w:r>
-        <w:rPr>
-          <w:rFonts w:ascii="Arial Narrow" w:eastAsia="Arial Narrow" w:hAnsi="Arial Narrow" w:cs="Arial Narrow"/>
-          <w:bCs/>
-        </w:rPr>
-        <w:t>y</w:t>
-      </w:r>
-      <w:r>
-        <w:rPr>
-          <w:rFonts w:ascii="Arial Narrow" w:eastAsia="Arial Narrow" w:hAnsi="Arial Narrow" w:cs="Arial Narrow"/>
-          <w:bCs/>
-        </w:rPr>
-        <w:t xml:space="preserve"> Estímulo </w:t>
-      </w:r>
-      <w:r>
-        <w:rPr>
-          <w:rFonts w:ascii="Arial Narrow" w:eastAsia="Arial Narrow" w:hAnsi="Arial Narrow" w:cs="Arial Narrow"/>
-          <w:bCs/>
-        </w:rPr>
-        <w:t>d</w:t>
-      </w:r>
-      <w:r>
-        <w:rPr>
-          <w:rFonts w:ascii="Arial Narrow" w:eastAsia="Arial Narrow" w:hAnsi="Arial Narrow" w:cs="Arial Narrow"/>
-          <w:bCs/>
-        </w:rPr>
-        <w:t xml:space="preserve">e </w:t>
-      </w:r>
-      <w:r>
-        <w:rPr>
-          <w:rFonts w:ascii="Arial Narrow" w:eastAsia="Arial Narrow" w:hAnsi="Arial Narrow" w:cs="Arial Narrow"/>
-          <w:bCs/>
-        </w:rPr>
-        <w:t>los Trabajadores del Sector Educación y La Positiva Seguros y Reaseguros S.A</w:t>
-      </w:r>
-      <w:r>
-        <w:rPr>
-          <w:rFonts w:ascii="Arial Narrow" w:eastAsia="Arial Narrow" w:hAnsi="Arial Narrow" w:cs="Arial Narrow"/>
-          <w:bCs/>
-        </w:rPr>
-        <w:t>.A</w:t>
-      </w:r>
-      <w:r>
-        <w:rPr>
-          <w:rFonts w:ascii="Arial Narrow" w:eastAsia="Arial Narrow" w:hAnsi="Arial Narrow" w:cs="Arial Narrow"/>
-          <w:bCs/>
-        </w:rPr>
-        <w:t>.</w:t>
+        <w:t xml:space="preserve"/>
+      </w:r>
+      <w:r>
+        <w:rPr>
+          <w:rFonts w:ascii="Arial Narrow" w:eastAsia="Arial Narrow" w:hAnsi="Arial Narrow" w:cs="Arial Narrow"/>
+          <w:bCs/>
+        </w:rPr>
+        <w:t xml:space="preserve"/>
+      </w:r>
+      <w:r>
+        <w:rPr>
+          <w:rFonts w:ascii="Arial Narrow" w:eastAsia="Arial Narrow" w:hAnsi="Arial Narrow" w:cs="Arial Narrow"/>
+          <w:bCs/>
+        </w:rPr>
+        <w:t/>
+      </w:r>
+      <w:r>
+        <w:rPr>
+          <w:rFonts w:ascii="Arial Narrow" w:eastAsia="Arial Narrow" w:hAnsi="Arial Narrow" w:cs="Arial Narrow"/>
+          <w:bCs/>
+        </w:rPr>
+        <w:t xml:space="preserve"/>
+      </w:r>
+      <w:r>
+        <w:rPr>
+          <w:rFonts w:ascii="Arial Narrow" w:eastAsia="Arial Narrow" w:hAnsi="Arial Narrow" w:cs="Arial Narrow"/>
+          <w:bCs/>
+        </w:rPr>
+        <w:t/>
+      </w:r>
+      <w:r>
+        <w:rPr>
+          <w:rFonts w:ascii="Arial Narrow" w:eastAsia="Arial Narrow" w:hAnsi="Arial Narrow" w:cs="Arial Narrow"/>
+          <w:bCs/>
+        </w:rPr>
+        <w:t xml:space="preserve"/>
+      </w:r>
+      <w:r>
+        <w:rPr>
+          <w:rFonts w:ascii="Arial Narrow" w:eastAsia="Arial Narrow" w:hAnsi="Arial Narrow" w:cs="Arial Narrow"/>
+          <w:bCs/>
+        </w:rPr>
+        <w:t/>
+      </w:r>
+      <w:r>
+        <w:rPr>
+          <w:rFonts w:ascii="Arial Narrow" w:eastAsia="Arial Narrow" w:hAnsi="Arial Narrow" w:cs="Arial Narrow"/>
+          <w:bCs/>
+        </w:rPr>
+        <w:t xml:space="preserve"/>
+      </w:r>
+      <w:r>
+        <w:rPr>
+          <w:rFonts w:ascii="Arial Narrow" w:eastAsia="Arial Narrow" w:hAnsi="Arial Narrow" w:cs="Arial Narrow"/>
+          <w:bCs/>
+        </w:rPr>
+        <w:t/>
+      </w:r>
+      <w:r>
+        <w:rPr>
+          <w:rFonts w:ascii="Arial Narrow" w:eastAsia="Arial Narrow" w:hAnsi="Arial Narrow" w:cs="Arial Narrow"/>
+          <w:bCs/>
+        </w:rPr>
+        <w:t xml:space="preserve"/>
+      </w:r>
+      <w:r>
+        <w:rPr>
+          <w:rFonts w:ascii="Arial Narrow" w:eastAsia="Arial Narrow" w:hAnsi="Arial Narrow" w:cs="Arial Narrow"/>
+          <w:bCs/>
+        </w:rPr>
+        <w:t/>
+      </w:r>
+      <w:r>
+        <w:rPr>
+          <w:rFonts w:ascii="Arial Narrow" w:eastAsia="Arial Narrow" w:hAnsi="Arial Narrow" w:cs="Arial Narrow"/>
+          <w:bCs/>
+        </w:rPr>
+        <w:t xml:space="preserve"/>
+      </w:r>
+      <w:r>
+        <w:rPr>
+          <w:rFonts w:ascii="Arial Narrow" w:eastAsia="Arial Narrow" w:hAnsi="Arial Narrow" w:cs="Arial Narrow"/>
+          <w:bCs/>
+        </w:rPr>
+        <w:t/>
+      </w:r>
+      <w:r>
+        <w:rPr>
+          <w:rFonts w:ascii="Arial Narrow" w:eastAsia="Arial Narrow" w:hAnsi="Arial Narrow" w:cs="Arial Narrow"/>
+          <w:bCs/>
+        </w:rPr>
+        <w:t/>
+      </w:r>
+      <w:r>
+        <w:rPr>
+          <w:rFonts w:ascii="Arial Narrow" w:eastAsia="Arial Narrow" w:hAnsi="Arial Narrow" w:cs="Arial Narrow"/>
+          <w:bCs/>
+        </w:rPr>
+        <w:t/>
       </w:r>
       <w:r>
         <w:rPr>
@@ -3579,7 +3579,7 @@
           <w:shd w:val="clear" w:color="auto" w:fill="FFFFFF"/>
           <w:lang w:eastAsia="es-PE"/>
         </w:rPr>
-        <w:t>, por lo siguiente:</w:t>
+        <w:t/>
       </w:r>
     </w:p>
     <w:p>
@@ -5849,7 +5849,7 @@
           <w:b/>
           <w:bCs/>
         </w:rPr>
-        <w:t>DÉCIMO</w:t>
+        <w:t xml:space="preserve">DÉCIMO SEGUNDO: requerir a la señora [DENUNCIANTE] para que, dentro del plazo de dos (2) días hábiles siguientes a la fecha en que reciba la notificación en su bandeja de correo electrónico, efectúe la confirmación de recepción de la notificación remitida por este despacho a su correo electrónico, de conformidad con el segundo párrafo del numeral 4 del artículo 20 del Texto Único Ordenado de la Ley del Procedimiento Administrativo General, aprobado mediante Decreto Supremo 006-2026-JUS, bajo apercibimiento de rehacer el acto de notificación y notificarle conforme al numeral 1 del artículo 20 del citado cuerpo normativo.</w:t>
       </w:r>
       <w:r>
         <w:rPr>
@@ -5857,7 +5857,7 @@
           <w:b/>
           <w:bCs/>
         </w:rPr>
-        <w:t xml:space="preserve"> SEGUNDO</w:t>
+        <w:t xml:space="preserve"/>
       </w:r>
       <w:r>
         <w:rPr>
@@ -5865,7 +5865,7 @@
           <w:b/>
           <w:spacing w:val="-3"/>
         </w:rPr>
-        <w:t>:</w:t>
+        <w:t/>
       </w:r>
       <w:r>
         <w:rPr>
@@ -5873,7 +5873,7 @@
           <w:bCs/>
           <w:spacing w:val="-3"/>
         </w:rPr>
-        <w:t xml:space="preserve"> </w:t>
+        <w:t xml:space="preserve"/>
       </w:r>
       <w:r>
         <w:rPr>
@@ -5881,7 +5881,7 @@
           <w:bCs/>
           <w:spacing w:val="-3"/>
         </w:rPr>
-        <w:t xml:space="preserve">requerir a </w:t>
+        <w:t xml:space="preserve"/>
       </w:r>
       <w:r>
         <w:rPr>
@@ -5889,21 +5889,21 @@
           <w:bCs/>
           <w:spacing w:val="-3"/>
         </w:rPr>
-        <w:t xml:space="preserve">la señora Odilia Contreras Otero </w:t>
+        <w:t xml:space="preserve"/>
       </w:r>
       <w:r>
         <w:rPr>
           <w:rFonts w:ascii="Arial Narrow" w:hAnsi="Arial Narrow"/>
           <w:color w:val="000000"/>
         </w:rPr>
-        <w:t xml:space="preserve">para que, </w:t>
+        <w:t xml:space="preserve"/>
       </w:r>
       <w:r>
         <w:rPr>
           <w:rFonts w:ascii="Arial Narrow" w:hAnsi="Arial Narrow"/>
           <w:color w:val="000000"/>
         </w:rPr>
-        <w:t>dentro del plazo de dos (2) días hábiles siguientes a la fecha en que reciba la notificación en su bandeja de correo electrónico, efectúe la confirmación de recepción de la notificación remitida por este despacho a su correo electrónico, de conformidad con el segundo párrafo del numeral 4 del artículo 20</w:t>
+        <w:t/>
       </w:r>
       <w:r>
         <w:rPr>
@@ -5918,14 +5918,14 @@
           <w:rFonts w:ascii="Arial Narrow" w:hAnsi="Arial Narrow"/>
           <w:color w:val="000000"/>
         </w:rPr>
-        <w:t xml:space="preserve"> del Texto</w:t>
+        <w:t xml:space="preserve"/>
       </w:r>
       <w:r>
         <w:rPr>
           <w:rFonts w:ascii="Arial Narrow" w:hAnsi="Arial Narrow"/>
           <w:color w:val="000000"/>
         </w:rPr>
-        <w:t xml:space="preserve"> Único Ordenado de la Ley del Procedimiento Administrativo General, aprobado mediante Decreto Supremo 006-2026-JUS, bajo apercibimiento de rehacer el acto de notificación y notificarle conforme al numeral 1 del artículo 20</w:t>
+        <w:t xml:space="preserve"/>
       </w:r>
       <w:r>
         <w:rPr>
@@ -5940,7 +5940,7 @@
           <w:rFonts w:ascii="Arial Narrow" w:hAnsi="Arial Narrow"/>
           <w:color w:val="000000"/>
         </w:rPr>
-        <w:t xml:space="preserve"> del citado cuerpo normativo</w:t>
+        <w:t xml:space="preserve"/>
       </w:r>
       <w:r>
         <w:rPr>
@@ -5953,7 +5953,7 @@
         <w:rPr>
           <w:rFonts w:ascii="Arial Narrow" w:hAnsi="Arial Narrow" w:cs="Arial"/>
         </w:rPr>
-        <w:t>.</w:t>
+        <w:t/>
       </w:r>
     </w:p>
     <w:p>
@@ -6905,7 +6905,7 @@
           <w:sz w:val="14"/>
           <w:szCs w:val="14"/>
         </w:rPr>
-        <w:t xml:space="preserve"> </w:t>
+        <w:t xml:space="preserve"> El 19 de agosto de 2025, la señora [APELLIDO] Contreras Otero fue notificada con la Resolución 2.</w:t>
       </w:r>
       <w:r>
         <w:rPr>
@@ -6914,7 +6914,7 @@
           <w:szCs w:val="14"/>
         </w:rPr>
         <w:tab/>
-        <w:t>El 19 de agosto de 2025, la señora Odilia Contreras Otero fue notificada con la Resolución 2.</w:t>
+        <w:t/>
       </w:r>
     </w:p>
   </w:footnote>

--- a/plantillas_maestras/03_seguro_desgravamen/materia_general_asegurativa/2_o_mas_ddos_varios/mujer/TPL_1549_2025_SEGURO_DESGRAVAMEN_MATERIA_GENERAL_ASEGURATIVA_ASEGURADORA_MUJER_R3.docx
+++ b/plantillas_maestras/03_seguro_desgravamen/materia_general_asegurativa/2_o_mas_ddos_varios/mujer/TPL_1549_2025_SEGURO_DESGRAVAMEN_MATERIA_GENERAL_ASEGURATIVA_ASEGURADORA_MUJER_R3.docx
@@ -6905,7 +6905,7 @@
           <w:sz w:val="14"/>
           <w:szCs w:val="14"/>
         </w:rPr>
-        <w:t xml:space="preserve"> El 19 de agosto de 2025, la señora [APELLIDO] Contreras Otero fue notificada con la Resolución 2.</w:t>
+        <w:t xml:space="preserve"> El 19 de agosto de 2025, la señora [APELLIDO] fue notificada con la Resolución 2.</w:t>
       </w:r>
       <w:r>
         <w:rPr>

--- a/plantillas_maestras/03_seguro_desgravamen/materia_general_asegurativa/2_o_mas_ddos_varios/mujer/TPL_1549_2025_SEGURO_DESGRAVAMEN_MATERIA_GENERAL_ASEGURATIVA_ASEGURADORA_MUJER_R3.docx
+++ b/plantillas_maestras/03_seguro_desgravamen/materia_general_asegurativa/2_o_mas_ddos_varios/mujer/TPL_1549_2025_SEGURO_DESGRAVAMEN_MATERIA_GENERAL_ASEGURATIVA_ASEGURADORA_MUJER_R3.docx
@@ -632,6 +632,7 @@
       </w:r>
       <w:r>
         <w:rPr>
+          <w:rStyle w:val="Refdenotaalpie"/>
           <w:rFonts w:ascii="Arial Narrow" w:eastAsia="Times New Roman" w:hAnsi="Arial Narrow" w:cs="Times New Roman"/>
           <w:color w:val="000000"/>
           <w:vertAlign w:val="superscript"/>
@@ -1300,6 +1301,7 @@
       </w:r>
       <w:r>
         <w:rPr>
+          <w:rStyle w:val="Refdenotaalpie"/>
           <w:rFonts w:ascii="Arial Narrow" w:hAnsi="Arial Narrow"/>
           <w:vertAlign w:val="superscript"/>
         </w:rPr>
@@ -1366,6 +1368,7 @@
       </w:r>
       <w:r>
         <w:rPr>
+          <w:rStyle w:val="Refdenotaalpie"/>
           <w:rFonts w:ascii="Arial Narrow" w:hAnsi="Arial Narrow"/>
           <w:vertAlign w:val="superscript"/>
         </w:rPr>
@@ -1785,6 +1788,7 @@
       </w:r>
       <w:r>
         <w:rPr>
+          <w:rStyle w:val="Refdenotaalpie"/>
           <w:vertAlign w:val="superscript"/>
         </w:rPr>
         <w:footnoteReference w:id="5"/>
@@ -2434,6 +2438,7 @@
       </w:r>
       <w:r>
         <w:rPr>
+          <w:rStyle w:val="Refdenotaalpie"/>
           <w:rFonts w:ascii="Arial Narrow" w:eastAsia="Arial Narrow" w:hAnsi="Arial Narrow" w:cs="Arial Narrow"/>
           <w:vertAlign w:val="superscript"/>
         </w:rPr>
@@ -2481,6 +2486,7 @@
       </w:r>
       <w:r>
         <w:rPr>
+          <w:rStyle w:val="Refdenotaalpie"/>
           <w:rFonts w:ascii="Arial Narrow" w:eastAsia="Arial Narrow" w:hAnsi="Arial Narrow" w:cs="Arial"/>
           <w:vertAlign w:val="superscript"/>
         </w:rPr>
@@ -2644,6 +2650,7 @@
       </w:r>
       <w:r>
         <w:rPr>
+          <w:rStyle w:val="Refdenotaalpie"/>
           <w:rFonts w:ascii="Arial Narrow" w:eastAsia="Arial Narrow" w:hAnsi="Arial Narrow" w:cs="Arial"/>
           <w:vertAlign w:val="superscript"/>
         </w:rPr>
@@ -2846,6 +2853,7 @@
       </w:r>
       <w:r>
         <w:rPr>
+          <w:rStyle w:val="Refdenotaalpie"/>
           <w:rFonts w:ascii="Arial Narrow" w:eastAsia="Arial Narrow" w:hAnsi="Arial Narrow" w:cs="Arial"/>
           <w:bCs/>
           <w:color w:val="000000"/>
@@ -2882,7 +2890,7 @@
           <w:ilvl w:val="0"/>
           <w:numId w:val="48"/>
         </w:numPr>
-        <w:spacing w:after="0" w:line="276" w:lineRule="auto"/>
+        <w:spacing w:after="0" w:line="240" w:lineRule="auto"/>
         <w:ind w:left="567" w:hanging="567"/>
         <w:jc w:val="both"/>
         <w:rPr>
@@ -2974,6 +2982,7 @@
       </w:r>
       <w:r>
         <w:rPr>
+          <w:rStyle w:val="Refdenotaalpie"/>
           <w:rFonts w:ascii="Arial Narrow" w:eastAsia="Arial Narrow" w:hAnsi="Arial Narrow" w:cs="Arial Narrow"/>
           <w:vertAlign w:val="superscript"/>
         </w:rPr>
@@ -4013,7 +4022,6 @@
         <w:jc w:val="both"/>
         <w:rPr>
           <w:rFonts w:ascii="Arial Narrow" w:eastAsia="Calibri" w:hAnsi="Arial Narrow" w:cs="Arial Narrow"/>
-          <w:highlight w:val="green"/>
           <w:lang w:eastAsia="es-PE"/>
         </w:rPr>
       </w:pPr>
@@ -4693,6 +4701,7 @@
       </w:r>
       <w:r>
         <w:rPr>
+          <w:rStyle w:val="Refdenotaalpie"/>
           <w:rFonts w:ascii="Arial Narrow" w:eastAsia="Calibri" w:hAnsi="Arial Narrow" w:cs="Arial"/>
           <w:vertAlign w:val="superscript"/>
         </w:rPr>
@@ -4727,6 +4736,7 @@
       </w:r>
       <w:r>
         <w:rPr>
+          <w:rStyle w:val="Refdenotaalpie"/>
           <w:rFonts w:ascii="Arial Narrow" w:eastAsia="Calibri" w:hAnsi="Arial Narrow" w:cs="Arial"/>
           <w:spacing w:val="-2"/>
           <w:vertAlign w:val="superscript"/>
@@ -5451,6 +5461,7 @@
       </w:r>
       <w:r>
         <w:rPr>
+          <w:rStyle w:val="Refdenotaalpie"/>
           <w:rFonts w:ascii="Arial Narrow" w:eastAsia="Arial Narrow" w:hAnsi="Arial Narrow" w:cs="Times New Roman"/>
           <w:color w:val="000000"/>
           <w:vertAlign w:val="superscript"/>
@@ -5516,6 +5527,7 @@
       </w:r>
       <w:r>
         <w:rPr>
+          <w:rStyle w:val="Refdenotaalpie"/>
           <w:rFonts w:ascii="Arial Narrow" w:eastAsia="Arial Narrow" w:hAnsi="Arial Narrow" w:cs="Times New Roman"/>
           <w:color w:val="000000"/>
           <w:vertAlign w:val="superscript"/>
@@ -5559,6 +5571,7 @@
       </w:r>
       <w:r>
         <w:rPr>
+          <w:rStyle w:val="Refdenotaalpie"/>
           <w:rFonts w:ascii="Arial Narrow" w:eastAsia="Arial Narrow" w:hAnsi="Arial Narrow" w:cs="Times New Roman"/>
           <w:color w:val="000000"/>
           <w:vertAlign w:val="superscript"/>
@@ -5715,6 +5728,7 @@
       </w:r>
       <w:r>
         <w:rPr>
+          <w:rStyle w:val="Refdenotaalpie"/>
           <w:rFonts w:ascii="Arial Narrow" w:eastAsia="Calibri" w:hAnsi="Arial Narrow" w:cs="Arial"/>
           <w:vertAlign w:val="superscript"/>
         </w:rPr>
@@ -5944,6 +5958,7 @@
       </w:r>
       <w:r>
         <w:rPr>
+          <w:rStyle w:val="Refdenotaalpie"/>
           <w:rFonts w:ascii="Arial Narrow" w:hAnsi="Arial Narrow"/>
           <w:vertAlign w:val="superscript"/>
         </w:rPr>
@@ -6380,7 +6395,7 @@
       <w:headerReference w:type="default" r:id="rId15"/>
       <w:footerReference w:type="default" r:id="rId16"/>
       <w:pgSz w:w="11906" w:h="16838"/>
-      <w:pgMar w:top="1702" w:right="1701" w:bottom="1702" w:left="1701" w:header="708" w:footer="708" w:gutter="0"/>
+      <w:pgMar w:top="1417" w:right="1701" w:bottom="1417" w:left="1701" w:header="708" w:footer="708" w:gutter="0"/>
       <w:cols w:space="708"/>
       <w:docGrid w:linePitch="360"/>
     </w:sectPr>
@@ -6485,8 +6500,9 @@
         <w:rPr>
           <w:rStyle w:val="Refdenotaalpie"/>
           <w:rFonts w:ascii="Arial Narrow" w:hAnsi="Arial Narrow" w:cs="Arial"/>
-          <w:sz w:val="14"/>
-          <w:szCs w:val="14"/>
+          <w:sz w:val="16"/>
+          <w:szCs w:val="14"/>
+          <w:vertAlign w:val="superscript"/>
         </w:rPr>
         <w:footnoteRef/>
       </w:r>
@@ -6556,8 +6572,9 @@
         <w:rPr>
           <w:rStyle w:val="Refdenotaalpie"/>
           <w:rFonts w:ascii="Arial Narrow" w:hAnsi="Arial Narrow"/>
-          <w:sz w:val="14"/>
-          <w:szCs w:val="14"/>
+          <w:sz w:val="16"/>
+          <w:szCs w:val="14"/>
+          <w:vertAlign w:val="superscript"/>
         </w:rPr>
         <w:footnoteRef/>
       </w:r>
@@ -6749,8 +6766,9 @@
         <w:rPr>
           <w:rStyle w:val="Refdenotaalpie"/>
           <w:rFonts w:ascii="Arial Narrow" w:hAnsi="Arial Narrow"/>
-          <w:sz w:val="14"/>
-          <w:szCs w:val="14"/>
+          <w:sz w:val="16"/>
+          <w:szCs w:val="14"/>
+          <w:vertAlign w:val="superscript"/>
         </w:rPr>
         <w:footnoteRef/>
       </w:r>
@@ -6894,8 +6912,9 @@
         <w:rPr>
           <w:rStyle w:val="Refdenotaalpie"/>
           <w:rFonts w:ascii="Arial Narrow" w:hAnsi="Arial Narrow"/>
-          <w:sz w:val="14"/>
-          <w:szCs w:val="14"/>
+          <w:sz w:val="16"/>
+          <w:szCs w:val="14"/>
+          <w:vertAlign w:val="superscript"/>
         </w:rPr>
         <w:footnoteRef/>
       </w:r>
@@ -6939,8 +6958,9 @@
         <w:rPr>
           <w:rStyle w:val="Refdenotaalpie"/>
           <w:rFonts w:ascii="Arial Narrow" w:hAnsi="Arial Narrow" w:cs="Arial"/>
-          <w:sz w:val="14"/>
-          <w:szCs w:val="14"/>
+          <w:sz w:val="16"/>
+          <w:szCs w:val="14"/>
+          <w:vertAlign w:val="superscript"/>
         </w:rPr>
         <w:footnoteRef/>
       </w:r>
@@ -7212,6 +7232,7 @@
           <w:rFonts w:ascii="Arial Narrow" w:hAnsi="Arial Narrow"/>
           <w:sz w:val="16"/>
           <w:szCs w:val="16"/>
+          <w:vertAlign w:val="superscript"/>
         </w:rPr>
         <w:footnoteRef/>
       </w:r>
@@ -7415,6 +7436,7 @@
           <w:rFonts w:ascii="Arial Narrow" w:hAnsi="Arial Narrow"/>
           <w:sz w:val="16"/>
           <w:szCs w:val="16"/>
+          <w:vertAlign w:val="superscript"/>
         </w:rPr>
         <w:footnoteRef/>
       </w:r>
@@ -7642,6 +7664,7 @@
           <w:rFonts w:ascii="Arial Narrow" w:hAnsi="Arial Narrow"/>
           <w:sz w:val="16"/>
           <w:szCs w:val="16"/>
+          <w:vertAlign w:val="superscript"/>
         </w:rPr>
         <w:footnoteRef/>
       </w:r>
@@ -7991,8 +8014,9 @@
         <w:rPr>
           <w:rStyle w:val="Refdenotaalpie"/>
           <w:rFonts w:ascii="Arial Narrow" w:hAnsi="Arial Narrow" w:cs="Arial"/>
-          <w:sz w:val="14"/>
-          <w:szCs w:val="14"/>
+          <w:sz w:val="16"/>
+          <w:szCs w:val="14"/>
+          <w:vertAlign w:val="superscript"/>
         </w:rPr>
         <w:footnoteRef/>
       </w:r>
@@ -8198,8 +8222,9 @@
         <w:rPr>
           <w:rStyle w:val="Refdenotaalpie"/>
           <w:rFonts w:ascii="Arial Narrow" w:hAnsi="Arial Narrow" w:cs="Arial"/>
-          <w:sz w:val="14"/>
-          <w:szCs w:val="14"/>
+          <w:sz w:val="16"/>
+          <w:szCs w:val="14"/>
+          <w:vertAlign w:val="superscript"/>
         </w:rPr>
         <w:footnoteRef/>
       </w:r>
@@ -8286,8 +8311,9 @@
         <w:rPr>
           <w:rStyle w:val="Refdenotaalpie"/>
           <w:rFonts w:ascii="Arial Narrow" w:hAnsi="Arial Narrow" w:cs="Arial"/>
-          <w:sz w:val="14"/>
-          <w:szCs w:val="14"/>
+          <w:sz w:val="16"/>
+          <w:szCs w:val="14"/>
+          <w:vertAlign w:val="superscript"/>
         </w:rPr>
         <w:footnoteRef/>
       </w:r>
@@ -8475,9 +8501,9 @@
       </w:pPr>
       <w:r>
         <w:rPr>
-          <w:rStyle w:val="TextonotapieCar"/>
+          <w:rStyle w:val="Refdenotaalpie"/>
           <w:rFonts w:ascii="Arial Narrow" w:hAnsi="Arial Narrow" w:cs="Arial"/>
-          <w:sz w:val="14"/>
+          <w:sz w:val="16"/>
           <w:szCs w:val="14"/>
           <w:vertAlign w:val="superscript"/>
         </w:rPr>
@@ -8689,8 +8715,9 @@
         <w:rPr>
           <w:rStyle w:val="Refdenotaalpie"/>
           <w:rFonts w:ascii="Arial Narrow" w:hAnsi="Arial Narrow" w:cs="Arial"/>
-          <w:sz w:val="14"/>
-          <w:szCs w:val="14"/>
+          <w:sz w:val="16"/>
+          <w:szCs w:val="14"/>
+          <w:vertAlign w:val="superscript"/>
         </w:rPr>
         <w:footnoteRef/>
       </w:r>
@@ -9506,8 +9533,9 @@
         <w:rPr>
           <w:rStyle w:val="Refdenotaalpie"/>
           <w:rFonts w:ascii="Arial Narrow" w:hAnsi="Arial Narrow" w:cs="Arial"/>
-          <w:sz w:val="14"/>
-          <w:szCs w:val="14"/>
+          <w:sz w:val="16"/>
+          <w:szCs w:val="14"/>
+          <w:vertAlign w:val="superscript"/>
         </w:rPr>
         <w:footnoteRef/>
       </w:r>
@@ -9726,8 +9754,9 @@
           <w:rFonts w:ascii="Arial Narrow" w:hAnsi="Arial Narrow" w:cs="Arial"/>
           <w:b/>
           <w:bCs/>
-          <w:sz w:val="14"/>
-          <w:szCs w:val="14"/>
+          <w:sz w:val="16"/>
+          <w:szCs w:val="14"/>
+          <w:vertAlign w:val="superscript"/>
         </w:rPr>
         <w:footnoteRef/>
       </w:r>
@@ -9877,8 +9906,9 @@
         <w:rPr>
           <w:rStyle w:val="Refdenotaalpie"/>
           <w:rFonts w:ascii="Arial Narrow" w:hAnsi="Arial Narrow" w:cs="Arial"/>
-          <w:sz w:val="14"/>
-          <w:szCs w:val="14"/>
+          <w:sz w:val="16"/>
+          <w:szCs w:val="14"/>
+          <w:vertAlign w:val="superscript"/>
         </w:rPr>
         <w:footnoteRef/>
       </w:r>
@@ -15963,6 +15993,17 @@
       <w14:ligatures w14:val="standardContextual"/>
     </w:rPr>
   </w:style>
+  <w:style w:type="character" w:styleId="FootnoteReference">
+    <w:name w:val="footnote reference"/>
+    <w:basedOn w:val="Fuentedeprrafopredeter"/>
+    <w:uiPriority w:val="99"/>
+    <w:semiHidden/>
+    <w:unhideWhenUsed/>
+    <w:rPr>
+      <w:rFonts w:ascii="Arial Narrow" w:hAnsi="Arial Narrow"/>
+      <w:vertAlign w:val="superscript"/>
+    </w:rPr>
+  </w:style>
 </w:styles>
 </file>
 

--- a/plantillas_maestras/03_seguro_desgravamen/materia_general_asegurativa/2_o_mas_ddos_varios/mujer/TPL_1549_2025_SEGURO_DESGRAVAMEN_MATERIA_GENERAL_ASEGURATIVA_ASEGURADORA_MUJER_R3.docx
+++ b/plantillas_maestras/03_seguro_desgravamen/materia_general_asegurativa/2_o_mas_ddos_varios/mujer/TPL_1549_2025_SEGURO_DESGRAVAMEN_MATERIA_GENERAL_ASEGURATIVA_ASEGURADORA_MUJER_R3.docx
@@ -1,8 +1,8 @@
 
 <file path=word/document.xml><?xml version="1.0" encoding="utf-8"?>
-<w:document xmlns:wpc="http://schemas.microsoft.com/office/word/2010/wordprocessingCanvas" xmlns:cx="http://schemas.microsoft.com/office/drawing/2014/chartex" xmlns:cx1="http://schemas.microsoft.com/office/drawing/2015/9/8/chartex" xmlns:cx2="http://schemas.microsoft.com/office/drawing/2015/10/21/chartex" xmlns:cx3="http://schemas.microsoft.com/office/drawing/2016/5/9/chartex" xmlns:cx4="http://schemas.microsoft.com/office/drawing/2016/5/10/chartex" xmlns:cx5="http://schemas.microsoft.com/office/drawing/2016/5/11/chartex" xmlns:cx6="http://schemas.microsoft.com/office/drawing/2016/5/12/chartex" xmlns:cx7="http://schemas.microsoft.com/office/drawing/2016/5/13/chartex" xmlns:cx8="http://schemas.microsoft.com/office/drawing/2016/5/14/chartex" xmlns:mc="http://schemas.openxmlformats.org/markup-compatibility/2006" xmlns:aink="http://schemas.microsoft.com/office/drawing/2016/ink" xmlns:am3d="http://schemas.microsoft.com/office/drawing/2017/model3d" xmlns:o="urn:schemas-microsoft-com:office:office" xmlns:oel="http://schemas.microsoft.com/office/2019/extlst" xmlns:r="http://schemas.openxmlformats.org/officeDocument/2006/relationships" xmlns:m="http://schemas.openxmlformats.org/officeDocument/2006/math" xmlns:v="urn:schemas-microsoft-com:vml" xmlns:wp14="http://schemas.microsoft.com/office/word/2010/wordprocessingDrawing" xmlns:wp="http://schemas.openxmlformats.org/drawingml/2006/wordprocessingDrawing" xmlns:w10="urn:schemas-microsoft-com:office:word" xmlns:w="http://schemas.openxmlformats.org/wordprocessingml/2006/main" xmlns:w14="http://schemas.microsoft.com/office/word/2010/wordml" xmlns:w15="http://schemas.microsoft.com/office/word/2012/wordml" xmlns:w16cex="http://schemas.microsoft.com/office/word/2018/wordml/cex" xmlns:w16cid="http://schemas.microsoft.com/office/word/2016/wordml/cid" xmlns:w16="http://schemas.microsoft.com/office/word/2018/wordml" xmlns:w16du="http://schemas.microsoft.com/office/word/2023/wordml/word16du" xmlns:w16sdtdh="http://schemas.microsoft.com/office/word/2020/wordml/sdtdatahash" xmlns:w16sdtfl="http://schemas.microsoft.com/office/word/2024/wordml/sdtformatlock" xmlns:w16se="http://schemas.microsoft.com/office/word/2015/wordml/symex" xmlns:wpg="http://schemas.microsoft.com/office/word/2010/wordprocessingGroup" xmlns:wpi="http://schemas.microsoft.com/office/word/2010/wordprocessingInk" xmlns:wne="http://schemas.microsoft.com/office/word/2006/wordml" xmlns:wps="http://schemas.microsoft.com/office/word/2010/wordprocessingShape" mc:Ignorable="w14 w15 w16se w16cid w16 w16cex w16sdtdh w16sdtfl w16du wp14">
+<w:document xmlns:ns1="http://schemas.openxmlformats.org/markup-compatibility/2006" xmlns:ns2="http://schemas.microsoft.com/office/word/2010/wordml" xmlns:ns3="http://schemas.openxmlformats.org/officeDocument/2006/relationships" xmlns:w="http://schemas.openxmlformats.org/wordprocessingml/2006/main" ns1:Ignorable="w14 w15 w16se w16cid w16 w16cex w16sdtdh w16sdtfl w16du wp14">
   <w:body>
-    <w:p>
+    <w:p ns2:paraId="1BACA64D" ns2:textId="77777777">
       <w:pPr>
         <w:tabs>
           <w:tab w:val="left" w:pos="1701"/>
@@ -17,7 +17,7 @@
         </w:rPr>
       </w:pPr>
     </w:p>
-    <w:p>
+    <w:p ns2:paraId="0C2447E2" ns2:textId="286100FF">
       <w:pPr>
         <w:tabs>
           <w:tab w:val="left" w:pos="1701"/>
@@ -68,7 +68,7 @@
         <w:t>1549-2025/CC1</w:t>
       </w:r>
     </w:p>
-    <w:p>
+    <w:p ns2:paraId="5451174A" ns2:textId="77777777">
       <w:pPr>
         <w:tabs>
           <w:tab w:val="left" w:pos="1701"/>
@@ -122,7 +122,7 @@
         <w:t/>
       </w:r>
     </w:p>
-    <w:p>
+    <w:p ns2:paraId="0E5C98CB" ns2:textId="1F8A247F">
       <w:pPr>
         <w:tabs>
           <w:tab w:val="left" w:pos="1701"/>
@@ -186,7 +186,7 @@
         <w:t>COMITÉ DE ADMINISTRACIÓN DEL FONDO DE ASISTENCIA Y ESTÍMULO DE LOS TRABAJADORES DEL SECTOR EDUCACIÓN (CAFAE-SE)</w:t>
       </w:r>
     </w:p>
-    <w:p>
+    <w:p ns2:paraId="5419B95C" ns2:textId="6689F260">
       <w:pPr>
         <w:tabs>
           <w:tab w:val="left" w:pos="1701"/>
@@ -230,7 +230,7 @@
         <w:t>LA POSITIVA SEGUROS Y REASEGUROS S.A.A. (LA POSITIVA)</w:t>
       </w:r>
     </w:p>
-    <w:p>
+    <w:p ns2:paraId="19DB4E6B" ns2:textId="77777777">
       <w:pPr>
         <w:tabs>
           <w:tab w:val="left" w:pos="1701"/>
@@ -284,7 +284,7 @@
         <w:t>ADMISIÓN A TRÁMITE</w:t>
       </w:r>
     </w:p>
-    <w:p>
+    <w:p ns2:paraId="13B01F89" ns2:textId="2E4AFA0D">
       <w:pPr>
         <w:tabs>
           <w:tab w:val="left" w:pos="1701"/>
@@ -328,7 +328,7 @@
         <w:t>REQUERIMIENTO DE INFORMACIÓN</w:t>
       </w:r>
     </w:p>
-    <w:p>
+    <w:p ns2:paraId="16897481" ns2:textId="075ADAF3">
       <w:pPr>
         <w:tabs>
           <w:tab w:val="left" w:pos="1701"/>
@@ -381,7 +381,7 @@
         <w:t>3</w:t>
       </w:r>
     </w:p>
-    <w:p>
+    <w:p ns2:paraId="4C5E4B6F" ns2:textId="77777777">
       <w:pPr>
         <w:spacing w:after="0" w:line="240" w:lineRule="auto"/>
         <w:jc w:val="both"/>
@@ -390,7 +390,7 @@
         </w:rPr>
       </w:pPr>
     </w:p>
-    <w:p>
+    <w:p ns2:paraId="6771D2CB" ns2:textId="6ADBF07D">
       <w:pPr>
         <w:spacing w:after="0" w:line="240" w:lineRule="auto"/>
         <w:jc w:val="both"/>
@@ -447,7 +447,7 @@
         <w:t xml:space="preserve">. </w:t>
       </w:r>
     </w:p>
-    <w:p>
+    <w:p ns2:paraId="0C69385B" ns2:textId="77777777">
       <w:pPr>
         <w:tabs>
           <w:tab w:val="left" w:pos="1014"/>
@@ -461,7 +461,7 @@
         </w:rPr>
       </w:pPr>
     </w:p>
-    <w:p>
+    <w:p ns2:paraId="0D559D37" ns2:textId="77777777">
       <w:pPr>
         <w:tabs>
           <w:tab w:val="left" w:pos="1014"/>
@@ -475,7 +475,7 @@
         </w:rPr>
       </w:pPr>
     </w:p>
-    <w:p>
+    <w:p ns2:paraId="287CFC7B" ns2:textId="77777777">
       <w:pPr>
         <w:numPr>
           <w:ilvl w:val="0"/>
@@ -500,7 +500,7 @@
         <w:t xml:space="preserve">HECHOS </w:t>
       </w:r>
     </w:p>
-    <w:p>
+    <w:p ns2:paraId="5DEEC8AF" ns2:textId="77777777">
       <w:pPr>
         <w:spacing w:after="0" w:line="240" w:lineRule="auto"/>
         <w:jc w:val="both"/>
@@ -511,7 +511,7 @@
         </w:rPr>
       </w:pPr>
     </w:p>
-    <w:p>
+    <w:p ns2:paraId="2C95BEC9" ns2:textId="4B718B49">
       <w:pPr>
         <w:numPr>
           <w:ilvl w:val="1"/>
@@ -658,7 +658,7 @@
         <w:t/>
       </w:r>
     </w:p>
-    <w:p>
+    <w:p ns2:paraId="735ECBA9" ns2:textId="77777777">
       <w:pPr>
         <w:spacing w:after="0" w:line="240" w:lineRule="auto"/>
         <w:ind w:left="567"/>
@@ -670,7 +670,7 @@
         </w:rPr>
       </w:pPr>
     </w:p>
-    <w:p>
+    <w:p ns2:paraId="34BB92A0" ns2:textId="2E966A8E">
       <w:pPr>
         <w:pStyle w:val="Prrafodelista"/>
         <w:numPr>
@@ -778,7 +778,7 @@
         <w:t>.</w:t>
       </w:r>
     </w:p>
-    <w:p>
+    <w:p ns2:paraId="7C4D8A39" ns2:textId="77777777">
       <w:pPr>
         <w:pStyle w:val="Prrafodelista"/>
         <w:spacing w:after="0" w:line="240" w:lineRule="auto"/>
@@ -791,7 +791,7 @@
         </w:rPr>
       </w:pPr>
     </w:p>
-    <w:p>
+    <w:p ns2:paraId="3DF16A0B" ns2:textId="61DF1EB5">
       <w:pPr>
         <w:pStyle w:val="Prrafodelista"/>
         <w:numPr>
@@ -867,7 +867,7 @@
         <w:t>.</w:t>
       </w:r>
     </w:p>
-    <w:p>
+    <w:p ns2:paraId="0EAEF2E1" ns2:textId="77777777">
       <w:pPr>
         <w:pStyle w:val="Prrafodelista"/>
         <w:spacing w:after="0" w:line="240" w:lineRule="auto"/>
@@ -880,7 +880,7 @@
         </w:rPr>
       </w:pPr>
     </w:p>
-    <w:p>
+    <w:p ns2:paraId="717DF4A5" ns2:textId="2DA6DE5B">
       <w:pPr>
         <w:pStyle w:val="Prrafodelista"/>
         <w:numPr>
@@ -998,7 +998,7 @@
         <w:t xml:space="preserve"> sobre los términos y condiciones del contrato con La Positiva Seguros y Reaseguros.</w:t>
       </w:r>
     </w:p>
-    <w:p>
+    <w:p ns2:paraId="1FA210EE" ns2:textId="77777777">
       <w:pPr>
         <w:tabs>
           <w:tab w:val="left" w:pos="1134"/>
@@ -1012,7 +1012,7 @@
         </w:rPr>
       </w:pPr>
     </w:p>
-    <w:p>
+    <w:p ns2:paraId="27703C8D" ns2:textId="5AFE5713">
       <w:pPr>
         <w:numPr>
           <w:ilvl w:val="1"/>
@@ -1158,7 +1158,7 @@
       </w:r>
     </w:p>
     <w:bookmarkEnd w:id="0"/>
-    <w:p>
+    <w:p ns2:paraId="052B4C15" ns2:textId="77777777">
       <w:pPr>
         <w:tabs>
           <w:tab w:val="left" w:pos="1014"/>
@@ -1172,7 +1172,7 @@
         </w:rPr>
       </w:pPr>
     </w:p>
-    <w:p>
+    <w:p ns2:paraId="01FE5730" ns2:textId="1C4057FE">
       <w:pPr>
         <w:pStyle w:val="Prrafodelista"/>
         <w:numPr>
@@ -1221,7 +1221,7 @@
         <w:t xml:space="preserve"> DE LA DENUNCIA</w:t>
       </w:r>
     </w:p>
-    <w:p>
+    <w:p ns2:paraId="645D3461" ns2:textId="77777777">
       <w:pPr>
         <w:pStyle w:val="Prrafodelista"/>
         <w:spacing w:after="0" w:line="240" w:lineRule="auto"/>
@@ -1235,7 +1235,7 @@
         </w:rPr>
       </w:pPr>
     </w:p>
-    <w:p>
+    <w:p ns2:paraId="6D1C9503" ns2:textId="168ACA5E">
       <w:pPr>
         <w:numPr>
           <w:ilvl w:val="0"/>
@@ -1316,7 +1316,7 @@
         <w:t>.</w:t>
       </w:r>
     </w:p>
-    <w:p>
+    <w:p ns2:paraId="5E81B2C9" ns2:textId="77777777">
       <w:pPr>
         <w:spacing w:after="0" w:line="240" w:lineRule="auto"/>
         <w:ind w:left="567"/>
@@ -1329,7 +1329,7 @@
         </w:rPr>
       </w:pPr>
     </w:p>
-    <w:p>
+    <w:p ns2:paraId="0715CA1D" ns2:textId="16FA0533">
       <w:pPr>
         <w:numPr>
           <w:ilvl w:val="0"/>
@@ -1383,7 +1383,7 @@
         <w:t>.</w:t>
       </w:r>
     </w:p>
-    <w:p>
+    <w:p ns2:paraId="3E380B49" ns2:textId="77777777">
       <w:pPr>
         <w:spacing w:after="0" w:line="240" w:lineRule="auto"/>
         <w:ind w:left="567"/>
@@ -1396,7 +1396,7 @@
         </w:rPr>
       </w:pPr>
     </w:p>
-    <w:p>
+    <w:p ns2:paraId="27A1B97F" ns2:textId="555228BF">
       <w:pPr>
         <w:numPr>
           <w:ilvl w:val="0"/>
@@ -1448,7 +1448,7 @@
         </w:rPr>
         <w:t xml:space="preserve"/>
       </w:r>
-      <w:hyperlink r:id="rId12" w:history="1">
+      <w:hyperlink ns3:id="rId12" w:history="1">
         <w:r>
           <w:rPr>
             <w:rStyle w:val="Hipervnculo"/>
@@ -1472,7 +1472,7 @@
         <w:t xml:space="preserve"/>
       </w:r>
     </w:p>
-    <w:p>
+    <w:p ns2:paraId="17515E77" ns2:textId="77777777">
       <w:pPr>
         <w:spacing w:after="0" w:line="240" w:lineRule="auto"/>
         <w:ind w:left="567"/>
@@ -1485,7 +1485,7 @@
         </w:rPr>
       </w:pPr>
     </w:p>
-    <w:p>
+    <w:p ns2:paraId="5FA2DCB6" ns2:textId="40F627D5">
       <w:pPr>
         <w:numPr>
           <w:ilvl w:val="0"/>
@@ -1595,7 +1595,7 @@
         </w:rPr>
         <w:t xml:space="preserve"/>
       </w:r>
-      <w:hyperlink r:id="rId13" w:history="1">
+      <w:hyperlink ns3:id="rId13" w:history="1">
         <w:r>
           <w:rPr>
             <w:rStyle w:val="Hipervnculo"/>
@@ -1613,7 +1613,7 @@
         <w:t/>
       </w:r>
     </w:p>
-    <w:p>
+    <w:p ns2:paraId="35C4F2C9" ns2:textId="77777777">
       <w:pPr>
         <w:spacing w:after="0" w:line="240" w:lineRule="auto"/>
         <w:ind w:left="567"/>
@@ -1626,7 +1626,7 @@
         </w:rPr>
       </w:pPr>
     </w:p>
-    <w:p>
+    <w:p ns2:paraId="75C5D733" ns2:textId="353BAAEB">
       <w:pPr>
         <w:numPr>
           <w:ilvl w:val="0"/>
@@ -1713,7 +1713,7 @@
         <w:t/>
       </w:r>
     </w:p>
-    <w:p>
+    <w:p ns2:paraId="6F6824D7" ns2:textId="77777777">
       <w:pPr>
         <w:spacing w:after="0" w:line="240" w:lineRule="auto"/>
         <w:ind w:left="567"/>
@@ -1726,7 +1726,7 @@
         </w:rPr>
       </w:pPr>
     </w:p>
-    <w:p>
+    <w:p ns2:paraId="67072D9B" ns2:textId="233B453B">
       <w:pPr>
         <w:numPr>
           <w:ilvl w:val="0"/>
@@ -1818,7 +1818,7 @@
         <w:t/>
       </w:r>
     </w:p>
-    <w:p>
+    <w:p ns2:paraId="41EDD7C9" ns2:textId="77777777">
       <w:pPr>
         <w:widowControl w:val="0"/>
         <w:spacing w:after="0" w:line="240" w:lineRule="auto"/>
@@ -1834,7 +1834,7 @@
         </w:rPr>
       </w:pPr>
     </w:p>
-    <w:p>
+    <w:p ns2:paraId="0BD31BB9" ns2:textId="44CB2FA4">
       <w:pPr>
         <w:widowControl w:val="0"/>
         <w:spacing w:after="0" w:line="240" w:lineRule="auto"/>
@@ -1880,7 +1880,7 @@
         <w:t/>
       </w:r>
     </w:p>
-    <w:p>
+    <w:p ns2:paraId="23051C4A" ns2:textId="77777777">
       <w:pPr>
         <w:widowControl w:val="0"/>
         <w:spacing w:after="0" w:line="240" w:lineRule="auto"/>
@@ -1896,7 +1896,7 @@
         </w:rPr>
       </w:pPr>
     </w:p>
-    <w:p>
+    <w:p ns2:paraId="1E2BA326" ns2:textId="54627811">
       <w:pPr>
         <w:numPr>
           <w:ilvl w:val="0"/>
@@ -1964,7 +1964,7 @@
         </w:rPr>
         <w:t xml:space="preserve"/>
       </w:r>
-      <w:hyperlink r:id="rId14" w:history="1">
+      <w:hyperlink ns3:id="rId14" w:history="1">
         <w:r>
           <w:rPr>
             <w:rStyle w:val="Hipervnculo"/>
@@ -2022,7 +2022,7 @@
         <w:t/>
       </w:r>
     </w:p>
-    <w:p>
+    <w:p ns2:paraId="7591FAEA" ns2:textId="77777777">
       <w:pPr>
         <w:spacing w:after="0" w:line="240" w:lineRule="auto"/>
         <w:ind w:left="567"/>
@@ -2035,7 +2035,7 @@
         </w:rPr>
       </w:pPr>
     </w:p>
-    <w:p>
+    <w:p ns2:paraId="31135FAF" ns2:textId="5FE31386">
       <w:pPr>
         <w:numPr>
           <w:ilvl w:val="0"/>
@@ -2088,7 +2088,7 @@
         <w:t/>
       </w:r>
     </w:p>
-    <w:p>
+    <w:p ns2:paraId="76FE45C7" ns2:textId="77777777">
       <w:pPr>
         <w:spacing w:after="0" w:line="240" w:lineRule="auto"/>
         <w:ind w:left="567"/>
@@ -2101,7 +2101,7 @@
         </w:rPr>
       </w:pPr>
     </w:p>
-    <w:p>
+    <w:p ns2:paraId="06AC933F" ns2:textId="6ACCAC0A">
       <w:pPr>
         <w:numPr>
           <w:ilvl w:val="0"/>
@@ -2282,7 +2282,7 @@
         <w:t>.</w:t>
       </w:r>
     </w:p>
-    <w:p>
+    <w:p ns2:paraId="751BEFB4" ns2:textId="77777777">
       <w:pPr>
         <w:spacing w:after="0" w:line="240" w:lineRule="auto"/>
         <w:ind w:left="567"/>
@@ -2295,7 +2295,7 @@
         </w:rPr>
       </w:pPr>
     </w:p>
-    <w:p>
+    <w:p ns2:paraId="3CCC5A2F" ns2:textId="35B8297A">
       <w:pPr>
         <w:numPr>
           <w:ilvl w:val="0"/>
@@ -2333,7 +2333,7 @@
         <w:t xml:space="preserve"/>
       </w:r>
     </w:p>
-    <w:p>
+    <w:p ns2:paraId="2AB210D2" ns2:textId="77777777">
       <w:pPr>
         <w:spacing w:after="0" w:line="240" w:lineRule="auto"/>
         <w:contextualSpacing/>
@@ -2346,7 +2346,7 @@
         </w:rPr>
       </w:pPr>
     </w:p>
-    <w:p>
+    <w:p ns2:paraId="0C3C1458" ns2:textId="77777777">
       <w:pPr>
         <w:pStyle w:val="Prrafodelista"/>
         <w:numPr>
@@ -2386,7 +2386,7 @@
         <w:t>ADMISIÓN A TRÁMITE DE LA DENUNCIA</w:t>
       </w:r>
     </w:p>
-    <w:p>
+    <w:p ns2:paraId="77E53574" ns2:textId="77777777">
       <w:pPr>
         <w:spacing w:after="0" w:line="240" w:lineRule="auto"/>
         <w:ind w:left="567"/>
@@ -2400,7 +2400,7 @@
         </w:rPr>
       </w:pPr>
     </w:p>
-    <w:p>
+    <w:p ns2:paraId="4B4C2DEF" ns2:textId="35F9C30E">
       <w:pPr>
         <w:pStyle w:val="Prrafodelista"/>
         <w:numPr>
@@ -2499,7 +2499,7 @@
         <w:t>.</w:t>
       </w:r>
     </w:p>
-    <w:p>
+    <w:p ns2:paraId="3E478C55" ns2:textId="77777777">
       <w:pPr>
         <w:pStyle w:val="Prrafodelista"/>
         <w:spacing w:after="0" w:line="240" w:lineRule="auto"/>
@@ -2510,7 +2510,7 @@
         </w:rPr>
       </w:pPr>
     </w:p>
-    <w:p>
+    <w:p ns2:paraId="1E76DA57" ns2:textId="435431BB">
       <w:pPr>
         <w:pStyle w:val="Prrafodelista"/>
         <w:numPr>
@@ -2563,7 +2563,7 @@
         <w:t>.</w:t>
       </w:r>
     </w:p>
-    <w:p>
+    <w:p ns2:paraId="448AFEF1" ns2:textId="77777777">
       <w:pPr>
         <w:pStyle w:val="Prrafodelista"/>
         <w:spacing w:after="0" w:line="240" w:lineRule="auto"/>
@@ -2574,7 +2574,7 @@
         </w:rPr>
       </w:pPr>
     </w:p>
-    <w:p>
+    <w:p ns2:paraId="3330E03D" ns2:textId="000DF2DD">
       <w:pPr>
         <w:pStyle w:val="Prrafodelista"/>
         <w:numPr>
@@ -2663,16 +2663,16 @@
         <w:t>.</w:t>
       </w:r>
     </w:p>
-    <w:p>
-      <w:pPr>
-        <w:spacing w:after="0" w:line="240" w:lineRule="auto"/>
-        <w:jc w:val="both"/>
-        <w:rPr>
-          <w:rFonts w:ascii="Arial Narrow" w:eastAsia="Arial Narrow" w:hAnsi="Arial Narrow" w:cs="Arial Narrow"/>
-        </w:rPr>
-      </w:pPr>
-    </w:p>
-    <w:p>
+    <w:p ns2:paraId="1AF52C1D" ns2:textId="77777777">
+      <w:pPr>
+        <w:spacing w:after="0" w:line="240" w:lineRule="auto"/>
+        <w:jc w:val="both"/>
+        <w:rPr>
+          <w:rFonts w:ascii="Arial Narrow" w:eastAsia="Arial Narrow" w:hAnsi="Arial Narrow" w:cs="Arial Narrow"/>
+        </w:rPr>
+      </w:pPr>
+    </w:p>
+    <w:p ns2:paraId="75176125" ns2:textId="691CF23F">
       <w:pPr>
         <w:pStyle w:val="Prrafodelista"/>
         <w:numPr>
@@ -2759,16 +2759,16 @@
         <w:t>.</w:t>
       </w:r>
     </w:p>
-    <w:p>
-      <w:pPr>
-        <w:spacing w:after="0" w:line="240" w:lineRule="auto"/>
-        <w:jc w:val="both"/>
-        <w:rPr>
-          <w:rFonts w:ascii="Arial Narrow" w:eastAsia="Arial Narrow" w:hAnsi="Arial Narrow" w:cs="Arial Narrow"/>
-        </w:rPr>
-      </w:pPr>
-    </w:p>
-    <w:p>
+    <w:p ns2:paraId="1CF6B23E" ns2:textId="77777777">
+      <w:pPr>
+        <w:spacing w:after="0" w:line="240" w:lineRule="auto"/>
+        <w:jc w:val="both"/>
+        <w:rPr>
+          <w:rFonts w:ascii="Arial Narrow" w:eastAsia="Arial Narrow" w:hAnsi="Arial Narrow" w:cs="Arial Narrow"/>
+        </w:rPr>
+      </w:pPr>
+    </w:p>
+    <w:p ns2:paraId="3F20BA48" ns2:textId="5124CBC8">
       <w:pPr>
         <w:pStyle w:val="Prrafodelista"/>
         <w:numPr>
@@ -2872,7 +2872,7 @@
         <w:t xml:space="preserve">. </w:t>
       </w:r>
     </w:p>
-    <w:p>
+    <w:p ns2:paraId="65973A1D" ns2:textId="77777777">
       <w:pPr>
         <w:pStyle w:val="Prrafodelista"/>
         <w:rPr>
@@ -2883,7 +2883,7 @@
         </w:rPr>
       </w:pPr>
     </w:p>
-    <w:p>
+    <w:p ns2:paraId="759D6231" ns2:textId="1B8E9DB0">
       <w:pPr>
         <w:pStyle w:val="Prrafodelista"/>
         <w:numPr>
@@ -2947,7 +2947,7 @@
         <w:t>.</w:t>
       </w:r>
     </w:p>
-    <w:p>
+    <w:p ns2:paraId="7B06DB85" ns2:textId="31CCF514">
       <w:pPr>
         <w:spacing w:after="0" w:line="240" w:lineRule="auto"/>
         <w:jc w:val="both"/>
@@ -2957,7 +2957,7 @@
         </w:rPr>
       </w:pPr>
     </w:p>
-    <w:p>
+    <w:p ns2:paraId="51206FBB" ns2:textId="77777777">
       <w:pPr>
         <w:pStyle w:val="Prrafodelista"/>
         <w:numPr>
@@ -2997,7 +2997,7 @@
         <w:t>.</w:t>
       </w:r>
     </w:p>
-    <w:p>
+    <w:p ns2:paraId="646B40DB" ns2:textId="77777777">
       <w:pPr>
         <w:spacing w:after="0" w:line="240" w:lineRule="auto"/>
         <w:ind w:left="567"/>
@@ -3010,7 +3010,7 @@
         </w:rPr>
       </w:pPr>
     </w:p>
-    <w:p>
+    <w:p ns2:paraId="01A40F4B" ns2:textId="77777777">
       <w:pPr>
         <w:pStyle w:val="Prrafodelista"/>
         <w:numPr>
@@ -3041,7 +3041,7 @@
         <w:t>REQUERIMIENTO DE INFORMACION</w:t>
       </w:r>
     </w:p>
-    <w:p>
+    <w:p ns2:paraId="0DEB5BC8" ns2:textId="77777777">
       <w:pPr>
         <w:spacing w:after="0" w:line="240" w:lineRule="auto"/>
         <w:jc w:val="both"/>
@@ -3052,7 +3052,7 @@
         </w:rPr>
       </w:pPr>
     </w:p>
-    <w:p>
+    <w:p ns2:paraId="192CCF97" ns2:textId="77777777">
       <w:pPr>
         <w:pStyle w:val="Prrafodelista"/>
         <w:numPr>
@@ -3101,7 +3101,7 @@
         <w:t>, conviene requerir a los proveedores denunciados que, en un plazo no mayor de cinco (5) días hábiles contado a partir del día siguiente de la notificación de la presente resolución, cumplan con lo siguiente:</w:t>
       </w:r>
     </w:p>
-    <w:p>
+    <w:p ns2:paraId="6724A138" ns2:textId="77777777">
       <w:pPr>
         <w:pStyle w:val="Prrafodelista"/>
         <w:spacing w:after="0" w:line="240" w:lineRule="auto"/>
@@ -3114,7 +3114,7 @@
         </w:rPr>
       </w:pPr>
     </w:p>
-    <w:p>
+    <w:p ns2:paraId="0349BCDF" ns2:textId="1EA11558">
       <w:pPr>
         <w:pStyle w:val="Prrafodelista"/>
         <w:spacing w:after="0" w:line="240" w:lineRule="auto"/>
@@ -3198,7 +3198,7 @@
         <w:t>.</w:t>
       </w:r>
     </w:p>
-    <w:p>
+    <w:p ns2:paraId="3EDF78CD" ns2:textId="77777777">
       <w:pPr>
         <w:pStyle w:val="Prrafodelista"/>
         <w:spacing w:after="0" w:line="240" w:lineRule="auto"/>
@@ -3212,7 +3212,7 @@
         </w:rPr>
       </w:pPr>
     </w:p>
-    <w:p>
+    <w:p ns2:paraId="7FE5B733" ns2:textId="2DF33EA9">
       <w:pPr>
         <w:pStyle w:val="Prrafodelista"/>
         <w:spacing w:after="0" w:line="240" w:lineRule="auto"/>
@@ -3294,7 +3294,7 @@
         <w:t>.</w:t>
       </w:r>
     </w:p>
-    <w:p>
+    <w:p ns2:paraId="7DB8A239" ns2:textId="77777777">
       <w:pPr>
         <w:pStyle w:val="Prrafodelista"/>
         <w:spacing w:after="0" w:line="240" w:lineRule="auto"/>
@@ -3307,7 +3307,7 @@
         </w:rPr>
       </w:pPr>
     </w:p>
-    <w:p>
+    <w:p ns2:paraId="2F346AFB" ns2:textId="77777777">
       <w:pPr>
         <w:pStyle w:val="Prrafodelista"/>
         <w:numPr>
@@ -3338,7 +3338,7 @@
         <w:t xml:space="preserve">RESOLUCIÓN DE LA SECRETARÍA TÉCNICA </w:t>
       </w:r>
     </w:p>
-    <w:p>
+    <w:p ns2:paraId="08F8E5D8" ns2:textId="77777777">
       <w:pPr>
         <w:spacing w:after="0" w:line="240" w:lineRule="auto"/>
         <w:jc w:val="both"/>
@@ -3350,7 +3350,7 @@
         </w:rPr>
       </w:pPr>
     </w:p>
-    <w:p>
+    <w:p ns2:paraId="57BF3AF3" ns2:textId="1894A20F">
       <w:pPr>
         <w:widowControl w:val="0"/>
         <w:spacing w:after="0" w:line="240" w:lineRule="auto"/>
@@ -3382,7 +3382,7 @@
         <w:t/>
       </w:r>
     </w:p>
-    <w:p>
+    <w:p ns2:paraId="54F50B4C" ns2:textId="77777777">
       <w:pPr>
         <w:spacing w:after="0" w:line="240" w:lineRule="auto"/>
         <w:jc w:val="both"/>
@@ -3394,7 +3394,7 @@
         </w:rPr>
       </w:pPr>
     </w:p>
-    <w:p>
+    <w:p ns2:paraId="6DDD73A1" ns2:textId="457F3DB0">
       <w:pPr>
         <w:spacing w:after="0" w:line="240" w:lineRule="auto"/>
         <w:jc w:val="both"/>
@@ -3591,7 +3591,7 @@
         <w:t/>
       </w:r>
     </w:p>
-    <w:p>
+    <w:p ns2:paraId="63A9DDB9" ns2:textId="77777777">
       <w:pPr>
         <w:spacing w:after="0" w:line="240" w:lineRule="auto"/>
         <w:jc w:val="both"/>
@@ -3602,7 +3602,7 @@
         </w:rPr>
       </w:pPr>
     </w:p>
-    <w:p>
+    <w:p ns2:paraId="4BBE98BC" ns2:textId="51907E47">
       <w:pPr>
         <w:pStyle w:val="Prrafodelista"/>
         <w:numPr>
@@ -3698,7 +3698,7 @@
         <w:t>. no habría cumplido con remitir la póliza del Seguro de Sepelio contratado por la denunciante.</w:t>
       </w:r>
     </w:p>
-    <w:p>
+    <w:p ns2:paraId="7CD67E77" ns2:textId="77777777">
       <w:pPr>
         <w:spacing w:after="0" w:line="240" w:lineRule="auto"/>
         <w:jc w:val="both"/>
@@ -3709,7 +3709,7 @@
         </w:rPr>
       </w:pPr>
     </w:p>
-    <w:p>
+    <w:p ns2:paraId="6C993A18" ns2:textId="2F1EB886">
       <w:pPr>
         <w:pStyle w:val="Prrafodelista"/>
         <w:numPr>
@@ -3790,7 +3790,7 @@
         <w:t>. no habría cumplido con remitir la póliza del Seguro oncológico contratado por la denunciante.</w:t>
       </w:r>
     </w:p>
-    <w:p>
+    <w:p ns2:paraId="351E75C8" ns2:textId="77777777">
       <w:pPr>
         <w:spacing w:after="0" w:line="240" w:lineRule="auto"/>
         <w:jc w:val="both"/>
@@ -3801,7 +3801,7 @@
         </w:rPr>
       </w:pPr>
     </w:p>
-    <w:p>
+    <w:p ns2:paraId="06ABF454" ns2:textId="59DE4CEA">
       <w:pPr>
         <w:pStyle w:val="Prrafodelista"/>
         <w:numPr>
@@ -3923,7 +3923,7 @@
         <w:t>.</w:t>
       </w:r>
     </w:p>
-    <w:p>
+    <w:p ns2:paraId="2A17B521" ns2:textId="77777777">
       <w:pPr>
         <w:spacing w:after="0" w:line="240" w:lineRule="auto"/>
         <w:jc w:val="both"/>
@@ -3934,7 +3934,7 @@
         </w:rPr>
       </w:pPr>
     </w:p>
-    <w:p>
+    <w:p ns2:paraId="6A8C7346" ns2:textId="6D5BB255">
       <w:pPr>
         <w:pStyle w:val="Prrafodelista"/>
         <w:numPr>
@@ -4016,7 +4016,7 @@
         <w:t>la denunciante, generando que no obtenga la cobertura ante el fallecimiento de su madre.</w:t>
       </w:r>
     </w:p>
-    <w:p>
+    <w:p ns2:paraId="20BA6740" ns2:textId="77777777">
       <w:pPr>
         <w:spacing w:after="0" w:line="240" w:lineRule="auto"/>
         <w:jc w:val="both"/>
@@ -4026,7 +4026,7 @@
         </w:rPr>
       </w:pPr>
     </w:p>
-    <w:p>
+    <w:p ns2:paraId="1DE47777" ns2:textId="71D54583">
       <w:pPr>
         <w:pStyle w:val="Prrafodelista"/>
         <w:numPr>
@@ -4143,16 +4143,16 @@
       </w:r>
       <w:proofErr w:type="gramEnd"/>
     </w:p>
-    <w:p>
-      <w:pPr>
-        <w:spacing w:after="0" w:line="240" w:lineRule="auto"/>
-        <w:jc w:val="both"/>
-        <w:rPr>
-          <w:rFonts w:ascii="Arial Narrow" w:eastAsia="Arial Narrow" w:hAnsi="Arial Narrow" w:cs="Arial Narrow"/>
-        </w:rPr>
-      </w:pPr>
-    </w:p>
-    <w:p>
+    <w:p ns2:paraId="577F4019" ns2:textId="77777777">
+      <w:pPr>
+        <w:spacing w:after="0" w:line="240" w:lineRule="auto"/>
+        <w:jc w:val="both"/>
+        <w:rPr>
+          <w:rFonts w:ascii="Arial Narrow" w:eastAsia="Arial Narrow" w:hAnsi="Arial Narrow" w:cs="Arial Narrow"/>
+        </w:rPr>
+      </w:pPr>
+    </w:p>
+    <w:p ns2:paraId="35AB579D" ns2:textId="62EC95EE">
       <w:pPr>
         <w:pStyle w:val="Prrafodelista"/>
         <w:numPr>
@@ -4244,16 +4244,16 @@
       </w:r>
       <w:proofErr w:type="gramEnd"/>
     </w:p>
-    <w:p>
-      <w:pPr>
-        <w:spacing w:after="0" w:line="240" w:lineRule="auto"/>
-        <w:jc w:val="both"/>
-        <w:rPr>
-          <w:rFonts w:ascii="Arial Narrow" w:eastAsia="Arial Narrow" w:hAnsi="Arial Narrow" w:cs="Arial Narrow"/>
-        </w:rPr>
-      </w:pPr>
-    </w:p>
-    <w:p>
+    <w:p ns2:paraId="74A91A75" ns2:textId="77777777">
+      <w:pPr>
+        <w:spacing w:after="0" w:line="240" w:lineRule="auto"/>
+        <w:jc w:val="both"/>
+        <w:rPr>
+          <w:rFonts w:ascii="Arial Narrow" w:eastAsia="Arial Narrow" w:hAnsi="Arial Narrow" w:cs="Arial Narrow"/>
+        </w:rPr>
+      </w:pPr>
+    </w:p>
+    <w:p ns2:paraId="1668E607" ns2:textId="280AACD1">
       <w:pPr>
         <w:spacing w:line="240" w:lineRule="auto"/>
         <w:contextualSpacing/>
@@ -4318,7 +4318,7 @@
         <w:t>.</w:t>
       </w:r>
     </w:p>
-    <w:p>
+    <w:p ns2:paraId="514D6732" ns2:textId="77777777">
       <w:pPr>
         <w:spacing w:line="240" w:lineRule="auto"/>
         <w:contextualSpacing/>
@@ -4330,7 +4330,7 @@
         </w:rPr>
       </w:pPr>
     </w:p>
-    <w:p>
+    <w:p ns2:paraId="217CBC09" ns2:textId="4D77324C">
       <w:pPr>
         <w:spacing w:after="0" w:line="240" w:lineRule="auto"/>
         <w:jc w:val="both"/>
@@ -4532,7 +4532,7 @@
         <w:t xml:space="preserve"> con lo siguiente:</w:t>
       </w:r>
     </w:p>
-    <w:p>
+    <w:p ns2:paraId="49467B10" ns2:textId="77777777">
       <w:pPr>
         <w:spacing w:after="0" w:line="240" w:lineRule="auto"/>
         <w:jc w:val="both"/>
@@ -4543,7 +4543,7 @@
         </w:rPr>
       </w:pPr>
     </w:p>
-    <w:p>
+    <w:p ns2:paraId="2FEBEDD4" ns2:textId="77777777">
       <w:pPr>
         <w:numPr>
           <w:ilvl w:val="0"/>
@@ -4567,7 +4567,7 @@
         <w:t>presentar documentos que acrediten su inscripción en los Registros Públicos o una declaración jurada que indique que cuenta con dicha inscripción;</w:t>
       </w:r>
     </w:p>
-    <w:p>
+    <w:p ns2:paraId="090FAFC4" ns2:textId="77777777">
       <w:pPr>
         <w:numPr>
           <w:ilvl w:val="0"/>
@@ -4591,7 +4591,7 @@
         <w:t>presentar copia simple de las facultades de representación de su representante legal en el presente procedimiento o la declaración jurada que indique que cuenta con dichas facultades y que estas se encuentran vigentes;</w:t>
       </w:r>
     </w:p>
-    <w:p>
+    <w:p ns2:paraId="39D6AC33" ns2:textId="77777777">
       <w:pPr>
         <w:numPr>
           <w:ilvl w:val="0"/>
@@ -4615,7 +4615,7 @@
         <w:t>consignar el Número de Registro Único de Contribuyentes (RUC); y,</w:t>
       </w:r>
     </w:p>
-    <w:p>
+    <w:p ns2:paraId="7B98EAA1" ns2:textId="77777777">
       <w:pPr>
         <w:numPr>
           <w:ilvl w:val="0"/>
@@ -4666,7 +4666,7 @@
         <w:t>;</w:t>
       </w:r>
     </w:p>
-    <w:p>
+    <w:p ns2:paraId="346E14FB" ns2:textId="77777777">
       <w:pPr>
         <w:numPr>
           <w:ilvl w:val="0"/>
@@ -4751,26 +4751,66 @@
         <w:t>.</w:t>
       </w:r>
     </w:p>
+    <w:p ns2:paraId="7E27A9A3" ns2:textId="77777777">
+      <w:pPr>
+        <w:spacing w:after="0" w:line="240" w:lineRule="auto"/>
+        <w:ind w:left="567"/>
+        <w:jc w:val="both"/>
+        <w:rPr>
+          <w:rFonts w:ascii="Arial Narrow" w:eastAsia="Arial Narrow" w:hAnsi="Arial Narrow" w:cs="Arial Narrow"/>
+          <w:color w:val="000000"/>
+          <w:lang w:eastAsia="es-PE"/>
+        </w:rPr>
+      </w:pPr>
+    </w:p>
     <w:p>
       <w:pPr>
         <w:spacing w:after="0" w:line="240" w:lineRule="auto"/>
-        <w:ind w:left="567"/>
-        <w:jc w:val="both"/>
-        <w:rPr>
-          <w:rFonts w:ascii="Arial Narrow" w:eastAsia="Arial Narrow" w:hAnsi="Arial Narrow" w:cs="Arial Narrow"/>
-          <w:color w:val="000000"/>
-          <w:lang w:eastAsia="es-PE"/>
-        </w:rPr>
-      </w:pPr>
-    </w:p>
-    <w:p>
-      <w:pPr>
-        <w:spacing w:after="0" w:line="240" w:lineRule="auto"/>
-        <w:jc w:val="both"/>
-        <w:rPr>
-          <w:rFonts w:ascii="Arial Narrow" w:eastAsia="Arial Narrow" w:hAnsi="Arial Narrow" w:cs="Arial Narrow"/>
-          <w:color w:val="000000"/>
-          <w:lang w:eastAsia="es-PE"/>
+        <w:jc w:val="both"/>
+        <w:rPr>
+          <w:rFonts w:ascii="Arial Narrow" w:eastAsia="Arial Narrow" w:hAnsi="Arial Narrow" w:cs="Arial Narrow"/>
+          <w:color w:val="000000"/>
+          <w:lang w:eastAsia="es-PE"/>
+        </w:rPr>
+      </w:pPr>
+      <w:r>
+        <w:rPr>
+          <w:rFonts w:ascii="Arial Narrow" w:hAnsi="Arial Narrow" w:cs="Arial Narrow"/>
+          <w:b w:val="1"/>
+          <w:bCs w:val="1"/>
+          <w:sz w:val="20"/>
+          <w:szCs w:val="20"/>
+        </w:rPr>
+        <w:t xml:space="preserve">QUINTO: </w:t>
+      </w:r>
+      <w:r>
+        <w:rPr>
+          <w:rFonts w:ascii="Arial Narrow" w:hAnsi="Arial Narrow" w:cs="Arial Narrow"/>
+          <w:sz w:val="20"/>
+          <w:szCs w:val="20"/>
+        </w:rPr>
+        <w:t xml:space="preserve">correr traslado de la presente resolución a Comité de Administración del Fondo de Asistencia y Estímulo de los Trabajadores del Sector Educación y a La Positiva Seguros y Reaseguros S.A.A para que, de conformidad con lo dispuesto por el artículo 26° de la Ley sobre Facultades, Normas y Organización del Indecopi, aprobado por Decreto Legislativo N° 8079, presenten sus descargos sobre la imputación de cargos realizada en un plazo no mayor a cinco (5) días hábiles contado a partir del día siguiente de la notificación de la presente resolución, vencido el cual, el Secretario Técnico declarará en rebeldía a los denunciados que no lo hubieran presentado. Debe precisarse que de conformidad con lo establecido por el artículo 223° del Texto Único Ordenado de la Ley N° 27444, Ley del Procedimiento Administrativo General, las alegaciones y los hechos relevantes de la reclamación, salvo que hayan sido específicamente negadas en la contestación, se tendrán por aceptadas o meritadas como ciertas.</w:t>
+      </w:r>
+    </w:p>
+    <w:p ns2:paraId="6FC3DC19" ns2:textId="77777777">
+      <w:pPr>
+        <w:spacing w:after="0" w:line="240" w:lineRule="auto"/>
+        <w:jc w:val="both"/>
+        <w:rPr>
+          <w:rFonts w:ascii="Arial Narrow" w:eastAsia="Arial Narrow" w:hAnsi="Arial Narrow" w:cs="Arial Narrow"/>
+          <w:color w:val="000000"/>
+          <w:lang w:eastAsia="es-PE"/>
+        </w:rPr>
+      </w:pPr>
+    </w:p>
+    <w:p ns2:paraId="47DFA36B" ns2:textId="594F20AB">
+      <w:pPr>
+        <w:spacing w:after="0" w:line="240" w:lineRule="auto"/>
+        <w:jc w:val="both"/>
+        <w:rPr>
+          <w:rFonts w:ascii="Arial Narrow" w:eastAsia="Times New Roman" w:hAnsi="Arial Narrow" w:cs="Arial"/>
+          <w:color w:val="000000"/>
+          <w:lang w:val="es-ES" w:eastAsia="es-ES"/>
         </w:rPr>
       </w:pPr>
       <w:r>
@@ -4780,15 +4820,16 @@
           <w:color w:val="000000"/>
           <w:lang w:eastAsia="es-PE"/>
         </w:rPr>
-        <w:t xml:space="preserve">QUINTO: </w:t>
-      </w:r>
-      <w:r>
-        <w:rPr>
-          <w:rFonts w:ascii="Arial Narrow" w:eastAsia="Arial Narrow" w:hAnsi="Arial Narrow" w:cs="Arial Narrow"/>
-          <w:color w:val="000000"/>
-          <w:lang w:eastAsia="es-PE"/>
-        </w:rPr>
-        <w:t xml:space="preserve">correr traslado de la denuncia interpuesta </w:t>
+        <w:t xml:space="preserve">SEXTO: </w:t>
+      </w:r>
+      <w:bookmarkStart w:id="6" w:name="_Hlk188286813"/>
+      <w:r>
+        <w:rPr>
+          <w:rFonts w:ascii="Arial Narrow" w:eastAsia="Times New Roman" w:hAnsi="Arial Narrow" w:cs="Arial"/>
+          <w:color w:val="000000"/>
+          <w:lang w:eastAsia="es-ES"/>
+        </w:rPr>
+        <w:t xml:space="preserve">requerir </w:t>
       </w:r>
       <w:r>
         <w:rPr>
@@ -4796,244 +4837,200 @@
           <w:color w:val="000000"/>
           <w:lang w:val="es-ES" w:eastAsia="es-ES"/>
         </w:rPr>
+        <w:t xml:space="preserve">que, en un </w:t>
+      </w:r>
+      <w:r>
+        <w:rPr>
+          <w:rFonts w:ascii="Arial Narrow" w:eastAsia="Times New Roman" w:hAnsi="Arial Narrow" w:cs="Arial"/>
+          <w:color w:val="000000"/>
+          <w:lang w:eastAsia="es-ES"/>
+        </w:rPr>
+        <w:t>plazo no mayor de cinco (5) días hábiles contado a partir del día siguiente de la notificación de la presente resolución</w:t>
+      </w:r>
+      <w:bookmarkEnd w:id="6"/>
+      <w:r>
+        <w:rPr>
+          <w:rFonts w:ascii="Arial Narrow" w:eastAsia="Times New Roman" w:hAnsi="Arial Narrow" w:cs="Arial"/>
+          <w:color w:val="000000"/>
+          <w:lang w:eastAsia="es-ES"/>
+        </w:rPr>
+        <w:t xml:space="preserve">, </w:t>
+      </w:r>
+      <w:bookmarkStart w:id="7" w:name="_Hlk188286828"/>
+      <w:r>
+        <w:rPr>
+          <w:rFonts w:ascii="Arial Narrow" w:eastAsia="Times New Roman" w:hAnsi="Arial Narrow" w:cs="Arial"/>
+          <w:color w:val="000000"/>
+          <w:lang w:eastAsia="es-ES"/>
+        </w:rPr>
         <w:t xml:space="preserve">el </w:t>
       </w:r>
       <w:r>
         <w:rPr>
+          <w:rFonts w:ascii="Arial Narrow" w:eastAsia="Arial Narrow" w:hAnsi="Arial Narrow" w:cs="Arial Narrow"/>
+          <w:bCs/>
+        </w:rPr>
+        <w:t xml:space="preserve">Comité </w:t>
+      </w:r>
+      <w:r>
+        <w:rPr>
+          <w:rFonts w:ascii="Arial Narrow" w:eastAsia="Arial Narrow" w:hAnsi="Arial Narrow" w:cs="Arial Narrow"/>
+          <w:bCs/>
+        </w:rPr>
+        <w:t>d</w:t>
+      </w:r>
+      <w:r>
+        <w:rPr>
+          <w:rFonts w:ascii="Arial Narrow" w:eastAsia="Arial Narrow" w:hAnsi="Arial Narrow" w:cs="Arial Narrow"/>
+          <w:bCs/>
+        </w:rPr>
+        <w:t xml:space="preserve">e Administración </w:t>
+      </w:r>
+      <w:r>
+        <w:rPr>
+          <w:rFonts w:ascii="Arial Narrow" w:eastAsia="Arial Narrow" w:hAnsi="Arial Narrow" w:cs="Arial Narrow"/>
+          <w:bCs/>
+        </w:rPr>
+        <w:t>d</w:t>
+      </w:r>
+      <w:r>
+        <w:rPr>
+          <w:rFonts w:ascii="Arial Narrow" w:eastAsia="Arial Narrow" w:hAnsi="Arial Narrow" w:cs="Arial Narrow"/>
+          <w:bCs/>
+        </w:rPr>
+        <w:t xml:space="preserve">el Fondo </w:t>
+      </w:r>
+      <w:r>
+        <w:rPr>
+          <w:rFonts w:ascii="Arial Narrow" w:eastAsia="Arial Narrow" w:hAnsi="Arial Narrow" w:cs="Arial Narrow"/>
+          <w:bCs/>
+        </w:rPr>
+        <w:t>d</w:t>
+      </w:r>
+      <w:r>
+        <w:rPr>
+          <w:rFonts w:ascii="Arial Narrow" w:eastAsia="Arial Narrow" w:hAnsi="Arial Narrow" w:cs="Arial Narrow"/>
+          <w:bCs/>
+        </w:rPr>
+        <w:t xml:space="preserve">e Asistencia </w:t>
+      </w:r>
+      <w:r>
+        <w:rPr>
+          <w:rFonts w:ascii="Arial Narrow" w:eastAsia="Arial Narrow" w:hAnsi="Arial Narrow" w:cs="Arial Narrow"/>
+          <w:bCs/>
+        </w:rPr>
+        <w:t>y</w:t>
+      </w:r>
+      <w:r>
+        <w:rPr>
+          <w:rFonts w:ascii="Arial Narrow" w:eastAsia="Arial Narrow" w:hAnsi="Arial Narrow" w:cs="Arial Narrow"/>
+          <w:bCs/>
+        </w:rPr>
+        <w:t xml:space="preserve"> Estímulo </w:t>
+      </w:r>
+      <w:r>
+        <w:rPr>
+          <w:rFonts w:ascii="Arial Narrow" w:eastAsia="Arial Narrow" w:hAnsi="Arial Narrow" w:cs="Arial Narrow"/>
+          <w:bCs/>
+        </w:rPr>
+        <w:t>d</w:t>
+      </w:r>
+      <w:r>
+        <w:rPr>
+          <w:rFonts w:ascii="Arial Narrow" w:eastAsia="Arial Narrow" w:hAnsi="Arial Narrow" w:cs="Arial Narrow"/>
+          <w:bCs/>
+        </w:rPr>
+        <w:t xml:space="preserve">e </w:t>
+      </w:r>
+      <w:r>
+        <w:rPr>
+          <w:rFonts w:ascii="Arial Narrow" w:eastAsia="Arial Narrow" w:hAnsi="Arial Narrow" w:cs="Arial Narrow"/>
+          <w:bCs/>
+        </w:rPr>
+        <w:t>l</w:t>
+      </w:r>
+      <w:r>
+        <w:rPr>
+          <w:rFonts w:ascii="Arial Narrow" w:eastAsia="Arial Narrow" w:hAnsi="Arial Narrow" w:cs="Arial Narrow"/>
+          <w:bCs/>
+        </w:rPr>
+        <w:t xml:space="preserve">os Trabajadores </w:t>
+      </w:r>
+      <w:r>
+        <w:rPr>
+          <w:rFonts w:ascii="Arial Narrow" w:eastAsia="Arial Narrow" w:hAnsi="Arial Narrow" w:cs="Arial Narrow"/>
+          <w:bCs/>
+        </w:rPr>
+        <w:t>d</w:t>
+      </w:r>
+      <w:r>
+        <w:rPr>
+          <w:rFonts w:ascii="Arial Narrow" w:eastAsia="Arial Narrow" w:hAnsi="Arial Narrow" w:cs="Arial Narrow"/>
+          <w:bCs/>
+        </w:rPr>
+        <w:t>el Sector Educación</w:t>
+      </w:r>
+      <w:r>
+        <w:rPr>
+          <w:rFonts w:ascii="Arial Narrow" w:eastAsia="Times New Roman" w:hAnsi="Arial Narrow" w:cs="Arial"/>
+          <w:color w:val="000000"/>
+          <w:lang w:eastAsia="es-ES"/>
+        </w:rPr>
+        <w:t xml:space="preserve">, </w:t>
+      </w:r>
+      <w:bookmarkEnd w:id="7"/>
+      <w:r>
+        <w:rPr>
           <w:rFonts w:ascii="Arial Narrow" w:eastAsia="Times New Roman" w:hAnsi="Arial Narrow" w:cs="Arial"/>
           <w:color w:val="000000"/>
           <w:lang w:val="es-ES" w:eastAsia="es-ES"/>
         </w:rPr>
-        <w:t>1 de julio de 2025, subsanada mediante escrito del 13 de agosto de 2025</w:t>
-      </w:r>
-      <w:r>
-        <w:rPr>
-          <w:rFonts w:ascii="Arial Narrow" w:eastAsia="Calibri" w:hAnsi="Arial Narrow" w:cs="Arial"/>
-        </w:rPr>
-        <w:t xml:space="preserve">, </w:t>
-      </w:r>
-      <w:r>
-        <w:rPr>
-          <w:rFonts w:ascii="Arial Narrow" w:eastAsia="Arial Narrow" w:hAnsi="Arial Narrow" w:cs="Arial Narrow"/>
-          <w:color w:val="000000"/>
-          <w:lang w:eastAsia="es-PE"/>
-        </w:rPr>
-        <w:t>a</w:t>
-      </w:r>
-      <w:r>
-        <w:rPr>
-          <w:rFonts w:ascii="Arial Narrow" w:eastAsia="Arial Narrow" w:hAnsi="Arial Narrow" w:cs="Arial Narrow"/>
-          <w:color w:val="000000"/>
-          <w:lang w:eastAsia="es-PE"/>
-        </w:rPr>
-        <w:t>l</w:t>
-      </w:r>
-      <w:r>
-        <w:rPr>
-          <w:rFonts w:ascii="Arial Narrow" w:eastAsia="Times New Roman" w:hAnsi="Arial Narrow" w:cs="Times New Roman"/>
-          <w:color w:val="000000"/>
-          <w:shd w:val="clear" w:color="auto" w:fill="FFFFFF"/>
-          <w:lang w:eastAsia="es-PE"/>
-        </w:rPr>
-        <w:t xml:space="preserve"> </w:t>
-      </w:r>
-      <w:r>
-        <w:rPr>
-          <w:rFonts w:ascii="Arial Narrow" w:eastAsia="Arial Narrow" w:hAnsi="Arial Narrow" w:cs="Arial Narrow"/>
-          <w:bCs/>
-        </w:rPr>
-        <w:t xml:space="preserve">Comité </w:t>
-      </w:r>
-      <w:r>
-        <w:rPr>
-          <w:rFonts w:ascii="Arial Narrow" w:eastAsia="Arial Narrow" w:hAnsi="Arial Narrow" w:cs="Arial Narrow"/>
-          <w:bCs/>
-        </w:rPr>
-        <w:t>d</w:t>
-      </w:r>
-      <w:r>
-        <w:rPr>
-          <w:rFonts w:ascii="Arial Narrow" w:eastAsia="Arial Narrow" w:hAnsi="Arial Narrow" w:cs="Arial Narrow"/>
-          <w:bCs/>
-        </w:rPr>
-        <w:t xml:space="preserve">e Administración </w:t>
-      </w:r>
-      <w:r>
-        <w:rPr>
-          <w:rFonts w:ascii="Arial Narrow" w:eastAsia="Arial Narrow" w:hAnsi="Arial Narrow" w:cs="Arial Narrow"/>
-          <w:bCs/>
-        </w:rPr>
-        <w:t>d</w:t>
-      </w:r>
-      <w:r>
-        <w:rPr>
-          <w:rFonts w:ascii="Arial Narrow" w:eastAsia="Arial Narrow" w:hAnsi="Arial Narrow" w:cs="Arial Narrow"/>
-          <w:bCs/>
-        </w:rPr>
-        <w:t xml:space="preserve">el Fondo </w:t>
-      </w:r>
-      <w:r>
-        <w:rPr>
-          <w:rFonts w:ascii="Arial Narrow" w:eastAsia="Arial Narrow" w:hAnsi="Arial Narrow" w:cs="Arial Narrow"/>
-          <w:bCs/>
-        </w:rPr>
-        <w:t>d</w:t>
-      </w:r>
-      <w:r>
-        <w:rPr>
-          <w:rFonts w:ascii="Arial Narrow" w:eastAsia="Arial Narrow" w:hAnsi="Arial Narrow" w:cs="Arial Narrow"/>
-          <w:bCs/>
-        </w:rPr>
-        <w:t xml:space="preserve">e Asistencia </w:t>
-      </w:r>
-      <w:r>
-        <w:rPr>
-          <w:rFonts w:ascii="Arial Narrow" w:eastAsia="Arial Narrow" w:hAnsi="Arial Narrow" w:cs="Arial Narrow"/>
-          <w:bCs/>
-        </w:rPr>
-        <w:t>y</w:t>
-      </w:r>
-      <w:r>
-        <w:rPr>
-          <w:rFonts w:ascii="Arial Narrow" w:eastAsia="Arial Narrow" w:hAnsi="Arial Narrow" w:cs="Arial Narrow"/>
-          <w:bCs/>
-        </w:rPr>
-        <w:t xml:space="preserve"> Estímulo </w:t>
-      </w:r>
-      <w:r>
-        <w:rPr>
-          <w:rFonts w:ascii="Arial Narrow" w:eastAsia="Arial Narrow" w:hAnsi="Arial Narrow" w:cs="Arial Narrow"/>
-          <w:bCs/>
-        </w:rPr>
-        <w:t>d</w:t>
-      </w:r>
-      <w:r>
-        <w:rPr>
-          <w:rFonts w:ascii="Arial Narrow" w:eastAsia="Arial Narrow" w:hAnsi="Arial Narrow" w:cs="Arial Narrow"/>
-          <w:bCs/>
-        </w:rPr>
-        <w:t xml:space="preserve">e </w:t>
-      </w:r>
-      <w:r>
-        <w:rPr>
-          <w:rFonts w:ascii="Arial Narrow" w:eastAsia="Arial Narrow" w:hAnsi="Arial Narrow" w:cs="Arial Narrow"/>
-          <w:bCs/>
-        </w:rPr>
-        <w:t>l</w:t>
-      </w:r>
-      <w:r>
-        <w:rPr>
-          <w:rFonts w:ascii="Arial Narrow" w:eastAsia="Arial Narrow" w:hAnsi="Arial Narrow" w:cs="Arial Narrow"/>
-          <w:bCs/>
-        </w:rPr>
-        <w:t xml:space="preserve">os Trabajadores </w:t>
-      </w:r>
-      <w:r>
-        <w:rPr>
-          <w:rFonts w:ascii="Arial Narrow" w:eastAsia="Arial Narrow" w:hAnsi="Arial Narrow" w:cs="Arial Narrow"/>
-          <w:bCs/>
-        </w:rPr>
-        <w:t>d</w:t>
-      </w:r>
-      <w:r>
-        <w:rPr>
-          <w:rFonts w:ascii="Arial Narrow" w:eastAsia="Arial Narrow" w:hAnsi="Arial Narrow" w:cs="Arial Narrow"/>
-          <w:bCs/>
-        </w:rPr>
-        <w:t xml:space="preserve">el Sector Educación y a La Positiva </w:t>
-      </w:r>
-      <w:r>
-        <w:rPr>
-          <w:rFonts w:ascii="Arial Narrow" w:eastAsia="Arial Narrow" w:hAnsi="Arial Narrow" w:cs="Arial Narrow"/>
-          <w:bCs/>
-        </w:rPr>
-        <w:t>Seguros y Reaseguros S.A.</w:t>
-      </w:r>
-      <w:r>
-        <w:rPr>
-          <w:rFonts w:ascii="Arial Narrow" w:eastAsia="Arial Narrow" w:hAnsi="Arial Narrow" w:cs="Arial Narrow"/>
-          <w:bCs/>
-        </w:rPr>
-        <w:t>A</w:t>
-      </w:r>
-      <w:r>
-        <w:rPr>
-          <w:rFonts w:ascii="Arial Narrow" w:eastAsia="Times New Roman" w:hAnsi="Arial Narrow" w:cs="Times New Roman"/>
-          <w:color w:val="000000"/>
-          <w:shd w:val="clear" w:color="auto" w:fill="FFFFFF"/>
-          <w:lang w:eastAsia="es-PE"/>
+        <w:t>cumpla</w:t>
+      </w:r>
+      <w:r>
+        <w:rPr>
+          <w:rFonts w:ascii="Arial Narrow" w:eastAsia="Times New Roman" w:hAnsi="Arial Narrow" w:cs="Arial"/>
+          <w:color w:val="000000"/>
+          <w:lang w:val="es-ES" w:eastAsia="es-ES"/>
+        </w:rPr>
+        <w:t xml:space="preserve"> con: </w:t>
+      </w:r>
+      <w:r>
+        <w:rPr>
+          <w:rFonts w:ascii="Arial Narrow" w:eastAsia="Times New Roman" w:hAnsi="Arial Narrow" w:cs="Arial"/>
+          <w:color w:val="000000"/>
+          <w:lang w:val="es-ES" w:eastAsia="es-ES"/>
+        </w:rPr>
+        <w:t>(i) presentar una copia debidamente suscrita de la Póliza del Seguro Oncológico y de Sepelio materia de denuncia; y, (</w:t>
+      </w:r>
+      <w:proofErr w:type="spellStart"/>
+      <w:r>
+        <w:rPr>
+          <w:rFonts w:ascii="Arial Narrow" w:eastAsia="Times New Roman" w:hAnsi="Arial Narrow" w:cs="Arial"/>
+          <w:color w:val="000000"/>
+          <w:lang w:val="es-ES" w:eastAsia="es-ES"/>
+        </w:rPr>
+        <w:t>ii</w:t>
+      </w:r>
+      <w:proofErr w:type="spellEnd"/>
+      <w:r>
+        <w:rPr>
+          <w:rFonts w:ascii="Arial Narrow" w:eastAsia="Times New Roman" w:hAnsi="Arial Narrow" w:cs="Arial"/>
+          <w:color w:val="000000"/>
+          <w:lang w:val="es-ES" w:eastAsia="es-ES"/>
+        </w:rPr>
+        <w:t>) presentar todas las comunicaciones cursadas con la parte denunciante en virtud de los hechos materia de denuncia</w:t>
+      </w:r>
+      <w:r>
+        <w:rPr>
+          <w:rFonts w:ascii="Arial Narrow" w:eastAsia="Times New Roman" w:hAnsi="Arial Narrow" w:cs="Arial"/>
+          <w:color w:val="000000"/>
+          <w:lang w:val="es-ES" w:eastAsia="es-ES"/>
         </w:rPr>
         <w:t>.</w:t>
       </w:r>
-      <w:r>
-        <w:rPr>
-          <w:rFonts w:ascii="Arial Narrow" w:eastAsia="Arial Narrow" w:hAnsi="Arial Narrow" w:cs="Arial Narrow"/>
-          <w:color w:val="000000"/>
-          <w:lang w:eastAsia="es-PE"/>
-        </w:rPr>
-        <w:t>,</w:t>
-      </w:r>
-      <w:r>
-        <w:rPr>
-          <w:rFonts w:ascii="Arial Narrow" w:eastAsia="Arial Narrow" w:hAnsi="Arial Narrow" w:cs="Arial Narrow"/>
-          <w:color w:val="000000"/>
-          <w:lang w:eastAsia="es-PE"/>
-        </w:rPr>
-        <w:t xml:space="preserve"> pa</w:t>
-      </w:r>
-      <w:r>
-        <w:rPr>
-          <w:rFonts w:ascii="Arial Narrow" w:eastAsia="Arial Narrow" w:hAnsi="Arial Narrow" w:cs="Arial Narrow"/>
-          <w:color w:val="000000"/>
-          <w:lang w:eastAsia="es-PE"/>
-        </w:rPr>
-        <w:t>ra que, de conformidad con lo dispuesto por el artículo 26</w:t>
-      </w:r>
-      <w:r>
-        <w:rPr>
-          <w:rFonts w:ascii="Arial Narrow" w:eastAsia="Times New Roman" w:hAnsi="Arial Narrow" w:cs="Segoe UI"/>
-          <w:color w:val="000000"/>
-          <w:lang w:eastAsia="es-PE"/>
-        </w:rPr>
-        <w:t/>
-      </w:r>
-      <w:r>
-        <w:rPr>
-          <w:rFonts w:ascii="Arial Narrow" w:eastAsia="Arial Narrow" w:hAnsi="Arial Narrow" w:cs="Arial Narrow"/>
-          <w:color w:val="000000"/>
-          <w:lang w:eastAsia="es-PE"/>
-        </w:rPr>
-        <w:t xml:space="preserve"> de la Ley sobre Facultades, Normas y Organización del Indecopi, aprobada por Decreto Legislativo 807, </w:t>
-      </w:r>
-      <w:r>
-        <w:rPr>
-          <w:rFonts w:ascii="Arial Narrow" w:eastAsia="Arial Narrow" w:hAnsi="Arial Narrow" w:cs="Arial Narrow"/>
-          <w:color w:val="000000"/>
-          <w:lang w:eastAsia="es-PE"/>
-        </w:rPr>
-        <w:t>presenten</w:t>
-      </w:r>
-      <w:r>
-        <w:rPr>
-          <w:rFonts w:ascii="Arial Narrow" w:eastAsia="Arial Narrow" w:hAnsi="Arial Narrow" w:cs="Arial Narrow"/>
-          <w:color w:val="000000"/>
-          <w:lang w:eastAsia="es-PE"/>
-        </w:rPr>
-        <w:t xml:space="preserve"> sus descargos en un plazo no mayor de cinco (5) días hábiles contados desde la notificación. </w:t>
-      </w:r>
-    </w:p>
-    <w:p>
-      <w:pPr>
-        <w:spacing w:after="0" w:line="240" w:lineRule="auto"/>
-        <w:jc w:val="both"/>
-        <w:rPr>
-          <w:rFonts w:ascii="Arial Narrow" w:eastAsia="Arial Narrow" w:hAnsi="Arial Narrow" w:cs="Arial Narrow"/>
-          <w:color w:val="000000"/>
-          <w:lang w:eastAsia="es-PE"/>
-        </w:rPr>
-      </w:pPr>
-    </w:p>
-    <w:p>
+    </w:p>
+    <w:p ns2:paraId="698D0EEB" ns2:textId="77777777">
       <w:pPr>
         <w:spacing w:after="0" w:line="240" w:lineRule="auto"/>
         <w:jc w:val="both"/>
@@ -5043,235 +5040,8 @@
           <w:lang w:val="es-ES" w:eastAsia="es-ES"/>
         </w:rPr>
       </w:pPr>
-      <w:r>
-        <w:rPr>
-          <w:rFonts w:ascii="Arial Narrow" w:eastAsia="Arial Narrow" w:hAnsi="Arial Narrow" w:cs="Arial Narrow"/>
-          <w:b/>
-          <w:color w:val="000000"/>
-          <w:lang w:eastAsia="es-PE"/>
-        </w:rPr>
-        <w:t xml:space="preserve">SEXTO: </w:t>
-      </w:r>
-      <w:bookmarkStart w:id="6" w:name="_Hlk188286813"/>
-      <w:r>
-        <w:rPr>
-          <w:rFonts w:ascii="Arial Narrow" w:eastAsia="Times New Roman" w:hAnsi="Arial Narrow" w:cs="Arial"/>
-          <w:color w:val="000000"/>
-          <w:lang w:eastAsia="es-ES"/>
-        </w:rPr>
-        <w:t xml:space="preserve">requerir </w:t>
-      </w:r>
-      <w:r>
-        <w:rPr>
-          <w:rFonts w:ascii="Arial Narrow" w:eastAsia="Times New Roman" w:hAnsi="Arial Narrow" w:cs="Arial"/>
-          <w:color w:val="000000"/>
-          <w:lang w:val="es-ES" w:eastAsia="es-ES"/>
-        </w:rPr>
-        <w:t xml:space="preserve">que, en un </w:t>
-      </w:r>
-      <w:r>
-        <w:rPr>
-          <w:rFonts w:ascii="Arial Narrow" w:eastAsia="Times New Roman" w:hAnsi="Arial Narrow" w:cs="Arial"/>
-          <w:color w:val="000000"/>
-          <w:lang w:eastAsia="es-ES"/>
-        </w:rPr>
-        <w:t>plazo no mayor de cinco (5) días hábiles contado a partir del día siguiente de la notificación de la presente resolución</w:t>
-      </w:r>
-      <w:bookmarkEnd w:id="6"/>
-      <w:r>
-        <w:rPr>
-          <w:rFonts w:ascii="Arial Narrow" w:eastAsia="Times New Roman" w:hAnsi="Arial Narrow" w:cs="Arial"/>
-          <w:color w:val="000000"/>
-          <w:lang w:eastAsia="es-ES"/>
-        </w:rPr>
-        <w:t xml:space="preserve">, </w:t>
-      </w:r>
-      <w:bookmarkStart w:id="7" w:name="_Hlk188286828"/>
-      <w:r>
-        <w:rPr>
-          <w:rFonts w:ascii="Arial Narrow" w:eastAsia="Times New Roman" w:hAnsi="Arial Narrow" w:cs="Arial"/>
-          <w:color w:val="000000"/>
-          <w:lang w:eastAsia="es-ES"/>
-        </w:rPr>
-        <w:t xml:space="preserve">el </w:t>
-      </w:r>
-      <w:r>
-        <w:rPr>
-          <w:rFonts w:ascii="Arial Narrow" w:eastAsia="Arial Narrow" w:hAnsi="Arial Narrow" w:cs="Arial Narrow"/>
-          <w:bCs/>
-        </w:rPr>
-        <w:t xml:space="preserve">Comité </w:t>
-      </w:r>
-      <w:r>
-        <w:rPr>
-          <w:rFonts w:ascii="Arial Narrow" w:eastAsia="Arial Narrow" w:hAnsi="Arial Narrow" w:cs="Arial Narrow"/>
-          <w:bCs/>
-        </w:rPr>
-        <w:t>d</w:t>
-      </w:r>
-      <w:r>
-        <w:rPr>
-          <w:rFonts w:ascii="Arial Narrow" w:eastAsia="Arial Narrow" w:hAnsi="Arial Narrow" w:cs="Arial Narrow"/>
-          <w:bCs/>
-        </w:rPr>
-        <w:t xml:space="preserve">e Administración </w:t>
-      </w:r>
-      <w:r>
-        <w:rPr>
-          <w:rFonts w:ascii="Arial Narrow" w:eastAsia="Arial Narrow" w:hAnsi="Arial Narrow" w:cs="Arial Narrow"/>
-          <w:bCs/>
-        </w:rPr>
-        <w:t>d</w:t>
-      </w:r>
-      <w:r>
-        <w:rPr>
-          <w:rFonts w:ascii="Arial Narrow" w:eastAsia="Arial Narrow" w:hAnsi="Arial Narrow" w:cs="Arial Narrow"/>
-          <w:bCs/>
-        </w:rPr>
-        <w:t xml:space="preserve">el Fondo </w:t>
-      </w:r>
-      <w:r>
-        <w:rPr>
-          <w:rFonts w:ascii="Arial Narrow" w:eastAsia="Arial Narrow" w:hAnsi="Arial Narrow" w:cs="Arial Narrow"/>
-          <w:bCs/>
-        </w:rPr>
-        <w:t>d</w:t>
-      </w:r>
-      <w:r>
-        <w:rPr>
-          <w:rFonts w:ascii="Arial Narrow" w:eastAsia="Arial Narrow" w:hAnsi="Arial Narrow" w:cs="Arial Narrow"/>
-          <w:bCs/>
-        </w:rPr>
-        <w:t xml:space="preserve">e Asistencia </w:t>
-      </w:r>
-      <w:r>
-        <w:rPr>
-          <w:rFonts w:ascii="Arial Narrow" w:eastAsia="Arial Narrow" w:hAnsi="Arial Narrow" w:cs="Arial Narrow"/>
-          <w:bCs/>
-        </w:rPr>
-        <w:t>y</w:t>
-      </w:r>
-      <w:r>
-        <w:rPr>
-          <w:rFonts w:ascii="Arial Narrow" w:eastAsia="Arial Narrow" w:hAnsi="Arial Narrow" w:cs="Arial Narrow"/>
-          <w:bCs/>
-        </w:rPr>
-        <w:t xml:space="preserve"> Estímulo </w:t>
-      </w:r>
-      <w:r>
-        <w:rPr>
-          <w:rFonts w:ascii="Arial Narrow" w:eastAsia="Arial Narrow" w:hAnsi="Arial Narrow" w:cs="Arial Narrow"/>
-          <w:bCs/>
-        </w:rPr>
-        <w:t>d</w:t>
-      </w:r>
-      <w:r>
-        <w:rPr>
-          <w:rFonts w:ascii="Arial Narrow" w:eastAsia="Arial Narrow" w:hAnsi="Arial Narrow" w:cs="Arial Narrow"/>
-          <w:bCs/>
-        </w:rPr>
-        <w:t xml:space="preserve">e </w:t>
-      </w:r>
-      <w:r>
-        <w:rPr>
-          <w:rFonts w:ascii="Arial Narrow" w:eastAsia="Arial Narrow" w:hAnsi="Arial Narrow" w:cs="Arial Narrow"/>
-          <w:bCs/>
-        </w:rPr>
-        <w:t>l</w:t>
-      </w:r>
-      <w:r>
-        <w:rPr>
-          <w:rFonts w:ascii="Arial Narrow" w:eastAsia="Arial Narrow" w:hAnsi="Arial Narrow" w:cs="Arial Narrow"/>
-          <w:bCs/>
-        </w:rPr>
-        <w:t xml:space="preserve">os Trabajadores </w:t>
-      </w:r>
-      <w:r>
-        <w:rPr>
-          <w:rFonts w:ascii="Arial Narrow" w:eastAsia="Arial Narrow" w:hAnsi="Arial Narrow" w:cs="Arial Narrow"/>
-          <w:bCs/>
-        </w:rPr>
-        <w:t>d</w:t>
-      </w:r>
-      <w:r>
-        <w:rPr>
-          <w:rFonts w:ascii="Arial Narrow" w:eastAsia="Arial Narrow" w:hAnsi="Arial Narrow" w:cs="Arial Narrow"/>
-          <w:bCs/>
-        </w:rPr>
-        <w:t>el Sector Educación</w:t>
-      </w:r>
-      <w:r>
-        <w:rPr>
-          <w:rFonts w:ascii="Arial Narrow" w:eastAsia="Times New Roman" w:hAnsi="Arial Narrow" w:cs="Arial"/>
-          <w:color w:val="000000"/>
-          <w:lang w:eastAsia="es-ES"/>
-        </w:rPr>
-        <w:t xml:space="preserve">, </w:t>
-      </w:r>
-      <w:bookmarkEnd w:id="7"/>
-      <w:r>
-        <w:rPr>
-          <w:rFonts w:ascii="Arial Narrow" w:eastAsia="Times New Roman" w:hAnsi="Arial Narrow" w:cs="Arial"/>
-          <w:color w:val="000000"/>
-          <w:lang w:val="es-ES" w:eastAsia="es-ES"/>
-        </w:rPr>
-        <w:t>cumpla</w:t>
-      </w:r>
-      <w:r>
-        <w:rPr>
-          <w:rFonts w:ascii="Arial Narrow" w:eastAsia="Times New Roman" w:hAnsi="Arial Narrow" w:cs="Arial"/>
-          <w:color w:val="000000"/>
-          <w:lang w:val="es-ES" w:eastAsia="es-ES"/>
-        </w:rPr>
-        <w:t xml:space="preserve"> con: </w:t>
-      </w:r>
-      <w:r>
-        <w:rPr>
-          <w:rFonts w:ascii="Arial Narrow" w:eastAsia="Times New Roman" w:hAnsi="Arial Narrow" w:cs="Arial"/>
-          <w:color w:val="000000"/>
-          <w:lang w:val="es-ES" w:eastAsia="es-ES"/>
-        </w:rPr>
-        <w:t>(i) presentar una copia debidamente suscrita de la Póliza del Seguro Oncológico y de Sepelio materia de denuncia; y, (</w:t>
-      </w:r>
-      <w:proofErr w:type="spellStart"/>
-      <w:r>
-        <w:rPr>
-          <w:rFonts w:ascii="Arial Narrow" w:eastAsia="Times New Roman" w:hAnsi="Arial Narrow" w:cs="Arial"/>
-          <w:color w:val="000000"/>
-          <w:lang w:val="es-ES" w:eastAsia="es-ES"/>
-        </w:rPr>
-        <w:t>ii</w:t>
-      </w:r>
-      <w:proofErr w:type="spellEnd"/>
-      <w:r>
-        <w:rPr>
-          <w:rFonts w:ascii="Arial Narrow" w:eastAsia="Times New Roman" w:hAnsi="Arial Narrow" w:cs="Arial"/>
-          <w:color w:val="000000"/>
-          <w:lang w:val="es-ES" w:eastAsia="es-ES"/>
-        </w:rPr>
-        <w:t>) presentar todas las comunicaciones cursadas con la parte denunciante en virtud de los hechos materia de denuncia</w:t>
-      </w:r>
-      <w:r>
-        <w:rPr>
-          <w:rFonts w:ascii="Arial Narrow" w:eastAsia="Times New Roman" w:hAnsi="Arial Narrow" w:cs="Arial"/>
-          <w:color w:val="000000"/>
-          <w:lang w:val="es-ES" w:eastAsia="es-ES"/>
-        </w:rPr>
-        <w:t>.</w:t>
-      </w:r>
-    </w:p>
-    <w:p>
-      <w:pPr>
-        <w:spacing w:after="0" w:line="240" w:lineRule="auto"/>
-        <w:jc w:val="both"/>
-        <w:rPr>
-          <w:rFonts w:ascii="Arial Narrow" w:eastAsia="Times New Roman" w:hAnsi="Arial Narrow" w:cs="Arial"/>
-          <w:color w:val="000000"/>
-          <w:lang w:val="es-ES" w:eastAsia="es-ES"/>
-        </w:rPr>
-      </w:pPr>
-    </w:p>
-    <w:p>
+    </w:p>
+    <w:p ns2:paraId="63823F69" ns2:textId="7639497E">
       <w:pPr>
         <w:spacing w:after="0" w:line="240" w:lineRule="auto"/>
         <w:jc w:val="both"/>
@@ -5387,7 +5157,7 @@
         <w:t>.</w:t>
       </w:r>
     </w:p>
-    <w:p>
+    <w:p ns2:paraId="16C78A85" ns2:textId="77777777">
       <w:pPr>
         <w:spacing w:after="0" w:line="240" w:lineRule="auto"/>
         <w:jc w:val="both"/>
@@ -5399,7 +5169,7 @@
         </w:rPr>
       </w:pPr>
     </w:p>
-    <w:p>
+    <w:p ns2:paraId="0019CEF6" ns2:textId="5CBBE770">
       <w:pPr>
         <w:spacing w:after="0" w:line="240" w:lineRule="auto"/>
         <w:jc w:val="both"/>
@@ -5588,7 +5358,7 @@
         <w:t>.</w:t>
       </w:r>
     </w:p>
-    <w:p>
+    <w:p ns2:paraId="79256125" ns2:textId="77777777">
       <w:pPr>
         <w:shd w:val="clear" w:color="auto" w:fill="FFFFFF"/>
         <w:spacing w:after="0" w:line="240" w:lineRule="auto"/>
@@ -5601,7 +5371,7 @@
         </w:rPr>
       </w:pPr>
     </w:p>
-    <w:p>
+    <w:p ns2:paraId="2A0CC7F9" ns2:textId="50E18375">
       <w:pPr>
         <w:shd w:val="clear" w:color="auto" w:fill="FFFFFF"/>
         <w:spacing w:after="0" w:line="240" w:lineRule="auto"/>
@@ -5655,7 +5425,7 @@
         <w:t xml:space="preserve"> de la Ley sobre Facultades, Normas y Organización del Indecopi, aprobada por Decreto Legislativo 807, los gastos por los peritajes realizados, actuación de pruebas, inspecciones y otros derivados de la tramitación del proceso serán de cargo de la parte que solicita la prueba, salvo pacto en contrario. En todos los casos, la resolución final determinará si los gastos deben ser asumidos por alguna de las partes, o reembolsados a la otra parte o al Indecopi, según sea el caso, de manera adicional a la sanción que haya podido imponerse. </w:t>
       </w:r>
     </w:p>
-    <w:p>
+    <w:p ns2:paraId="47606290" ns2:textId="77777777">
       <w:pPr>
         <w:shd w:val="clear" w:color="auto" w:fill="FFFFFF"/>
         <w:spacing w:after="0" w:line="240" w:lineRule="auto"/>
@@ -5667,7 +5437,7 @@
         </w:rPr>
       </w:pPr>
     </w:p>
-    <w:p>
+    <w:p ns2:paraId="57B2169D" ns2:textId="5C4CF083">
       <w:pPr>
         <w:suppressAutoHyphens/>
         <w:spacing w:after="0" w:line="240" w:lineRule="auto"/>
@@ -5770,7 +5540,7 @@
         <w:t xml:space="preserve">Ello bajo apercibimiento de no realizar la audiencia de conciliación y levantar el acta de inasistencia correspondiente. </w:t>
       </w:r>
     </w:p>
-    <w:p>
+    <w:p ns2:paraId="661A58E1" ns2:textId="77777777">
       <w:pPr>
         <w:suppressAutoHyphens/>
         <w:spacing w:after="0" w:line="240" w:lineRule="auto"/>
@@ -5781,7 +5551,7 @@
         </w:rPr>
       </w:pPr>
     </w:p>
-    <w:p>
+    <w:p ns2:paraId="1BD09365" ns2:textId="1A1BB700">
       <w:pPr>
         <w:suppressAutoHyphens/>
         <w:spacing w:after="0" w:line="240" w:lineRule="auto"/>
@@ -5836,7 +5606,7 @@
       <w:bookmarkStart w:id="9" w:name="h.gjdgxs" w:colFirst="0" w:colLast="0"/>
       <w:bookmarkEnd w:id="9"/>
     </w:p>
-    <w:p>
+    <w:p ns2:paraId="2BB3537F" ns2:textId="77777777">
       <w:pPr>
         <w:suppressAutoHyphens/>
         <w:spacing w:after="0" w:line="240" w:lineRule="auto"/>
@@ -5848,7 +5618,7 @@
         </w:rPr>
       </w:pPr>
     </w:p>
-    <w:p>
+    <w:p ns2:paraId="199705C2" ns2:textId="63A7FE13">
       <w:pPr>
         <w:suppressAutoHyphens/>
         <w:spacing w:after="0" w:line="240" w:lineRule="auto"/>
@@ -5971,7 +5741,7 @@
         <w:t/>
       </w:r>
     </w:p>
-    <w:p>
+    <w:p ns2:paraId="51C4960D" ns2:textId="77777777">
       <w:pPr>
         <w:suppressAutoHyphens/>
         <w:spacing w:after="0" w:line="240" w:lineRule="auto"/>
@@ -5981,7 +5751,7 @@
         </w:rPr>
       </w:pPr>
     </w:p>
-    <w:p>
+    <w:p ns2:paraId="7DBD61DC" ns2:textId="438C5640">
       <w:pPr>
         <w:suppressAutoHyphens/>
         <w:spacing w:line="240" w:lineRule="auto"/>
@@ -6227,7 +5997,7 @@
         <w:t xml:space="preserve"> la notificación.</w:t>
       </w:r>
     </w:p>
-    <w:p>
+    <w:p ns2:paraId="18FA9D6A" ns2:textId="77777777">
       <w:pPr>
         <w:suppressAutoHyphens/>
         <w:spacing w:after="0" w:line="240" w:lineRule="auto"/>
@@ -6239,7 +6009,7 @@
       </w:pPr>
     </w:p>
     <w:bookmarkEnd w:id="5"/>
-    <w:p>
+    <w:p ns2:paraId="61759C6F" ns2:textId="77777777">
       <w:pPr>
         <w:suppressAutoHyphens/>
         <w:spacing w:after="0" w:line="240" w:lineRule="auto"/>
@@ -6249,7 +6019,7 @@
         </w:rPr>
       </w:pPr>
     </w:p>
-    <w:p>
+    <w:p ns2:paraId="410673AD" ns2:textId="77777777">
       <w:pPr>
         <w:spacing w:after="0" w:line="240" w:lineRule="auto"/>
         <w:jc w:val="both"/>
@@ -6258,7 +6028,7 @@
         </w:rPr>
       </w:pPr>
     </w:p>
-    <w:p>
+    <w:p ns2:paraId="5CECFCD4" ns2:textId="77777777">
       <w:pPr>
         <w:spacing w:after="0" w:line="240" w:lineRule="auto"/>
         <w:jc w:val="both"/>
@@ -6267,7 +6037,7 @@
         </w:rPr>
       </w:pPr>
     </w:p>
-    <w:p>
+    <w:p ns2:paraId="3B6406D3" ns2:textId="77777777">
       <w:pPr>
         <w:shd w:val="clear" w:color="auto" w:fill="FFFFFF"/>
         <w:spacing w:after="0" w:line="240" w:lineRule="auto"/>
@@ -6287,7 +6057,7 @@
         <w:t>EVELING ROA QUISPE</w:t>
       </w:r>
     </w:p>
-    <w:p>
+    <w:p ns2:paraId="0766970F" ns2:textId="77777777">
       <w:pPr>
         <w:shd w:val="clear" w:color="auto" w:fill="FFFFFF" w:themeFill="background1"/>
         <w:spacing w:after="0" w:line="240" w:lineRule="auto"/>
@@ -6309,7 +6079,7 @@
         <w:t>Secretaria Técnica</w:t>
       </w:r>
     </w:p>
-    <w:p>
+    <w:p ns2:paraId="2EADB170" ns2:textId="6E908A82">
       <w:pPr>
         <w:shd w:val="clear" w:color="auto" w:fill="FFFFFF" w:themeFill="background1"/>
         <w:spacing w:after="0" w:line="240" w:lineRule="auto"/>
@@ -6350,7 +6120,7 @@
         <w:t> Protección al Consumidor 1</w:t>
       </w:r>
     </w:p>
-    <w:p>
+    <w:p ns2:paraId="68E9DB32" ns2:textId="77777777">
       <w:pPr>
         <w:suppressAutoHyphens/>
         <w:spacing w:after="0" w:line="240" w:lineRule="auto"/>
@@ -6365,7 +6135,7 @@
         </w:rPr>
       </w:pPr>
     </w:p>
-    <w:p>
+    <w:p ns2:paraId="0520F797" ns2:textId="08E6B7BA">
       <w:pPr>
         <w:suppressAutoHyphens/>
         <w:spacing w:after="0" w:line="240" w:lineRule="auto"/>
@@ -6392,8 +6162,8 @@
       </w:r>
     </w:p>
     <w:sectPr>
-      <w:headerReference w:type="default" r:id="rId15"/>
-      <w:footerReference w:type="default" r:id="rId16"/>
+      <w:headerReference w:type="default" ns3:id="rId15"/>
+      <w:footerReference w:type="default" ns3:id="rId16"/>
       <w:pgSz w:w="11906" w:h="16838"/>
       <w:pgMar w:top="1417" w:right="1701" w:bottom="1417" w:left="1701" w:header="708" w:footer="708" w:gutter="0"/>
       <w:cols w:space="708"/>

--- a/plantillas_maestras/03_seguro_desgravamen/materia_general_asegurativa/2_o_mas_ddos_varios/mujer/TPL_1549_2025_SEGURO_DESGRAVAMEN_MATERIA_GENERAL_ASEGURATIVA_ASEGURADORA_MUJER_R3.docx
+++ b/plantillas_maestras/03_seguro_desgravamen/materia_general_asegurativa/2_o_mas_ddos_varios/mujer/TPL_1549_2025_SEGURO_DESGRAVAMEN_MATERIA_GENERAL_ASEGURATIVA_ASEGURADORA_MUJER_R3.docx
@@ -1922,7 +1922,7 @@
           <w:color w:val="000000"/>
           <w:lang w:eastAsia="es-PE"/>
         </w:rPr>
-        <w:t xml:space="preserve">La Resolución N 2 del 14 de agosto de 2025 fue notificada a la dirección electrónica siguiente: [CORREO]; sin embargo, ello iría en contra del debido procedimiento, toda vez que la señora [APELLIDO] presentó el escrito de subsanación de denuncia el 13 de agosto de 2025.</w:t>
+        <w:t xml:space="preserve">La Resolución 2 del 14 de agosto de 2025 fue notificada a la dirección electrónica siguiente: [CORREO]; sin embargo, ello iría en contra del debido procedimiento, toda vez que la señora [APELLIDO] presentó el escrito de subsanación de denuncia el 13 de agosto de 2025.</w:t>
       </w:r>
       <w:r>
         <w:rPr>
@@ -4789,7 +4789,7 @@
           <w:sz w:val="20"/>
           <w:szCs w:val="20"/>
         </w:rPr>
-        <w:t xml:space="preserve">correr traslado de la presente resolución a Comité de Administración del Fondo de Asistencia y Estímulo de los Trabajadores del Sector Educación y a La Positiva Seguros y Reaseguros S.A.A para que, de conformidad con lo dispuesto por el artículo 26° de la Ley sobre Facultades, Normas y Organización del Indecopi, aprobado por Decreto Legislativo N° 8079, presenten sus descargos sobre la imputación de cargos realizada en un plazo no mayor a cinco (5) días hábiles contado a partir del día siguiente de la notificación de la presente resolución, vencido el cual, el Secretario Técnico declarará en rebeldía a los denunciados que no lo hubieran presentado. Debe precisarse que de conformidad con lo establecido por el artículo 223° del Texto Único Ordenado de la Ley N° 27444, Ley del Procedimiento Administrativo General, las alegaciones y los hechos relevantes de la reclamación, salvo que hayan sido específicamente negadas en la contestación, se tendrán por aceptadas o meritadas como ciertas.</w:t>
+        <w:t xml:space="preserve">correr traslado de la presente resolución a Comité de Administración del Fondo de Asistencia y Estímulo de los Trabajadores del Sector Educación y a La Positiva Seguros y Reaseguros S.A.A. para que, de conformidad con lo dispuesto por el artículo 26 de la Ley sobre Facultades, Normas y Organización del Indecopi, aprobada por Decreto Legislativo 807, presenten sus descargos sobre la imputación de cargos realizada en un plazo no mayor a cinco (5) días hábiles contado a partir del día siguiente de la notificación de la presente resolución, vencido el cual, el Secretario Técnico declarará en rebeldía a los denunciados que no lo hubieran presentado. Debe precisarse que de conformidad con lo establecido por el artículo 223 del Texto Único Ordenado de la Ley 27444, Ley del Procedimiento Administrativo General, las alegaciones y los hechos relevantes de la reclamación, salvo que hayan sido específicamente negadas en la contestación, se tendrán por aceptadas o merituadas como ciertas.</w:t>
       </w:r>
     </w:p>
     <w:p ns2:paraId="6FC3DC19" ns2:textId="77777777">

--- a/plantillas_maestras/03_seguro_desgravamen/materia_general_asegurativa/2_o_mas_ddos_varios/mujer/TPL_1549_2025_SEGURO_DESGRAVAMEN_MATERIA_GENERAL_ASEGURATIVA_ASEGURADORA_MUJER_R3.docx
+++ b/plantillas_maestras/03_seguro_desgravamen/materia_general_asegurativa/2_o_mas_ddos_varios/mujer/TPL_1549_2025_SEGURO_DESGRAVAMEN_MATERIA_GENERAL_ASEGURATIVA_ASEGURADORA_MUJER_R3.docx
@@ -414,31 +414,31 @@
         <w:rPr>
           <w:rFonts w:ascii="Arial Narrow" w:hAnsi="Arial Narrow"/>
         </w:rPr>
-        <w:t>12</w:t>
+        <w:t xml:space="preserve">12 de setiembre de 2025</w:t>
       </w:r>
       <w:r>
         <w:rPr>
           <w:rFonts w:ascii="Arial Narrow" w:hAnsi="Arial Narrow"/>
         </w:rPr>
-        <w:t xml:space="preserve"> de </w:t>
+        <w:t xml:space="preserve"/>
       </w:r>
       <w:r>
         <w:rPr>
           <w:rFonts w:ascii="Arial Narrow" w:hAnsi="Arial Narrow"/>
         </w:rPr>
-        <w:t>septiembre</w:t>
+        <w:t xml:space="preserve"/>
       </w:r>
       <w:r>
         <w:rPr>
           <w:rFonts w:ascii="Arial Narrow" w:hAnsi="Arial Narrow"/>
         </w:rPr>
-        <w:t xml:space="preserve"> de </w:t>
+        <w:t xml:space="preserve"/>
       </w:r>
       <w:r>
         <w:rPr>
           <w:rFonts w:ascii="Arial Narrow" w:hAnsi="Arial Narrow"/>
         </w:rPr>
-        <w:t>2025</w:t>
+        <w:t xml:space="preserve"/>
       </w:r>
       <w:r>
         <w:rPr>
@@ -6308,7 +6308,7 @@
           <w:sz w:val="14"/>
           <w:szCs w:val="14"/>
         </w:rPr>
-        <w:t>el 2 de setiembre del 2010 en el Diario Oficial El Peruano, vigente desde el 2 de octubre del 2010 y modificado por Decreto Legislativo 1308.</w:t>
+        <w:t xml:space="preserve">el 2 de setiembre de 2010 en el Diario Oficial El Peruano, vigente desde el 2 de octubre de 2010 y modificado por Decreto Legislativo 1308.</w:t>
       </w:r>
     </w:p>
     <w:p>

--- a/plantillas_maestras/03_seguro_desgravamen/materia_general_asegurativa/2_o_mas_ddos_varios/mujer/TPL_1549_2025_SEGURO_DESGRAVAMEN_MATERIA_GENERAL_ASEGURATIVA_ASEGURADORA_MUJER_R3.docx
+++ b/plantillas_maestras/03_seguro_desgravamen/materia_general_asegurativa/2_o_mas_ddos_varios/mujer/TPL_1549_2025_SEGURO_DESGRAVAMEN_MATERIA_GENERAL_ASEGURATIVA_ASEGURADORA_MUJER_R3.docx
@@ -1,8 +1,8 @@
 
 <file path=word/document.xml><?xml version="1.0" encoding="utf-8"?>
-<w:document xmlns:ns1="http://schemas.openxmlformats.org/markup-compatibility/2006" xmlns:ns2="http://schemas.microsoft.com/office/word/2010/wordml" xmlns:ns3="http://schemas.openxmlformats.org/officeDocument/2006/relationships" xmlns:w="http://schemas.openxmlformats.org/wordprocessingml/2006/main" ns1:Ignorable="w14 w15 w16se w16cid w16 w16cex w16sdtdh w16sdtfl w16du wp14">
+<w:document xmlns:mc="http://schemas.openxmlformats.org/markup-compatibility/2006" xmlns:r="http://schemas.openxmlformats.org/officeDocument/2006/relationships" xmlns:w="http://schemas.openxmlformats.org/wordprocessingml/2006/main" xmlns:w14="http://schemas.microsoft.com/office/word/2010/wordml" xmlns:w15="http://schemas.microsoft.com/office/word/2012/wordml" xmlns:w16="http://schemas.microsoft.com/office/word/2018/wordml" xmlns:w16cex="http://schemas.microsoft.com/office/word/2018/wordml/cex" xmlns:w16cid="http://schemas.microsoft.com/office/word/2016/wordml/cid" xmlns:w16du="http://schemas.microsoft.com/office/word/2023/wordml/word16du" xmlns:w16sdtdh="http://schemas.microsoft.com/office/word/2020/wordml/sdtdatahash" xmlns:w16se="http://schemas.microsoft.com/office/word/2015/wordml/symex" xmlns:wp14="http://schemas.microsoft.com/office/word/2010/wordprocessingDrawing" mc:Ignorable="w14 w15 w16se w16cid w16 w16cex w16sdtdh w16du wp14">
   <w:body>
-    <w:p ns2:paraId="1BACA64D" ns2:textId="77777777">
+    <w:p>
       <w:pPr>
         <w:tabs>
           <w:tab w:val="left" w:pos="1701"/>
@@ -17,7 +17,7 @@
         </w:rPr>
       </w:pPr>
     </w:p>
-    <w:p ns2:paraId="0C2447E2" ns2:textId="286100FF">
+    <w:p>
       <w:pPr>
         <w:tabs>
           <w:tab w:val="left" w:pos="1701"/>
@@ -68,7 +68,7 @@
         <w:t>1549-2025/CC1</w:t>
       </w:r>
     </w:p>
-    <w:p ns2:paraId="5451174A" ns2:textId="77777777">
+    <w:p>
       <w:pPr>
         <w:tabs>
           <w:tab w:val="left" w:pos="1701"/>
@@ -93,36 +93,14 @@
           <w:color w:val="000000" w:themeColor="text1"/>
           <w:lang w:eastAsia="es-PE"/>
         </w:rPr>
-        <w:t xml:space="preserve">DENUNCIANTE:[DENUNCIANTE] (SEÑORA [APELLIDO])</w:t>
-      </w:r>
-      <w:r>
+        <w:t>DENUNCIANTE</w:t>
         <w:tab/>
-      </w:r>
-      <w:r>
-        <w:rPr>
-          <w:rFonts w:ascii="Arial Narrow" w:eastAsia="Arial Narrow" w:hAnsi="Arial Narrow" w:cs="Arial"/>
-          <w:b/>
-          <w:bCs/>
-          <w:color w:val="000000" w:themeColor="text1"/>
-          <w:lang w:eastAsia="es-PE"/>
-        </w:rPr>
-        <w:t/>
-      </w:r>
-      <w:r>
+        <w:t>:</w:t>
         <w:tab/>
-      </w:r>
-      <w:r>
-        <w:rPr>
-          <w:rFonts w:ascii="Arial Narrow" w:eastAsia="Arial Narrow" w:hAnsi="Arial Narrow" w:cs="Arial"/>
-          <w:b/>
-          <w:bCs/>
-          <w:color w:val="000000" w:themeColor="text1"/>
-          <w:lang w:eastAsia="es-PE"/>
-        </w:rPr>
-        <w:t/>
-      </w:r>
-    </w:p>
-    <w:p ns2:paraId="0E5C98CB" ns2:textId="1F8A247F">
+        <w:t xml:space="preserve">[DENUNCIANTE] (SEÑORA [APELLIDO])</w:t>
+      </w:r>
+    </w:p>
+    <w:p>
       <w:pPr>
         <w:tabs>
           <w:tab w:val="left" w:pos="1701"/>
@@ -186,7 +164,7 @@
         <w:t>COMITÉ DE ADMINISTRACIÓN DEL FONDO DE ASISTENCIA Y ESTÍMULO DE LOS TRABAJADORES DEL SECTOR EDUCACIÓN (CAFAE-SE)</w:t>
       </w:r>
     </w:p>
-    <w:p ns2:paraId="5419B95C" ns2:textId="6689F260">
+    <w:p>
       <w:pPr>
         <w:tabs>
           <w:tab w:val="left" w:pos="1701"/>
@@ -230,7 +208,7 @@
         <w:t>LA POSITIVA SEGUROS Y REASEGUROS S.A.A. (LA POSITIVA)</w:t>
       </w:r>
     </w:p>
-    <w:p ns2:paraId="19DB4E6B" ns2:textId="77777777">
+    <w:p>
       <w:pPr>
         <w:tabs>
           <w:tab w:val="left" w:pos="1701"/>
@@ -284,7 +262,7 @@
         <w:t>ADMISIÓN A TRÁMITE</w:t>
       </w:r>
     </w:p>
-    <w:p ns2:paraId="13B01F89" ns2:textId="2E4AFA0D">
+    <w:p>
       <w:pPr>
         <w:tabs>
           <w:tab w:val="left" w:pos="1701"/>
@@ -328,7 +306,7 @@
         <w:t>REQUERIMIENTO DE INFORMACIÓN</w:t>
       </w:r>
     </w:p>
-    <w:p ns2:paraId="16897481" ns2:textId="075ADAF3">
+    <w:p>
       <w:pPr>
         <w:tabs>
           <w:tab w:val="left" w:pos="1701"/>
@@ -381,7 +359,7 @@
         <w:t>3</w:t>
       </w:r>
     </w:p>
-    <w:p ns2:paraId="4C5E4B6F" ns2:textId="77777777">
+    <w:p>
       <w:pPr>
         <w:spacing w:after="0" w:line="240" w:lineRule="auto"/>
         <w:jc w:val="both"/>
@@ -390,7 +368,7 @@
         </w:rPr>
       </w:pPr>
     </w:p>
-    <w:p ns2:paraId="6771D2CB" ns2:textId="6ADBF07D">
+    <w:p>
       <w:pPr>
         <w:spacing w:after="0" w:line="240" w:lineRule="auto"/>
         <w:jc w:val="both"/>
@@ -447,7 +425,7 @@
         <w:t xml:space="preserve">. </w:t>
       </w:r>
     </w:p>
-    <w:p ns2:paraId="0C69385B" ns2:textId="77777777">
+    <w:p>
       <w:pPr>
         <w:tabs>
           <w:tab w:val="left" w:pos="1014"/>
@@ -461,7 +439,7 @@
         </w:rPr>
       </w:pPr>
     </w:p>
-    <w:p ns2:paraId="0D559D37" ns2:textId="77777777">
+    <w:p>
       <w:pPr>
         <w:tabs>
           <w:tab w:val="left" w:pos="1014"/>
@@ -475,7 +453,7 @@
         </w:rPr>
       </w:pPr>
     </w:p>
-    <w:p ns2:paraId="287CFC7B" ns2:textId="77777777">
+    <w:p>
       <w:pPr>
         <w:numPr>
           <w:ilvl w:val="0"/>
@@ -500,7 +478,7 @@
         <w:t xml:space="preserve">HECHOS </w:t>
       </w:r>
     </w:p>
-    <w:p ns2:paraId="5DEEC8AF" ns2:textId="77777777">
+    <w:p>
       <w:pPr>
         <w:spacing w:after="0" w:line="240" w:lineRule="auto"/>
         <w:jc w:val="both"/>
@@ -511,7 +489,7 @@
         </w:rPr>
       </w:pPr>
     </w:p>
-    <w:p ns2:paraId="2C95BEC9" ns2:textId="4B718B49">
+    <w:p>
       <w:pPr>
         <w:numPr>
           <w:ilvl w:val="1"/>
@@ -658,7 +636,7 @@
         <w:t/>
       </w:r>
     </w:p>
-    <w:p ns2:paraId="735ECBA9" ns2:textId="77777777">
+    <w:p>
       <w:pPr>
         <w:spacing w:after="0" w:line="240" w:lineRule="auto"/>
         <w:ind w:left="567"/>
@@ -670,7 +648,7 @@
         </w:rPr>
       </w:pPr>
     </w:p>
-    <w:p ns2:paraId="34BB92A0" ns2:textId="2E966A8E">
+    <w:p>
       <w:pPr>
         <w:pStyle w:val="Prrafodelista"/>
         <w:numPr>
@@ -778,7 +756,7 @@
         <w:t>.</w:t>
       </w:r>
     </w:p>
-    <w:p ns2:paraId="7C4D8A39" ns2:textId="77777777">
+    <w:p>
       <w:pPr>
         <w:pStyle w:val="Prrafodelista"/>
         <w:spacing w:after="0" w:line="240" w:lineRule="auto"/>
@@ -791,7 +769,7 @@
         </w:rPr>
       </w:pPr>
     </w:p>
-    <w:p ns2:paraId="3DF16A0B" ns2:textId="61DF1EB5">
+    <w:p>
       <w:pPr>
         <w:pStyle w:val="Prrafodelista"/>
         <w:numPr>
@@ -867,7 +845,7 @@
         <w:t>.</w:t>
       </w:r>
     </w:p>
-    <w:p ns2:paraId="0EAEF2E1" ns2:textId="77777777">
+    <w:p>
       <w:pPr>
         <w:pStyle w:val="Prrafodelista"/>
         <w:spacing w:after="0" w:line="240" w:lineRule="auto"/>
@@ -880,7 +858,7 @@
         </w:rPr>
       </w:pPr>
     </w:p>
-    <w:p ns2:paraId="717DF4A5" ns2:textId="2DA6DE5B">
+    <w:p>
       <w:pPr>
         <w:pStyle w:val="Prrafodelista"/>
         <w:numPr>
@@ -998,7 +976,7 @@
         <w:t xml:space="preserve"> sobre los términos y condiciones del contrato con La Positiva Seguros y Reaseguros.</w:t>
       </w:r>
     </w:p>
-    <w:p ns2:paraId="1FA210EE" ns2:textId="77777777">
+    <w:p>
       <w:pPr>
         <w:tabs>
           <w:tab w:val="left" w:pos="1134"/>
@@ -1012,7 +990,7 @@
         </w:rPr>
       </w:pPr>
     </w:p>
-    <w:p ns2:paraId="27703C8D" ns2:textId="5AFE5713">
+    <w:p>
       <w:pPr>
         <w:numPr>
           <w:ilvl w:val="1"/>
@@ -1158,7 +1136,7 @@
       </w:r>
     </w:p>
     <w:bookmarkEnd w:id="0"/>
-    <w:p ns2:paraId="052B4C15" ns2:textId="77777777">
+    <w:p>
       <w:pPr>
         <w:tabs>
           <w:tab w:val="left" w:pos="1014"/>
@@ -1172,7 +1150,7 @@
         </w:rPr>
       </w:pPr>
     </w:p>
-    <w:p ns2:paraId="01FE5730" ns2:textId="1C4057FE">
+    <w:p>
       <w:pPr>
         <w:pStyle w:val="Prrafodelista"/>
         <w:numPr>
@@ -1221,7 +1199,7 @@
         <w:t xml:space="preserve"> DE LA DENUNCIA</w:t>
       </w:r>
     </w:p>
-    <w:p ns2:paraId="645D3461" ns2:textId="77777777">
+    <w:p>
       <w:pPr>
         <w:pStyle w:val="Prrafodelista"/>
         <w:spacing w:after="0" w:line="240" w:lineRule="auto"/>
@@ -1235,7 +1213,7 @@
         </w:rPr>
       </w:pPr>
     </w:p>
-    <w:p ns2:paraId="6D1C9503" ns2:textId="168ACA5E">
+    <w:p>
       <w:pPr>
         <w:numPr>
           <w:ilvl w:val="0"/>
@@ -1316,7 +1294,7 @@
         <w:t>.</w:t>
       </w:r>
     </w:p>
-    <w:p ns2:paraId="5E81B2C9" ns2:textId="77777777">
+    <w:p>
       <w:pPr>
         <w:spacing w:after="0" w:line="240" w:lineRule="auto"/>
         <w:ind w:left="567"/>
@@ -1329,7 +1307,7 @@
         </w:rPr>
       </w:pPr>
     </w:p>
-    <w:p ns2:paraId="0715CA1D" ns2:textId="16FA0533">
+    <w:p>
       <w:pPr>
         <w:numPr>
           <w:ilvl w:val="0"/>
@@ -1383,7 +1361,7 @@
         <w:t>.</w:t>
       </w:r>
     </w:p>
-    <w:p ns2:paraId="3E380B49" ns2:textId="77777777">
+    <w:p>
       <w:pPr>
         <w:spacing w:after="0" w:line="240" w:lineRule="auto"/>
         <w:ind w:left="567"/>
@@ -1396,7 +1374,7 @@
         </w:rPr>
       </w:pPr>
     </w:p>
-    <w:p ns2:paraId="27A1B97F" ns2:textId="555228BF">
+    <w:p>
       <w:pPr>
         <w:numPr>
           <w:ilvl w:val="0"/>
@@ -1448,7 +1426,7 @@
         </w:rPr>
         <w:t xml:space="preserve"/>
       </w:r>
-      <w:hyperlink ns3:id="rId12" w:history="1">
+      <w:hyperlink r:id="rId12" w:history="1">
         <w:r>
           <w:rPr>
             <w:rStyle w:val="Hipervnculo"/>
@@ -1472,7 +1450,7 @@
         <w:t xml:space="preserve"/>
       </w:r>
     </w:p>
-    <w:p ns2:paraId="17515E77" ns2:textId="77777777">
+    <w:p>
       <w:pPr>
         <w:spacing w:after="0" w:line="240" w:lineRule="auto"/>
         <w:ind w:left="567"/>
@@ -1485,7 +1463,7 @@
         </w:rPr>
       </w:pPr>
     </w:p>
-    <w:p ns2:paraId="5FA2DCB6" ns2:textId="40F627D5">
+    <w:p>
       <w:pPr>
         <w:numPr>
           <w:ilvl w:val="0"/>
@@ -1595,7 +1573,7 @@
         </w:rPr>
         <w:t xml:space="preserve"/>
       </w:r>
-      <w:hyperlink ns3:id="rId13" w:history="1">
+      <w:hyperlink r:id="rId13" w:history="1">
         <w:r>
           <w:rPr>
             <w:rStyle w:val="Hipervnculo"/>
@@ -1613,7 +1591,7 @@
         <w:t/>
       </w:r>
     </w:p>
-    <w:p ns2:paraId="35C4F2C9" ns2:textId="77777777">
+    <w:p>
       <w:pPr>
         <w:spacing w:after="0" w:line="240" w:lineRule="auto"/>
         <w:ind w:left="567"/>
@@ -1626,7 +1604,7 @@
         </w:rPr>
       </w:pPr>
     </w:p>
-    <w:p ns2:paraId="75C5D733" ns2:textId="353BAAEB">
+    <w:p>
       <w:pPr>
         <w:numPr>
           <w:ilvl w:val="0"/>
@@ -1713,7 +1691,7 @@
         <w:t/>
       </w:r>
     </w:p>
-    <w:p ns2:paraId="6F6824D7" ns2:textId="77777777">
+    <w:p>
       <w:pPr>
         <w:spacing w:after="0" w:line="240" w:lineRule="auto"/>
         <w:ind w:left="567"/>
@@ -1726,7 +1704,7 @@
         </w:rPr>
       </w:pPr>
     </w:p>
-    <w:p ns2:paraId="67072D9B" ns2:textId="233B453B">
+    <w:p>
       <w:pPr>
         <w:numPr>
           <w:ilvl w:val="0"/>
@@ -1818,7 +1796,7 @@
         <w:t/>
       </w:r>
     </w:p>
-    <w:p ns2:paraId="41EDD7C9" ns2:textId="77777777">
+    <w:p>
       <w:pPr>
         <w:widowControl w:val="0"/>
         <w:spacing w:after="0" w:line="240" w:lineRule="auto"/>
@@ -1834,7 +1812,7 @@
         </w:rPr>
       </w:pPr>
     </w:p>
-    <w:p ns2:paraId="0BD31BB9" ns2:textId="44CB2FA4">
+    <w:p>
       <w:pPr>
         <w:widowControl w:val="0"/>
         <w:spacing w:after="0" w:line="240" w:lineRule="auto"/>
@@ -1880,7 +1858,7 @@
         <w:t/>
       </w:r>
     </w:p>
-    <w:p ns2:paraId="23051C4A" ns2:textId="77777777">
+    <w:p>
       <w:pPr>
         <w:widowControl w:val="0"/>
         <w:spacing w:after="0" w:line="240" w:lineRule="auto"/>
@@ -1896,7 +1874,7 @@
         </w:rPr>
       </w:pPr>
     </w:p>
-    <w:p ns2:paraId="1E2BA326" ns2:textId="54627811">
+    <w:p>
       <w:pPr>
         <w:numPr>
           <w:ilvl w:val="0"/>
@@ -1964,7 +1942,7 @@
         </w:rPr>
         <w:t xml:space="preserve"/>
       </w:r>
-      <w:hyperlink ns3:id="rId14" w:history="1">
+      <w:hyperlink r:id="rId14" w:history="1">
         <w:r>
           <w:rPr>
             <w:rStyle w:val="Hipervnculo"/>
@@ -2022,7 +2000,7 @@
         <w:t/>
       </w:r>
     </w:p>
-    <w:p ns2:paraId="7591FAEA" ns2:textId="77777777">
+    <w:p>
       <w:pPr>
         <w:spacing w:after="0" w:line="240" w:lineRule="auto"/>
         <w:ind w:left="567"/>
@@ -2035,7 +2013,7 @@
         </w:rPr>
       </w:pPr>
     </w:p>
-    <w:p ns2:paraId="31135FAF" ns2:textId="5FE31386">
+    <w:p>
       <w:pPr>
         <w:numPr>
           <w:ilvl w:val="0"/>
@@ -2088,7 +2066,7 @@
         <w:t/>
       </w:r>
     </w:p>
-    <w:p ns2:paraId="76FE45C7" ns2:textId="77777777">
+    <w:p>
       <w:pPr>
         <w:spacing w:after="0" w:line="240" w:lineRule="auto"/>
         <w:ind w:left="567"/>
@@ -2101,7 +2079,7 @@
         </w:rPr>
       </w:pPr>
     </w:p>
-    <w:p ns2:paraId="06AC933F" ns2:textId="6ACCAC0A">
+    <w:p>
       <w:pPr>
         <w:numPr>
           <w:ilvl w:val="0"/>
@@ -2282,7 +2260,7 @@
         <w:t>.</w:t>
       </w:r>
     </w:p>
-    <w:p ns2:paraId="751BEFB4" ns2:textId="77777777">
+    <w:p>
       <w:pPr>
         <w:spacing w:after="0" w:line="240" w:lineRule="auto"/>
         <w:ind w:left="567"/>
@@ -2295,7 +2273,7 @@
         </w:rPr>
       </w:pPr>
     </w:p>
-    <w:p ns2:paraId="3CCC5A2F" ns2:textId="35B8297A">
+    <w:p>
       <w:pPr>
         <w:numPr>
           <w:ilvl w:val="0"/>
@@ -2333,7 +2311,7 @@
         <w:t xml:space="preserve"/>
       </w:r>
     </w:p>
-    <w:p ns2:paraId="2AB210D2" ns2:textId="77777777">
+    <w:p>
       <w:pPr>
         <w:spacing w:after="0" w:line="240" w:lineRule="auto"/>
         <w:contextualSpacing/>
@@ -2346,7 +2324,7 @@
         </w:rPr>
       </w:pPr>
     </w:p>
-    <w:p ns2:paraId="0C3C1458" ns2:textId="77777777">
+    <w:p>
       <w:pPr>
         <w:pStyle w:val="Prrafodelista"/>
         <w:numPr>
@@ -2386,7 +2364,7 @@
         <w:t>ADMISIÓN A TRÁMITE DE LA DENUNCIA</w:t>
       </w:r>
     </w:p>
-    <w:p ns2:paraId="77E53574" ns2:textId="77777777">
+    <w:p>
       <w:pPr>
         <w:spacing w:after="0" w:line="240" w:lineRule="auto"/>
         <w:ind w:left="567"/>
@@ -2400,7 +2378,7 @@
         </w:rPr>
       </w:pPr>
     </w:p>
-    <w:p ns2:paraId="4B4C2DEF" ns2:textId="35F9C30E">
+    <w:p>
       <w:pPr>
         <w:pStyle w:val="Prrafodelista"/>
         <w:numPr>
@@ -2499,7 +2477,7 @@
         <w:t>.</w:t>
       </w:r>
     </w:p>
-    <w:p ns2:paraId="3E478C55" ns2:textId="77777777">
+    <w:p>
       <w:pPr>
         <w:pStyle w:val="Prrafodelista"/>
         <w:spacing w:after="0" w:line="240" w:lineRule="auto"/>
@@ -2510,7 +2488,7 @@
         </w:rPr>
       </w:pPr>
     </w:p>
-    <w:p ns2:paraId="1E76DA57" ns2:textId="435431BB">
+    <w:p>
       <w:pPr>
         <w:pStyle w:val="Prrafodelista"/>
         <w:numPr>
@@ -2563,7 +2541,7 @@
         <w:t>.</w:t>
       </w:r>
     </w:p>
-    <w:p ns2:paraId="448AFEF1" ns2:textId="77777777">
+    <w:p>
       <w:pPr>
         <w:pStyle w:val="Prrafodelista"/>
         <w:spacing w:after="0" w:line="240" w:lineRule="auto"/>
@@ -2574,7 +2552,7 @@
         </w:rPr>
       </w:pPr>
     </w:p>
-    <w:p ns2:paraId="3330E03D" ns2:textId="000DF2DD">
+    <w:p>
       <w:pPr>
         <w:pStyle w:val="Prrafodelista"/>
         <w:numPr>
@@ -2663,16 +2641,16 @@
         <w:t>.</w:t>
       </w:r>
     </w:p>
-    <w:p ns2:paraId="1AF52C1D" ns2:textId="77777777">
-      <w:pPr>
-        <w:spacing w:after="0" w:line="240" w:lineRule="auto"/>
-        <w:jc w:val="both"/>
-        <w:rPr>
-          <w:rFonts w:ascii="Arial Narrow" w:eastAsia="Arial Narrow" w:hAnsi="Arial Narrow" w:cs="Arial Narrow"/>
-        </w:rPr>
-      </w:pPr>
-    </w:p>
-    <w:p ns2:paraId="75176125" ns2:textId="691CF23F">
+    <w:p>
+      <w:pPr>
+        <w:spacing w:after="0" w:line="240" w:lineRule="auto"/>
+        <w:jc w:val="both"/>
+        <w:rPr>
+          <w:rFonts w:ascii="Arial Narrow" w:eastAsia="Arial Narrow" w:hAnsi="Arial Narrow" w:cs="Arial Narrow"/>
+        </w:rPr>
+      </w:pPr>
+    </w:p>
+    <w:p>
       <w:pPr>
         <w:pStyle w:val="Prrafodelista"/>
         <w:numPr>
@@ -2759,16 +2737,16 @@
         <w:t>.</w:t>
       </w:r>
     </w:p>
-    <w:p ns2:paraId="1CF6B23E" ns2:textId="77777777">
-      <w:pPr>
-        <w:spacing w:after="0" w:line="240" w:lineRule="auto"/>
-        <w:jc w:val="both"/>
-        <w:rPr>
-          <w:rFonts w:ascii="Arial Narrow" w:eastAsia="Arial Narrow" w:hAnsi="Arial Narrow" w:cs="Arial Narrow"/>
-        </w:rPr>
-      </w:pPr>
-    </w:p>
-    <w:p ns2:paraId="3F20BA48" ns2:textId="5124CBC8">
+    <w:p>
+      <w:pPr>
+        <w:spacing w:after="0" w:line="240" w:lineRule="auto"/>
+        <w:jc w:val="both"/>
+        <w:rPr>
+          <w:rFonts w:ascii="Arial Narrow" w:eastAsia="Arial Narrow" w:hAnsi="Arial Narrow" w:cs="Arial Narrow"/>
+        </w:rPr>
+      </w:pPr>
+    </w:p>
+    <w:p>
       <w:pPr>
         <w:pStyle w:val="Prrafodelista"/>
         <w:numPr>
@@ -2872,7 +2850,7 @@
         <w:t xml:space="preserve">. </w:t>
       </w:r>
     </w:p>
-    <w:p ns2:paraId="65973A1D" ns2:textId="77777777">
+    <w:p>
       <w:pPr>
         <w:pStyle w:val="Prrafodelista"/>
         <w:rPr>
@@ -2883,7 +2861,7 @@
         </w:rPr>
       </w:pPr>
     </w:p>
-    <w:p ns2:paraId="759D6231" ns2:textId="1B8E9DB0">
+    <w:p>
       <w:pPr>
         <w:pStyle w:val="Prrafodelista"/>
         <w:numPr>
@@ -2947,7 +2925,7 @@
         <w:t>.</w:t>
       </w:r>
     </w:p>
-    <w:p ns2:paraId="7B06DB85" ns2:textId="31CCF514">
+    <w:p>
       <w:pPr>
         <w:spacing w:after="0" w:line="240" w:lineRule="auto"/>
         <w:jc w:val="both"/>
@@ -2957,7 +2935,7 @@
         </w:rPr>
       </w:pPr>
     </w:p>
-    <w:p ns2:paraId="51206FBB" ns2:textId="77777777">
+    <w:p>
       <w:pPr>
         <w:pStyle w:val="Prrafodelista"/>
         <w:numPr>
@@ -2997,7 +2975,7 @@
         <w:t>.</w:t>
       </w:r>
     </w:p>
-    <w:p ns2:paraId="646B40DB" ns2:textId="77777777">
+    <w:p>
       <w:pPr>
         <w:spacing w:after="0" w:line="240" w:lineRule="auto"/>
         <w:ind w:left="567"/>
@@ -3010,7 +2988,7 @@
         </w:rPr>
       </w:pPr>
     </w:p>
-    <w:p ns2:paraId="01A40F4B" ns2:textId="77777777">
+    <w:p>
       <w:pPr>
         <w:pStyle w:val="Prrafodelista"/>
         <w:numPr>
@@ -3041,7 +3019,7 @@
         <w:t>REQUERIMIENTO DE INFORMACION</w:t>
       </w:r>
     </w:p>
-    <w:p ns2:paraId="0DEB5BC8" ns2:textId="77777777">
+    <w:p>
       <w:pPr>
         <w:spacing w:after="0" w:line="240" w:lineRule="auto"/>
         <w:jc w:val="both"/>
@@ -3052,7 +3030,7 @@
         </w:rPr>
       </w:pPr>
     </w:p>
-    <w:p ns2:paraId="192CCF97" ns2:textId="77777777">
+    <w:p>
       <w:pPr>
         <w:pStyle w:val="Prrafodelista"/>
         <w:numPr>
@@ -3101,7 +3079,7 @@
         <w:t>, conviene requerir a los proveedores denunciados que, en un plazo no mayor de cinco (5) días hábiles contado a partir del día siguiente de la notificación de la presente resolución, cumplan con lo siguiente:</w:t>
       </w:r>
     </w:p>
-    <w:p ns2:paraId="6724A138" ns2:textId="77777777">
+    <w:p>
       <w:pPr>
         <w:pStyle w:val="Prrafodelista"/>
         <w:spacing w:after="0" w:line="240" w:lineRule="auto"/>
@@ -3114,7 +3092,7 @@
         </w:rPr>
       </w:pPr>
     </w:p>
-    <w:p ns2:paraId="0349BCDF" ns2:textId="1EA11558">
+    <w:p>
       <w:pPr>
         <w:pStyle w:val="Prrafodelista"/>
         <w:spacing w:after="0" w:line="240" w:lineRule="auto"/>
@@ -3198,7 +3176,7 @@
         <w:t>.</w:t>
       </w:r>
     </w:p>
-    <w:p ns2:paraId="3EDF78CD" ns2:textId="77777777">
+    <w:p>
       <w:pPr>
         <w:pStyle w:val="Prrafodelista"/>
         <w:spacing w:after="0" w:line="240" w:lineRule="auto"/>
@@ -3212,7 +3190,7 @@
         </w:rPr>
       </w:pPr>
     </w:p>
-    <w:p ns2:paraId="7FE5B733" ns2:textId="2DF33EA9">
+    <w:p>
       <w:pPr>
         <w:pStyle w:val="Prrafodelista"/>
         <w:spacing w:after="0" w:line="240" w:lineRule="auto"/>
@@ -3294,7 +3272,7 @@
         <w:t>.</w:t>
       </w:r>
     </w:p>
-    <w:p ns2:paraId="7DB8A239" ns2:textId="77777777">
+    <w:p>
       <w:pPr>
         <w:pStyle w:val="Prrafodelista"/>
         <w:spacing w:after="0" w:line="240" w:lineRule="auto"/>
@@ -3307,7 +3285,7 @@
         </w:rPr>
       </w:pPr>
     </w:p>
-    <w:p ns2:paraId="2F346AFB" ns2:textId="77777777">
+    <w:p>
       <w:pPr>
         <w:pStyle w:val="Prrafodelista"/>
         <w:numPr>
@@ -3338,7 +3316,7 @@
         <w:t xml:space="preserve">RESOLUCIÓN DE LA SECRETARÍA TÉCNICA </w:t>
       </w:r>
     </w:p>
-    <w:p ns2:paraId="08F8E5D8" ns2:textId="77777777">
+    <w:p>
       <w:pPr>
         <w:spacing w:after="0" w:line="240" w:lineRule="auto"/>
         <w:jc w:val="both"/>
@@ -3350,7 +3328,7 @@
         </w:rPr>
       </w:pPr>
     </w:p>
-    <w:p ns2:paraId="57BF3AF3" ns2:textId="1894A20F">
+    <w:p>
       <w:pPr>
         <w:widowControl w:val="0"/>
         <w:spacing w:after="0" w:line="240" w:lineRule="auto"/>
@@ -3382,7 +3360,7 @@
         <w:t/>
       </w:r>
     </w:p>
-    <w:p ns2:paraId="54F50B4C" ns2:textId="77777777">
+    <w:p>
       <w:pPr>
         <w:spacing w:after="0" w:line="240" w:lineRule="auto"/>
         <w:jc w:val="both"/>
@@ -3394,7 +3372,7 @@
         </w:rPr>
       </w:pPr>
     </w:p>
-    <w:p ns2:paraId="6DDD73A1" ns2:textId="457F3DB0">
+    <w:p>
       <w:pPr>
         <w:spacing w:after="0" w:line="240" w:lineRule="auto"/>
         <w:jc w:val="both"/>
@@ -3591,7 +3569,7 @@
         <w:t/>
       </w:r>
     </w:p>
-    <w:p ns2:paraId="63A9DDB9" ns2:textId="77777777">
+    <w:p>
       <w:pPr>
         <w:spacing w:after="0" w:line="240" w:lineRule="auto"/>
         <w:jc w:val="both"/>
@@ -3602,7 +3580,7 @@
         </w:rPr>
       </w:pPr>
     </w:p>
-    <w:p ns2:paraId="4BBE98BC" ns2:textId="51907E47">
+    <w:p>
       <w:pPr>
         <w:pStyle w:val="Prrafodelista"/>
         <w:numPr>
@@ -3698,7 +3676,7 @@
         <w:t>. no habría cumplido con remitir la póliza del Seguro de Sepelio contratado por la denunciante.</w:t>
       </w:r>
     </w:p>
-    <w:p ns2:paraId="7CD67E77" ns2:textId="77777777">
+    <w:p>
       <w:pPr>
         <w:spacing w:after="0" w:line="240" w:lineRule="auto"/>
         <w:jc w:val="both"/>
@@ -3709,7 +3687,7 @@
         </w:rPr>
       </w:pPr>
     </w:p>
-    <w:p ns2:paraId="6C993A18" ns2:textId="2F1EB886">
+    <w:p>
       <w:pPr>
         <w:pStyle w:val="Prrafodelista"/>
         <w:numPr>
@@ -3790,7 +3768,7 @@
         <w:t>. no habría cumplido con remitir la póliza del Seguro oncológico contratado por la denunciante.</w:t>
       </w:r>
     </w:p>
-    <w:p ns2:paraId="351E75C8" ns2:textId="77777777">
+    <w:p>
       <w:pPr>
         <w:spacing w:after="0" w:line="240" w:lineRule="auto"/>
         <w:jc w:val="both"/>
@@ -3801,7 +3779,7 @@
         </w:rPr>
       </w:pPr>
     </w:p>
-    <w:p ns2:paraId="06ABF454" ns2:textId="59DE4CEA">
+    <w:p>
       <w:pPr>
         <w:pStyle w:val="Prrafodelista"/>
         <w:numPr>
@@ -3923,7 +3901,7 @@
         <w:t>.</w:t>
       </w:r>
     </w:p>
-    <w:p ns2:paraId="2A17B521" ns2:textId="77777777">
+    <w:p>
       <w:pPr>
         <w:spacing w:after="0" w:line="240" w:lineRule="auto"/>
         <w:jc w:val="both"/>
@@ -3934,7 +3912,7 @@
         </w:rPr>
       </w:pPr>
     </w:p>
-    <w:p ns2:paraId="6A8C7346" ns2:textId="6D5BB255">
+    <w:p>
       <w:pPr>
         <w:pStyle w:val="Prrafodelista"/>
         <w:numPr>
@@ -4016,7 +3994,7 @@
         <w:t>la denunciante, generando que no obtenga la cobertura ante el fallecimiento de su madre.</w:t>
       </w:r>
     </w:p>
-    <w:p ns2:paraId="20BA6740" ns2:textId="77777777">
+    <w:p>
       <w:pPr>
         <w:spacing w:after="0" w:line="240" w:lineRule="auto"/>
         <w:jc w:val="both"/>
@@ -4026,7 +4004,7 @@
         </w:rPr>
       </w:pPr>
     </w:p>
-    <w:p ns2:paraId="1DE47777" ns2:textId="71D54583">
+    <w:p>
       <w:pPr>
         <w:pStyle w:val="Prrafodelista"/>
         <w:numPr>
@@ -4143,16 +4121,16 @@
       </w:r>
       <w:proofErr w:type="gramEnd"/>
     </w:p>
-    <w:p ns2:paraId="577F4019" ns2:textId="77777777">
-      <w:pPr>
-        <w:spacing w:after="0" w:line="240" w:lineRule="auto"/>
-        <w:jc w:val="both"/>
-        <w:rPr>
-          <w:rFonts w:ascii="Arial Narrow" w:eastAsia="Arial Narrow" w:hAnsi="Arial Narrow" w:cs="Arial Narrow"/>
-        </w:rPr>
-      </w:pPr>
-    </w:p>
-    <w:p ns2:paraId="35AB579D" ns2:textId="62EC95EE">
+    <w:p>
+      <w:pPr>
+        <w:spacing w:after="0" w:line="240" w:lineRule="auto"/>
+        <w:jc w:val="both"/>
+        <w:rPr>
+          <w:rFonts w:ascii="Arial Narrow" w:eastAsia="Arial Narrow" w:hAnsi="Arial Narrow" w:cs="Arial Narrow"/>
+        </w:rPr>
+      </w:pPr>
+    </w:p>
+    <w:p>
       <w:pPr>
         <w:pStyle w:val="Prrafodelista"/>
         <w:numPr>
@@ -4244,16 +4222,16 @@
       </w:r>
       <w:proofErr w:type="gramEnd"/>
     </w:p>
-    <w:p ns2:paraId="74A91A75" ns2:textId="77777777">
-      <w:pPr>
-        <w:spacing w:after="0" w:line="240" w:lineRule="auto"/>
-        <w:jc w:val="both"/>
-        <w:rPr>
-          <w:rFonts w:ascii="Arial Narrow" w:eastAsia="Arial Narrow" w:hAnsi="Arial Narrow" w:cs="Arial Narrow"/>
-        </w:rPr>
-      </w:pPr>
-    </w:p>
-    <w:p ns2:paraId="1668E607" ns2:textId="280AACD1">
+    <w:p>
+      <w:pPr>
+        <w:spacing w:after="0" w:line="240" w:lineRule="auto"/>
+        <w:jc w:val="both"/>
+        <w:rPr>
+          <w:rFonts w:ascii="Arial Narrow" w:eastAsia="Arial Narrow" w:hAnsi="Arial Narrow" w:cs="Arial Narrow"/>
+        </w:rPr>
+      </w:pPr>
+    </w:p>
+    <w:p>
       <w:pPr>
         <w:spacing w:line="240" w:lineRule="auto"/>
         <w:contextualSpacing/>
@@ -4318,7 +4296,7 @@
         <w:t>.</w:t>
       </w:r>
     </w:p>
-    <w:p ns2:paraId="514D6732" ns2:textId="77777777">
+    <w:p>
       <w:pPr>
         <w:spacing w:line="240" w:lineRule="auto"/>
         <w:contextualSpacing/>
@@ -4330,7 +4308,7 @@
         </w:rPr>
       </w:pPr>
     </w:p>
-    <w:p ns2:paraId="217CBC09" ns2:textId="4D77324C">
+    <w:p>
       <w:pPr>
         <w:spacing w:after="0" w:line="240" w:lineRule="auto"/>
         <w:jc w:val="both"/>
@@ -4532,7 +4510,7 @@
         <w:t xml:space="preserve"> con lo siguiente:</w:t>
       </w:r>
     </w:p>
-    <w:p ns2:paraId="49467B10" ns2:textId="77777777">
+    <w:p>
       <w:pPr>
         <w:spacing w:after="0" w:line="240" w:lineRule="auto"/>
         <w:jc w:val="both"/>
@@ -4543,7 +4521,7 @@
         </w:rPr>
       </w:pPr>
     </w:p>
-    <w:p ns2:paraId="2FEBEDD4" ns2:textId="77777777">
+    <w:p>
       <w:pPr>
         <w:numPr>
           <w:ilvl w:val="0"/>
@@ -4567,7 +4545,7 @@
         <w:t>presentar documentos que acrediten su inscripción en los Registros Públicos o una declaración jurada que indique que cuenta con dicha inscripción;</w:t>
       </w:r>
     </w:p>
-    <w:p ns2:paraId="090FAFC4" ns2:textId="77777777">
+    <w:p>
       <w:pPr>
         <w:numPr>
           <w:ilvl w:val="0"/>
@@ -4591,7 +4569,7 @@
         <w:t>presentar copia simple de las facultades de representación de su representante legal en el presente procedimiento o la declaración jurada que indique que cuenta con dichas facultades y que estas se encuentran vigentes;</w:t>
       </w:r>
     </w:p>
-    <w:p ns2:paraId="39D6AC33" ns2:textId="77777777">
+    <w:p>
       <w:pPr>
         <w:numPr>
           <w:ilvl w:val="0"/>
@@ -4615,7 +4593,7 @@
         <w:t>consignar el Número de Registro Único de Contribuyentes (RUC); y,</w:t>
       </w:r>
     </w:p>
-    <w:p ns2:paraId="7B98EAA1" ns2:textId="77777777">
+    <w:p>
       <w:pPr>
         <w:numPr>
           <w:ilvl w:val="0"/>
@@ -4666,7 +4644,7 @@
         <w:t>;</w:t>
       </w:r>
     </w:p>
-    <w:p ns2:paraId="346E14FB" ns2:textId="77777777">
+    <w:p>
       <w:pPr>
         <w:numPr>
           <w:ilvl w:val="0"/>
@@ -4751,7 +4729,7 @@
         <w:t>.</w:t>
       </w:r>
     </w:p>
-    <w:p ns2:paraId="7E27A9A3" ns2:textId="77777777">
+    <w:p>
       <w:pPr>
         <w:spacing w:after="0" w:line="240" w:lineRule="auto"/>
         <w:ind w:left="567"/>
@@ -4789,29 +4767,65 @@
           <w:sz w:val="20"/>
           <w:szCs w:val="20"/>
         </w:rPr>
-        <w:t xml:space="preserve">correr traslado de la presente resolución a Comité de Administración del Fondo de Asistencia y Estímulo de los Trabajadores del Sector Educación y a La Positiva Seguros y Reaseguros S.A.A. para que, de conformidad con lo dispuesto por el artículo 26 de la Ley sobre Facultades, Normas y Organización del Indecopi, aprobada por Decreto Legislativo 807, presenten sus descargos sobre la imputación de cargos realizada en un plazo no mayor a cinco (5) días hábiles contado a partir del día siguiente de la notificación de la presente resolución, vencido el cual, el Secretario Técnico declarará en rebeldía a los denunciados que no lo hubieran presentado. Debe precisarse que de conformidad con lo establecido por el artículo 223 del Texto Único Ordenado de la Ley 27444, Ley del Procedimiento Administrativo General, las alegaciones y los hechos relevantes de la reclamación, salvo que hayan sido específicamente negadas en la contestación, se tendrán por aceptadas o merituadas como ciertas.</w:t>
-      </w:r>
-    </w:p>
-    <w:p ns2:paraId="6FC3DC19" ns2:textId="77777777">
-      <w:pPr>
-        <w:spacing w:after="0" w:line="240" w:lineRule="auto"/>
-        <w:jc w:val="both"/>
-        <w:rPr>
-          <w:rFonts w:ascii="Arial Narrow" w:eastAsia="Arial Narrow" w:hAnsi="Arial Narrow" w:cs="Arial Narrow"/>
-          <w:color w:val="000000"/>
-          <w:lang w:eastAsia="es-PE"/>
-        </w:rPr>
-      </w:pPr>
-    </w:p>
-    <w:p ns2:paraId="47DFA36B" ns2:textId="594F20AB">
-      <w:pPr>
-        <w:spacing w:after="0" w:line="240" w:lineRule="auto"/>
-        <w:jc w:val="both"/>
-        <w:rPr>
-          <w:rFonts w:ascii="Arial Narrow" w:eastAsia="Times New Roman" w:hAnsi="Arial Narrow" w:cs="Arial"/>
-          <w:color w:val="000000"/>
+        <w:t xml:space="preserve">correr traslado de la presente resolución a Comité de Administración del Fondo de Asistencia y Estímulo de los Trabajadores del Sector Educación y a La Positiva Seguros y Reaseguros S.A.A. para que, de conformidad con lo dispuesto por el artículo 26 de la Ley sobre Facultades, Normas y Organización del Indecopi, aprobada por Decreto Legislativo 807</w:t>
+      </w:r>
+      <w:r>
+        <w:rPr>
+          <w:rStyle w:val="Refdenotaalpie"/>
+          <w:rFonts w:ascii="Arial Narrow" w:eastAsia="Times New Roman" w:hAnsi="Arial Narrow" w:cs="Times New Roman"/>
+          <w:color w:val="000000"/>
+          <w:vertAlign w:val="superscript"/>
           <w:lang w:val="es-ES" w:eastAsia="es-ES"/>
         </w:rPr>
+        <w:footnoteReference w:id="18"/>
+      </w:r>
+      <w:r>
+        <w:rPr>
+          <w:rFonts w:ascii="Arial Narrow" w:hAnsi="Arial Narrow" w:cs="Arial Narrow"/>
+          <w:sz w:val="20"/>
+          <w:szCs w:val="20"/>
+        </w:rPr>
+        <w:t xml:space="preserve">, presenten sus descargos sobre la imputación de cargos realizada en un plazo no mayor a cinco (5) días hábiles contado a partir del día siguiente de la notificación de la presente resolución, vencido el cual, el Secretario Técnico declarará en rebeldía a los denunciados que no lo hubieran presentado. Debe precisarse que de conformidad con lo establecido por el artículo 223 del Texto Único Ordenado de la Ley 27444, Ley del Procedimiento Administrativo General</w:t>
+      </w:r>
+      <w:r>
+        <w:rPr>
+          <w:rStyle w:val="Refdenotaalpie"/>
+          <w:rFonts w:ascii="Arial Narrow" w:eastAsia="Times New Roman" w:hAnsi="Arial Narrow" w:cs="Times New Roman"/>
+          <w:color w:val="000000"/>
+          <w:vertAlign w:val="superscript"/>
+          <w:lang w:val="es-ES" w:eastAsia="es-ES"/>
+        </w:rPr>
+        <w:footnoteReference w:id="19"/>
+      </w:r>
+      <w:r>
+        <w:rPr>
+          <w:rFonts w:ascii="Arial Narrow" w:hAnsi="Arial Narrow" w:cs="Arial Narrow"/>
+          <w:sz w:val="20"/>
+          <w:szCs w:val="20"/>
+        </w:rPr>
+        <w:t xml:space="preserve">, las alegaciones y los hechos relevantes de la reclamación, salvo que hayan sido específicamente negadas en la contestación, se tendrán por aceptadas o merituadas como ciertas.</w:t>
+      </w:r>
+    </w:p>
+    <w:p>
+      <w:pPr>
+        <w:spacing w:after="0" w:line="240" w:lineRule="auto"/>
+        <w:jc w:val="both"/>
+        <w:rPr>
+          <w:rFonts w:ascii="Arial Narrow" w:eastAsia="Arial Narrow" w:hAnsi="Arial Narrow" w:cs="Arial Narrow"/>
+          <w:color w:val="000000"/>
+          <w:lang w:eastAsia="es-PE"/>
+        </w:rPr>
+      </w:pPr>
+    </w:p>
+    <w:p>
+      <w:pPr>
+        <w:spacing w:after="0" w:line="240" w:lineRule="auto"/>
+        <w:jc w:val="both"/>
+        <w:rPr>
+          <w:rFonts w:ascii="Arial Narrow" w:eastAsia="Times New Roman" w:hAnsi="Arial Narrow" w:cs="Arial"/>
+          <w:color w:val="000000"/>
+          <w:lang w:val="es-ES" w:eastAsia="es-ES"/>
+        </w:rPr>
       </w:pPr>
       <w:r>
         <w:rPr>
@@ -5030,7 +5044,7 @@
         <w:t>.</w:t>
       </w:r>
     </w:p>
-    <w:p ns2:paraId="698D0EEB" ns2:textId="77777777">
+    <w:p>
       <w:pPr>
         <w:spacing w:after="0" w:line="240" w:lineRule="auto"/>
         <w:jc w:val="both"/>
@@ -5041,7 +5055,7 @@
         </w:rPr>
       </w:pPr>
     </w:p>
-    <w:p ns2:paraId="63823F69" ns2:textId="7639497E">
+    <w:p>
       <w:pPr>
         <w:spacing w:after="0" w:line="240" w:lineRule="auto"/>
         <w:jc w:val="both"/>
@@ -5157,7 +5171,7 @@
         <w:t>.</w:t>
       </w:r>
     </w:p>
-    <w:p ns2:paraId="16C78A85" ns2:textId="77777777">
+    <w:p>
       <w:pPr>
         <w:spacing w:after="0" w:line="240" w:lineRule="auto"/>
         <w:jc w:val="both"/>
@@ -5169,7 +5183,7 @@
         </w:rPr>
       </w:pPr>
     </w:p>
-    <w:p ns2:paraId="0019CEF6" ns2:textId="5CBBE770">
+    <w:p>
       <w:pPr>
         <w:spacing w:after="0" w:line="240" w:lineRule="auto"/>
         <w:jc w:val="both"/>
@@ -5358,7 +5372,7 @@
         <w:t>.</w:t>
       </w:r>
     </w:p>
-    <w:p ns2:paraId="79256125" ns2:textId="77777777">
+    <w:p>
       <w:pPr>
         <w:shd w:val="clear" w:color="auto" w:fill="FFFFFF"/>
         <w:spacing w:after="0" w:line="240" w:lineRule="auto"/>
@@ -5371,7 +5385,7 @@
         </w:rPr>
       </w:pPr>
     </w:p>
-    <w:p ns2:paraId="2A0CC7F9" ns2:textId="50E18375">
+    <w:p>
       <w:pPr>
         <w:shd w:val="clear" w:color="auto" w:fill="FFFFFF"/>
         <w:spacing w:after="0" w:line="240" w:lineRule="auto"/>
@@ -5425,7 +5439,7 @@
         <w:t xml:space="preserve"> de la Ley sobre Facultades, Normas y Organización del Indecopi, aprobada por Decreto Legislativo 807, los gastos por los peritajes realizados, actuación de pruebas, inspecciones y otros derivados de la tramitación del proceso serán de cargo de la parte que solicita la prueba, salvo pacto en contrario. En todos los casos, la resolución final determinará si los gastos deben ser asumidos por alguna de las partes, o reembolsados a la otra parte o al Indecopi, según sea el caso, de manera adicional a la sanción que haya podido imponerse. </w:t>
       </w:r>
     </w:p>
-    <w:p ns2:paraId="47606290" ns2:textId="77777777">
+    <w:p>
       <w:pPr>
         <w:shd w:val="clear" w:color="auto" w:fill="FFFFFF"/>
         <w:spacing w:after="0" w:line="240" w:lineRule="auto"/>
@@ -5437,7 +5451,7 @@
         </w:rPr>
       </w:pPr>
     </w:p>
-    <w:p ns2:paraId="57B2169D" ns2:textId="5C4CF083">
+    <w:p>
       <w:pPr>
         <w:suppressAutoHyphens/>
         <w:spacing w:after="0" w:line="240" w:lineRule="auto"/>
@@ -5540,7 +5554,7 @@
         <w:t xml:space="preserve">Ello bajo apercibimiento de no realizar la audiencia de conciliación y levantar el acta de inasistencia correspondiente. </w:t>
       </w:r>
     </w:p>
-    <w:p ns2:paraId="661A58E1" ns2:textId="77777777">
+    <w:p>
       <w:pPr>
         <w:suppressAutoHyphens/>
         <w:spacing w:after="0" w:line="240" w:lineRule="auto"/>
@@ -5551,7 +5565,7 @@
         </w:rPr>
       </w:pPr>
     </w:p>
-    <w:p ns2:paraId="1BD09365" ns2:textId="1A1BB700">
+    <w:p>
       <w:pPr>
         <w:suppressAutoHyphens/>
         <w:spacing w:after="0" w:line="240" w:lineRule="auto"/>
@@ -5606,7 +5620,7 @@
       <w:bookmarkStart w:id="9" w:name="h.gjdgxs" w:colFirst="0" w:colLast="0"/>
       <w:bookmarkEnd w:id="9"/>
     </w:p>
-    <w:p ns2:paraId="2BB3537F" ns2:textId="77777777">
+    <w:p>
       <w:pPr>
         <w:suppressAutoHyphens/>
         <w:spacing w:after="0" w:line="240" w:lineRule="auto"/>
@@ -5618,7 +5632,7 @@
         </w:rPr>
       </w:pPr>
     </w:p>
-    <w:p ns2:paraId="199705C2" ns2:textId="63A7FE13">
+    <w:p>
       <w:pPr>
         <w:suppressAutoHyphens/>
         <w:spacing w:after="0" w:line="240" w:lineRule="auto"/>
@@ -5741,7 +5755,7 @@
         <w:t/>
       </w:r>
     </w:p>
-    <w:p ns2:paraId="51C4960D" ns2:textId="77777777">
+    <w:p>
       <w:pPr>
         <w:suppressAutoHyphens/>
         <w:spacing w:after="0" w:line="240" w:lineRule="auto"/>
@@ -5751,7 +5765,7 @@
         </w:rPr>
       </w:pPr>
     </w:p>
-    <w:p ns2:paraId="7DBD61DC" ns2:textId="438C5640">
+    <w:p>
       <w:pPr>
         <w:suppressAutoHyphens/>
         <w:spacing w:line="240" w:lineRule="auto"/>
@@ -5997,7 +6011,7 @@
         <w:t xml:space="preserve"> la notificación.</w:t>
       </w:r>
     </w:p>
-    <w:p ns2:paraId="18FA9D6A" ns2:textId="77777777">
+    <w:p>
       <w:pPr>
         <w:suppressAutoHyphens/>
         <w:spacing w:after="0" w:line="240" w:lineRule="auto"/>
@@ -6009,7 +6023,7 @@
       </w:pPr>
     </w:p>
     <w:bookmarkEnd w:id="5"/>
-    <w:p ns2:paraId="61759C6F" ns2:textId="77777777">
+    <w:p>
       <w:pPr>
         <w:suppressAutoHyphens/>
         <w:spacing w:after="0" w:line="240" w:lineRule="auto"/>
@@ -6019,7 +6033,7 @@
         </w:rPr>
       </w:pPr>
     </w:p>
-    <w:p ns2:paraId="410673AD" ns2:textId="77777777">
+    <w:p>
       <w:pPr>
         <w:spacing w:after="0" w:line="240" w:lineRule="auto"/>
         <w:jc w:val="both"/>
@@ -6028,7 +6042,7 @@
         </w:rPr>
       </w:pPr>
     </w:p>
-    <w:p ns2:paraId="5CECFCD4" ns2:textId="77777777">
+    <w:p>
       <w:pPr>
         <w:spacing w:after="0" w:line="240" w:lineRule="auto"/>
         <w:jc w:val="both"/>
@@ -6037,7 +6051,7 @@
         </w:rPr>
       </w:pPr>
     </w:p>
-    <w:p ns2:paraId="3B6406D3" ns2:textId="77777777">
+    <w:p>
       <w:pPr>
         <w:shd w:val="clear" w:color="auto" w:fill="FFFFFF"/>
         <w:spacing w:after="0" w:line="240" w:lineRule="auto"/>
@@ -6057,7 +6071,7 @@
         <w:t>EVELING ROA QUISPE</w:t>
       </w:r>
     </w:p>
-    <w:p ns2:paraId="0766970F" ns2:textId="77777777">
+    <w:p>
       <w:pPr>
         <w:shd w:val="clear" w:color="auto" w:fill="FFFFFF" w:themeFill="background1"/>
         <w:spacing w:after="0" w:line="240" w:lineRule="auto"/>
@@ -6079,7 +6093,7 @@
         <w:t>Secretaria Técnica</w:t>
       </w:r>
     </w:p>
-    <w:p ns2:paraId="2EADB170" ns2:textId="6E908A82">
+    <w:p>
       <w:pPr>
         <w:shd w:val="clear" w:color="auto" w:fill="FFFFFF" w:themeFill="background1"/>
         <w:spacing w:after="0" w:line="240" w:lineRule="auto"/>
@@ -6120,7 +6134,7 @@
         <w:t> Protección al Consumidor 1</w:t>
       </w:r>
     </w:p>
-    <w:p ns2:paraId="68E9DB32" ns2:textId="77777777">
+    <w:p>
       <w:pPr>
         <w:suppressAutoHyphens/>
         <w:spacing w:after="0" w:line="240" w:lineRule="auto"/>
@@ -6135,7 +6149,7 @@
         </w:rPr>
       </w:pPr>
     </w:p>
-    <w:p ns2:paraId="0520F797" ns2:textId="08E6B7BA">
+    <w:p>
       <w:pPr>
         <w:suppressAutoHyphens/>
         <w:spacing w:after="0" w:line="240" w:lineRule="auto"/>
@@ -6162,8 +6176,8 @@
       </w:r>
     </w:p>
     <w:sectPr>
-      <w:headerReference w:type="default" ns3:id="rId15"/>
-      <w:footerReference w:type="default" ns3:id="rId16"/>
+      <w:headerReference w:type="default" r:id="rId15"/>
+      <w:footerReference w:type="default" r:id="rId16"/>
       <w:pgSz w:w="11906" w:h="16838"/>
       <w:pgMar w:top="1417" w:right="1701" w:bottom="1417" w:left="1701" w:header="708" w:footer="708" w:gutter="0"/>
       <w:cols w:space="708"/>
@@ -6174,7 +6188,7 @@
 </file>
 
 <file path=word/endnotes.xml><?xml version="1.0" encoding="utf-8"?>
-<w:endnotes xmlns:wpc="http://schemas.microsoft.com/office/word/2010/wordprocessingCanvas" xmlns:cx="http://schemas.microsoft.com/office/drawing/2014/chartex" xmlns:cx1="http://schemas.microsoft.com/office/drawing/2015/9/8/chartex" xmlns:cx2="http://schemas.microsoft.com/office/drawing/2015/10/21/chartex" xmlns:cx3="http://schemas.microsoft.com/office/drawing/2016/5/9/chartex" xmlns:cx4="http://schemas.microsoft.com/office/drawing/2016/5/10/chartex" xmlns:cx5="http://schemas.microsoft.com/office/drawing/2016/5/11/chartex" xmlns:cx6="http://schemas.microsoft.com/office/drawing/2016/5/12/chartex" xmlns:cx7="http://schemas.microsoft.com/office/drawing/2016/5/13/chartex" xmlns:cx8="http://schemas.microsoft.com/office/drawing/2016/5/14/chartex" xmlns:mc="http://schemas.openxmlformats.org/markup-compatibility/2006" xmlns:aink="http://schemas.microsoft.com/office/drawing/2016/ink" xmlns:am3d="http://schemas.microsoft.com/office/drawing/2017/model3d" xmlns:o="urn:schemas-microsoft-com:office:office" xmlns:oel="http://schemas.microsoft.com/office/2019/extlst" xmlns:r="http://schemas.openxmlformats.org/officeDocument/2006/relationships" xmlns:m="http://schemas.openxmlformats.org/officeDocument/2006/math" xmlns:v="urn:schemas-microsoft-com:vml" xmlns:wp14="http://schemas.microsoft.com/office/word/2010/wordprocessingDrawing" xmlns:wp="http://schemas.openxmlformats.org/drawingml/2006/wordprocessingDrawing" xmlns:w10="urn:schemas-microsoft-com:office:word" xmlns:w="http://schemas.openxmlformats.org/wordprocessingml/2006/main" xmlns:w14="http://schemas.microsoft.com/office/word/2010/wordml" xmlns:w15="http://schemas.microsoft.com/office/word/2012/wordml" xmlns:w16cex="http://schemas.microsoft.com/office/word/2018/wordml/cex" xmlns:w16cid="http://schemas.microsoft.com/office/word/2016/wordml/cid" xmlns:w16="http://schemas.microsoft.com/office/word/2018/wordml" xmlns:w16du="http://schemas.microsoft.com/office/word/2023/wordml/word16du" xmlns:w16sdtdh="http://schemas.microsoft.com/office/word/2020/wordml/sdtdatahash" xmlns:w16sdtfl="http://schemas.microsoft.com/office/word/2024/wordml/sdtformatlock" xmlns:w16se="http://schemas.microsoft.com/office/word/2015/wordml/symex" xmlns:wpg="http://schemas.microsoft.com/office/word/2010/wordprocessingGroup" xmlns:wpi="http://schemas.microsoft.com/office/word/2010/wordprocessingInk" xmlns:wne="http://schemas.microsoft.com/office/word/2006/wordml" xmlns:wps="http://schemas.microsoft.com/office/word/2010/wordprocessingShape" mc:Ignorable="w14 w15 w16se w16cid w16 w16cex w16sdtdh w16sdtfl w16du wp14">
+<w:endnotes xmlns:mc="http://schemas.openxmlformats.org/markup-compatibility/2006" xmlns:r="http://schemas.openxmlformats.org/officeDocument/2006/relationships" xmlns:w="http://schemas.openxmlformats.org/wordprocessingml/2006/main" xmlns:w14="http://schemas.microsoft.com/office/word/2010/wordml" xmlns:w15="http://schemas.microsoft.com/office/word/2012/wordml" xmlns:w16="http://schemas.microsoft.com/office/word/2018/wordml" xmlns:w16cex="http://schemas.microsoft.com/office/word/2018/wordml/cex" xmlns:w16cid="http://schemas.microsoft.com/office/word/2016/wordml/cid" xmlns:w16du="http://schemas.microsoft.com/office/word/2023/wordml/word16du" xmlns:w16sdtdh="http://schemas.microsoft.com/office/word/2020/wordml/sdtdatahash" xmlns:w16se="http://schemas.microsoft.com/office/word/2015/wordml/symex" xmlns:wp14="http://schemas.microsoft.com/office/word/2010/wordprocessingDrawing" mc:Ignorable="w14 w15 w16se w16cid w16 w16cex w16sdtdh w16du wp14">
   <w:endnote w:type="separator" w:id="-1">
     <w:p>
       <w:pPr>
@@ -6206,7 +6220,7 @@
 </file>
 
 <file path=word/footer1.xml><?xml version="1.0" encoding="utf-8"?>
-<w:ftr xmlns:wpc="http://schemas.microsoft.com/office/word/2010/wordprocessingCanvas" xmlns:cx="http://schemas.microsoft.com/office/drawing/2014/chartex" xmlns:cx1="http://schemas.microsoft.com/office/drawing/2015/9/8/chartex" xmlns:cx2="http://schemas.microsoft.com/office/drawing/2015/10/21/chartex" xmlns:cx3="http://schemas.microsoft.com/office/drawing/2016/5/9/chartex" xmlns:cx4="http://schemas.microsoft.com/office/drawing/2016/5/10/chartex" xmlns:cx5="http://schemas.microsoft.com/office/drawing/2016/5/11/chartex" xmlns:cx6="http://schemas.microsoft.com/office/drawing/2016/5/12/chartex" xmlns:cx7="http://schemas.microsoft.com/office/drawing/2016/5/13/chartex" xmlns:cx8="http://schemas.microsoft.com/office/drawing/2016/5/14/chartex" xmlns:mc="http://schemas.openxmlformats.org/markup-compatibility/2006" xmlns:aink="http://schemas.microsoft.com/office/drawing/2016/ink" xmlns:am3d="http://schemas.microsoft.com/office/drawing/2017/model3d" xmlns:o="urn:schemas-microsoft-com:office:office" xmlns:oel="http://schemas.microsoft.com/office/2019/extlst" xmlns:r="http://schemas.openxmlformats.org/officeDocument/2006/relationships" xmlns:m="http://schemas.openxmlformats.org/officeDocument/2006/math" xmlns:v="urn:schemas-microsoft-com:vml" xmlns:wp14="http://schemas.microsoft.com/office/word/2010/wordprocessingDrawing" xmlns:wp="http://schemas.openxmlformats.org/drawingml/2006/wordprocessingDrawing" xmlns:w10="urn:schemas-microsoft-com:office:word" xmlns:w="http://schemas.openxmlformats.org/wordprocessingml/2006/main" xmlns:w14="http://schemas.microsoft.com/office/word/2010/wordml" xmlns:w15="http://schemas.microsoft.com/office/word/2012/wordml" xmlns:w16cex="http://schemas.microsoft.com/office/word/2018/wordml/cex" xmlns:w16cid="http://schemas.microsoft.com/office/word/2016/wordml/cid" xmlns:w16="http://schemas.microsoft.com/office/word/2018/wordml" xmlns:w16du="http://schemas.microsoft.com/office/word/2023/wordml/word16du" xmlns:w16sdtdh="http://schemas.microsoft.com/office/word/2020/wordml/sdtdatahash" xmlns:w16sdtfl="http://schemas.microsoft.com/office/word/2024/wordml/sdtformatlock" xmlns:w16se="http://schemas.microsoft.com/office/word/2015/wordml/symex" xmlns:wpg="http://schemas.microsoft.com/office/word/2010/wordprocessingGroup" xmlns:wpi="http://schemas.microsoft.com/office/word/2010/wordprocessingInk" xmlns:wne="http://schemas.microsoft.com/office/word/2006/wordml" xmlns:wps="http://schemas.microsoft.com/office/word/2010/wordprocessingShape" mc:Ignorable="w14 w15 w16se w16cid w16 w16cex w16sdtdh w16sdtfl w16du wp14">
+<w:ftr xmlns:mc="http://schemas.openxmlformats.org/markup-compatibility/2006" xmlns:r="http://schemas.openxmlformats.org/officeDocument/2006/relationships" xmlns:w="http://schemas.openxmlformats.org/wordprocessingml/2006/main" xmlns:w14="http://schemas.microsoft.com/office/word/2010/wordml" xmlns:w15="http://schemas.microsoft.com/office/word/2012/wordml" xmlns:w16="http://schemas.microsoft.com/office/word/2018/wordml" xmlns:w16cex="http://schemas.microsoft.com/office/word/2018/wordml/cex" xmlns:w16cid="http://schemas.microsoft.com/office/word/2016/wordml/cid" xmlns:w16du="http://schemas.microsoft.com/office/word/2023/wordml/word16du" xmlns:w16sdtdh="http://schemas.microsoft.com/office/word/2020/wordml/sdtdatahash" xmlns:w16se="http://schemas.microsoft.com/office/word/2015/wordml/symex" xmlns:wp14="http://schemas.microsoft.com/office/word/2010/wordprocessingDrawing" mc:Ignorable="w14 w15 w16se w16cid w16 w16cex w16sdtdh w16du wp14">
   <w:p>
     <w:pPr>
       <w:pStyle w:val="Piedepgina"/>
@@ -6226,7 +6240,7 @@
 </file>
 
 <file path=word/footnotes.xml><?xml version="1.0" encoding="utf-8"?>
-<w:footnotes xmlns:wpc="http://schemas.microsoft.com/office/word/2010/wordprocessingCanvas" xmlns:cx="http://schemas.microsoft.com/office/drawing/2014/chartex" xmlns:cx1="http://schemas.microsoft.com/office/drawing/2015/9/8/chartex" xmlns:cx2="http://schemas.microsoft.com/office/drawing/2015/10/21/chartex" xmlns:cx3="http://schemas.microsoft.com/office/drawing/2016/5/9/chartex" xmlns:cx4="http://schemas.microsoft.com/office/drawing/2016/5/10/chartex" xmlns:cx5="http://schemas.microsoft.com/office/drawing/2016/5/11/chartex" xmlns:cx6="http://schemas.microsoft.com/office/drawing/2016/5/12/chartex" xmlns:cx7="http://schemas.microsoft.com/office/drawing/2016/5/13/chartex" xmlns:cx8="http://schemas.microsoft.com/office/drawing/2016/5/14/chartex" xmlns:mc="http://schemas.openxmlformats.org/markup-compatibility/2006" xmlns:aink="http://schemas.microsoft.com/office/drawing/2016/ink" xmlns:am3d="http://schemas.microsoft.com/office/drawing/2017/model3d" xmlns:o="urn:schemas-microsoft-com:office:office" xmlns:oel="http://schemas.microsoft.com/office/2019/extlst" xmlns:r="http://schemas.openxmlformats.org/officeDocument/2006/relationships" xmlns:m="http://schemas.openxmlformats.org/officeDocument/2006/math" xmlns:v="urn:schemas-microsoft-com:vml" xmlns:wp14="http://schemas.microsoft.com/office/word/2010/wordprocessingDrawing" xmlns:wp="http://schemas.openxmlformats.org/drawingml/2006/wordprocessingDrawing" xmlns:w10="urn:schemas-microsoft-com:office:word" xmlns:w="http://schemas.openxmlformats.org/wordprocessingml/2006/main" xmlns:w14="http://schemas.microsoft.com/office/word/2010/wordml" xmlns:w15="http://schemas.microsoft.com/office/word/2012/wordml" xmlns:w16cex="http://schemas.microsoft.com/office/word/2018/wordml/cex" xmlns:w16cid="http://schemas.microsoft.com/office/word/2016/wordml/cid" xmlns:w16="http://schemas.microsoft.com/office/word/2018/wordml" xmlns:w16du="http://schemas.microsoft.com/office/word/2023/wordml/word16du" xmlns:w16sdtdh="http://schemas.microsoft.com/office/word/2020/wordml/sdtdatahash" xmlns:w16sdtfl="http://schemas.microsoft.com/office/word/2024/wordml/sdtformatlock" xmlns:w16se="http://schemas.microsoft.com/office/word/2015/wordml/symex" xmlns:wpg="http://schemas.microsoft.com/office/word/2010/wordprocessingGroup" xmlns:wpi="http://schemas.microsoft.com/office/word/2010/wordprocessingInk" xmlns:wne="http://schemas.microsoft.com/office/word/2006/wordml" xmlns:wps="http://schemas.microsoft.com/office/word/2010/wordprocessingShape" mc:Ignorable="w14 w15 w16se w16cid w16 w16cex w16sdtdh w16sdtfl w16du wp14">
+<w:footnotes xmlns:mc="http://schemas.openxmlformats.org/markup-compatibility/2006" xmlns:r="http://schemas.openxmlformats.org/officeDocument/2006/relationships" xmlns:w="http://schemas.openxmlformats.org/wordprocessingml/2006/main" xmlns:w14="http://schemas.microsoft.com/office/word/2010/wordml" xmlns:w15="http://schemas.microsoft.com/office/word/2012/wordml" xmlns:w16="http://schemas.microsoft.com/office/word/2018/wordml" xmlns:w16cex="http://schemas.microsoft.com/office/word/2018/wordml/cex" xmlns:w16cid="http://schemas.microsoft.com/office/word/2016/wordml/cid" xmlns:w16du="http://schemas.microsoft.com/office/word/2023/wordml/word16du" xmlns:w16sdtdh="http://schemas.microsoft.com/office/word/2020/wordml/sdtdatahash" xmlns:w16se="http://schemas.microsoft.com/office/word/2015/wordml/symex" xmlns:wp14="http://schemas.microsoft.com/office/word/2010/wordprocessingDrawing" mc:Ignorable="w14 w15 w16se w16cid w16 w16cex w16sdtdh w16du wp14">
   <w:footnote w:type="separator" w:id="-1">
     <w:p>
       <w:pPr>
@@ -6245,13 +6259,6 @@
       <w:r>
         <w:continuationSeparator/>
       </w:r>
-    </w:p>
-  </w:footnote>
-  <w:footnote w:type="continuationNotice" w:id="1">
-    <w:p>
-      <w:pPr>
-        <w:spacing w:after="0" w:line="240" w:lineRule="auto"/>
-      </w:pPr>
     </w:p>
   </w:footnote>
   <w:footnote w:id="2">
@@ -8257,6 +8264,161 @@
       </w:pPr>
     </w:p>
   </w:footnote>
+  <w:footnote w:id="18">
+    <w:p>
+      <w:pPr>
+        <w:pStyle w:val="Textonotapie"/>
+        <w:ind w:left="567" w:hanging="567"/>
+        <w:jc w:val="both"/>
+      </w:pPr>
+      <w:r>
+        <w:rPr>
+          <w:rStyle w:val="Refdenotaalpie"/>
+          <w:rFonts w:ascii="Arial Narrow" w:hAnsi="Arial Narrow" w:cs="Arial"/>
+          <w:sz w:val="16"/>
+          <w:szCs w:val="14"/>
+          <w:vertAlign w:val="superscript"/>
+        </w:rPr>
+        <w:footnoteRef/>
+      </w:r>
+      <w:r>
+        <w:rPr>
+          <w:rFonts w:ascii="Arial Narrow" w:hAnsi="Arial Narrow" w:cs="Arial"/>
+          <w:sz w:val="14"/>
+          <w:szCs w:val="14"/>
+        </w:rPr>
+        <w:tab/>
+      </w:r>
+      <w:r>
+        <w:rPr>
+          <w:rFonts w:ascii="Arial Narrow" w:hAnsi="Arial Narrow" w:cs="Arial"/>
+          <w:b/>
+          <w:bCs/>
+          <w:sz w:val="14"/>
+          <w:szCs w:val="14"/>
+        </w:rPr>
+        <w:t xml:space="preserve">DECRETO LEGISLATIVO 807, LEY SOBRE FACULTADES, NORMAS Y ORGANIZACIÓN DEL INDECOPI, publicado el 18 de abril de 1996</w:t>
+      </w:r>
+    </w:p>
+    <w:p>
+      <w:pPr>
+        <w:pStyle w:val="Textonotapie"/>
+        <w:ind w:left="567" w:hanging="567"/>
+        <w:jc w:val="both"/>
+      </w:pPr>
+      <w:r>
+        <w:rPr>
+          <w:rFonts w:ascii="Arial Narrow" w:hAnsi="Arial Narrow" w:cs="Arial"/>
+          <w:sz w:val="14"/>
+          <w:szCs w:val="14"/>
+        </w:rPr>
+        <w:tab/>
+      </w:r>
+      <w:r>
+        <w:rPr>
+          <w:rFonts w:ascii="Arial Narrow" w:hAnsi="Arial Narrow" w:cs="Arial"/>
+          <w:b/>
+          <w:bCs/>
+          <w:sz w:val="14"/>
+          <w:szCs w:val="14"/>
+        </w:rPr>
+        <w:t xml:space="preserve">Artículo 26.-</w:t>
+      </w:r>
+      <w:r>
+        <w:rPr>
+          <w:rFonts w:ascii="Arial Narrow" w:hAnsi="Arial Narrow" w:cs="Arial"/>
+          <w:sz w:val="14"/>
+          <w:szCs w:val="14"/>
+        </w:rPr>
+        <w:t xml:space="preserve"> Una vez admitida a trámite la denuncia, se correrá traslado de la misma al denunciado, a fin de que éste presente su descargo. El plazo para la presentación del descargo será de cinco (5) días contados desde la notificación, vencido el cual, el Secretario Técnico declarará en rebeldía al denunciado que no lo hubiera presentado.</w:t>
+      </w:r>
+    </w:p>
+  </w:footnote>
+  <w:footnote w:id="19">
+    <w:p>
+      <w:pPr>
+        <w:pStyle w:val="Textonotapie"/>
+        <w:ind w:left="567" w:hanging="567"/>
+        <w:jc w:val="both"/>
+      </w:pPr>
+      <w:r>
+        <w:rPr>
+          <w:rStyle w:val="Refdenotaalpie"/>
+          <w:rFonts w:ascii="Arial Narrow" w:hAnsi="Arial Narrow" w:cs="Arial"/>
+          <w:sz w:val="16"/>
+          <w:szCs w:val="14"/>
+          <w:vertAlign w:val="superscript"/>
+        </w:rPr>
+        <w:footnoteRef/>
+      </w:r>
+      <w:r>
+        <w:rPr>
+          <w:rFonts w:ascii="Arial Narrow" w:hAnsi="Arial Narrow" w:cs="Arial"/>
+          <w:sz w:val="14"/>
+          <w:szCs w:val="14"/>
+        </w:rPr>
+        <w:tab/>
+      </w:r>
+      <w:r>
+        <w:rPr>
+          <w:rFonts w:ascii="Arial Narrow" w:hAnsi="Arial Narrow" w:cs="Arial"/>
+          <w:b/>
+          <w:bCs/>
+          <w:sz w:val="14"/>
+          <w:szCs w:val="14"/>
+        </w:rPr>
+        <w:t xml:space="preserve">DECRETO SUPREMO 006-2026-JUS, TEXTO ÚNICO ORDENADO DE LA LEY 27444, LEY DEL PROCEDIMIENTO ADMINISTRATIVO GENERAL, publicado el 30 de abril de 2026</w:t>
+      </w:r>
+    </w:p>
+    <w:p>
+      <w:pPr>
+        <w:pStyle w:val="Textonotapie"/>
+        <w:ind w:left="567" w:hanging="567"/>
+        <w:jc w:val="both"/>
+      </w:pPr>
+      <w:r>
+        <w:rPr>
+          <w:rFonts w:ascii="Arial Narrow" w:hAnsi="Arial Narrow" w:cs="Arial"/>
+          <w:sz w:val="14"/>
+          <w:szCs w:val="14"/>
+        </w:rPr>
+        <w:tab/>
+      </w:r>
+      <w:r>
+        <w:rPr>
+          <w:rFonts w:ascii="Arial Narrow" w:hAnsi="Arial Narrow" w:cs="Arial"/>
+          <w:b/>
+          <w:bCs/>
+          <w:sz w:val="14"/>
+          <w:szCs w:val="14"/>
+        </w:rPr>
+        <w:t xml:space="preserve">Artículo 223.- Contestación de la reclamación</w:t>
+      </w:r>
+    </w:p>
+    <w:p>
+      <w:pPr>
+        <w:pStyle w:val="Textonotapie"/>
+        <w:ind w:left="567" w:hanging="567"/>
+        <w:jc w:val="both"/>
+      </w:pPr>
+      <w:r>
+        <w:rPr>
+          <w:rFonts w:ascii="Arial Narrow" w:hAnsi="Arial Narrow" w:cs="Arial"/>
+          <w:sz w:val="14"/>
+          <w:szCs w:val="14"/>
+        </w:rPr>
+        <w:tab/>
+      </w:r>
+      <w:r>
+        <w:rPr>
+          <w:rFonts w:ascii="Arial Narrow" w:hAnsi="Arial Narrow" w:cs="Arial"/>
+          <w:sz w:val="14"/>
+          <w:szCs w:val="14"/>
+        </w:rPr>
+        <w:t xml:space="preserve">223.1 El reclamado deberá presentar la contestación de la reclamación dentro de los quince (15) días posteriores a la notificación de ésta; vencido este plazo, la Administración declarará en rebeldía al reclamado que no la hubiera presentado. La contestación deberá contener los requisitos de los escritos previstos en el artículo 113 de la presente Ley, así como la absolución de todos los asuntos controvertidos de hecho y de derecho, Las alegaciones y los hechos relevantes de la reclamación, salvo que hayan sido específicamente negadas en la contestación, se tendrán por aceptadas o merituadas como ciertas.</w:t>
+      </w:r>
+    </w:p>
+  </w:footnote>
   <w:footnote w:id="13">
     <w:p>
       <w:pPr>
@@ -9812,6 +9974,13 @@
           <w:szCs w:val="14"/>
           <w:lang w:val="es-ES"/>
         </w:rPr>
+      </w:pPr>
+    </w:p>
+  </w:footnote>
+  <w:footnote w:type="continuationNotice" w:id="1">
+    <w:p>
+      <w:pPr>
+        <w:spacing w:after="0" w:line="240" w:lineRule="auto"/>
       </w:pPr>
     </w:p>
   </w:footnote>
@@ -9819,7 +9988,7 @@
 </file>
 
 <file path=word/header1.xml><?xml version="1.0" encoding="utf-8"?>
-<w:hdr xmlns:wpc="http://schemas.microsoft.com/office/word/2010/wordprocessingCanvas" xmlns:cx="http://schemas.microsoft.com/office/drawing/2014/chartex" xmlns:cx1="http://schemas.microsoft.com/office/drawing/2015/9/8/chartex" xmlns:cx2="http://schemas.microsoft.com/office/drawing/2015/10/21/chartex" xmlns:cx3="http://schemas.microsoft.com/office/drawing/2016/5/9/chartex" xmlns:cx4="http://schemas.microsoft.com/office/drawing/2016/5/10/chartex" xmlns:cx5="http://schemas.microsoft.com/office/drawing/2016/5/11/chartex" xmlns:cx6="http://schemas.microsoft.com/office/drawing/2016/5/12/chartex" xmlns:cx7="http://schemas.microsoft.com/office/drawing/2016/5/13/chartex" xmlns:cx8="http://schemas.microsoft.com/office/drawing/2016/5/14/chartex" xmlns:mc="http://schemas.openxmlformats.org/markup-compatibility/2006" xmlns:aink="http://schemas.microsoft.com/office/drawing/2016/ink" xmlns:am3d="http://schemas.microsoft.com/office/drawing/2017/model3d" xmlns:o="urn:schemas-microsoft-com:office:office" xmlns:oel="http://schemas.microsoft.com/office/2019/extlst" xmlns:r="http://schemas.openxmlformats.org/officeDocument/2006/relationships" xmlns:m="http://schemas.openxmlformats.org/officeDocument/2006/math" xmlns:v="urn:schemas-microsoft-com:vml" xmlns:wp14="http://schemas.microsoft.com/office/word/2010/wordprocessingDrawing" xmlns:wp="http://schemas.openxmlformats.org/drawingml/2006/wordprocessingDrawing" xmlns:w10="urn:schemas-microsoft-com:office:word" xmlns:w="http://schemas.openxmlformats.org/wordprocessingml/2006/main" xmlns:w14="http://schemas.microsoft.com/office/word/2010/wordml" xmlns:w15="http://schemas.microsoft.com/office/word/2012/wordml" xmlns:w16cex="http://schemas.microsoft.com/office/word/2018/wordml/cex" xmlns:w16cid="http://schemas.microsoft.com/office/word/2016/wordml/cid" xmlns:w16="http://schemas.microsoft.com/office/word/2018/wordml" xmlns:w16du="http://schemas.microsoft.com/office/word/2023/wordml/word16du" xmlns:w16sdtdh="http://schemas.microsoft.com/office/word/2020/wordml/sdtdatahash" xmlns:w16sdtfl="http://schemas.microsoft.com/office/word/2024/wordml/sdtformatlock" xmlns:w16se="http://schemas.microsoft.com/office/word/2015/wordml/symex" xmlns:wpg="http://schemas.microsoft.com/office/word/2010/wordprocessingGroup" xmlns:wpi="http://schemas.microsoft.com/office/word/2010/wordprocessingInk" xmlns:wne="http://schemas.microsoft.com/office/word/2006/wordml" xmlns:wps="http://schemas.microsoft.com/office/word/2010/wordprocessingShape" mc:Ignorable="w14 w15 w16se w16cid w16 w16cex w16sdtdh w16sdtfl w16du wp14">
+<w:hdr xmlns:a="http://schemas.openxmlformats.org/drawingml/2006/main" xmlns:a14="http://schemas.microsoft.com/office/drawing/2010/main" xmlns:mc="http://schemas.openxmlformats.org/markup-compatibility/2006" xmlns:o="urn:schemas-microsoft-com:office:office" xmlns:pic="http://schemas.openxmlformats.org/drawingml/2006/picture" xmlns:r="http://schemas.openxmlformats.org/officeDocument/2006/relationships" xmlns:v="urn:schemas-microsoft-com:vml" xmlns:w="http://schemas.openxmlformats.org/wordprocessingml/2006/main" xmlns:w10="urn:schemas-microsoft-com:office:word" xmlns:w14="http://schemas.microsoft.com/office/word/2010/wordml" xmlns:w15="http://schemas.microsoft.com/office/word/2012/wordml" xmlns:w16="http://schemas.microsoft.com/office/word/2018/wordml" xmlns:w16cex="http://schemas.microsoft.com/office/word/2018/wordml/cex" xmlns:w16cid="http://schemas.microsoft.com/office/word/2016/wordml/cid" xmlns:w16du="http://schemas.microsoft.com/office/word/2023/wordml/word16du" xmlns:w16sdtdh="http://schemas.microsoft.com/office/word/2020/wordml/sdtdatahash" xmlns:w16se="http://schemas.microsoft.com/office/word/2015/wordml/symex" xmlns:wp="http://schemas.openxmlformats.org/drawingml/2006/wordprocessingDrawing" xmlns:wp14="http://schemas.microsoft.com/office/word/2010/wordprocessingDrawing" xmlns:wps="http://schemas.microsoft.com/office/word/2010/wordprocessingShape" mc:Ignorable="w14 w15 w16se w16cid w16 w16cex w16sdtdh w16du wp14">
   <w:p>
     <w:pPr>
       <w:pStyle w:val="Encabezado"/>

--- a/plantillas_maestras/03_seguro_desgravamen/materia_general_asegurativa/2_o_mas_ddos_varios/mujer/TPL_1549_2025_SEGURO_DESGRAVAMEN_MATERIA_GENERAL_ASEGURATIVA_ASEGURADORA_MUJER_R3.docx
+++ b/plantillas_maestras/03_seguro_desgravamen/materia_general_asegurativa/2_o_mas_ddos_varios/mujer/TPL_1549_2025_SEGURO_DESGRAVAMEN_MATERIA_GENERAL_ASEGURATIVA_ASEGURADORA_MUJER_R3.docx
@@ -624,129 +624,7 @@
           <w:szCs w:val="22"/>
           <w:lang w:val="es-ES" w:eastAsia="es-ES"/>
         </w:rPr>
-        <w:t xml:space="preserve">Mediante la denuncia del 1 de julio de 2025, subsanada mediante escrito del 13 de agosto de 2025, la señora [APELLIDO] denunció al Cafae-SE y La Positiva por presuntas infracciones a la Ley 29571, Código de Protección y Defensa del Consumidor (en adelante, Código), señalando lo siguiente:</w:t>
-      </w:r>
-      <w:r>
-        <w:rPr>
-          <w:rFonts w:ascii="Arial Narrow" w:eastAsia="Arial Narrow" w:hAnsi="Arial Narrow" w:cs="Arial Narrow"/>
-          <w:color w:val="000000"/>
-          <w:sz w:val="22"/>
-          <w:szCs w:val="22"/>
-          <w:lang w:val="es-ES" w:eastAsia="es-ES"/>
-        </w:rPr>
-        <w:t/>
-      </w:r>
-      <w:r>
-        <w:rPr>
-          <w:rFonts w:ascii="Arial Narrow" w:eastAsia="Arial Narrow" w:hAnsi="Arial Narrow" w:cs="Arial Narrow"/>
-          <w:color w:val="000000"/>
-          <w:sz w:val="22"/>
-          <w:szCs w:val="22"/>
-          <w:lang w:val="es-ES" w:eastAsia="es-ES"/>
-        </w:rPr>
-        <w:t xml:space="preserve"/>
-      </w:r>
-      <w:r>
-        <w:rPr>
-          <w:rFonts w:ascii="Arial Narrow" w:eastAsia="Arial Narrow" w:hAnsi="Arial Narrow" w:cs="Arial Narrow"/>
-          <w:color w:val="000000"/>
-          <w:sz w:val="22"/>
-          <w:szCs w:val="22"/>
-          <w:lang w:val="es-ES" w:eastAsia="es-ES"/>
-        </w:rPr>
-        <w:t/>
-      </w:r>
-      <w:r>
-        <w:rPr>
-          <w:rFonts w:ascii="Arial Narrow" w:eastAsia="Arial Narrow" w:hAnsi="Arial Narrow" w:cs="Arial Narrow"/>
-          <w:sz w:val="22"/>
-          <w:szCs w:val="22"/>
-        </w:rPr>
-        <w:t xml:space="preserve"/>
-      </w:r>
-      <w:r>
-        <w:rPr>
-          <w:rFonts w:ascii="Arial Narrow" w:eastAsia="Arial Narrow" w:hAnsi="Arial Narrow" w:cs="Arial Narrow"/>
-          <w:sz w:val="22"/>
-          <w:szCs w:val="22"/>
-        </w:rPr>
-        <w:t/>
-      </w:r>
-      <w:r>
-        <w:rPr>
-          <w:rFonts w:ascii="Arial Narrow" w:eastAsia="Arial Narrow" w:hAnsi="Arial Narrow" w:cs="Arial Narrow"/>
-          <w:sz w:val="22"/>
-          <w:szCs w:val="22"/>
-        </w:rPr>
-        <w:t xml:space="preserve"/>
-      </w:r>
-      <w:r>
-        <w:rPr>
-          <w:rFonts w:ascii="Arial Narrow" w:eastAsia="Arial Narrow" w:hAnsi="Arial Narrow" w:cs="Arial Narrow"/>
-          <w:sz w:val="22"/>
-          <w:szCs w:val="22"/>
-        </w:rPr>
-        <w:t xml:space="preserve"/>
-      </w:r>
-      <w:r>
-        <w:rPr>
-          <w:rFonts w:ascii="Arial Narrow" w:eastAsia="Arial Narrow" w:hAnsi="Arial Narrow" w:cs="Arial Narrow"/>
-          <w:sz w:val="22"/>
-          <w:szCs w:val="22"/>
-        </w:rPr>
-        <w:t/>
-      </w:r>
-      <w:r>
-        <w:rPr>
-          <w:rFonts w:ascii="Arial Narrow" w:eastAsia="Arial Narrow" w:hAnsi="Arial Narrow" w:cs="Arial Narrow"/>
-          <w:color w:val="000000"/>
-          <w:sz w:val="22"/>
-          <w:szCs w:val="22"/>
-          <w:lang w:val="es-ES" w:eastAsia="es-ES"/>
-        </w:rPr>
-        <w:t/>
-      </w:r>
-      <w:r>
-        <w:rPr>
-          <w:rFonts w:ascii="Arial Narrow" w:eastAsia="Arial Narrow" w:hAnsi="Arial Narrow" w:cs="Arial Narrow"/>
-          <w:color w:val="000000"/>
-          <w:sz w:val="22"/>
-          <w:szCs w:val="22"/>
-          <w:lang w:val="es-ES" w:eastAsia="es-ES"/>
-        </w:rPr>
-        <w:t xml:space="preserve"/>
-      </w:r>
-      <w:proofErr w:type="spellStart"/>
-      <w:r>
-        <w:rPr>
-          <w:rFonts w:ascii="Arial Narrow" w:eastAsia="Arial Narrow" w:hAnsi="Arial Narrow" w:cs="Arial Narrow"/>
-          <w:color w:val="000000"/>
-          <w:sz w:val="22"/>
-          <w:szCs w:val="22"/>
-          <w:lang w:val="es-ES" w:eastAsia="es-ES"/>
-        </w:rPr>
-        <w:t/>
-      </w:r>
-      <w:proofErr w:type="spellEnd"/>
-      <w:r>
-        <w:rPr>
-          <w:rFonts w:ascii="Arial Narrow" w:eastAsia="Arial Narrow" w:hAnsi="Arial Narrow" w:cs="Arial Narrow"/>
-          <w:color w:val="000000"/>
-          <w:sz w:val="22"/>
-          <w:szCs w:val="22"/>
-          <w:lang w:val="es-ES" w:eastAsia="es-ES"/>
-        </w:rPr>
-        <w:t xml:space="preserve"/>
-      </w:r>
-      <w:r>
-        <w:rPr>
-          <w:rFonts w:ascii="Arial Narrow" w:eastAsia="Arial Narrow" w:hAnsi="Arial Narrow" w:cs="Arial Narrow"/>
-          <w:color w:val="000000"/>
-          <w:sz w:val="22"/>
-          <w:szCs w:val="22"/>
-          <w:lang w:val="es-ES" w:eastAsia="es-ES"/>
-        </w:rPr>
-        <w:t/>
+        <w:t xml:space="preserve">Mediante la denuncia del 1 de julio de 2025, subsanada mediante escrito del 13 de agosto de 2025, la señora [APELLIDO] denunció al Cafae-SE y La Positiva por presuntas infracciones a la Ley 29571, Código de Protección y Defensa del Consumidor</w:t>
       </w:r>
       <w:r>
         <w:rPr>
@@ -758,7 +636,139 @@
           <w:vertAlign w:val="superscript"/>
           <w:lang w:val="es-ES" w:eastAsia="es-ES"/>
         </w:rPr>
-        <w:footnoteReference w:id="2"/>
+        <w:footnoteReference w:id="1"/>
+      </w:r>
+      <w:r>
+        <w:rPr>
+          <w:rFonts w:ascii="Arial Narrow" w:eastAsia="Arial Narrow" w:hAnsi="Arial Narrow" w:cs="Arial Narrow"/>
+          <w:color w:val="000000"/>
+          <w:sz w:val="22"/>
+          <w:szCs w:val="22"/>
+          <w:lang w:val="es-ES" w:eastAsia="es-ES"/>
+        </w:rPr>
+        <w:t xml:space="preserve"> (en adelante, Código), señalando lo siguiente:</w:t>
+      </w:r>
+      <w:r>
+        <w:rPr>
+          <w:rFonts w:ascii="Arial Narrow" w:eastAsia="Arial Narrow" w:hAnsi="Arial Narrow" w:cs="Arial Narrow"/>
+          <w:color w:val="000000"/>
+          <w:sz w:val="22"/>
+          <w:szCs w:val="22"/>
+          <w:lang w:val="es-ES" w:eastAsia="es-ES"/>
+        </w:rPr>
+        <w:t/>
+      </w:r>
+      <w:r>
+        <w:rPr>
+          <w:rFonts w:ascii="Arial Narrow" w:eastAsia="Arial Narrow" w:hAnsi="Arial Narrow" w:cs="Arial Narrow"/>
+          <w:color w:val="000000"/>
+          <w:sz w:val="22"/>
+          <w:szCs w:val="22"/>
+          <w:lang w:val="es-ES" w:eastAsia="es-ES"/>
+        </w:rPr>
+        <w:t xml:space="preserve"/>
+      </w:r>
+      <w:r>
+        <w:rPr>
+          <w:rFonts w:ascii="Arial Narrow" w:eastAsia="Arial Narrow" w:hAnsi="Arial Narrow" w:cs="Arial Narrow"/>
+          <w:color w:val="000000"/>
+          <w:sz w:val="22"/>
+          <w:szCs w:val="22"/>
+          <w:lang w:val="es-ES" w:eastAsia="es-ES"/>
+        </w:rPr>
+        <w:t/>
+      </w:r>
+      <w:r>
+        <w:rPr>
+          <w:rFonts w:ascii="Arial Narrow" w:eastAsia="Arial Narrow" w:hAnsi="Arial Narrow" w:cs="Arial Narrow"/>
+          <w:sz w:val="22"/>
+          <w:szCs w:val="22"/>
+        </w:rPr>
+        <w:t xml:space="preserve"/>
+      </w:r>
+      <w:r>
+        <w:rPr>
+          <w:rFonts w:ascii="Arial Narrow" w:eastAsia="Arial Narrow" w:hAnsi="Arial Narrow" w:cs="Arial Narrow"/>
+          <w:sz w:val="22"/>
+          <w:szCs w:val="22"/>
+        </w:rPr>
+        <w:t/>
+      </w:r>
+      <w:r>
+        <w:rPr>
+          <w:rFonts w:ascii="Arial Narrow" w:eastAsia="Arial Narrow" w:hAnsi="Arial Narrow" w:cs="Arial Narrow"/>
+          <w:sz w:val="22"/>
+          <w:szCs w:val="22"/>
+        </w:rPr>
+        <w:t xml:space="preserve"/>
+      </w:r>
+      <w:r>
+        <w:rPr>
+          <w:rFonts w:ascii="Arial Narrow" w:eastAsia="Arial Narrow" w:hAnsi="Arial Narrow" w:cs="Arial Narrow"/>
+          <w:sz w:val="22"/>
+          <w:szCs w:val="22"/>
+        </w:rPr>
+        <w:t xml:space="preserve"/>
+      </w:r>
+      <w:r>
+        <w:rPr>
+          <w:rFonts w:ascii="Arial Narrow" w:eastAsia="Arial Narrow" w:hAnsi="Arial Narrow" w:cs="Arial Narrow"/>
+          <w:sz w:val="22"/>
+          <w:szCs w:val="22"/>
+        </w:rPr>
+        <w:t/>
+      </w:r>
+      <w:r>
+        <w:rPr>
+          <w:rFonts w:ascii="Arial Narrow" w:eastAsia="Arial Narrow" w:hAnsi="Arial Narrow" w:cs="Arial Narrow"/>
+          <w:color w:val="000000"/>
+          <w:sz w:val="22"/>
+          <w:szCs w:val="22"/>
+          <w:lang w:val="es-ES" w:eastAsia="es-ES"/>
+        </w:rPr>
+        <w:t/>
+      </w:r>
+      <w:r>
+        <w:rPr>
+          <w:rFonts w:ascii="Arial Narrow" w:eastAsia="Arial Narrow" w:hAnsi="Arial Narrow" w:cs="Arial Narrow"/>
+          <w:color w:val="000000"/>
+          <w:sz w:val="22"/>
+          <w:szCs w:val="22"/>
+          <w:lang w:val="es-ES" w:eastAsia="es-ES"/>
+        </w:rPr>
+        <w:t xml:space="preserve"/>
+      </w:r>
+      <w:proofErr w:type="spellStart"/>
+      <w:r>
+        <w:rPr>
+          <w:rFonts w:ascii="Arial Narrow" w:eastAsia="Arial Narrow" w:hAnsi="Arial Narrow" w:cs="Arial Narrow"/>
+          <w:color w:val="000000"/>
+          <w:sz w:val="22"/>
+          <w:szCs w:val="22"/>
+          <w:lang w:val="es-ES" w:eastAsia="es-ES"/>
+        </w:rPr>
+        <w:t/>
+      </w:r>
+      <w:proofErr w:type="spellEnd"/>
+      <w:r>
+        <w:rPr>
+          <w:rFonts w:ascii="Arial Narrow" w:eastAsia="Arial Narrow" w:hAnsi="Arial Narrow" w:cs="Arial Narrow"/>
+          <w:color w:val="000000"/>
+          <w:sz w:val="22"/>
+          <w:szCs w:val="22"/>
+          <w:lang w:val="es-ES" w:eastAsia="es-ES"/>
+        </w:rPr>
+        <w:t xml:space="preserve"/>
+      </w:r>
+      <w:r>
+        <w:rPr>
+          <w:rFonts w:ascii="Arial Narrow" w:eastAsia="Arial Narrow" w:hAnsi="Arial Narrow" w:cs="Arial Narrow"/>
+          <w:color w:val="000000"/>
+          <w:sz w:val="22"/>
+          <w:szCs w:val="22"/>
+          <w:lang w:val="es-ES" w:eastAsia="es-ES"/>
+        </w:rPr>
+        <w:t/>
       </w:r>
       <w:r>
         <w:rPr>
@@ -1563,7 +1573,7 @@
           <w:szCs w:val="22"/>
           <w:vertAlign w:val="superscript"/>
         </w:rPr>
-        <w:footnoteReference w:id="3"/>
+        <w:footnoteReference w:id="2"/>
       </w:r>
       <w:r>
         <w:rPr>
@@ -1642,7 +1652,7 @@
           <w:szCs w:val="22"/>
           <w:vertAlign w:val="superscript"/>
         </w:rPr>
-        <w:footnoteReference w:id="4"/>
+        <w:footnoteReference w:id="3"/>
       </w:r>
       <w:r>
         <w:rPr>
@@ -2156,7 +2166,7 @@
           <w:szCs w:val="22"/>
           <w:vertAlign w:val="superscript"/>
         </w:rPr>
-        <w:footnoteReference w:id="5"/>
+        <w:footnoteReference w:id="4"/>
       </w:r>
       <w:r>
         <w:rPr>
@@ -2935,69 +2945,69 @@
           <w:szCs w:val="22"/>
           <w:vertAlign w:val="superscript"/>
         </w:rPr>
+        <w:footnoteReference w:id="5"/>
+      </w:r>
+      <w:r>
+        <w:rPr>
+          <w:rFonts w:ascii="Arial Narrow" w:eastAsia="Arial Narrow" w:hAnsi="Arial Narrow" w:cs="Arial Narrow"/>
+          <w:color w:val="000000"/>
+          <w:sz w:val="22"/>
+          <w:szCs w:val="22"/>
+          <w:lang w:eastAsia="es-PE"/>
+        </w:rPr>
+        <w:t xml:space="preserve">, </w:t>
+      </w:r>
+      <w:r>
+        <w:rPr>
+          <w:rFonts w:ascii="Arial Narrow" w:eastAsia="Arial Narrow" w:hAnsi="Arial Narrow" w:cs="Arial Narrow"/>
+          <w:color w:val="000000"/>
+          <w:sz w:val="22"/>
+          <w:szCs w:val="22"/>
+          <w:lang w:eastAsia="es-PE"/>
+        </w:rPr>
+        <w:t xml:space="preserve">considera </w:t>
+      </w:r>
+      <w:r>
+        <w:rPr>
+          <w:rFonts w:ascii="Arial Narrow" w:eastAsia="Arial Narrow" w:hAnsi="Arial Narrow" w:cs="Arial Narrow"/>
+          <w:sz w:val="22"/>
+          <w:szCs w:val="22"/>
+        </w:rPr>
+        <w:t xml:space="preserve">que el hecho denunciado, consistente en que </w:t>
+      </w:r>
+      <w:r>
+        <w:rPr>
+          <w:rFonts w:ascii="Arial Narrow" w:eastAsia="Arial Narrow" w:hAnsi="Arial Narrow" w:cs="Arial Narrow"/>
+          <w:sz w:val="22"/>
+          <w:szCs w:val="22"/>
+        </w:rPr>
+        <w:t>La Positiva Seguros y Reaseguros S.A.A. no habría cumplido con remitir la póliza del Seguro de Sepelio contratado por la denunciante</w:t>
+      </w:r>
+      <w:r>
+        <w:rPr>
+          <w:rFonts w:ascii="Arial Narrow" w:eastAsia="Arial Narrow" w:hAnsi="Arial Narrow" w:cs="Arial Narrow"/>
+          <w:sz w:val="22"/>
+          <w:szCs w:val="22"/>
+        </w:rPr>
+        <w:t xml:space="preserve">. Por consiguiente, corresponde calificar el hecho materia de denuncia como una presunta infracción al deber de entregar a los usuarios copia de los contratos y demás documentación relacionada con </w:t>
+      </w:r>
+      <w:r>
+        <w:rPr>
+          <w:rFonts w:ascii="Arial Narrow" w:eastAsia="Arial Narrow" w:hAnsi="Arial Narrow" w:cs="Arial Narrow"/>
+          <w:sz w:val="22"/>
+          <w:szCs w:val="22"/>
+        </w:rPr>
+        <w:t>dichos actos jurídicos, tipificado en el literal e) del artículo 47 del Código</w:t>
+      </w:r>
+      <w:r>
+        <w:rPr>
+          <w:rStyle w:val="Refdenotaalpie"/>
+          <w:rFonts w:ascii="Arial Narrow" w:eastAsia="Arial Narrow" w:hAnsi="Arial Narrow" w:cs="Arial Narrow"/>
+          <w:sz w:val="22"/>
+          <w:szCs w:val="22"/>
+          <w:vertAlign w:val="superscript"/>
+        </w:rPr>
         <w:footnoteReference w:id="6"/>
-      </w:r>
-      <w:r>
-        <w:rPr>
-          <w:rFonts w:ascii="Arial Narrow" w:eastAsia="Arial Narrow" w:hAnsi="Arial Narrow" w:cs="Arial Narrow"/>
-          <w:color w:val="000000"/>
-          <w:sz w:val="22"/>
-          <w:szCs w:val="22"/>
-          <w:lang w:eastAsia="es-PE"/>
-        </w:rPr>
-        <w:t xml:space="preserve">, </w:t>
-      </w:r>
-      <w:r>
-        <w:rPr>
-          <w:rFonts w:ascii="Arial Narrow" w:eastAsia="Arial Narrow" w:hAnsi="Arial Narrow" w:cs="Arial Narrow"/>
-          <w:color w:val="000000"/>
-          <w:sz w:val="22"/>
-          <w:szCs w:val="22"/>
-          <w:lang w:eastAsia="es-PE"/>
-        </w:rPr>
-        <w:t xml:space="preserve">considera </w:t>
-      </w:r>
-      <w:r>
-        <w:rPr>
-          <w:rFonts w:ascii="Arial Narrow" w:eastAsia="Arial Narrow" w:hAnsi="Arial Narrow" w:cs="Arial Narrow"/>
-          <w:sz w:val="22"/>
-          <w:szCs w:val="22"/>
-        </w:rPr>
-        <w:t xml:space="preserve">que el hecho denunciado, consistente en que </w:t>
-      </w:r>
-      <w:r>
-        <w:rPr>
-          <w:rFonts w:ascii="Arial Narrow" w:eastAsia="Arial Narrow" w:hAnsi="Arial Narrow" w:cs="Arial Narrow"/>
-          <w:sz w:val="22"/>
-          <w:szCs w:val="22"/>
-        </w:rPr>
-        <w:t>La Positiva Seguros y Reaseguros S.A.A. no habría cumplido con remitir la póliza del Seguro de Sepelio contratado por la denunciante</w:t>
-      </w:r>
-      <w:r>
-        <w:rPr>
-          <w:rFonts w:ascii="Arial Narrow" w:eastAsia="Arial Narrow" w:hAnsi="Arial Narrow" w:cs="Arial Narrow"/>
-          <w:sz w:val="22"/>
-          <w:szCs w:val="22"/>
-        </w:rPr>
-        <w:t xml:space="preserve">. Por consiguiente, corresponde calificar el hecho materia de denuncia como una presunta infracción al deber de entregar a los usuarios copia de los contratos y demás documentación relacionada con </w:t>
-      </w:r>
-      <w:r>
-        <w:rPr>
-          <w:rFonts w:ascii="Arial Narrow" w:eastAsia="Arial Narrow" w:hAnsi="Arial Narrow" w:cs="Arial Narrow"/>
-          <w:sz w:val="22"/>
-          <w:szCs w:val="22"/>
-        </w:rPr>
-        <w:t>dichos actos jurídicos, tipificado en el literal e) del artículo 47 del Código</w:t>
-      </w:r>
-      <w:r>
-        <w:rPr>
-          <w:rStyle w:val="Refdenotaalpie"/>
-          <w:rFonts w:ascii="Arial Narrow" w:eastAsia="Arial Narrow" w:hAnsi="Arial Narrow" w:cs="Arial Narrow"/>
-          <w:sz w:val="22"/>
-          <w:szCs w:val="22"/>
-          <w:vertAlign w:val="superscript"/>
-        </w:rPr>
-        <w:footnoteReference w:id="7"/>
       </w:r>
       <w:r>
         <w:rPr>
@@ -3203,7 +3213,7 @@
           <w:szCs w:val="22"/>
           <w:vertAlign w:val="superscript"/>
         </w:rPr>
-        <w:footnoteReference w:id="8"/>
+        <w:footnoteReference w:id="7"/>
       </w:r>
       <w:r>
         <w:rPr>
@@ -3461,7 +3471,7 @@
           <w:vertAlign w:val="superscript"/>
           <w:lang w:eastAsia="es-PE"/>
         </w:rPr>
-        <w:footnoteReference w:id="9"/>
+        <w:footnoteReference w:id="8"/>
       </w:r>
       <w:r>
         <w:rPr>
@@ -3585,7 +3595,7 @@
         <w:pStyle w:val="Prrafodelista"/>
         <w:numPr>
           <w:ilvl w:val="0"/>
-          <w:numId w:val="50"/>
+          <w:numId w:val="48"/>
         </w:numPr>
         <w:spacing w:after="0" w:line="240" w:lineRule="auto"/>
         <w:ind w:left="567" w:hanging="567"/>
@@ -3615,7 +3625,7 @@
           <w:szCs w:val="22"/>
           <w:vertAlign w:val="superscript"/>
         </w:rPr>
-        <w:footnoteReference w:id="10"/>
+        <w:footnoteReference w:id="9"/>
       </w:r>
       <w:r>
         <w:rPr>
@@ -3696,7 +3706,7 @@
         <w:pStyle w:val="Prrafodelista"/>
         <w:numPr>
           <w:ilvl w:val="0"/>
-          <w:numId w:val="50"/>
+          <w:numId w:val="48"/>
         </w:numPr>
         <w:spacing w:after="0" w:line="240" w:lineRule="auto"/>
         <w:ind w:left="567" w:hanging="567"/>
@@ -4068,7 +4078,17 @@
           <w:szCs w:val="22"/>
           <w:lang w:eastAsia="es-PE"/>
         </w:rPr>
-        <w:t xml:space="preserve">PRIMERO: Dejar sin efecto la Resolución 2 del 14 de agosto de 2025, mediante la cual la denuncia interpuesta por la señora [DENUNCIANTE] fue declarada inadmisible; así como su acto de notificación.</w:t>
+        <w:t xml:space="preserve">PRIMERO:</w:t>
+      </w:r>
+      <w:r>
+        <w:rPr>
+          <w:rFonts w:ascii="Arial Narrow" w:eastAsia="Arial Narrow" w:hAnsi="Arial Narrow" w:cs="Arial Narrow"/>
+          <w:color w:val="000000"/>
+          <w:sz w:val="22"/>
+          <w:szCs w:val="22"/>
+          <w:lang w:eastAsia="es-PE"/>
+        </w:rPr>
+        <w:t xml:space="preserve"> Dejar sin efecto la Resolución 2 del 14 de agosto de 2025, mediante la cual la denuncia interpuesta por la señora [DENUNCIANTE] fue declarada inadmisible; así como su acto de notificación.</w:t>
       </w:r>
       <w:r>
         <w:rPr>
@@ -4123,12 +4143,21 @@
           <w:szCs w:val="22"/>
           <w:lang w:eastAsia="es-PE"/>
         </w:rPr>
-        <w:t xml:space="preserve">SEGUNDO: admitir a trámite la denuncia del 1 de julio de 2025, subsanada mediante escrito del 13 de agosto de 2025, interpuesta por la señora [DENUNCIANTE] contra el Comité de Administración del Fondo de Asistencia y Estímulo de los Trabajadores del Sector Educación y La Positiva Seguros y Reaseguros S.A.A., por lo siguiente:</w:t>
-      </w:r>
-      <w:r>
-        <w:rPr>
-          <w:rFonts w:ascii="Arial Narrow" w:eastAsia="Arial Narrow" w:hAnsi="Arial Narrow" w:cs="Arial Narrow"/>
-          <w:b/>
+        <w:t xml:space="preserve">SEGUNDO:</w:t>
+      </w:r>
+      <w:r>
+        <w:rPr>
+          <w:rFonts w:ascii="Arial Narrow" w:eastAsia="Arial Narrow" w:hAnsi="Arial Narrow" w:cs="Arial Narrow"/>
+          <w:color w:val="000000"/>
+          <w:sz w:val="22"/>
+          <w:szCs w:val="22"/>
+          <w:lang w:eastAsia="es-PE"/>
+        </w:rPr>
+        <w:t xml:space="preserve"> admitir a trámite la denuncia del 1 de julio de 2025, subsanada mediante escrito del 13 de agosto de 2025, interpuesta por la señora [DENUNCIANTE] contra el Comité de Administración del Fondo de Asistencia y Estímulo de los Trabajadores del Sector Educación y La Positiva Seguros y Reaseguros S.A.A., por lo siguiente:</w:t>
+      </w:r>
+      <w:r>
+        <w:rPr>
+          <w:rFonts w:ascii="Arial Narrow" w:eastAsia="Arial Narrow" w:hAnsi="Arial Narrow" w:cs="Arial Narrow"/>
           <w:color w:val="000000"/>
           <w:sz w:val="22"/>
           <w:szCs w:val="22"/>
@@ -4181,7 +4210,6 @@
       <w:r>
         <w:rPr>
           <w:rFonts w:ascii="Arial Narrow" w:eastAsia="Arial Narrow" w:hAnsi="Arial Narrow" w:cs="Arial Narrow"/>
-          <w:bCs/>
           <w:spacing w:val="-3"/>
           <w:sz w:val="22"/>
           <w:szCs w:val="22"/>
@@ -4213,7 +4241,6 @@
       <w:r>
         <w:rPr>
           <w:rFonts w:ascii="Arial Narrow" w:eastAsia="Arial Narrow" w:hAnsi="Arial Narrow" w:cs="Arial Narrow"/>
-          <w:bCs/>
           <w:sz w:val="22"/>
           <w:szCs w:val="22"/>
         </w:rPr>
@@ -4222,7 +4249,6 @@
       <w:r>
         <w:rPr>
           <w:rFonts w:ascii="Arial Narrow" w:eastAsia="Arial Narrow" w:hAnsi="Arial Narrow" w:cs="Arial Narrow"/>
-          <w:bCs/>
           <w:sz w:val="22"/>
           <w:szCs w:val="22"/>
         </w:rPr>
@@ -4231,7 +4257,6 @@
       <w:r>
         <w:rPr>
           <w:rFonts w:ascii="Arial Narrow" w:eastAsia="Arial Narrow" w:hAnsi="Arial Narrow" w:cs="Arial Narrow"/>
-          <w:bCs/>
           <w:sz w:val="22"/>
           <w:szCs w:val="22"/>
         </w:rPr>
@@ -4240,7 +4265,6 @@
       <w:r>
         <w:rPr>
           <w:rFonts w:ascii="Arial Narrow" w:eastAsia="Arial Narrow" w:hAnsi="Arial Narrow" w:cs="Arial Narrow"/>
-          <w:bCs/>
           <w:sz w:val="22"/>
           <w:szCs w:val="22"/>
         </w:rPr>
@@ -4249,7 +4273,6 @@
       <w:r>
         <w:rPr>
           <w:rFonts w:ascii="Arial Narrow" w:eastAsia="Arial Narrow" w:hAnsi="Arial Narrow" w:cs="Arial Narrow"/>
-          <w:bCs/>
           <w:sz w:val="22"/>
           <w:szCs w:val="22"/>
         </w:rPr>
@@ -4258,7 +4281,6 @@
       <w:r>
         <w:rPr>
           <w:rFonts w:ascii="Arial Narrow" w:eastAsia="Arial Narrow" w:hAnsi="Arial Narrow" w:cs="Arial Narrow"/>
-          <w:bCs/>
           <w:sz w:val="22"/>
           <w:szCs w:val="22"/>
         </w:rPr>
@@ -4267,7 +4289,6 @@
       <w:r>
         <w:rPr>
           <w:rFonts w:ascii="Arial Narrow" w:eastAsia="Arial Narrow" w:hAnsi="Arial Narrow" w:cs="Arial Narrow"/>
-          <w:bCs/>
           <w:sz w:val="22"/>
           <w:szCs w:val="22"/>
         </w:rPr>
@@ -4276,7 +4297,6 @@
       <w:r>
         <w:rPr>
           <w:rFonts w:ascii="Arial Narrow" w:eastAsia="Arial Narrow" w:hAnsi="Arial Narrow" w:cs="Arial Narrow"/>
-          <w:bCs/>
           <w:sz w:val="22"/>
           <w:szCs w:val="22"/>
         </w:rPr>
@@ -4285,7 +4305,6 @@
       <w:r>
         <w:rPr>
           <w:rFonts w:ascii="Arial Narrow" w:eastAsia="Arial Narrow" w:hAnsi="Arial Narrow" w:cs="Arial Narrow"/>
-          <w:bCs/>
           <w:sz w:val="22"/>
           <w:szCs w:val="22"/>
         </w:rPr>
@@ -4294,7 +4313,6 @@
       <w:r>
         <w:rPr>
           <w:rFonts w:ascii="Arial Narrow" w:eastAsia="Arial Narrow" w:hAnsi="Arial Narrow" w:cs="Arial Narrow"/>
-          <w:bCs/>
           <w:sz w:val="22"/>
           <w:szCs w:val="22"/>
         </w:rPr>
@@ -4303,7 +4321,6 @@
       <w:r>
         <w:rPr>
           <w:rFonts w:ascii="Arial Narrow" w:eastAsia="Arial Narrow" w:hAnsi="Arial Narrow" w:cs="Arial Narrow"/>
-          <w:bCs/>
           <w:sz w:val="22"/>
           <w:szCs w:val="22"/>
         </w:rPr>
@@ -4312,7 +4329,6 @@
       <w:r>
         <w:rPr>
           <w:rFonts w:ascii="Arial Narrow" w:eastAsia="Arial Narrow" w:hAnsi="Arial Narrow" w:cs="Arial Narrow"/>
-          <w:bCs/>
           <w:sz w:val="22"/>
           <w:szCs w:val="22"/>
         </w:rPr>
@@ -4321,7 +4337,6 @@
       <w:r>
         <w:rPr>
           <w:rFonts w:ascii="Arial Narrow" w:eastAsia="Arial Narrow" w:hAnsi="Arial Narrow" w:cs="Arial Narrow"/>
-          <w:bCs/>
           <w:sz w:val="22"/>
           <w:szCs w:val="22"/>
         </w:rPr>
@@ -4330,7 +4345,6 @@
       <w:r>
         <w:rPr>
           <w:rFonts w:ascii="Arial Narrow" w:eastAsia="Arial Narrow" w:hAnsi="Arial Narrow" w:cs="Arial Narrow"/>
-          <w:bCs/>
           <w:sz w:val="22"/>
           <w:szCs w:val="22"/>
         </w:rPr>
@@ -5276,7 +5290,17 @@
           <w:szCs w:val="22"/>
           <w:lang w:eastAsia="es-PE"/>
         </w:rPr>
-        <w:t xml:space="preserve">CUARTO: </w:t>
+        <w:t xml:space="preserve">CUARTO:</w:t>
+      </w:r>
+      <w:r>
+        <w:rPr>
+          <w:rFonts w:ascii="Arial Narrow" w:eastAsia="Arial Narrow" w:hAnsi="Arial Narrow" w:cs="Arial Narrow"/>
+          <w:color w:val="000000"/>
+          <w:sz w:val="22"/>
+          <w:szCs w:val="22"/>
+          <w:lang w:eastAsia="es-PE"/>
+        </w:rPr>
+        <w:t xml:space="preserve"> </w:t>
       </w:r>
       <w:r>
         <w:rPr>
@@ -5311,7 +5335,6 @@
       <w:r>
         <w:rPr>
           <w:rFonts w:ascii="Arial Narrow" w:eastAsia="Arial Narrow" w:hAnsi="Arial Narrow" w:cs="Arial Narrow"/>
-          <w:bCs/>
           <w:sz w:val="22"/>
           <w:szCs w:val="22"/>
         </w:rPr>
@@ -5320,7 +5343,6 @@
       <w:r>
         <w:rPr>
           <w:rFonts w:ascii="Arial Narrow" w:eastAsia="Arial Narrow" w:hAnsi="Arial Narrow" w:cs="Arial Narrow"/>
-          <w:bCs/>
           <w:sz w:val="22"/>
           <w:szCs w:val="22"/>
         </w:rPr>
@@ -5329,7 +5351,6 @@
       <w:r>
         <w:rPr>
           <w:rFonts w:ascii="Arial Narrow" w:eastAsia="Arial Narrow" w:hAnsi="Arial Narrow" w:cs="Arial Narrow"/>
-          <w:bCs/>
           <w:sz w:val="22"/>
           <w:szCs w:val="22"/>
         </w:rPr>
@@ -5338,7 +5359,6 @@
       <w:r>
         <w:rPr>
           <w:rFonts w:ascii="Arial Narrow" w:eastAsia="Arial Narrow" w:hAnsi="Arial Narrow" w:cs="Arial Narrow"/>
-          <w:bCs/>
           <w:sz w:val="22"/>
           <w:szCs w:val="22"/>
         </w:rPr>
@@ -5347,7 +5367,6 @@
       <w:r>
         <w:rPr>
           <w:rFonts w:ascii="Arial Narrow" w:eastAsia="Arial Narrow" w:hAnsi="Arial Narrow" w:cs="Arial Narrow"/>
-          <w:bCs/>
           <w:sz w:val="22"/>
           <w:szCs w:val="22"/>
         </w:rPr>
@@ -5356,7 +5375,6 @@
       <w:r>
         <w:rPr>
           <w:rFonts w:ascii="Arial Narrow" w:eastAsia="Arial Narrow" w:hAnsi="Arial Narrow" w:cs="Arial Narrow"/>
-          <w:bCs/>
           <w:sz w:val="22"/>
           <w:szCs w:val="22"/>
         </w:rPr>
@@ -5365,7 +5383,6 @@
       <w:r>
         <w:rPr>
           <w:rFonts w:ascii="Arial Narrow" w:eastAsia="Arial Narrow" w:hAnsi="Arial Narrow" w:cs="Arial Narrow"/>
-          <w:bCs/>
           <w:sz w:val="22"/>
           <w:szCs w:val="22"/>
         </w:rPr>
@@ -5374,7 +5391,6 @@
       <w:r>
         <w:rPr>
           <w:rFonts w:ascii="Arial Narrow" w:eastAsia="Arial Narrow" w:hAnsi="Arial Narrow" w:cs="Arial Narrow"/>
-          <w:bCs/>
           <w:sz w:val="22"/>
           <w:szCs w:val="22"/>
         </w:rPr>
@@ -5383,7 +5399,6 @@
       <w:r>
         <w:rPr>
           <w:rFonts w:ascii="Arial Narrow" w:eastAsia="Arial Narrow" w:hAnsi="Arial Narrow" w:cs="Arial Narrow"/>
-          <w:bCs/>
           <w:sz w:val="22"/>
           <w:szCs w:val="22"/>
         </w:rPr>
@@ -5392,7 +5407,6 @@
       <w:r>
         <w:rPr>
           <w:rFonts w:ascii="Arial Narrow" w:eastAsia="Arial Narrow" w:hAnsi="Arial Narrow" w:cs="Arial Narrow"/>
-          <w:bCs/>
           <w:sz w:val="22"/>
           <w:szCs w:val="22"/>
         </w:rPr>
@@ -5401,7 +5415,6 @@
       <w:r>
         <w:rPr>
           <w:rFonts w:ascii="Arial Narrow" w:eastAsia="Arial Narrow" w:hAnsi="Arial Narrow" w:cs="Arial Narrow"/>
-          <w:bCs/>
           <w:sz w:val="22"/>
           <w:szCs w:val="22"/>
         </w:rPr>
@@ -5410,7 +5423,6 @@
       <w:r>
         <w:rPr>
           <w:rFonts w:ascii="Arial Narrow" w:eastAsia="Arial Narrow" w:hAnsi="Arial Narrow" w:cs="Arial Narrow"/>
-          <w:bCs/>
           <w:sz w:val="22"/>
           <w:szCs w:val="22"/>
         </w:rPr>
@@ -5419,7 +5431,6 @@
       <w:r>
         <w:rPr>
           <w:rFonts w:ascii="Arial Narrow" w:eastAsia="Arial Narrow" w:hAnsi="Arial Narrow" w:cs="Arial Narrow"/>
-          <w:bCs/>
           <w:sz w:val="22"/>
           <w:szCs w:val="22"/>
         </w:rPr>
@@ -5428,7 +5439,6 @@
       <w:r>
         <w:rPr>
           <w:rFonts w:ascii="Arial Narrow" w:eastAsia="Arial Narrow" w:hAnsi="Arial Narrow" w:cs="Arial Narrow"/>
-          <w:bCs/>
           <w:sz w:val="22"/>
           <w:szCs w:val="22"/>
         </w:rPr>
@@ -5437,7 +5447,6 @@
       <w:r>
         <w:rPr>
           <w:rFonts w:ascii="Arial Narrow" w:eastAsia="Arial Narrow" w:hAnsi="Arial Narrow" w:cs="Arial Narrow"/>
-          <w:bCs/>
           <w:sz w:val="22"/>
           <w:szCs w:val="22"/>
         </w:rPr>
@@ -5446,7 +5455,6 @@
       <w:r>
         <w:rPr>
           <w:rFonts w:ascii="Arial Narrow" w:eastAsia="Arial Narrow" w:hAnsi="Arial Narrow" w:cs="Arial Narrow"/>
-          <w:bCs/>
           <w:sz w:val="22"/>
           <w:szCs w:val="22"/>
         </w:rPr>
@@ -5455,7 +5463,6 @@
       <w:r>
         <w:rPr>
           <w:rFonts w:ascii="Arial Narrow" w:eastAsia="Arial Narrow" w:hAnsi="Arial Narrow" w:cs="Arial Narrow"/>
-          <w:bCs/>
           <w:sz w:val="22"/>
           <w:szCs w:val="22"/>
         </w:rPr>
@@ -5464,7 +5471,6 @@
       <w:r>
         <w:rPr>
           <w:rFonts w:ascii="Arial Narrow" w:eastAsia="Arial Narrow" w:hAnsi="Arial Narrow" w:cs="Arial Narrow"/>
-          <w:bCs/>
           <w:sz w:val="22"/>
           <w:szCs w:val="22"/>
         </w:rPr>
@@ -5720,53 +5726,53 @@
           <w:szCs w:val="22"/>
           <w:vertAlign w:val="superscript"/>
         </w:rPr>
+        <w:footnoteReference w:id="10"/>
+      </w:r>
+      <w:r>
+        <w:rPr>
+          <w:rFonts w:ascii="Arial Narrow" w:eastAsia="Arial Narrow" w:hAnsi="Arial Narrow" w:cs="Arial Narrow"/>
+          <w:sz w:val="22"/>
+          <w:szCs w:val="22"/>
+        </w:rPr>
+        <w:t>. Ello, a fin de que la Comisión pueda meritar dicha documentación, conforme lo establece el artículo 110</w:t>
+      </w:r>
+      <w:r>
+        <w:rPr>
+          <w:rFonts w:ascii="Arial Narrow" w:eastAsia="Arial Narrow" w:hAnsi="Arial Narrow" w:cs="Arial Narrow"/>
+          <w:color w:val="000000"/>
+          <w:sz w:val="22"/>
+          <w:szCs w:val="22"/>
+          <w:lang w:eastAsia="es-PE"/>
+        </w:rPr>
+        <w:t/>
+      </w:r>
+      <w:r>
+        <w:rPr>
+          <w:rFonts w:ascii="Arial Narrow" w:eastAsia="Arial Narrow" w:hAnsi="Arial Narrow" w:cs="Arial Narrow"/>
+          <w:sz w:val="22"/>
+          <w:szCs w:val="22"/>
+        </w:rPr>
+        <w:t xml:space="preserve"> del </w:t>
+      </w:r>
+      <w:r>
+        <w:rPr>
+          <w:rFonts w:ascii="Arial Narrow" w:eastAsia="Arial Narrow" w:hAnsi="Arial Narrow" w:cs="Arial Narrow"/>
+          <w:spacing w:val="-2"/>
+          <w:sz w:val="22"/>
+          <w:szCs w:val="22"/>
+        </w:rPr>
+        <w:t>Código</w:t>
+      </w:r>
+      <w:r>
+        <w:rPr>
+          <w:rStyle w:val="Refdenotaalpie"/>
+          <w:rFonts w:ascii="Arial Narrow" w:eastAsia="Arial Narrow" w:hAnsi="Arial Narrow" w:cs="Arial Narrow"/>
+          <w:spacing w:val="-2"/>
+          <w:sz w:val="22"/>
+          <w:szCs w:val="22"/>
+          <w:vertAlign w:val="superscript"/>
+        </w:rPr>
         <w:footnoteReference w:id="11"/>
-      </w:r>
-      <w:r>
-        <w:rPr>
-          <w:rFonts w:ascii="Arial Narrow" w:eastAsia="Arial Narrow" w:hAnsi="Arial Narrow" w:cs="Arial Narrow"/>
-          <w:sz w:val="22"/>
-          <w:szCs w:val="22"/>
-        </w:rPr>
-        <w:t>. Ello, a fin de que la Comisión pueda meritar dicha documentación, conforme lo establece el artículo 110</w:t>
-      </w:r>
-      <w:r>
-        <w:rPr>
-          <w:rFonts w:ascii="Arial Narrow" w:eastAsia="Arial Narrow" w:hAnsi="Arial Narrow" w:cs="Arial Narrow"/>
-          <w:color w:val="000000"/>
-          <w:sz w:val="22"/>
-          <w:szCs w:val="22"/>
-          <w:lang w:eastAsia="es-PE"/>
-        </w:rPr>
-        <w:t/>
-      </w:r>
-      <w:r>
-        <w:rPr>
-          <w:rFonts w:ascii="Arial Narrow" w:eastAsia="Arial Narrow" w:hAnsi="Arial Narrow" w:cs="Arial Narrow"/>
-          <w:sz w:val="22"/>
-          <w:szCs w:val="22"/>
-        </w:rPr>
-        <w:t xml:space="preserve"> del </w:t>
-      </w:r>
-      <w:r>
-        <w:rPr>
-          <w:rFonts w:ascii="Arial Narrow" w:eastAsia="Arial Narrow" w:hAnsi="Arial Narrow" w:cs="Arial Narrow"/>
-          <w:spacing w:val="-2"/>
-          <w:sz w:val="22"/>
-          <w:szCs w:val="22"/>
-        </w:rPr>
-        <w:t>Código</w:t>
-      </w:r>
-      <w:r>
-        <w:rPr>
-          <w:rStyle w:val="Refdenotaalpie"/>
-          <w:rFonts w:ascii="Arial Narrow" w:eastAsia="Arial Narrow" w:hAnsi="Arial Narrow" w:cs="Arial Narrow"/>
-          <w:spacing w:val="-2"/>
-          <w:sz w:val="22"/>
-          <w:szCs w:val="22"/>
-          <w:vertAlign w:val="superscript"/>
-        </w:rPr>
-        <w:footnoteReference w:id="12"/>
       </w:r>
       <w:r>
         <w:rPr>
@@ -5812,7 +5818,15 @@
           <w:sz w:val="22"/>
           <w:szCs w:val="22"/>
         </w:rPr>
-        <w:t xml:space="preserve">QUINTO: </w:t>
+        <w:t xml:space="preserve">QUINTO:</w:t>
+      </w:r>
+      <w:r>
+        <w:rPr>
+          <w:rFonts w:ascii="Arial Narrow" w:eastAsia="Arial Narrow" w:hAnsi="Arial Narrow" w:cs="Arial Narrow"/>
+          <w:sz w:val="22"/>
+          <w:szCs w:val="22"/>
+        </w:rPr>
+        <w:t xml:space="preserve"> </w:t>
       </w:r>
       <w:r>
         <w:rPr>
@@ -5832,7 +5846,7 @@
           <w:vertAlign w:val="superscript"/>
           <w:lang w:val="es-ES" w:eastAsia="es-ES"/>
         </w:rPr>
-        <w:footnoteReference w:id="18"/>
+        <w:footnoteReference w:id="12"/>
       </w:r>
       <w:r>
         <w:rPr>
@@ -5852,7 +5866,7 @@
           <w:vertAlign w:val="superscript"/>
           <w:lang w:val="es-ES" w:eastAsia="es-ES"/>
         </w:rPr>
-        <w:footnoteReference w:id="19"/>
+        <w:footnoteReference w:id="13"/>
       </w:r>
       <w:r>
         <w:rPr>
@@ -5897,7 +5911,17 @@
           <w:szCs w:val="22"/>
           <w:lang w:eastAsia="es-PE"/>
         </w:rPr>
-        <w:t xml:space="preserve">SEXTO: </w:t>
+        <w:t xml:space="preserve">SEXTO:</w:t>
+      </w:r>
+      <w:r>
+        <w:rPr>
+          <w:rFonts w:ascii="Arial Narrow" w:eastAsia="Arial Narrow" w:hAnsi="Arial Narrow" w:cs="Arial Narrow"/>
+          <w:color w:val="000000"/>
+          <w:sz w:val="22"/>
+          <w:szCs w:val="22"/>
+          <w:lang w:eastAsia="es-PE"/>
+        </w:rPr>
+        <w:t xml:space="preserve"> </w:t>
       </w:r>
       <w:bookmarkStart w:id="6" w:name="_Hlk188286813"/>
       <w:r>
@@ -5955,7 +5979,6 @@
       <w:r>
         <w:rPr>
           <w:rFonts w:ascii="Arial Narrow" w:eastAsia="Arial Narrow" w:hAnsi="Arial Narrow" w:cs="Arial Narrow"/>
-          <w:bCs/>
           <w:sz w:val="22"/>
           <w:szCs w:val="22"/>
         </w:rPr>
@@ -5964,7 +5987,6 @@
       <w:r>
         <w:rPr>
           <w:rFonts w:ascii="Arial Narrow" w:eastAsia="Arial Narrow" w:hAnsi="Arial Narrow" w:cs="Arial Narrow"/>
-          <w:bCs/>
           <w:sz w:val="22"/>
           <w:szCs w:val="22"/>
         </w:rPr>
@@ -5973,7 +5995,6 @@
       <w:r>
         <w:rPr>
           <w:rFonts w:ascii="Arial Narrow" w:eastAsia="Arial Narrow" w:hAnsi="Arial Narrow" w:cs="Arial Narrow"/>
-          <w:bCs/>
           <w:sz w:val="22"/>
           <w:szCs w:val="22"/>
         </w:rPr>
@@ -5982,7 +6003,6 @@
       <w:r>
         <w:rPr>
           <w:rFonts w:ascii="Arial Narrow" w:eastAsia="Arial Narrow" w:hAnsi="Arial Narrow" w:cs="Arial Narrow"/>
-          <w:bCs/>
           <w:sz w:val="22"/>
           <w:szCs w:val="22"/>
         </w:rPr>
@@ -5991,7 +6011,6 @@
       <w:r>
         <w:rPr>
           <w:rFonts w:ascii="Arial Narrow" w:eastAsia="Arial Narrow" w:hAnsi="Arial Narrow" w:cs="Arial Narrow"/>
-          <w:bCs/>
           <w:sz w:val="22"/>
           <w:szCs w:val="22"/>
         </w:rPr>
@@ -6000,7 +6019,6 @@
       <w:r>
         <w:rPr>
           <w:rFonts w:ascii="Arial Narrow" w:eastAsia="Arial Narrow" w:hAnsi="Arial Narrow" w:cs="Arial Narrow"/>
-          <w:bCs/>
           <w:sz w:val="22"/>
           <w:szCs w:val="22"/>
         </w:rPr>
@@ -6009,7 +6027,6 @@
       <w:r>
         <w:rPr>
           <w:rFonts w:ascii="Arial Narrow" w:eastAsia="Arial Narrow" w:hAnsi="Arial Narrow" w:cs="Arial Narrow"/>
-          <w:bCs/>
           <w:sz w:val="22"/>
           <w:szCs w:val="22"/>
         </w:rPr>
@@ -6018,7 +6035,6 @@
       <w:r>
         <w:rPr>
           <w:rFonts w:ascii="Arial Narrow" w:eastAsia="Arial Narrow" w:hAnsi="Arial Narrow" w:cs="Arial Narrow"/>
-          <w:bCs/>
           <w:sz w:val="22"/>
           <w:szCs w:val="22"/>
         </w:rPr>
@@ -6027,7 +6043,6 @@
       <w:r>
         <w:rPr>
           <w:rFonts w:ascii="Arial Narrow" w:eastAsia="Arial Narrow" w:hAnsi="Arial Narrow" w:cs="Arial Narrow"/>
-          <w:bCs/>
           <w:sz w:val="22"/>
           <w:szCs w:val="22"/>
         </w:rPr>
@@ -6036,7 +6051,6 @@
       <w:r>
         <w:rPr>
           <w:rFonts w:ascii="Arial Narrow" w:eastAsia="Arial Narrow" w:hAnsi="Arial Narrow" w:cs="Arial Narrow"/>
-          <w:bCs/>
           <w:sz w:val="22"/>
           <w:szCs w:val="22"/>
         </w:rPr>
@@ -6045,7 +6059,6 @@
       <w:r>
         <w:rPr>
           <w:rFonts w:ascii="Arial Narrow" w:eastAsia="Arial Narrow" w:hAnsi="Arial Narrow" w:cs="Arial Narrow"/>
-          <w:bCs/>
           <w:sz w:val="22"/>
           <w:szCs w:val="22"/>
         </w:rPr>
@@ -6054,7 +6067,6 @@
       <w:r>
         <w:rPr>
           <w:rFonts w:ascii="Arial Narrow" w:eastAsia="Arial Narrow" w:hAnsi="Arial Narrow" w:cs="Arial Narrow"/>
-          <w:bCs/>
           <w:sz w:val="22"/>
           <w:szCs w:val="22"/>
         </w:rPr>
@@ -6063,7 +6075,6 @@
       <w:r>
         <w:rPr>
           <w:rFonts w:ascii="Arial Narrow" w:eastAsia="Arial Narrow" w:hAnsi="Arial Narrow" w:cs="Arial Narrow"/>
-          <w:bCs/>
           <w:sz w:val="22"/>
           <w:szCs w:val="22"/>
         </w:rPr>
@@ -6072,7 +6083,6 @@
       <w:r>
         <w:rPr>
           <w:rFonts w:ascii="Arial Narrow" w:eastAsia="Arial Narrow" w:hAnsi="Arial Narrow" w:cs="Arial Narrow"/>
-          <w:bCs/>
           <w:sz w:val="22"/>
           <w:szCs w:val="22"/>
         </w:rPr>
@@ -6081,7 +6091,6 @@
       <w:r>
         <w:rPr>
           <w:rFonts w:ascii="Arial Narrow" w:eastAsia="Arial Narrow" w:hAnsi="Arial Narrow" w:cs="Arial Narrow"/>
-          <w:bCs/>
           <w:sz w:val="22"/>
           <w:szCs w:val="22"/>
         </w:rPr>
@@ -6196,7 +6205,17 @@
           <w:lang w:eastAsia="es-PE"/>
         </w:rPr>
         <w:lastRenderedPageBreak/>
-        <w:t xml:space="preserve">SÉTIMO: </w:t>
+        <w:t xml:space="preserve">SÉTIMO:</w:t>
+      </w:r>
+      <w:r>
+        <w:rPr>
+          <w:rFonts w:ascii="Arial Narrow" w:eastAsia="Arial Narrow" w:hAnsi="Arial Narrow" w:cs="Arial Narrow"/>
+          <w:color w:val="000000"/>
+          <w:sz w:val="22"/>
+          <w:szCs w:val="22"/>
+          <w:lang w:eastAsia="es-PE"/>
+        </w:rPr>
+        <w:t xml:space="preserve"> </w:t>
       </w:r>
       <w:r>
         <w:rPr>
@@ -6231,7 +6250,6 @@
       <w:r>
         <w:rPr>
           <w:rFonts w:ascii="Arial Narrow" w:eastAsia="Arial Narrow" w:hAnsi="Arial Narrow" w:cs="Arial Narrow"/>
-          <w:bCs/>
           <w:sz w:val="22"/>
           <w:szCs w:val="22"/>
         </w:rPr>
@@ -6240,7 +6258,6 @@
       <w:r>
         <w:rPr>
           <w:rFonts w:ascii="Arial Narrow" w:eastAsia="Arial Narrow" w:hAnsi="Arial Narrow" w:cs="Arial Narrow"/>
-          <w:bCs/>
           <w:sz w:val="22"/>
           <w:szCs w:val="22"/>
         </w:rPr>
@@ -6249,7 +6266,6 @@
       <w:r>
         <w:rPr>
           <w:rFonts w:ascii="Arial Narrow" w:eastAsia="Arial Narrow" w:hAnsi="Arial Narrow" w:cs="Arial Narrow"/>
-          <w:bCs/>
           <w:sz w:val="22"/>
           <w:szCs w:val="22"/>
         </w:rPr>
@@ -6416,7 +6432,7 @@
           <w:vertAlign w:val="superscript"/>
           <w:lang w:eastAsia="es-PE"/>
         </w:rPr>
-        <w:footnoteReference w:id="13"/>
+        <w:footnoteReference w:id="14"/>
       </w:r>
       <w:r>
         <w:rPr>
@@ -6498,7 +6514,7 @@
           <w:vertAlign w:val="superscript"/>
           <w:lang w:eastAsia="es-PE"/>
         </w:rPr>
-        <w:footnoteReference w:id="14"/>
+        <w:footnoteReference w:id="15"/>
       </w:r>
       <w:r>
         <w:rPr>
@@ -6552,7 +6568,7 @@
           <w:vertAlign w:val="superscript"/>
           <w:lang w:eastAsia="es-PE"/>
         </w:rPr>
-        <w:footnoteReference w:id="15"/>
+        <w:footnoteReference w:id="16"/>
       </w:r>
       <w:r>
         <w:rPr>
@@ -6751,7 +6767,7 @@
           <w:szCs w:val="22"/>
           <w:vertAlign w:val="superscript"/>
         </w:rPr>
-        <w:footnoteReference w:id="16"/>
+        <w:footnoteReference w:id="17"/>
       </w:r>
       <w:r>
         <w:rPr>
@@ -6766,7 +6782,6 @@
           <w:rFonts w:ascii="Arial Narrow" w:eastAsia="Arial Narrow" w:hAnsi="Arial Narrow" w:cs="Arial Narrow"/>
           <w:sz w:val="22"/>
           <w:szCs w:val="22"/>
-          <w:u w:val="single"/>
         </w:rPr>
         <w:t>expresamente su facultad para asistir y conciliar en su representación</w:t>
       </w:r>
@@ -6791,7 +6806,6 @@
           <w:rFonts w:ascii="Arial Narrow" w:eastAsia="Arial Narrow" w:hAnsi="Arial Narrow" w:cs="Arial Narrow"/>
           <w:sz w:val="22"/>
           <w:szCs w:val="22"/>
-          <w:u w:val="single"/>
         </w:rPr>
         <w:t xml:space="preserve">Ello bajo apercibimiento de no realizar la audiencia de conciliación y levantar el acta de inasistencia correspondiente. </w:t>
       </w:r>
@@ -6919,7 +6933,15 @@
           <w:sz w:val="22"/>
           <w:szCs w:val="22"/>
         </w:rPr>
-        <w:t xml:space="preserve">DÉCIMO SEGUNDO: </w:t>
+        <w:t xml:space="preserve">DÉCIMO SEGUNDO:</w:t>
+      </w:r>
+      <w:r>
+        <w:rPr>
+          <w:rFonts w:ascii="Arial Narrow" w:eastAsia="Arial Narrow" w:hAnsi="Arial Narrow" w:cs="Arial Narrow"/>
+          <w:sz w:val="22"/>
+          <w:szCs w:val="22"/>
+        </w:rPr>
+        <w:t xml:space="preserve"> </w:t>
       </w:r>
       <w:r>
         <w:rPr>
@@ -7046,7 +7068,7 @@
           <w:szCs w:val="22"/>
           <w:vertAlign w:val="superscript"/>
         </w:rPr>
-        <w:footnoteReference w:id="17"/>
+        <w:footnoteReference w:id="18"/>
       </w:r>
       <w:r>
         <w:rPr>
@@ -7418,6 +7440,30 @@
           <w:szCs w:val="22"/>
         </w:rPr>
       </w:pPr>
+    </w:p>
+    <w:p>
+      <w:pPr>
+        <w:shd w:val="clear" w:color="auto" w:fill="FFFFFF"/>
+        <w:spacing w:after="0" w:line="240" w:lineRule="auto"/>
+        <w:jc w:val="center"/>
+        <w:rPr>
+          <w:rFonts w:ascii="Arial Narrow" w:eastAsia="Arial Narrow" w:hAnsi="Arial Narrow" w:cs="Arial Narrow"/>
+          <w:color w:val="000000" w:themeColor="text1"/>
+          <w:sz w:val="22"/>
+          <w:szCs w:val="22"/>
+        </w:rPr>
+      </w:pPr>
+      <w:r>
+        <w:rPr>
+          <w:rFonts w:ascii="Arial Narrow" w:eastAsia="Arial Narrow" w:hAnsi="Arial Narrow" w:cs="Arial Narrow"/>
+          <w:b/>
+          <w:bCs/>
+          <w:color w:val="000000" w:themeColor="text1"/>
+          <w:sz w:val="22"/>
+          <w:szCs w:val="22"/>
+        </w:rPr>
+        <w:t xml:space="preserve">Firmado digitalmente por</w:t>
+      </w:r>
     </w:p>
     <w:p>
       <w:pPr>
@@ -7647,7 +7693,67 @@
       </w:r>
     </w:p>
   </w:footnote>
-  <w:footnote w:id="2">
+  <w:footnote w:id="1">
+    <w:p>
+      <w:pPr>
+        <w:pStyle w:val="Textonotapie"/>
+        <w:tabs>
+          <w:tab w:val="left" w:pos="567"/>
+        </w:tabs>
+        <w:ind w:left="567" w:hanging="567"/>
+        <w:jc w:val="both"/>
+        <w:rPr>
+          <w:rFonts w:ascii="Arial Narrow" w:eastAsia="Arial Narrow" w:hAnsi="Arial Narrow" w:cs="Arial Narrow"/>
+          <w:sz w:val="16"/>
+          <w:szCs w:val="16"/>
+        </w:rPr>
+      </w:pPr>
+      <w:r>
+        <w:rPr>
+          <w:rStyle w:val="Refdenotaalpie"/>
+          <w:rFonts w:ascii="Arial Narrow" w:eastAsia="Arial Narrow" w:hAnsi="Arial Narrow" w:cs="Arial Narrow"/>
+          <w:sz w:val="16"/>
+          <w:szCs w:val="16"/>
+          <w:vertAlign w:val="superscript"/>
+        </w:rPr>
+        <w:footnoteRef/>
+      </w:r>
+      <w:r>
+        <w:rPr>
+          <w:rFonts w:ascii="Arial Narrow" w:eastAsia="Arial Narrow" w:hAnsi="Arial Narrow" w:cs="Arial Narrow"/>
+          <w:sz w:val="16"/>
+          <w:szCs w:val="16"/>
+        </w:rPr>
+        <w:tab/>
+        <w:t xml:space="preserve"/>
+      </w:r>
+      <w:r>
+        <w:rPr>
+          <w:rFonts w:ascii="Arial Narrow" w:eastAsia="Arial Narrow" w:hAnsi="Arial Narrow" w:cs="Arial Narrow"/>
+          <w:sz w:val="16"/>
+          <w:szCs w:val="16"/>
+        </w:rPr>
+        <w:tab/>
+        <w:t>Publicado</w:t>
+      </w:r>
+      <w:r>
+        <w:rPr>
+          <w:rFonts w:ascii="Arial Narrow" w:eastAsia="Arial Narrow" w:hAnsi="Arial Narrow" w:cs="Arial Narrow"/>
+          <w:b/>
+          <w:sz w:val="16"/>
+          <w:szCs w:val="16"/>
+        </w:rPr>
+        <w:t xml:space="preserve"> </w:t>
+      </w:r>
+      <w:r>
+        <w:rPr>
+          <w:rFonts w:ascii="Arial Narrow" w:eastAsia="Arial Narrow" w:hAnsi="Arial Narrow" w:cs="Arial Narrow"/>
+          <w:sz w:val="16"/>
+          <w:szCs w:val="16"/>
+        </w:rPr>
+        <w:t xml:space="preserve">el 2 de setiembre de 2010 en el Diario Oficial El Peruano, vigente desde el 2 de octubre de 2010 y modificado por Decreto Legislativo 1308.</w:t>
+      </w:r>
+    </w:p>
     <w:p>
       <w:pPr>
         <w:pStyle w:val="Textonotapie"/>
@@ -7659,6 +7765,25 @@
           <w:szCs w:val="16"/>
         </w:rPr>
       </w:pPr>
+    </w:p>
+  </w:footnote>
+  <w:footnote w:id="2">
+    <w:p>
+      <w:pPr>
+        <w:pStyle w:val="Textonotapie"/>
+        <w:tabs>
+          <w:tab w:val="left" w:pos="567"/>
+        </w:tabs>
+        <w:ind w:left="567" w:hanging="567"/>
+        <w:jc w:val="both"/>
+        <w:rPr>
+          <w:rFonts w:ascii="Arial Narrow" w:eastAsia="Arial Narrow" w:hAnsi="Arial Narrow" w:cs="Arial Narrow"/>
+          <w:b/>
+          <w:bCs/>
+          <w:sz w:val="16"/>
+          <w:szCs w:val="16"/>
+        </w:rPr>
+      </w:pPr>
       <w:r>
         <w:rPr>
           <w:rStyle w:val="Refdenotaalpie"/>
@@ -7675,33 +7800,144 @@
           <w:sz w:val="16"/>
           <w:szCs w:val="16"/>
         </w:rPr>
-        <w:t xml:space="preserve"> </w:t>
-      </w:r>
-      <w:r>
-        <w:rPr>
-          <w:rFonts w:ascii="Arial Narrow" w:eastAsia="Arial Narrow" w:hAnsi="Arial Narrow" w:cs="Arial Narrow"/>
-          <w:sz w:val="16"/>
-          <w:szCs w:val="16"/>
-        </w:rPr>
         <w:tab/>
-        <w:t>Publicado</w:t>
+        <w:t xml:space="preserve"/>
+      </w:r>
+      <w:r>
+        <w:rPr>
+          <w:rFonts w:ascii="Arial Narrow" w:eastAsia="Arial Narrow" w:hAnsi="Arial Narrow" w:cs="Arial Narrow"/>
+          <w:sz w:val="16"/>
+          <w:szCs w:val="16"/>
+        </w:rPr>
+        <w:tab/>
       </w:r>
       <w:r>
         <w:rPr>
           <w:rFonts w:ascii="Arial Narrow" w:eastAsia="Arial Narrow" w:hAnsi="Arial Narrow" w:cs="Arial Narrow"/>
           <w:b/>
-          <w:sz w:val="16"/>
-          <w:szCs w:val="16"/>
-        </w:rPr>
-        <w:t xml:space="preserve"> </w:t>
-      </w:r>
-      <w:r>
-        <w:rPr>
-          <w:rFonts w:ascii="Arial Narrow" w:eastAsia="Arial Narrow" w:hAnsi="Arial Narrow" w:cs="Arial Narrow"/>
-          <w:sz w:val="16"/>
-          <w:szCs w:val="16"/>
-        </w:rPr>
-        <w:t xml:space="preserve">el 2 de setiembre de 2010 en el Diario Oficial El Peruano, vigente desde el 2 de octubre de 2010 y modificado por Decreto Legislativo 1308.</w:t>
+          <w:bCs/>
+          <w:sz w:val="16"/>
+          <w:szCs w:val="16"/>
+        </w:rPr>
+        <w:t xml:space="preserve">DECRETO LEGISLATIVO 807, LEY DE FACULTADES, NORMAS Y ORGANIZACIÓN DEL INDECOPI, publicado el 18 de abril de 1996 </w:t>
+      </w:r>
+    </w:p>
+    <w:p>
+      <w:pPr>
+        <w:pStyle w:val="Textonotapie"/>
+        <w:ind w:left="567"/>
+        <w:jc w:val="both"/>
+        <w:rPr>
+          <w:rFonts w:ascii="Arial Narrow" w:eastAsia="Arial Narrow" w:hAnsi="Arial Narrow" w:cs="Arial Narrow"/>
+          <w:sz w:val="16"/>
+          <w:szCs w:val="16"/>
+        </w:rPr>
+      </w:pPr>
+      <w:r>
+        <w:rPr>
+          <w:rFonts w:ascii="Arial Narrow" w:eastAsia="Arial Narrow" w:hAnsi="Arial Narrow" w:cs="Arial Narrow"/>
+          <w:sz w:val="16"/>
+          <w:szCs w:val="16"/>
+        </w:rPr>
+        <w:t xml:space="preserve">Artículo 24.- El </w:t>
+      </w:r>
+      <w:proofErr w:type="gramStart"/>
+      <w:r>
+        <w:rPr>
+          <w:rFonts w:ascii="Arial Narrow" w:eastAsia="Arial Narrow" w:hAnsi="Arial Narrow" w:cs="Arial Narrow"/>
+          <w:sz w:val="16"/>
+          <w:szCs w:val="16"/>
+        </w:rPr>
+        <w:t>Secretario Técnico</w:t>
+      </w:r>
+      <w:proofErr w:type="gramEnd"/>
+      <w:r>
+        <w:rPr>
+          <w:rFonts w:ascii="Arial Narrow" w:eastAsia="Arial Narrow" w:hAnsi="Arial Narrow" w:cs="Arial Narrow"/>
+          <w:sz w:val="16"/>
+          <w:szCs w:val="16"/>
+        </w:rPr>
+        <w:t xml:space="preserve"> se encargará de la tramitación del procedimiento. Para ello, cuenta con las siguientes facultades: </w:t>
+      </w:r>
+    </w:p>
+    <w:p>
+      <w:pPr>
+        <w:pStyle w:val="Textonotapie"/>
+        <w:ind w:left="567"/>
+        <w:jc w:val="both"/>
+        <w:rPr>
+          <w:rFonts w:ascii="Arial Narrow" w:eastAsia="Arial Narrow" w:hAnsi="Arial Narrow" w:cs="Arial Narrow"/>
+          <w:sz w:val="16"/>
+          <w:szCs w:val="16"/>
+        </w:rPr>
+      </w:pPr>
+      <w:r>
+        <w:rPr>
+          <w:rFonts w:ascii="Arial Narrow" w:eastAsia="Arial Narrow" w:hAnsi="Arial Narrow" w:cs="Arial Narrow"/>
+          <w:sz w:val="16"/>
+          <w:szCs w:val="16"/>
+        </w:rPr>
+        <w:t>(…)</w:t>
+      </w:r>
+    </w:p>
+    <w:p>
+      <w:pPr>
+        <w:pStyle w:val="Textonotapie"/>
+        <w:ind w:left="567"/>
+        <w:jc w:val="both"/>
+        <w:rPr>
+          <w:rFonts w:ascii="Arial Narrow" w:eastAsia="Arial Narrow" w:hAnsi="Arial Narrow" w:cs="Arial Narrow"/>
+          <w:sz w:val="16"/>
+          <w:szCs w:val="16"/>
+        </w:rPr>
+      </w:pPr>
+      <w:r>
+        <w:rPr>
+          <w:rFonts w:ascii="Arial Narrow" w:eastAsia="Arial Narrow" w:hAnsi="Arial Narrow" w:cs="Arial Narrow"/>
+          <w:sz w:val="16"/>
+          <w:szCs w:val="16"/>
+        </w:rPr>
+        <w:t xml:space="preserve">d) Efectuar todas las notificaciones relativas a la tramitación del procedimiento mediante oficio, carteles, facsímil, transmisión de datos, correo electrónico o cualquier medio que garantice su recepción por parte de los destinatarios. </w:t>
+      </w:r>
+    </w:p>
+    <w:p>
+      <w:pPr>
+        <w:pStyle w:val="Textonotapie"/>
+        <w:ind w:left="567"/>
+        <w:jc w:val="both"/>
+        <w:rPr>
+          <w:rFonts w:ascii="Arial Narrow" w:eastAsia="Arial Narrow" w:hAnsi="Arial Narrow" w:cs="Arial Narrow"/>
+          <w:sz w:val="16"/>
+          <w:szCs w:val="16"/>
+        </w:rPr>
+      </w:pPr>
+      <w:r>
+        <w:rPr>
+          <w:rFonts w:ascii="Arial Narrow" w:eastAsia="Arial Narrow" w:hAnsi="Arial Narrow" w:cs="Arial Narrow"/>
+          <w:sz w:val="16"/>
+          <w:szCs w:val="16"/>
+        </w:rPr>
+        <w:t>(…)</w:t>
+      </w:r>
+    </w:p>
+    <w:p>
+      <w:pPr>
+        <w:pStyle w:val="Textonotapie"/>
+        <w:ind w:left="567"/>
+        <w:jc w:val="both"/>
+        <w:rPr>
+          <w:rFonts w:ascii="Arial Narrow" w:eastAsia="Arial Narrow" w:hAnsi="Arial Narrow" w:cs="Arial Narrow"/>
+          <w:sz w:val="16"/>
+          <w:szCs w:val="16"/>
+        </w:rPr>
+      </w:pPr>
+      <w:r>
+        <w:rPr>
+          <w:rFonts w:ascii="Arial Narrow" w:eastAsia="Arial Narrow" w:hAnsi="Arial Narrow" w:cs="Arial Narrow"/>
+          <w:sz w:val="16"/>
+          <w:szCs w:val="16"/>
+        </w:rPr>
+        <w:t>En este caso no resulta aplicable la queja a que se refiere el numeral 126.2 del artículo 126, salvo que la Administración emplace nuevamente al administrado a fin de que efectúe subsanaciones adicionales.</w:t>
       </w:r>
     </w:p>
     <w:p>
@@ -7711,6 +7947,8 @@
         <w:jc w:val="both"/>
         <w:rPr>
           <w:rFonts w:ascii="Arial Narrow" w:eastAsia="Arial Narrow" w:hAnsi="Arial Narrow" w:cs="Arial Narrow"/>
+          <w:b/>
+          <w:bCs/>
           <w:sz w:val="16"/>
           <w:szCs w:val="16"/>
         </w:rPr>
@@ -7721,6 +7959,9 @@
     <w:p>
       <w:pPr>
         <w:pStyle w:val="Textonotapie"/>
+        <w:tabs>
+          <w:tab w:val="left" w:pos="567"/>
+        </w:tabs>
         <w:ind w:left="567" w:hanging="567"/>
         <w:jc w:val="both"/>
         <w:rPr>
@@ -7747,7 +7988,8 @@
           <w:sz w:val="16"/>
           <w:szCs w:val="16"/>
         </w:rPr>
-        <w:t xml:space="preserve"> </w:t>
+        <w:tab/>
+        <w:t xml:space="preserve"/>
       </w:r>
       <w:r>
         <w:rPr>
@@ -7765,7 +8007,7 @@
           <w:sz w:val="16"/>
           <w:szCs w:val="16"/>
         </w:rPr>
-        <w:t xml:space="preserve">DECRETO LEGISLATIVO 807, LEY DE FACULTADES, NORMAS Y ORGANIZACIÓN DEL INDECOPI, publicado el 18 de abril de 1996 </w:t>
+        <w:t>LEY SOBRE FACULTADES, NORMAS Y ORGANIZACIÓN DEL INDECOPI, DECRETO LEGISLATIVO 807</w:t>
       </w:r>
     </w:p>
     <w:p>
@@ -7782,10 +8024,20 @@
       <w:r>
         <w:rPr>
           <w:rFonts w:ascii="Arial Narrow" w:eastAsia="Arial Narrow" w:hAnsi="Arial Narrow" w:cs="Arial Narrow"/>
-          <w:sz w:val="16"/>
-          <w:szCs w:val="16"/>
-        </w:rPr>
-        <w:t xml:space="preserve">Artículo 24.- El </w:t>
+          <w:b/>
+          <w:bCs/>
+          <w:sz w:val="16"/>
+          <w:szCs w:val="16"/>
+        </w:rPr>
+        <w:t xml:space="preserve">Artículo 24.- </w:t>
+      </w:r>
+      <w:r>
+        <w:rPr>
+          <w:rFonts w:ascii="Arial Narrow" w:eastAsia="Arial Narrow" w:hAnsi="Arial Narrow" w:cs="Arial Narrow"/>
+          <w:sz w:val="16"/>
+          <w:szCs w:val="16"/>
+        </w:rPr>
+        <w:t xml:space="preserve">El </w:t>
       </w:r>
       <w:proofErr w:type="gramStart"/>
       <w:r>
@@ -7805,97 +8057,41 @@
         </w:rPr>
         <w:t xml:space="preserve"> se encargará de la tramitación del procedimiento. Para ello, cuenta con las siguientes facultades: </w:t>
       </w:r>
-    </w:p>
-    <w:p>
-      <w:pPr>
-        <w:pStyle w:val="Textonotapie"/>
-        <w:ind w:left="567"/>
-        <w:jc w:val="both"/>
-        <w:rPr>
-          <w:rFonts w:ascii="Arial Narrow" w:eastAsia="Arial Narrow" w:hAnsi="Arial Narrow" w:cs="Arial Narrow"/>
-          <w:sz w:val="16"/>
-          <w:szCs w:val="16"/>
-        </w:rPr>
-      </w:pPr>
-      <w:r>
-        <w:rPr>
-          <w:rFonts w:ascii="Arial Narrow" w:eastAsia="Arial Narrow" w:hAnsi="Arial Narrow" w:cs="Arial Narrow"/>
-          <w:sz w:val="16"/>
-          <w:szCs w:val="16"/>
-        </w:rPr>
-        <w:t>(…)</w:t>
-      </w:r>
-    </w:p>
-    <w:p>
-      <w:pPr>
-        <w:pStyle w:val="Textonotapie"/>
-        <w:ind w:left="567"/>
-        <w:jc w:val="both"/>
-        <w:rPr>
-          <w:rFonts w:ascii="Arial Narrow" w:eastAsia="Arial Narrow" w:hAnsi="Arial Narrow" w:cs="Arial Narrow"/>
-          <w:sz w:val="16"/>
-          <w:szCs w:val="16"/>
-        </w:rPr>
-      </w:pPr>
-      <w:r>
-        <w:rPr>
-          <w:rFonts w:ascii="Arial Narrow" w:eastAsia="Arial Narrow" w:hAnsi="Arial Narrow" w:cs="Arial Narrow"/>
-          <w:sz w:val="16"/>
-          <w:szCs w:val="16"/>
-        </w:rPr>
-        <w:t xml:space="preserve">d) Efectuar todas las notificaciones relativas a la tramitación del procedimiento mediante oficio, carteles, facsímil, transmisión de datos, correo electrónico o cualquier medio que garantice su recepción por parte de los destinatarios. </w:t>
-      </w:r>
-    </w:p>
-    <w:p>
-      <w:pPr>
-        <w:pStyle w:val="Textonotapie"/>
-        <w:ind w:left="567"/>
-        <w:jc w:val="both"/>
-        <w:rPr>
-          <w:rFonts w:ascii="Arial Narrow" w:eastAsia="Arial Narrow" w:hAnsi="Arial Narrow" w:cs="Arial Narrow"/>
-          <w:sz w:val="16"/>
-          <w:szCs w:val="16"/>
-        </w:rPr>
-      </w:pPr>
-      <w:r>
-        <w:rPr>
-          <w:rFonts w:ascii="Arial Narrow" w:eastAsia="Arial Narrow" w:hAnsi="Arial Narrow" w:cs="Arial Narrow"/>
-          <w:sz w:val="16"/>
-          <w:szCs w:val="16"/>
-        </w:rPr>
-        <w:t>(…)</w:t>
-      </w:r>
-    </w:p>
-    <w:p>
-      <w:pPr>
-        <w:pStyle w:val="Textonotapie"/>
-        <w:ind w:left="567"/>
-        <w:jc w:val="both"/>
-        <w:rPr>
-          <w:rFonts w:ascii="Arial Narrow" w:eastAsia="Arial Narrow" w:hAnsi="Arial Narrow" w:cs="Arial Narrow"/>
-          <w:sz w:val="16"/>
-          <w:szCs w:val="16"/>
-        </w:rPr>
-      </w:pPr>
-    </w:p>
-    <w:p>
-      <w:pPr>
-        <w:pStyle w:val="Textonotapie"/>
-        <w:ind w:left="567"/>
-        <w:jc w:val="both"/>
-        <w:rPr>
-          <w:rFonts w:ascii="Arial Narrow" w:eastAsia="Arial Narrow" w:hAnsi="Arial Narrow" w:cs="Arial Narrow"/>
-          <w:sz w:val="16"/>
-          <w:szCs w:val="16"/>
-        </w:rPr>
-      </w:pPr>
-      <w:r>
-        <w:rPr>
-          <w:rFonts w:ascii="Arial Narrow" w:eastAsia="Arial Narrow" w:hAnsi="Arial Narrow" w:cs="Arial Narrow"/>
-          <w:sz w:val="16"/>
-          <w:szCs w:val="16"/>
-        </w:rPr>
-        <w:t>En este caso no resulta aplicable la queja a que se refiere el numeral 126.2 del artículo 126, salvo que la Administración emplace nuevamente al administrado a fin de que efectúe subsanaciones adicionales.</w:t>
+      <w:proofErr w:type="gramStart"/>
+      <w:r>
+        <w:rPr>
+          <w:rFonts w:ascii="Arial Narrow" w:eastAsia="Arial Narrow" w:hAnsi="Arial Narrow" w:cs="Arial Narrow"/>
+          <w:sz w:val="16"/>
+          <w:szCs w:val="16"/>
+        </w:rPr>
+        <w:t>a)Notificar</w:t>
+      </w:r>
+      <w:proofErr w:type="gramEnd"/>
+      <w:r>
+        <w:rPr>
+          <w:rFonts w:ascii="Arial Narrow" w:eastAsia="Arial Narrow" w:hAnsi="Arial Narrow" w:cs="Arial Narrow"/>
+          <w:sz w:val="16"/>
+          <w:szCs w:val="16"/>
+        </w:rPr>
+        <w:t xml:space="preserve"> al interesado </w:t>
+      </w:r>
+      <w:proofErr w:type="gramStart"/>
+      <w:r>
+        <w:rPr>
+          <w:rFonts w:ascii="Arial Narrow" w:eastAsia="Arial Narrow" w:hAnsi="Arial Narrow" w:cs="Arial Narrow"/>
+          <w:sz w:val="16"/>
+          <w:szCs w:val="16"/>
+        </w:rPr>
+        <w:t>en caso que</w:t>
+      </w:r>
+      <w:proofErr w:type="gramEnd"/>
+      <w:r>
+        <w:rPr>
+          <w:rFonts w:ascii="Arial Narrow" w:eastAsia="Arial Narrow" w:hAnsi="Arial Narrow" w:cs="Arial Narrow"/>
+          <w:sz w:val="16"/>
+          <w:szCs w:val="16"/>
+        </w:rPr>
+        <w:t xml:space="preserve"> sea necesario subsanar omisiones a la solicitud presentada, y en caso de no producirse tal subsanación rechazar definitivamente la solicitud. (…).</w:t>
       </w:r>
     </w:p>
     <w:p>
@@ -7917,7 +8113,67 @@
     <w:p>
       <w:pPr>
         <w:pStyle w:val="Textonotapie"/>
+        <w:tabs>
+          <w:tab w:val="left" w:pos="567"/>
+        </w:tabs>
         <w:ind w:left="567" w:hanging="567"/>
+        <w:jc w:val="both"/>
+        <w:rPr>
+          <w:rFonts w:ascii="Arial Narrow" w:eastAsia="Arial Narrow" w:hAnsi="Arial Narrow" w:cs="Arial Narrow"/>
+          <w:sz w:val="16"/>
+          <w:szCs w:val="16"/>
+        </w:rPr>
+      </w:pPr>
+      <w:r>
+        <w:rPr>
+          <w:rStyle w:val="Refdenotaalpie"/>
+          <w:rFonts w:ascii="Arial Narrow" w:eastAsia="Arial Narrow" w:hAnsi="Arial Narrow" w:cs="Arial Narrow"/>
+          <w:sz w:val="16"/>
+          <w:szCs w:val="16"/>
+          <w:vertAlign w:val="superscript"/>
+        </w:rPr>
+        <w:footnoteRef/>
+      </w:r>
+      <w:r>
+        <w:rPr>
+          <w:rFonts w:ascii="Arial Narrow" w:eastAsia="Arial Narrow" w:hAnsi="Arial Narrow" w:cs="Arial Narrow"/>
+          <w:sz w:val="16"/>
+          <w:szCs w:val="16"/>
+        </w:rPr>
+        <w:tab/>
+        <w:t xml:space="preserve">El 19 de agosto de 2025, la señora [APELLIDO] fue notificada con la Resolución 2.</w:t>
+      </w:r>
+      <w:r>
+        <w:rPr>
+          <w:rFonts w:ascii="Arial Narrow" w:eastAsia="Arial Narrow" w:hAnsi="Arial Narrow" w:cs="Arial Narrow"/>
+          <w:sz w:val="16"/>
+          <w:szCs w:val="16"/>
+        </w:rPr>
+        <w:tab/>
+        <w:t/>
+      </w:r>
+    </w:p>
+    <w:p>
+      <w:pPr>
+        <w:pStyle w:val="Textonotapie"/>
+        <w:ind w:left="567" w:hanging="567"/>
+        <w:jc w:val="both"/>
+        <w:rPr>
+          <w:rFonts w:ascii="Arial Narrow" w:eastAsia="Arial Narrow" w:hAnsi="Arial Narrow" w:cs="Arial Narrow"/>
+          <w:sz w:val="16"/>
+          <w:szCs w:val="16"/>
+        </w:rPr>
+      </w:pPr>
+    </w:p>
+  </w:footnote>
+  <w:footnote w:id="5">
+    <w:p>
+      <w:pPr>
+        <w:pStyle w:val="Textonotapie"/>
+        <w:tabs>
+          <w:tab w:val="left" w:pos="567"/>
+        </w:tabs>
+        <w:ind w:left="567" w:right="-1" w:hanging="567"/>
         <w:jc w:val="both"/>
         <w:rPr>
           <w:rFonts w:ascii="Arial Narrow" w:eastAsia="Arial Narrow" w:hAnsi="Arial Narrow" w:cs="Arial Narrow"/>
@@ -7943,7 +8199,8 @@
           <w:sz w:val="16"/>
           <w:szCs w:val="16"/>
         </w:rPr>
-        <w:t xml:space="preserve"> </w:t>
+        <w:tab/>
+        <w:t xml:space="preserve"/>
       </w:r>
       <w:r>
         <w:rPr>
@@ -7961,21 +8218,17 @@
           <w:sz w:val="16"/>
           <w:szCs w:val="16"/>
         </w:rPr>
-        <w:t>LEY SOBRE FACULTADES, NORMAS Y ORGANIZACIÓN DEL INDECOPI, DECRETO LEGISLATIVO 807</w:t>
+        <w:t xml:space="preserve">LEY 29571, CÓDIGO DE PROTECCIÓN Y DEFENSA DEL CONSUMIDOR, publicado el 2 de setiembre de 2010 y modificado por Decreto Legislativo 1308 </w:t>
       </w:r>
     </w:p>
     <w:p>
       <w:pPr>
         <w:pStyle w:val="Textonotapie"/>
-        <w:ind w:left="567"/>
-        <w:jc w:val="both"/>
-        <w:rPr>
-          <w:rFonts w:ascii="Arial Narrow" w:eastAsia="Arial Narrow" w:hAnsi="Arial Narrow" w:cs="Arial Narrow"/>
-          <w:sz w:val="16"/>
-          <w:szCs w:val="16"/>
-        </w:rPr>
-      </w:pPr>
-      <w:r>
+        <w:tabs>
+          <w:tab w:val="left" w:pos="567"/>
+        </w:tabs>
+        <w:ind w:left="567" w:right="-1" w:hanging="567"/>
+        <w:jc w:val="both"/>
         <w:rPr>
           <w:rFonts w:ascii="Arial Narrow" w:eastAsia="Arial Narrow" w:hAnsi="Arial Narrow" w:cs="Arial Narrow"/>
           <w:b/>
@@ -7983,15 +8236,134 @@
           <w:sz w:val="16"/>
           <w:szCs w:val="16"/>
         </w:rPr>
-        <w:t xml:space="preserve">Artículo 24.- </w:t>
-      </w:r>
-      <w:r>
-        <w:rPr>
-          <w:rFonts w:ascii="Arial Narrow" w:eastAsia="Arial Narrow" w:hAnsi="Arial Narrow" w:cs="Arial Narrow"/>
-          <w:sz w:val="16"/>
-          <w:szCs w:val="16"/>
-        </w:rPr>
-        <w:t xml:space="preserve">El </w:t>
+      </w:pPr>
+      <w:r>
+        <w:rPr>
+          <w:rFonts w:ascii="Arial Narrow" w:eastAsia="Arial Narrow" w:hAnsi="Arial Narrow" w:cs="Arial Narrow"/>
+          <w:b/>
+          <w:bCs/>
+          <w:sz w:val="16"/>
+          <w:szCs w:val="16"/>
+        </w:rPr>
+        <w:tab/>
+        <w:t>Artículo 105.- Autoridad competente.</w:t>
+      </w:r>
+    </w:p>
+    <w:p>
+      <w:pPr>
+        <w:pStyle w:val="Textonotapie"/>
+        <w:tabs>
+          <w:tab w:val="left" w:pos="567"/>
+        </w:tabs>
+        <w:ind w:left="567" w:right="-1" w:hanging="567"/>
+        <w:jc w:val="both"/>
+        <w:rPr>
+          <w:rFonts w:ascii="Arial Narrow" w:eastAsia="Arial Narrow" w:hAnsi="Arial Narrow" w:cs="Arial Narrow"/>
+          <w:sz w:val="16"/>
+          <w:szCs w:val="16"/>
+        </w:rPr>
+      </w:pPr>
+      <w:r>
+        <w:rPr>
+          <w:rFonts w:ascii="Arial Narrow" w:eastAsia="Arial Narrow" w:hAnsi="Arial Narrow" w:cs="Arial Narrow"/>
+          <w:sz w:val="16"/>
+          <w:szCs w:val="16"/>
+        </w:rPr>
+        <w:tab/>
+        <w:t xml:space="preserve">El Instituto Nacional de Defensa de la Competencia y de la Protección de la Propiedad Intelectual (Indecopi) es la autoridad con competencia primaria y de alcance nacional para conocer las presuntas infracciones a las disposiciones contenidas en el presente Código, así como para imponer las sanciones y medidas correctivas establecidas en el presente capítulo, conforme al Decreto Legislativo 1033, Ley de Organización y Funciones del Indecopi. Dicha competencia solo puede ser negada cuando ella haya sido asignada o se asigne a favor de otro organismo por norma expresa con rango de ley. </w:t>
+      </w:r>
+    </w:p>
+    <w:p>
+      <w:pPr>
+        <w:pStyle w:val="Textonotapie"/>
+        <w:tabs>
+          <w:tab w:val="left" w:pos="567"/>
+        </w:tabs>
+        <w:ind w:left="567" w:right="-1" w:hanging="567"/>
+        <w:jc w:val="both"/>
+        <w:rPr>
+          <w:rFonts w:ascii="Arial Narrow" w:eastAsia="Arial Narrow" w:hAnsi="Arial Narrow" w:cs="Arial Narrow"/>
+          <w:sz w:val="16"/>
+          <w:szCs w:val="16"/>
+        </w:rPr>
+      </w:pPr>
+      <w:r>
+        <w:rPr>
+          <w:rFonts w:ascii="Arial Narrow" w:eastAsia="Arial Narrow" w:hAnsi="Arial Narrow" w:cs="Arial Narrow"/>
+          <w:sz w:val="16"/>
+          <w:szCs w:val="16"/>
+        </w:rPr>
+        <w:tab/>
+        <w:t xml:space="preserve">(…). </w:t>
+      </w:r>
+    </w:p>
+    <w:p>
+      <w:pPr>
+        <w:pStyle w:val="Textonotapie"/>
+        <w:tabs>
+          <w:tab w:val="left" w:pos="567"/>
+        </w:tabs>
+        <w:ind w:left="567" w:right="-1" w:hanging="567"/>
+        <w:jc w:val="both"/>
+        <w:rPr>
+          <w:rFonts w:ascii="Arial Narrow" w:eastAsia="Arial Narrow" w:hAnsi="Arial Narrow" w:cs="Arial Narrow"/>
+          <w:b/>
+          <w:bCs/>
+          <w:sz w:val="16"/>
+          <w:szCs w:val="16"/>
+        </w:rPr>
+      </w:pPr>
+      <w:r>
+        <w:rPr>
+          <w:rFonts w:ascii="Arial Narrow" w:eastAsia="Arial Narrow" w:hAnsi="Arial Narrow" w:cs="Arial Narrow"/>
+          <w:sz w:val="16"/>
+          <w:szCs w:val="16"/>
+        </w:rPr>
+        <w:tab/>
+      </w:r>
+      <w:r>
+        <w:rPr>
+          <w:rFonts w:ascii="Arial Narrow" w:eastAsia="Arial Narrow" w:hAnsi="Arial Narrow" w:cs="Arial Narrow"/>
+          <w:b/>
+          <w:bCs/>
+          <w:sz w:val="16"/>
+          <w:szCs w:val="16"/>
+        </w:rPr>
+        <w:t xml:space="preserve">LEY DE ORGANIZACIÓN Y FUNCIONES DEL INDECOPI, APROBADA POR DECRETO LEGISLATIVO 1033 </w:t>
+      </w:r>
+    </w:p>
+    <w:p>
+      <w:pPr>
+        <w:pStyle w:val="Textonotapie"/>
+        <w:tabs>
+          <w:tab w:val="left" w:pos="567"/>
+        </w:tabs>
+        <w:ind w:left="567" w:right="-1" w:hanging="567"/>
+        <w:jc w:val="both"/>
+        <w:rPr>
+          <w:rFonts w:ascii="Arial Narrow" w:eastAsia="Arial Narrow" w:hAnsi="Arial Narrow" w:cs="Arial Narrow"/>
+          <w:sz w:val="16"/>
+          <w:szCs w:val="16"/>
+        </w:rPr>
+      </w:pPr>
+      <w:r>
+        <w:rPr>
+          <w:rFonts w:ascii="Arial Narrow" w:eastAsia="Arial Narrow" w:hAnsi="Arial Narrow" w:cs="Arial Narrow"/>
+          <w:b/>
+          <w:bCs/>
+          <w:sz w:val="16"/>
+          <w:szCs w:val="16"/>
+        </w:rPr>
+        <w:tab/>
+        <w:t>Artículo 27.-</w:t>
+      </w:r>
+      <w:r>
+        <w:rPr>
+          <w:rFonts w:ascii="Arial Narrow" w:eastAsia="Arial Narrow" w:hAnsi="Arial Narrow" w:cs="Arial Narrow"/>
+          <w:sz w:val="16"/>
+          <w:szCs w:val="16"/>
+        </w:rPr>
+        <w:t xml:space="preserve"> De la Comisión de Protección al </w:t>
       </w:r>
       <w:proofErr w:type="gramStart"/>
       <w:r>
@@ -8000,6 +8372,926 @@
           <w:sz w:val="16"/>
           <w:szCs w:val="16"/>
         </w:rPr>
+        <w:t>Consumidor.-</w:t>
+      </w:r>
+      <w:proofErr w:type="gramEnd"/>
+      <w:r>
+        <w:rPr>
+          <w:rFonts w:ascii="Arial Narrow" w:eastAsia="Arial Narrow" w:hAnsi="Arial Narrow" w:cs="Arial Narrow"/>
+          <w:sz w:val="16"/>
+          <w:szCs w:val="16"/>
+        </w:rPr>
+        <w:t xml:space="preserve"> </w:t>
+      </w:r>
+    </w:p>
+    <w:p>
+      <w:pPr>
+        <w:pStyle w:val="Textonotapie"/>
+        <w:tabs>
+          <w:tab w:val="left" w:pos="567"/>
+        </w:tabs>
+        <w:ind w:left="567" w:right="-1" w:hanging="567"/>
+        <w:jc w:val="both"/>
+        <w:rPr>
+          <w:rFonts w:ascii="Arial Narrow" w:eastAsia="Arial Narrow" w:hAnsi="Arial Narrow" w:cs="Arial Narrow"/>
+          <w:sz w:val="16"/>
+          <w:szCs w:val="16"/>
+        </w:rPr>
+      </w:pPr>
+      <w:r>
+        <w:rPr>
+          <w:rFonts w:ascii="Arial Narrow" w:eastAsia="Arial Narrow" w:hAnsi="Arial Narrow" w:cs="Arial Narrow"/>
+          <w:sz w:val="16"/>
+          <w:szCs w:val="16"/>
+        </w:rPr>
+        <w:tab/>
+        <w:t>Corresponde a la Comisión de Protección al Consumidor velar por el cumplimiento de la Ley de Protección al Consumidor y de las leyes que, en general, protegen a los consumidores de la falta de idoneidad de los bienes y servicios en función de la información brindada, de las omisiones de información y de la discriminación en el consumo, así como de aquellas que complementen o sustituyan a las anteriores.</w:t>
+      </w:r>
+    </w:p>
+    <w:p>
+      <w:pPr>
+        <w:pStyle w:val="Textonotapie"/>
+        <w:tabs>
+          <w:tab w:val="left" w:pos="567"/>
+        </w:tabs>
+        <w:ind w:left="567" w:right="-1" w:hanging="567"/>
+        <w:jc w:val="both"/>
+        <w:rPr>
+          <w:rFonts w:ascii="Arial Narrow" w:eastAsia="Arial Narrow" w:hAnsi="Arial Narrow" w:cs="Arial Narrow"/>
+          <w:b/>
+          <w:bCs/>
+          <w:sz w:val="16"/>
+          <w:szCs w:val="16"/>
+        </w:rPr>
+      </w:pPr>
+    </w:p>
+  </w:footnote>
+  <w:footnote w:id="6">
+    <w:p>
+      <w:pPr>
+        <w:pStyle w:val="Textonotapie"/>
+        <w:tabs>
+          <w:tab w:val="left" w:pos="567"/>
+        </w:tabs>
+        <w:ind w:left="567" w:right="-1" w:hanging="567"/>
+        <w:jc w:val="both"/>
+        <w:rPr>
+          <w:rFonts w:ascii="Arial Narrow" w:eastAsia="Arial Narrow" w:hAnsi="Arial Narrow" w:cs="Arial Narrow"/>
+          <w:b/>
+          <w:bCs/>
+          <w:sz w:val="16"/>
+          <w:szCs w:val="16"/>
+        </w:rPr>
+      </w:pPr>
+      <w:r>
+        <w:rPr>
+          <w:rStyle w:val="Refdenotaalpie"/>
+          <w:rFonts w:ascii="Arial Narrow" w:eastAsia="Arial Narrow" w:hAnsi="Arial Narrow" w:cs="Arial Narrow"/>
+          <w:sz w:val="16"/>
+          <w:szCs w:val="16"/>
+          <w:vertAlign w:val="superscript"/>
+        </w:rPr>
+        <w:footnoteRef/>
+      </w:r>
+      <w:r>
+        <w:rPr>
+          <w:rFonts w:ascii="Arial Narrow" w:eastAsia="Arial Narrow" w:hAnsi="Arial Narrow" w:cs="Arial Narrow"/>
+          <w:sz w:val="16"/>
+          <w:szCs w:val="16"/>
+        </w:rPr>
+        <w:tab/>
+        <w:t xml:space="preserve"/>
+      </w:r>
+      <w:r>
+        <w:rPr>
+          <w:rFonts w:ascii="Arial Narrow" w:eastAsia="Arial Narrow" w:hAnsi="Arial Narrow" w:cs="Arial Narrow"/>
+          <w:sz w:val="16"/>
+          <w:szCs w:val="16"/>
+        </w:rPr>
+        <w:tab/>
+      </w:r>
+      <w:r>
+        <w:rPr>
+          <w:rFonts w:ascii="Arial Narrow" w:eastAsia="Arial Narrow" w:hAnsi="Arial Narrow" w:cs="Arial Narrow"/>
+          <w:b/>
+          <w:bCs/>
+          <w:sz w:val="16"/>
+          <w:szCs w:val="16"/>
+        </w:rPr>
+        <w:t xml:space="preserve">LEY </w:t>
+      </w:r>
+      <w:proofErr w:type="spellStart"/>
+      <w:r>
+        <w:rPr>
+          <w:rFonts w:ascii="Arial Narrow" w:eastAsia="Arial Narrow" w:hAnsi="Arial Narrow" w:cs="Arial Narrow"/>
+          <w:b/>
+          <w:bCs/>
+          <w:sz w:val="16"/>
+          <w:szCs w:val="16"/>
+        </w:rPr>
+        <w:t/>
+      </w:r>
+      <w:proofErr w:type="spellEnd"/>
+      <w:r>
+        <w:rPr>
+          <w:rFonts w:ascii="Arial Narrow" w:eastAsia="Arial Narrow" w:hAnsi="Arial Narrow" w:cs="Arial Narrow"/>
+          <w:b/>
+          <w:bCs/>
+          <w:sz w:val="16"/>
+          <w:szCs w:val="16"/>
+        </w:rPr>
+        <w:t xml:space="preserve">29571, CÓDIGO DE PROTECCIÓN Y DEFENSA DEL CONSUMIDOR, publicado el 2 de setiembre de 2010 y modificado por Decreto Legislativo </w:t>
+      </w:r>
+      <w:proofErr w:type="spellStart"/>
+      <w:r>
+        <w:rPr>
+          <w:rFonts w:ascii="Arial Narrow" w:eastAsia="Arial Narrow" w:hAnsi="Arial Narrow" w:cs="Arial Narrow"/>
+          <w:b/>
+          <w:bCs/>
+          <w:sz w:val="16"/>
+          <w:szCs w:val="16"/>
+        </w:rPr>
+        <w:t/>
+      </w:r>
+      <w:proofErr w:type="spellEnd"/>
+      <w:r>
+        <w:rPr>
+          <w:rFonts w:ascii="Arial Narrow" w:eastAsia="Arial Narrow" w:hAnsi="Arial Narrow" w:cs="Arial Narrow"/>
+          <w:b/>
+          <w:bCs/>
+          <w:sz w:val="16"/>
+          <w:szCs w:val="16"/>
+        </w:rPr>
+        <w:t xml:space="preserve">1308 </w:t>
+      </w:r>
+    </w:p>
+    <w:p>
+      <w:pPr>
+        <w:pStyle w:val="Textonotapie"/>
+        <w:ind w:left="567" w:right="-1"/>
+        <w:jc w:val="both"/>
+        <w:rPr>
+          <w:rFonts w:ascii="Arial Narrow" w:eastAsia="Arial Narrow" w:hAnsi="Arial Narrow" w:cs="Arial Narrow"/>
+          <w:b/>
+          <w:bCs/>
+          <w:sz w:val="16"/>
+          <w:szCs w:val="16"/>
+        </w:rPr>
+      </w:pPr>
+      <w:r>
+        <w:rPr>
+          <w:rFonts w:ascii="Arial Narrow" w:eastAsia="Arial Narrow" w:hAnsi="Arial Narrow" w:cs="Arial Narrow"/>
+          <w:b/>
+          <w:bCs/>
+          <w:sz w:val="16"/>
+          <w:szCs w:val="16"/>
+        </w:rPr>
+        <w:t>Artículo 47.- Protección mínima del contrato</w:t>
+      </w:r>
+      <w:r>
+        <w:rPr>
+          <w:rFonts w:ascii="Arial Narrow" w:eastAsia="Arial Narrow" w:hAnsi="Arial Narrow" w:cs="Arial Narrow"/>
+          <w:b/>
+          <w:bCs/>
+          <w:sz w:val="16"/>
+          <w:szCs w:val="16"/>
+        </w:rPr>
+        <w:t xml:space="preserve"> de consumo</w:t>
+      </w:r>
+    </w:p>
+    <w:p>
+      <w:pPr>
+        <w:pStyle w:val="Textonotapie"/>
+        <w:ind w:left="567" w:right="-1"/>
+        <w:jc w:val="both"/>
+        <w:rPr>
+          <w:rFonts w:ascii="Arial Narrow" w:eastAsia="Arial Narrow" w:hAnsi="Arial Narrow" w:cs="Arial Narrow"/>
+          <w:sz w:val="16"/>
+          <w:szCs w:val="16"/>
+        </w:rPr>
+      </w:pPr>
+      <w:r>
+        <w:rPr>
+          <w:rFonts w:ascii="Arial Narrow" w:eastAsia="Arial Narrow" w:hAnsi="Arial Narrow" w:cs="Arial Narrow"/>
+          <w:sz w:val="16"/>
+          <w:szCs w:val="16"/>
+        </w:rPr>
+        <w:t>En los contratos de consumo se observa lo siguiente:</w:t>
+      </w:r>
+    </w:p>
+    <w:p>
+      <w:pPr>
+        <w:pStyle w:val="Textonotapie"/>
+        <w:ind w:left="567" w:right="-1"/>
+        <w:jc w:val="both"/>
+        <w:rPr>
+          <w:rFonts w:ascii="Arial Narrow" w:eastAsia="Arial Narrow" w:hAnsi="Arial Narrow" w:cs="Arial Narrow"/>
+          <w:sz w:val="16"/>
+          <w:szCs w:val="16"/>
+        </w:rPr>
+      </w:pPr>
+      <w:r>
+        <w:rPr>
+          <w:rFonts w:ascii="Arial Narrow" w:eastAsia="Arial Narrow" w:hAnsi="Arial Narrow" w:cs="Arial Narrow"/>
+          <w:sz w:val="16"/>
+          <w:szCs w:val="16"/>
+        </w:rPr>
+        <w:t>(…)</w:t>
+      </w:r>
+    </w:p>
+    <w:p>
+      <w:pPr>
+        <w:pStyle w:val="Textonotapie"/>
+        <w:ind w:left="567" w:right="-1"/>
+        <w:jc w:val="both"/>
+        <w:rPr>
+          <w:rFonts w:ascii="Arial Narrow" w:eastAsia="Arial Narrow" w:hAnsi="Arial Narrow" w:cs="Arial Narrow"/>
+          <w:sz w:val="16"/>
+          <w:szCs w:val="16"/>
+        </w:rPr>
+      </w:pPr>
+      <w:r>
+        <w:rPr>
+          <w:rFonts w:ascii="Arial Narrow" w:eastAsia="Arial Narrow" w:hAnsi="Arial Narrow" w:cs="Arial Narrow"/>
+          <w:sz w:val="16"/>
+          <w:szCs w:val="16"/>
+        </w:rPr>
+        <w:t>e. Los proveedores deben entregar a los usuarios copia de los contratos y demás documentación relacionada con dichos actos jurídicos cuando estos hayan sido celebrados por escrito, incluidas las condiciones generales de la contratación. Asimismo, cuando el consumidor solicite copia física o virtual de estos, el proveedor debe entregar los documentos en un plazo máximo de quince días hábiles contados desde que recibió la solicitud. Los proveedores son responsables de dejar constancia de la entrega de los documentos al consumidor.</w:t>
+      </w:r>
+    </w:p>
+    <w:p>
+      <w:pPr>
+        <w:pStyle w:val="Textonotapie"/>
+        <w:tabs>
+          <w:tab w:val="left" w:pos="567"/>
+        </w:tabs>
+        <w:ind w:left="567" w:right="-1" w:hanging="567"/>
+        <w:jc w:val="both"/>
+        <w:rPr>
+          <w:rFonts w:ascii="Arial Narrow" w:eastAsia="Arial Narrow" w:hAnsi="Arial Narrow" w:cs="Arial Narrow"/>
+          <w:b/>
+          <w:bCs/>
+          <w:sz w:val="16"/>
+          <w:szCs w:val="16"/>
+        </w:rPr>
+      </w:pPr>
+    </w:p>
+  </w:footnote>
+  <w:footnote w:id="7">
+    <w:p>
+      <w:pPr>
+        <w:pStyle w:val="Textonotapie"/>
+        <w:tabs>
+          <w:tab w:val="left" w:pos="567"/>
+        </w:tabs>
+        <w:ind w:left="567" w:right="-1" w:hanging="567"/>
+        <w:jc w:val="both"/>
+        <w:rPr>
+          <w:rFonts w:ascii="Arial Narrow" w:eastAsia="Arial Narrow" w:hAnsi="Arial Narrow" w:cs="Arial Narrow"/>
+          <w:b/>
+          <w:bCs/>
+          <w:sz w:val="16"/>
+          <w:szCs w:val="16"/>
+        </w:rPr>
+      </w:pPr>
+      <w:r>
+        <w:rPr>
+          <w:rStyle w:val="Refdenotaalpie"/>
+          <w:rFonts w:ascii="Arial Narrow" w:eastAsia="Arial Narrow" w:hAnsi="Arial Narrow" w:cs="Arial Narrow"/>
+          <w:sz w:val="16"/>
+          <w:szCs w:val="16"/>
+          <w:vertAlign w:val="superscript"/>
+        </w:rPr>
+        <w:footnoteRef/>
+      </w:r>
+      <w:r>
+        <w:rPr>
+          <w:rFonts w:ascii="Arial Narrow" w:eastAsia="Arial Narrow" w:hAnsi="Arial Narrow" w:cs="Arial Narrow"/>
+          <w:sz w:val="16"/>
+          <w:szCs w:val="16"/>
+        </w:rPr>
+        <w:tab/>
+        <w:t xml:space="preserve"/>
+      </w:r>
+      <w:r>
+        <w:rPr>
+          <w:rFonts w:ascii="Arial Narrow" w:eastAsia="Arial Narrow" w:hAnsi="Arial Narrow" w:cs="Arial Narrow"/>
+          <w:sz w:val="16"/>
+          <w:szCs w:val="16"/>
+        </w:rPr>
+        <w:tab/>
+      </w:r>
+      <w:r>
+        <w:rPr>
+          <w:rFonts w:ascii="Arial Narrow" w:eastAsia="Arial Narrow" w:hAnsi="Arial Narrow" w:cs="Arial Narrow"/>
+          <w:b/>
+          <w:bCs/>
+          <w:sz w:val="16"/>
+          <w:szCs w:val="16"/>
+        </w:rPr>
+        <w:t xml:space="preserve">LEY </w:t>
+      </w:r>
+      <w:proofErr w:type="spellStart"/>
+      <w:r>
+        <w:rPr>
+          <w:rFonts w:ascii="Arial Narrow" w:eastAsia="Arial Narrow" w:hAnsi="Arial Narrow" w:cs="Arial Narrow"/>
+          <w:b/>
+          <w:bCs/>
+          <w:sz w:val="16"/>
+          <w:szCs w:val="16"/>
+        </w:rPr>
+        <w:t/>
+      </w:r>
+      <w:proofErr w:type="spellEnd"/>
+      <w:r>
+        <w:rPr>
+          <w:rFonts w:ascii="Arial Narrow" w:eastAsia="Arial Narrow" w:hAnsi="Arial Narrow" w:cs="Arial Narrow"/>
+          <w:b/>
+          <w:bCs/>
+          <w:sz w:val="16"/>
+          <w:szCs w:val="16"/>
+        </w:rPr>
+        <w:t xml:space="preserve">29571, CÓDIGO DE PROTECCIÓN Y DEFENSA DEL CONSUMIDOR, publicado el 2 de setiembre de 2010 y modificado por Decreto Legislativo </w:t>
+      </w:r>
+      <w:proofErr w:type="spellStart"/>
+      <w:r>
+        <w:rPr>
+          <w:rFonts w:ascii="Arial Narrow" w:eastAsia="Arial Narrow" w:hAnsi="Arial Narrow" w:cs="Arial Narrow"/>
+          <w:b/>
+          <w:bCs/>
+          <w:sz w:val="16"/>
+          <w:szCs w:val="16"/>
+        </w:rPr>
+        <w:t/>
+      </w:r>
+      <w:proofErr w:type="spellEnd"/>
+      <w:r>
+        <w:rPr>
+          <w:rFonts w:ascii="Arial Narrow" w:eastAsia="Arial Narrow" w:hAnsi="Arial Narrow" w:cs="Arial Narrow"/>
+          <w:b/>
+          <w:bCs/>
+          <w:sz w:val="16"/>
+          <w:szCs w:val="16"/>
+        </w:rPr>
+        <w:t xml:space="preserve">1308 </w:t>
+      </w:r>
+    </w:p>
+    <w:p>
+      <w:pPr>
+        <w:pStyle w:val="Textonotapie"/>
+        <w:ind w:left="567" w:right="-1"/>
+        <w:jc w:val="both"/>
+        <w:rPr>
+          <w:rFonts w:ascii="Arial Narrow" w:eastAsia="Arial Narrow" w:hAnsi="Arial Narrow" w:cs="Arial Narrow"/>
+          <w:b/>
+          <w:bCs/>
+          <w:sz w:val="16"/>
+          <w:szCs w:val="16"/>
+        </w:rPr>
+      </w:pPr>
+      <w:r>
+        <w:rPr>
+          <w:rFonts w:ascii="Arial Narrow" w:eastAsia="Arial Narrow" w:hAnsi="Arial Narrow" w:cs="Arial Narrow"/>
+          <w:b/>
+          <w:bCs/>
+          <w:sz w:val="16"/>
+          <w:szCs w:val="16"/>
+        </w:rPr>
+        <w:t xml:space="preserve">Artículo 18.- Idoneidad </w:t>
+      </w:r>
+    </w:p>
+    <w:p>
+      <w:pPr>
+        <w:pStyle w:val="Textonotapie"/>
+        <w:ind w:left="567" w:right="-1"/>
+        <w:jc w:val="both"/>
+        <w:rPr>
+          <w:rFonts w:ascii="Arial Narrow" w:eastAsia="Arial Narrow" w:hAnsi="Arial Narrow" w:cs="Arial Narrow"/>
+          <w:sz w:val="16"/>
+          <w:szCs w:val="16"/>
+        </w:rPr>
+      </w:pPr>
+      <w:r>
+        <w:rPr>
+          <w:rFonts w:ascii="Arial Narrow" w:eastAsia="Arial Narrow" w:hAnsi="Arial Narrow" w:cs="Arial Narrow"/>
+          <w:sz w:val="16"/>
+          <w:szCs w:val="16"/>
+        </w:rPr>
+        <w:t xml:space="preserve">Se entiende por idoneidad la correspondencia entre lo que un consumidor espera y lo que efectivamente recibe, en función a lo que se le hubiera ofrecido, la publicidad e información transmitida, las condiciones y circunstancias de la transacción, las características y naturaleza del producto o servicio, el precio, entre otros factores, atendiendo a las circunstancias del caso. </w:t>
+      </w:r>
+    </w:p>
+    <w:p>
+      <w:pPr>
+        <w:pStyle w:val="Textonotapie"/>
+        <w:ind w:left="567" w:right="-1"/>
+        <w:jc w:val="both"/>
+        <w:rPr>
+          <w:rFonts w:ascii="Arial Narrow" w:eastAsia="Arial Narrow" w:hAnsi="Arial Narrow" w:cs="Arial Narrow"/>
+          <w:sz w:val="16"/>
+          <w:szCs w:val="16"/>
+        </w:rPr>
+      </w:pPr>
+      <w:r>
+        <w:rPr>
+          <w:rFonts w:ascii="Arial Narrow" w:eastAsia="Arial Narrow" w:hAnsi="Arial Narrow" w:cs="Arial Narrow"/>
+          <w:sz w:val="16"/>
+          <w:szCs w:val="16"/>
+        </w:rPr>
+        <w:t xml:space="preserve">La idoneidad es evaluada en función a la propia naturaleza del producto o servicio y a su aptitud para satisfacer la finalidad para la cual ha sido puesto en el mercado. Las autorizaciones por parte de los organismos del Estado para la fabricación de un producto o la prestación de un servicio, en los casos que sea necesario, no eximen de responsabilidad al proveedor frente al consumidor. </w:t>
+      </w:r>
+    </w:p>
+    <w:p>
+      <w:pPr>
+        <w:pStyle w:val="Textonotapie"/>
+        <w:ind w:left="567" w:right="-1"/>
+        <w:jc w:val="both"/>
+        <w:rPr>
+          <w:rFonts w:ascii="Arial Narrow" w:eastAsia="Arial Narrow" w:hAnsi="Arial Narrow" w:cs="Arial Narrow"/>
+          <w:sz w:val="16"/>
+          <w:szCs w:val="16"/>
+        </w:rPr>
+      </w:pPr>
+      <w:r>
+        <w:rPr>
+          <w:rFonts w:ascii="Arial Narrow" w:eastAsia="Arial Narrow" w:hAnsi="Arial Narrow" w:cs="Arial Narrow"/>
+          <w:b/>
+          <w:bCs/>
+          <w:sz w:val="16"/>
+          <w:szCs w:val="16"/>
+        </w:rPr>
+        <w:t xml:space="preserve">Artículo 19.- Obligación de los proveedores </w:t>
+      </w:r>
+    </w:p>
+    <w:p>
+      <w:pPr>
+        <w:pStyle w:val="Textonotapie"/>
+        <w:ind w:left="567" w:right="-1"/>
+        <w:jc w:val="both"/>
+        <w:rPr>
+          <w:rFonts w:ascii="Arial Narrow" w:eastAsia="Arial Narrow" w:hAnsi="Arial Narrow" w:cs="Arial Narrow"/>
+          <w:sz w:val="16"/>
+          <w:szCs w:val="16"/>
+        </w:rPr>
+      </w:pPr>
+      <w:r>
+        <w:rPr>
+          <w:rFonts w:ascii="Arial Narrow" w:eastAsia="Arial Narrow" w:hAnsi="Arial Narrow" w:cs="Arial Narrow"/>
+          <w:sz w:val="16"/>
+          <w:szCs w:val="16"/>
+        </w:rPr>
+        <w:t>El proveedor responde por la idoneidad y calidad de los productos y servicios ofrecidos; por la autenticidad de las marcas y leyendas que exhiben sus productos o del signo que respalda al prestador del servicio, por la falta de conformidad entre la publicidad comercial de los productos y servicios y estos, así como por el contenido y la vida útil del producto indicado en el envase, en lo que corresponda.</w:t>
+      </w:r>
+    </w:p>
+    <w:p>
+      <w:pPr>
+        <w:pStyle w:val="Textonotapie"/>
+        <w:tabs>
+          <w:tab w:val="left" w:pos="567"/>
+        </w:tabs>
+        <w:ind w:left="567" w:right="-1" w:hanging="567"/>
+        <w:jc w:val="both"/>
+        <w:rPr>
+          <w:rFonts w:ascii="Arial Narrow" w:eastAsia="Arial Narrow" w:hAnsi="Arial Narrow" w:cs="Arial Narrow"/>
+          <w:b/>
+          <w:bCs/>
+          <w:sz w:val="16"/>
+          <w:szCs w:val="16"/>
+        </w:rPr>
+      </w:pPr>
+    </w:p>
+  </w:footnote>
+  <w:footnote w:id="8">
+    <w:p>
+      <w:pPr>
+        <w:pStyle w:val="Textonotapie"/>
+        <w:tabs>
+          <w:tab w:val="left" w:pos="567"/>
+        </w:tabs>
+        <w:ind w:left="567" w:right="-1" w:hanging="567"/>
+        <w:jc w:val="both"/>
+        <w:rPr>
+          <w:rFonts w:ascii="Arial Narrow" w:eastAsia="Arial Narrow" w:hAnsi="Arial Narrow" w:cs="Arial Narrow"/>
+          <w:b/>
+          <w:bCs/>
+          <w:sz w:val="16"/>
+          <w:szCs w:val="16"/>
+        </w:rPr>
+      </w:pPr>
+      <w:r>
+        <w:rPr>
+          <w:rStyle w:val="Refdenotaalpie"/>
+          <w:rFonts w:ascii="Arial Narrow" w:eastAsia="Arial Narrow" w:hAnsi="Arial Narrow" w:cs="Arial Narrow"/>
+          <w:sz w:val="16"/>
+          <w:szCs w:val="16"/>
+          <w:vertAlign w:val="superscript"/>
+        </w:rPr>
+        <w:footnoteRef/>
+      </w:r>
+      <w:r>
+        <w:rPr>
+          <w:rFonts w:ascii="Arial Narrow" w:eastAsia="Arial Narrow" w:hAnsi="Arial Narrow" w:cs="Arial Narrow"/>
+          <w:sz w:val="16"/>
+          <w:szCs w:val="16"/>
+        </w:rPr>
+        <w:tab/>
+        <w:t xml:space="preserve"/>
+      </w:r>
+      <w:r>
+        <w:rPr>
+          <w:rFonts w:ascii="Arial Narrow" w:eastAsia="Arial Narrow" w:hAnsi="Arial Narrow" w:cs="Arial Narrow"/>
+          <w:sz w:val="16"/>
+          <w:szCs w:val="16"/>
+        </w:rPr>
+        <w:tab/>
+      </w:r>
+      <w:r>
+        <w:rPr>
+          <w:rFonts w:ascii="Arial Narrow" w:eastAsia="Arial Narrow" w:hAnsi="Arial Narrow" w:cs="Arial Narrow"/>
+          <w:b/>
+          <w:bCs/>
+          <w:sz w:val="16"/>
+          <w:szCs w:val="16"/>
+        </w:rPr>
+        <w:t xml:space="preserve">LEY </w:t>
+      </w:r>
+      <w:proofErr w:type="spellStart"/>
+      <w:r>
+        <w:rPr>
+          <w:rFonts w:ascii="Arial Narrow" w:eastAsia="Arial Narrow" w:hAnsi="Arial Narrow" w:cs="Arial Narrow"/>
+          <w:b/>
+          <w:bCs/>
+          <w:sz w:val="16"/>
+          <w:szCs w:val="16"/>
+        </w:rPr>
+        <w:t/>
+      </w:r>
+      <w:proofErr w:type="spellEnd"/>
+      <w:r>
+        <w:rPr>
+          <w:rFonts w:ascii="Arial Narrow" w:eastAsia="Arial Narrow" w:hAnsi="Arial Narrow" w:cs="Arial Narrow"/>
+          <w:b/>
+          <w:bCs/>
+          <w:sz w:val="16"/>
+          <w:szCs w:val="16"/>
+        </w:rPr>
+        <w:t xml:space="preserve">29571, CÓDIGO DE PROTECCIÓN Y DEFENSA DEL CONSUMIDOR, publicado el 2 de setiembre de 2010 y modificado por Decreto Legislativo </w:t>
+      </w:r>
+      <w:proofErr w:type="spellStart"/>
+      <w:r>
+        <w:rPr>
+          <w:rFonts w:ascii="Arial Narrow" w:eastAsia="Arial Narrow" w:hAnsi="Arial Narrow" w:cs="Arial Narrow"/>
+          <w:b/>
+          <w:bCs/>
+          <w:sz w:val="16"/>
+          <w:szCs w:val="16"/>
+        </w:rPr>
+        <w:t/>
+      </w:r>
+      <w:proofErr w:type="spellEnd"/>
+      <w:r>
+        <w:rPr>
+          <w:rFonts w:ascii="Arial Narrow" w:eastAsia="Arial Narrow" w:hAnsi="Arial Narrow" w:cs="Arial Narrow"/>
+          <w:b/>
+          <w:bCs/>
+          <w:sz w:val="16"/>
+          <w:szCs w:val="16"/>
+        </w:rPr>
+        <w:t xml:space="preserve">1308 </w:t>
+      </w:r>
+    </w:p>
+    <w:p>
+      <w:pPr>
+        <w:pStyle w:val="Textonotapie"/>
+        <w:ind w:firstLine="567"/>
+        <w:jc w:val="both"/>
+        <w:rPr>
+          <w:rFonts w:ascii="Arial Narrow" w:eastAsia="Arial Narrow" w:hAnsi="Arial Narrow" w:cs="Arial Narrow"/>
+          <w:b/>
+          <w:bCs/>
+          <w:sz w:val="16"/>
+          <w:szCs w:val="16"/>
+        </w:rPr>
+      </w:pPr>
+      <w:r>
+        <w:rPr>
+          <w:rFonts w:ascii="Arial Narrow" w:eastAsia="Arial Narrow" w:hAnsi="Arial Narrow" w:cs="Arial Narrow"/>
+          <w:b/>
+          <w:bCs/>
+          <w:sz w:val="16"/>
+          <w:szCs w:val="16"/>
+        </w:rPr>
+        <w:t>Artículo 1.- Derechos de los consumidores</w:t>
+      </w:r>
+    </w:p>
+    <w:p>
+      <w:pPr>
+        <w:pStyle w:val="Textonotapie"/>
+        <w:tabs>
+          <w:tab w:val="left" w:pos="567"/>
+        </w:tabs>
+        <w:jc w:val="both"/>
+        <w:rPr>
+          <w:rFonts w:ascii="Arial Narrow" w:eastAsia="Arial Narrow" w:hAnsi="Arial Narrow" w:cs="Arial Narrow"/>
+          <w:sz w:val="16"/>
+          <w:szCs w:val="16"/>
+        </w:rPr>
+      </w:pPr>
+      <w:r>
+        <w:rPr>
+          <w:rFonts w:ascii="Arial Narrow" w:eastAsia="Arial Narrow" w:hAnsi="Arial Narrow" w:cs="Arial Narrow"/>
+          <w:sz w:val="16"/>
+          <w:szCs w:val="16"/>
+        </w:rPr>
+        <w:tab/>
+        <w:t>1.1 (…)</w:t>
+      </w:r>
+    </w:p>
+    <w:p>
+      <w:pPr>
+        <w:pStyle w:val="Textonotapie"/>
+        <w:tabs>
+          <w:tab w:val="left" w:pos="567"/>
+        </w:tabs>
+        <w:ind w:left="570"/>
+        <w:jc w:val="both"/>
+        <w:rPr>
+          <w:rFonts w:ascii="Arial Narrow" w:eastAsia="Arial Narrow" w:hAnsi="Arial Narrow" w:cs="Arial Narrow"/>
+          <w:sz w:val="16"/>
+          <w:szCs w:val="16"/>
+        </w:rPr>
+      </w:pPr>
+      <w:r>
+        <w:rPr>
+          <w:rFonts w:ascii="Arial Narrow" w:eastAsia="Arial Narrow" w:hAnsi="Arial Narrow" w:cs="Arial Narrow"/>
+          <w:sz w:val="16"/>
+          <w:szCs w:val="16"/>
+        </w:rPr>
+        <w:t xml:space="preserve">b. </w:t>
+      </w:r>
+      <w:r>
+        <w:rPr>
+          <w:rFonts w:ascii="Arial Narrow" w:eastAsia="Arial Narrow" w:hAnsi="Arial Narrow" w:cs="Arial Narrow"/>
+          <w:sz w:val="16"/>
+          <w:szCs w:val="16"/>
+        </w:rPr>
+        <w:t xml:space="preserve">Derecho a acceder a información oportuna, suficiente, veraz y fácilmente accesible, relevante para tomar una decisión o realizar una elección de consumo que se ajuste a sus intereses, así como para efectuar un uso o consumo adecuado de los productos o servicios. </w:t>
+      </w:r>
+    </w:p>
+    <w:p>
+      <w:pPr>
+        <w:pStyle w:val="Textonotapie"/>
+        <w:tabs>
+          <w:tab w:val="left" w:pos="567"/>
+        </w:tabs>
+        <w:ind w:left="567" w:right="-1" w:hanging="567"/>
+        <w:jc w:val="both"/>
+        <w:rPr>
+          <w:rFonts w:ascii="Arial Narrow" w:eastAsia="Arial Narrow" w:hAnsi="Arial Narrow" w:cs="Arial Narrow"/>
+          <w:sz w:val="16"/>
+          <w:szCs w:val="16"/>
+        </w:rPr>
+      </w:pPr>
+      <w:r>
+        <w:rPr>
+          <w:rFonts w:ascii="Arial Narrow" w:eastAsia="Arial Narrow" w:hAnsi="Arial Narrow" w:cs="Arial Narrow"/>
+          <w:sz w:val="16"/>
+          <w:szCs w:val="16"/>
+        </w:rPr>
+        <w:tab/>
+        <w:t>(…).</w:t>
+      </w:r>
+    </w:p>
+    <w:p>
+      <w:pPr>
+        <w:pStyle w:val="Textonotapie"/>
+        <w:ind w:firstLine="567"/>
+        <w:jc w:val="both"/>
+        <w:rPr>
+          <w:rFonts w:ascii="Arial Narrow" w:eastAsia="Arial Narrow" w:hAnsi="Arial Narrow" w:cs="Arial Narrow"/>
+          <w:b/>
+          <w:bCs/>
+          <w:sz w:val="16"/>
+          <w:szCs w:val="16"/>
+        </w:rPr>
+      </w:pPr>
+      <w:r>
+        <w:rPr>
+          <w:rFonts w:ascii="Arial Narrow" w:eastAsia="Arial Narrow" w:hAnsi="Arial Narrow" w:cs="Arial Narrow"/>
+          <w:b/>
+          <w:bCs/>
+          <w:sz w:val="16"/>
+          <w:szCs w:val="16"/>
+        </w:rPr>
+        <w:t>Artículo 2.- Información relevante</w:t>
+      </w:r>
+    </w:p>
+    <w:p>
+      <w:pPr>
+        <w:pStyle w:val="Textonotapie"/>
+        <w:tabs>
+          <w:tab w:val="left" w:pos="567"/>
+        </w:tabs>
+        <w:ind w:left="567"/>
+        <w:jc w:val="both"/>
+        <w:rPr>
+          <w:rFonts w:ascii="Arial Narrow" w:eastAsia="Arial Narrow" w:hAnsi="Arial Narrow" w:cs="Arial Narrow"/>
+          <w:sz w:val="16"/>
+          <w:szCs w:val="16"/>
+        </w:rPr>
+      </w:pPr>
+      <w:r>
+        <w:rPr>
+          <w:rFonts w:ascii="Arial Narrow" w:eastAsia="Arial Narrow" w:hAnsi="Arial Narrow" w:cs="Arial Narrow"/>
+          <w:sz w:val="16"/>
+          <w:szCs w:val="16"/>
+        </w:rPr>
+        <w:t xml:space="preserve">2.1 El proveedor tiene la obligación de ofrecer al consumidor toda la información relevante para tomar una decisión o realizar una elección adecuada de consumo, así como para efectuar un uso o consumo adecuado de los productos o servicios. </w:t>
+      </w:r>
+    </w:p>
+    <w:p>
+      <w:pPr>
+        <w:pStyle w:val="Textonotapie"/>
+        <w:tabs>
+          <w:tab w:val="left" w:pos="567"/>
+        </w:tabs>
+        <w:ind w:left="567"/>
+        <w:jc w:val="both"/>
+        <w:rPr>
+          <w:rFonts w:ascii="Arial Narrow" w:eastAsia="Arial Narrow" w:hAnsi="Arial Narrow" w:cs="Arial Narrow"/>
+          <w:sz w:val="16"/>
+          <w:szCs w:val="16"/>
+        </w:rPr>
+      </w:pPr>
+      <w:r>
+        <w:rPr>
+          <w:rFonts w:ascii="Arial Narrow" w:eastAsia="Arial Narrow" w:hAnsi="Arial Narrow" w:cs="Arial Narrow"/>
+          <w:sz w:val="16"/>
+          <w:szCs w:val="16"/>
+        </w:rPr>
+        <w:t xml:space="preserve">2.2 La información debe ser veraz, suficiente, de fácil comprensión, apropiada, oportuna y fácilmente accesible, debiendo ser brindada en idioma castellano. </w:t>
+      </w:r>
+    </w:p>
+    <w:p>
+      <w:pPr>
+        <w:pStyle w:val="Textonotapie"/>
+        <w:tabs>
+          <w:tab w:val="left" w:pos="567"/>
+        </w:tabs>
+        <w:ind w:left="567"/>
+        <w:jc w:val="both"/>
+        <w:rPr>
+          <w:rFonts w:ascii="Arial Narrow" w:eastAsia="Arial Narrow" w:hAnsi="Arial Narrow" w:cs="Arial Narrow"/>
+          <w:sz w:val="16"/>
+          <w:szCs w:val="16"/>
+        </w:rPr>
+      </w:pPr>
+      <w:r>
+        <w:rPr>
+          <w:rFonts w:ascii="Arial Narrow" w:eastAsia="Arial Narrow" w:hAnsi="Arial Narrow" w:cs="Arial Narrow"/>
+          <w:sz w:val="16"/>
+          <w:szCs w:val="16"/>
+        </w:rPr>
+        <w:t xml:space="preserve">2.3 Sin perjuicio de las exigencias concretas de las normas sectoriales correspondientes, para analizar la información relevante se tiene en consideración a toda aquella sin la cual no se hubiera adoptado la decisión de consumo o se hubiera efectuado en términos substancialmente distintos. Para ello se debe examinar si la información omitida desnaturaliza las condiciones en que se realizó la oferta al consumidor. </w:t>
+      </w:r>
+    </w:p>
+    <w:p>
+      <w:pPr>
+        <w:pStyle w:val="Textonotapie"/>
+        <w:tabs>
+          <w:tab w:val="left" w:pos="567"/>
+        </w:tabs>
+        <w:ind w:left="567"/>
+        <w:jc w:val="both"/>
+        <w:rPr>
+          <w:rFonts w:ascii="Arial Narrow" w:eastAsia="Arial Narrow" w:hAnsi="Arial Narrow" w:cs="Arial Narrow"/>
+          <w:sz w:val="16"/>
+          <w:szCs w:val="16"/>
+        </w:rPr>
+      </w:pPr>
+      <w:r>
+        <w:rPr>
+          <w:rFonts w:ascii="Arial Narrow" w:eastAsia="Arial Narrow" w:hAnsi="Arial Narrow" w:cs="Arial Narrow"/>
+          <w:sz w:val="16"/>
+          <w:szCs w:val="16"/>
+        </w:rPr>
+        <w:t>2.4 Al evaluarse la información, deben considerarse los problemas de confusión que generarían al consumidor el suministro de información excesiva o sumamente compleja, atendiendo a la naturaleza del producto adquirido o al servicio contratado</w:t>
+      </w:r>
+      <w:r>
+        <w:rPr>
+          <w:rFonts w:ascii="Arial Narrow" w:eastAsia="Arial Narrow" w:hAnsi="Arial Narrow" w:cs="Arial Narrow"/>
+          <w:sz w:val="16"/>
+          <w:szCs w:val="16"/>
+        </w:rPr>
+        <w:t xml:space="preserve">. </w:t>
+      </w:r>
+    </w:p>
+    <w:p>
+      <w:pPr>
+        <w:pStyle w:val="Textonotapie"/>
+        <w:tabs>
+          <w:tab w:val="left" w:pos="567"/>
+        </w:tabs>
+        <w:ind w:left="567" w:right="-1" w:hanging="567"/>
+        <w:jc w:val="both"/>
+        <w:rPr>
+          <w:rFonts w:ascii="Arial Narrow" w:eastAsia="Arial Narrow" w:hAnsi="Arial Narrow" w:cs="Arial Narrow"/>
+          <w:b/>
+          <w:bCs/>
+          <w:sz w:val="16"/>
+          <w:szCs w:val="16"/>
+        </w:rPr>
+      </w:pPr>
+    </w:p>
+  </w:footnote>
+  <w:footnote w:id="9">
+    <w:p>
+      <w:pPr>
+        <w:pStyle w:val="Textonotapie"/>
+        <w:tabs>
+          <w:tab w:val="left" w:pos="567"/>
+        </w:tabs>
+        <w:ind w:left="567" w:right="-1" w:hanging="567"/>
+        <w:jc w:val="both"/>
+        <w:rPr>
+          <w:rFonts w:ascii="Arial Narrow" w:eastAsia="Arial Narrow" w:hAnsi="Arial Narrow" w:cs="Arial Narrow"/>
+          <w:sz w:val="16"/>
+          <w:szCs w:val="16"/>
+        </w:rPr>
+      </w:pPr>
+      <w:r>
+        <w:rPr>
+          <w:rStyle w:val="Refdenotaalpie"/>
+          <w:rFonts w:ascii="Arial Narrow" w:eastAsia="Arial Narrow" w:hAnsi="Arial Narrow" w:cs="Arial Narrow"/>
+          <w:sz w:val="16"/>
+          <w:szCs w:val="16"/>
+          <w:vertAlign w:val="superscript"/>
+        </w:rPr>
+        <w:footnoteRef/>
+      </w:r>
+      <w:r>
+        <w:rPr>
+          <w:rFonts w:ascii="Arial Narrow" w:eastAsia="Arial Narrow" w:hAnsi="Arial Narrow" w:cs="Arial Narrow"/>
+          <w:sz w:val="16"/>
+          <w:szCs w:val="16"/>
+        </w:rPr>
+        <w:tab/>
+        <w:t xml:space="preserve"/>
+      </w:r>
+      <w:r>
+        <w:rPr>
+          <w:rFonts w:ascii="Arial Narrow" w:eastAsia="Arial Narrow" w:hAnsi="Arial Narrow" w:cs="Arial Narrow"/>
+          <w:sz w:val="16"/>
+          <w:szCs w:val="16"/>
+        </w:rPr>
+        <w:tab/>
+      </w:r>
+      <w:r>
+        <w:rPr>
+          <w:rFonts w:ascii="Arial Narrow" w:eastAsia="Arial Narrow" w:hAnsi="Arial Narrow" w:cs="Arial Narrow"/>
+          <w:b/>
+          <w:bCs/>
+          <w:sz w:val="16"/>
+          <w:szCs w:val="16"/>
+        </w:rPr>
+        <w:t xml:space="preserve">LEY SOBRE FACULTADES, NORMAS Y ORGANIZACIÓN DEL INDECOPI, APROBADA POR DECRETO LEGISLATIVO </w:t>
+      </w:r>
+      <w:proofErr w:type="spellStart"/>
+      <w:r>
+        <w:rPr>
+          <w:rFonts w:ascii="Arial Narrow" w:eastAsia="Arial Narrow" w:hAnsi="Arial Narrow" w:cs="Arial Narrow"/>
+          <w:b/>
+          <w:bCs/>
+          <w:sz w:val="16"/>
+          <w:szCs w:val="16"/>
+        </w:rPr>
+        <w:t/>
+      </w:r>
+      <w:proofErr w:type="spellEnd"/>
+      <w:r>
+        <w:rPr>
+          <w:rFonts w:ascii="Arial Narrow" w:eastAsia="Arial Narrow" w:hAnsi="Arial Narrow" w:cs="Arial Narrow"/>
+          <w:b/>
+          <w:bCs/>
+          <w:sz w:val="16"/>
+          <w:szCs w:val="16"/>
+        </w:rPr>
+        <w:t xml:space="preserve">807 Artículo 24.-</w:t>
+      </w:r>
+      <w:r>
+        <w:rPr>
+          <w:rFonts w:ascii="Arial Narrow" w:eastAsia="Arial Narrow" w:hAnsi="Arial Narrow" w:cs="Arial Narrow"/>
+          <w:sz w:val="16"/>
+          <w:szCs w:val="16"/>
+        </w:rPr>
+        <w:t xml:space="preserve"> El </w:t>
+      </w:r>
+      <w:proofErr w:type="gramStart"/>
+      <w:r>
+        <w:rPr>
+          <w:rFonts w:ascii="Arial Narrow" w:eastAsia="Arial Narrow" w:hAnsi="Arial Narrow" w:cs="Arial Narrow"/>
+          <w:sz w:val="16"/>
+          <w:szCs w:val="16"/>
+        </w:rPr>
         <w:t>Secretario Técnico</w:t>
       </w:r>
       <w:proofErr w:type="gramEnd"/>
@@ -8009,7 +9301,157 @@
           <w:sz w:val="16"/>
           <w:szCs w:val="16"/>
         </w:rPr>
-        <w:t xml:space="preserve"> se encargará de la tramitación del procedimiento. Para ello, cuenta con las siguientes facultades: </w:t>
+        <w:t xml:space="preserve"> se encargará de la tramitación del procedimiento. Para ello, cuenta con las siguientes facultades:</w:t>
+      </w:r>
+    </w:p>
+    <w:p>
+      <w:pPr>
+        <w:pStyle w:val="Textonotapie"/>
+        <w:tabs>
+          <w:tab w:val="left" w:pos="567"/>
+        </w:tabs>
+        <w:ind w:left="567" w:right="-1" w:hanging="567"/>
+        <w:jc w:val="both"/>
+        <w:rPr>
+          <w:rFonts w:ascii="Arial Narrow" w:eastAsia="Arial Narrow" w:hAnsi="Arial Narrow" w:cs="Arial Narrow"/>
+          <w:sz w:val="16"/>
+          <w:szCs w:val="16"/>
+        </w:rPr>
+      </w:pPr>
+      <w:r>
+        <w:rPr>
+          <w:rFonts w:ascii="Arial Narrow" w:eastAsia="Arial Narrow" w:hAnsi="Arial Narrow" w:cs="Arial Narrow"/>
+          <w:sz w:val="16"/>
+          <w:szCs w:val="16"/>
+        </w:rPr>
+        <w:tab/>
+        <w:t xml:space="preserve">(...) </w:t>
+      </w:r>
+    </w:p>
+    <w:p>
+      <w:pPr>
+        <w:pStyle w:val="Textonotapie"/>
+        <w:tabs>
+          <w:tab w:val="left" w:pos="567"/>
+        </w:tabs>
+        <w:ind w:left="567" w:right="-1" w:hanging="567"/>
+        <w:jc w:val="both"/>
+        <w:rPr>
+          <w:rFonts w:ascii="Arial Narrow" w:eastAsia="Arial Narrow" w:hAnsi="Arial Narrow" w:cs="Arial Narrow"/>
+          <w:sz w:val="16"/>
+          <w:szCs w:val="16"/>
+        </w:rPr>
+      </w:pPr>
+      <w:r>
+        <w:rPr>
+          <w:rFonts w:ascii="Arial Narrow" w:eastAsia="Arial Narrow" w:hAnsi="Arial Narrow" w:cs="Arial Narrow"/>
+          <w:sz w:val="16"/>
+          <w:szCs w:val="16"/>
+        </w:rPr>
+        <w:tab/>
+        <w:t xml:space="preserve">c) Admitir denuncias a trámite, en aquellos casos en que la Comisión le haya delegado esta facultad. </w:t>
+      </w:r>
+    </w:p>
+    <w:p>
+      <w:pPr>
+        <w:pStyle w:val="Textonotapie"/>
+        <w:tabs>
+          <w:tab w:val="left" w:pos="567"/>
+        </w:tabs>
+        <w:ind w:left="567" w:right="-1" w:hanging="567"/>
+        <w:jc w:val="both"/>
+        <w:rPr>
+          <w:rFonts w:ascii="Arial Narrow" w:eastAsia="Arial Narrow" w:hAnsi="Arial Narrow" w:cs="Arial Narrow"/>
+          <w:sz w:val="16"/>
+          <w:szCs w:val="16"/>
+        </w:rPr>
+      </w:pPr>
+      <w:r>
+        <w:rPr>
+          <w:rFonts w:ascii="Arial Narrow" w:eastAsia="Arial Narrow" w:hAnsi="Arial Narrow" w:cs="Arial Narrow"/>
+          <w:sz w:val="16"/>
+          <w:szCs w:val="16"/>
+        </w:rPr>
+        <w:tab/>
+        <w:t>(...).</w:t>
+      </w:r>
+    </w:p>
+    <w:p>
+      <w:pPr>
+        <w:pStyle w:val="Textonotapie"/>
+        <w:tabs>
+          <w:tab w:val="left" w:pos="567"/>
+        </w:tabs>
+        <w:ind w:left="567" w:right="-1" w:hanging="567"/>
+        <w:jc w:val="both"/>
+        <w:rPr>
+          <w:rFonts w:ascii="Arial Narrow" w:eastAsia="Arial Narrow" w:hAnsi="Arial Narrow" w:cs="Arial Narrow"/>
+          <w:sz w:val="16"/>
+          <w:szCs w:val="16"/>
+        </w:rPr>
+      </w:pPr>
+    </w:p>
+  </w:footnote>
+  <w:footnote w:id="10">
+    <w:p>
+      <w:pPr>
+        <w:pStyle w:val="Textonotapie"/>
+        <w:tabs>
+          <w:tab w:val="left" w:pos="567"/>
+        </w:tabs>
+        <w:ind w:left="567" w:hanging="567"/>
+        <w:jc w:val="both"/>
+        <w:rPr>
+          <w:rFonts w:ascii="Arial Narrow" w:eastAsia="Arial Narrow" w:hAnsi="Arial Narrow" w:cs="Arial Narrow"/>
+          <w:sz w:val="16"/>
+          <w:szCs w:val="16"/>
+        </w:rPr>
+      </w:pPr>
+      <w:r>
+        <w:rPr>
+          <w:rStyle w:val="Refdenotaalpie"/>
+          <w:rFonts w:ascii="Arial Narrow" w:eastAsia="Arial Narrow" w:hAnsi="Arial Narrow" w:cs="Arial Narrow"/>
+          <w:sz w:val="16"/>
+          <w:szCs w:val="16"/>
+          <w:vertAlign w:val="superscript"/>
+        </w:rPr>
+        <w:footnoteRef/>
+      </w:r>
+      <w:r>
+        <w:rPr>
+          <w:rFonts w:ascii="Arial Narrow" w:eastAsia="Arial Narrow" w:hAnsi="Arial Narrow" w:cs="Arial Narrow"/>
+          <w:sz w:val="16"/>
+          <w:szCs w:val="16"/>
+        </w:rPr>
+        <w:tab/>
+        <w:t xml:space="preserve"/>
+      </w:r>
+      <w:r>
+        <w:rPr>
+          <w:rFonts w:ascii="Arial Narrow" w:eastAsia="Arial Narrow" w:hAnsi="Arial Narrow" w:cs="Arial Narrow"/>
+          <w:sz w:val="16"/>
+          <w:szCs w:val="16"/>
+        </w:rPr>
+        <w:tab/>
+        <w:t xml:space="preserve">El número de trabajadores se atenderá siempre que la empresa haya sido constituida antes de la vigencia de la Ley </w:t>
+      </w:r>
+      <w:proofErr w:type="spellStart"/>
+      <w:r>
+        <w:rPr>
+          <w:rFonts w:ascii="Arial Narrow" w:eastAsia="Arial Narrow" w:hAnsi="Arial Narrow" w:cs="Arial Narrow"/>
+          <w:sz w:val="16"/>
+          <w:szCs w:val="16"/>
+        </w:rPr>
+        <w:t/>
+      </w:r>
+      <w:proofErr w:type="spellEnd"/>
+      <w:r>
+        <w:rPr>
+          <w:rFonts w:ascii="Arial Narrow" w:eastAsia="Arial Narrow" w:hAnsi="Arial Narrow" w:cs="Arial Narrow"/>
+          <w:sz w:val="16"/>
+          <w:szCs w:val="16"/>
+        </w:rPr>
+        <w:t xml:space="preserve">30056, publicada el 2 de julio de 2013, que modificó el artículo 5 del Texto Único Ordenado de la Ley de Promoción de la Competitividad, Formalización y Desarrollo de la Micro y Pequeña Empresa y de Acceso al Empleo Decente (LEY MYPE). Ello, en la medida que la Tercera Disposición Complementaria Transitoria de la norma modificatoria precisa que las empresas constituidas antes de la </w:t>
       </w:r>
       <w:proofErr w:type="gramStart"/>
       <w:r>
@@ -8018,7 +9460,7 @@
           <w:sz w:val="16"/>
           <w:szCs w:val="16"/>
         </w:rPr>
-        <w:t>a)Notificar</w:t>
+        <w:t>entrada en vigencia</w:t>
       </w:r>
       <w:proofErr w:type="gramEnd"/>
       <w:r>
@@ -8027,25 +9469,7 @@
           <w:sz w:val="16"/>
           <w:szCs w:val="16"/>
         </w:rPr>
-        <w:t xml:space="preserve"> al interesado </w:t>
-      </w:r>
-      <w:proofErr w:type="gramStart"/>
-      <w:r>
-        <w:rPr>
-          <w:rFonts w:ascii="Arial Narrow" w:eastAsia="Arial Narrow" w:hAnsi="Arial Narrow" w:cs="Arial Narrow"/>
-          <w:sz w:val="16"/>
-          <w:szCs w:val="16"/>
-        </w:rPr>
-        <w:t>en caso que</w:t>
-      </w:r>
-      <w:proofErr w:type="gramEnd"/>
-      <w:r>
-        <w:rPr>
-          <w:rFonts w:ascii="Arial Narrow" w:eastAsia="Arial Narrow" w:hAnsi="Arial Narrow" w:cs="Arial Narrow"/>
-          <w:sz w:val="16"/>
-          <w:szCs w:val="16"/>
-        </w:rPr>
-        <w:t xml:space="preserve"> sea necesario subsanar omisiones a la solicitud presentada, y en caso de no producirse tal subsanación rechazar definitivamente la solicitud. (…).</w:t>
+        <w:t xml:space="preserve"> de dicha Ley se rigen por los requisitos de acogimiento al régimen de las micro y pequeñas empresas regulados en el Decreto Legislativo 1086.</w:t>
       </w:r>
     </w:p>
     <w:p>
@@ -8055,1349 +9479,6 @@
         <w:jc w:val="both"/>
         <w:rPr>
           <w:rFonts w:ascii="Arial Narrow" w:eastAsia="Arial Narrow" w:hAnsi="Arial Narrow" w:cs="Arial Narrow"/>
-          <w:b/>
-          <w:bCs/>
-          <w:sz w:val="16"/>
-          <w:szCs w:val="16"/>
-        </w:rPr>
-      </w:pPr>
-    </w:p>
-  </w:footnote>
-  <w:footnote w:id="5">
-    <w:p>
-      <w:pPr>
-        <w:pStyle w:val="Textonotapie"/>
-        <w:ind w:left="567" w:hanging="567"/>
-        <w:jc w:val="both"/>
-        <w:rPr>
-          <w:rFonts w:ascii="Arial Narrow" w:eastAsia="Arial Narrow" w:hAnsi="Arial Narrow" w:cs="Arial Narrow"/>
-          <w:sz w:val="16"/>
-          <w:szCs w:val="16"/>
-        </w:rPr>
-      </w:pPr>
-      <w:r>
-        <w:rPr>
-          <w:rStyle w:val="Refdenotaalpie"/>
-          <w:rFonts w:ascii="Arial Narrow" w:eastAsia="Arial Narrow" w:hAnsi="Arial Narrow" w:cs="Arial Narrow"/>
-          <w:sz w:val="16"/>
-          <w:szCs w:val="16"/>
-          <w:vertAlign w:val="superscript"/>
-        </w:rPr>
-        <w:footnoteRef/>
-      </w:r>
-      <w:r>
-        <w:rPr>
-          <w:rFonts w:ascii="Arial Narrow" w:eastAsia="Arial Narrow" w:hAnsi="Arial Narrow" w:cs="Arial Narrow"/>
-          <w:sz w:val="16"/>
-          <w:szCs w:val="16"/>
-        </w:rPr>
-        <w:t xml:space="preserve"> El 19 de agosto de 2025, la señora [APELLIDO] fue notificada con la Resolución 2.</w:t>
-      </w:r>
-      <w:r>
-        <w:rPr>
-          <w:rFonts w:ascii="Arial Narrow" w:eastAsia="Arial Narrow" w:hAnsi="Arial Narrow" w:cs="Arial Narrow"/>
-          <w:sz w:val="16"/>
-          <w:szCs w:val="16"/>
-        </w:rPr>
-        <w:tab/>
-        <w:t/>
-      </w:r>
-    </w:p>
-    <w:p>
-      <w:pPr>
-        <w:pStyle w:val="Textonotapie"/>
-        <w:ind w:left="567" w:hanging="567"/>
-        <w:jc w:val="both"/>
-        <w:rPr>
-          <w:rFonts w:ascii="Arial Narrow" w:eastAsia="Arial Narrow" w:hAnsi="Arial Narrow" w:cs="Arial Narrow"/>
-          <w:sz w:val="16"/>
-          <w:szCs w:val="16"/>
-        </w:rPr>
-      </w:pPr>
-    </w:p>
-  </w:footnote>
-  <w:footnote w:id="6">
-    <w:p>
-      <w:pPr>
-        <w:pStyle w:val="Textonotapie"/>
-        <w:tabs>
-          <w:tab w:val="left" w:pos="567"/>
-        </w:tabs>
-        <w:ind w:left="567" w:right="-1" w:hanging="567"/>
-        <w:jc w:val="both"/>
-        <w:rPr>
-          <w:rFonts w:ascii="Arial Narrow" w:eastAsia="Arial Narrow" w:hAnsi="Arial Narrow" w:cs="Arial Narrow"/>
-          <w:b/>
-          <w:bCs/>
-          <w:sz w:val="16"/>
-          <w:szCs w:val="16"/>
-        </w:rPr>
-      </w:pPr>
-      <w:r>
-        <w:rPr>
-          <w:rStyle w:val="Refdenotaalpie"/>
-          <w:rFonts w:ascii="Arial Narrow" w:eastAsia="Arial Narrow" w:hAnsi="Arial Narrow" w:cs="Arial Narrow"/>
-          <w:sz w:val="16"/>
-          <w:szCs w:val="16"/>
-          <w:vertAlign w:val="superscript"/>
-        </w:rPr>
-        <w:footnoteRef/>
-      </w:r>
-      <w:r>
-        <w:rPr>
-          <w:rFonts w:ascii="Arial Narrow" w:eastAsia="Arial Narrow" w:hAnsi="Arial Narrow" w:cs="Arial Narrow"/>
-          <w:sz w:val="16"/>
-          <w:szCs w:val="16"/>
-        </w:rPr>
-        <w:t xml:space="preserve"> </w:t>
-      </w:r>
-      <w:r>
-        <w:rPr>
-          <w:rFonts w:ascii="Arial Narrow" w:eastAsia="Arial Narrow" w:hAnsi="Arial Narrow" w:cs="Arial Narrow"/>
-          <w:sz w:val="16"/>
-          <w:szCs w:val="16"/>
-        </w:rPr>
-        <w:tab/>
-      </w:r>
-      <w:r>
-        <w:rPr>
-          <w:rFonts w:ascii="Arial Narrow" w:eastAsia="Arial Narrow" w:hAnsi="Arial Narrow" w:cs="Arial Narrow"/>
-          <w:b/>
-          <w:bCs/>
-          <w:sz w:val="16"/>
-          <w:szCs w:val="16"/>
-        </w:rPr>
-        <w:t xml:space="preserve">LEY 29571, CÓDIGO DE PROTECCIÓN Y DEFENSA DEL CONSUMIDOR, publicado el 2 de setiembre de 2010 y modificado por Decreto Legislativo 1308 </w:t>
-      </w:r>
-    </w:p>
-    <w:p>
-      <w:pPr>
-        <w:pStyle w:val="Textonotapie"/>
-        <w:tabs>
-          <w:tab w:val="left" w:pos="567"/>
-        </w:tabs>
-        <w:ind w:left="567" w:right="-1" w:hanging="567"/>
-        <w:jc w:val="both"/>
-        <w:rPr>
-          <w:rFonts w:ascii="Arial Narrow" w:eastAsia="Arial Narrow" w:hAnsi="Arial Narrow" w:cs="Arial Narrow"/>
-          <w:b/>
-          <w:bCs/>
-          <w:sz w:val="16"/>
-          <w:szCs w:val="16"/>
-        </w:rPr>
-      </w:pPr>
-      <w:r>
-        <w:rPr>
-          <w:rFonts w:ascii="Arial Narrow" w:eastAsia="Arial Narrow" w:hAnsi="Arial Narrow" w:cs="Arial Narrow"/>
-          <w:b/>
-          <w:bCs/>
-          <w:sz w:val="16"/>
-          <w:szCs w:val="16"/>
-        </w:rPr>
-        <w:tab/>
-        <w:t>Artículo 105.- Autoridad competente.</w:t>
-      </w:r>
-    </w:p>
-    <w:p>
-      <w:pPr>
-        <w:pStyle w:val="Textonotapie"/>
-        <w:tabs>
-          <w:tab w:val="left" w:pos="567"/>
-        </w:tabs>
-        <w:ind w:left="567" w:right="-1" w:hanging="567"/>
-        <w:jc w:val="both"/>
-        <w:rPr>
-          <w:rFonts w:ascii="Arial Narrow" w:eastAsia="Arial Narrow" w:hAnsi="Arial Narrow" w:cs="Arial Narrow"/>
-          <w:sz w:val="16"/>
-          <w:szCs w:val="16"/>
-        </w:rPr>
-      </w:pPr>
-      <w:r>
-        <w:rPr>
-          <w:rFonts w:ascii="Arial Narrow" w:eastAsia="Arial Narrow" w:hAnsi="Arial Narrow" w:cs="Arial Narrow"/>
-          <w:sz w:val="16"/>
-          <w:szCs w:val="16"/>
-        </w:rPr>
-        <w:tab/>
-        <w:t xml:space="preserve">El Instituto Nacional de Defensa de la Competencia y de la Protección de la Propiedad Intelectual (Indecopi) es la autoridad con competencia primaria y de alcance nacional para conocer las presuntas infracciones a las disposiciones contenidas en el presente Código, así como para imponer las sanciones y medidas correctivas establecidas en el presente capítulo, conforme al Decreto Legislativo 1033, Ley de Organización y Funciones del Indecopi. Dicha competencia solo puede ser negada cuando ella haya sido asignada o se asigne a favor de otro organismo por norma expresa con rango de ley. </w:t>
-      </w:r>
-    </w:p>
-    <w:p>
-      <w:pPr>
-        <w:pStyle w:val="Textonotapie"/>
-        <w:tabs>
-          <w:tab w:val="left" w:pos="567"/>
-        </w:tabs>
-        <w:ind w:left="567" w:right="-1" w:hanging="567"/>
-        <w:jc w:val="both"/>
-        <w:rPr>
-          <w:rFonts w:ascii="Arial Narrow" w:eastAsia="Arial Narrow" w:hAnsi="Arial Narrow" w:cs="Arial Narrow"/>
-          <w:sz w:val="16"/>
-          <w:szCs w:val="16"/>
-        </w:rPr>
-      </w:pPr>
-      <w:r>
-        <w:rPr>
-          <w:rFonts w:ascii="Arial Narrow" w:eastAsia="Arial Narrow" w:hAnsi="Arial Narrow" w:cs="Arial Narrow"/>
-          <w:sz w:val="16"/>
-          <w:szCs w:val="16"/>
-        </w:rPr>
-        <w:tab/>
-        <w:t xml:space="preserve">(…). </w:t>
-      </w:r>
-    </w:p>
-    <w:p>
-      <w:pPr>
-        <w:pStyle w:val="Textonotapie"/>
-        <w:tabs>
-          <w:tab w:val="left" w:pos="567"/>
-        </w:tabs>
-        <w:ind w:left="567" w:right="-1" w:hanging="567"/>
-        <w:jc w:val="both"/>
-        <w:rPr>
-          <w:rFonts w:ascii="Arial Narrow" w:eastAsia="Arial Narrow" w:hAnsi="Arial Narrow" w:cs="Arial Narrow"/>
-          <w:sz w:val="16"/>
-          <w:szCs w:val="16"/>
-        </w:rPr>
-      </w:pPr>
-    </w:p>
-    <w:p>
-      <w:pPr>
-        <w:pStyle w:val="Textonotapie"/>
-        <w:tabs>
-          <w:tab w:val="left" w:pos="567"/>
-        </w:tabs>
-        <w:ind w:left="567" w:right="-1" w:hanging="567"/>
-        <w:jc w:val="both"/>
-        <w:rPr>
-          <w:rFonts w:ascii="Arial Narrow" w:eastAsia="Arial Narrow" w:hAnsi="Arial Narrow" w:cs="Arial Narrow"/>
-          <w:b/>
-          <w:bCs/>
-          <w:sz w:val="16"/>
-          <w:szCs w:val="16"/>
-        </w:rPr>
-      </w:pPr>
-      <w:r>
-        <w:rPr>
-          <w:rFonts w:ascii="Arial Narrow" w:eastAsia="Arial Narrow" w:hAnsi="Arial Narrow" w:cs="Arial Narrow"/>
-          <w:sz w:val="16"/>
-          <w:szCs w:val="16"/>
-        </w:rPr>
-        <w:tab/>
-      </w:r>
-      <w:r>
-        <w:rPr>
-          <w:rFonts w:ascii="Arial Narrow" w:eastAsia="Arial Narrow" w:hAnsi="Arial Narrow" w:cs="Arial Narrow"/>
-          <w:b/>
-          <w:bCs/>
-          <w:sz w:val="16"/>
-          <w:szCs w:val="16"/>
-        </w:rPr>
-        <w:t xml:space="preserve">LEY DE ORGANIZACIÓN Y FUNCIONES DEL INDECOPI, APROBADA POR DECRETO LEGISLATIVO 1033 </w:t>
-      </w:r>
-    </w:p>
-    <w:p>
-      <w:pPr>
-        <w:pStyle w:val="Textonotapie"/>
-        <w:tabs>
-          <w:tab w:val="left" w:pos="567"/>
-        </w:tabs>
-        <w:ind w:left="567" w:right="-1" w:hanging="567"/>
-        <w:jc w:val="both"/>
-        <w:rPr>
-          <w:rFonts w:ascii="Arial Narrow" w:eastAsia="Arial Narrow" w:hAnsi="Arial Narrow" w:cs="Arial Narrow"/>
-          <w:sz w:val="16"/>
-          <w:szCs w:val="16"/>
-        </w:rPr>
-      </w:pPr>
-      <w:r>
-        <w:rPr>
-          <w:rFonts w:ascii="Arial Narrow" w:eastAsia="Arial Narrow" w:hAnsi="Arial Narrow" w:cs="Arial Narrow"/>
-          <w:b/>
-          <w:bCs/>
-          <w:sz w:val="16"/>
-          <w:szCs w:val="16"/>
-        </w:rPr>
-        <w:tab/>
-        <w:t>Artículo 27.-</w:t>
-      </w:r>
-      <w:r>
-        <w:rPr>
-          <w:rFonts w:ascii="Arial Narrow" w:eastAsia="Arial Narrow" w:hAnsi="Arial Narrow" w:cs="Arial Narrow"/>
-          <w:sz w:val="16"/>
-          <w:szCs w:val="16"/>
-        </w:rPr>
-        <w:t xml:space="preserve"> De la Comisión de Protección al </w:t>
-      </w:r>
-      <w:proofErr w:type="gramStart"/>
-      <w:r>
-        <w:rPr>
-          <w:rFonts w:ascii="Arial Narrow" w:eastAsia="Arial Narrow" w:hAnsi="Arial Narrow" w:cs="Arial Narrow"/>
-          <w:sz w:val="16"/>
-          <w:szCs w:val="16"/>
-        </w:rPr>
-        <w:t>Consumidor.-</w:t>
-      </w:r>
-      <w:proofErr w:type="gramEnd"/>
-      <w:r>
-        <w:rPr>
-          <w:rFonts w:ascii="Arial Narrow" w:eastAsia="Arial Narrow" w:hAnsi="Arial Narrow" w:cs="Arial Narrow"/>
-          <w:sz w:val="16"/>
-          <w:szCs w:val="16"/>
-        </w:rPr>
-        <w:t xml:space="preserve"> </w:t>
-      </w:r>
-    </w:p>
-    <w:p>
-      <w:pPr>
-        <w:pStyle w:val="Textonotapie"/>
-        <w:tabs>
-          <w:tab w:val="left" w:pos="567"/>
-        </w:tabs>
-        <w:ind w:left="567" w:right="-1" w:hanging="567"/>
-        <w:jc w:val="both"/>
-        <w:rPr>
-          <w:rFonts w:ascii="Arial Narrow" w:eastAsia="Arial Narrow" w:hAnsi="Arial Narrow" w:cs="Arial Narrow"/>
-          <w:sz w:val="16"/>
-          <w:szCs w:val="16"/>
-        </w:rPr>
-      </w:pPr>
-      <w:r>
-        <w:rPr>
-          <w:rFonts w:ascii="Arial Narrow" w:eastAsia="Arial Narrow" w:hAnsi="Arial Narrow" w:cs="Arial Narrow"/>
-          <w:sz w:val="16"/>
-          <w:szCs w:val="16"/>
-        </w:rPr>
-        <w:tab/>
-        <w:t>Corresponde a la Comisión de Protección al Consumidor velar por el cumplimiento de la Ley de Protección al Consumidor y de las leyes que, en general, protegen a los consumidores de la falta de idoneidad de los bienes y servicios en función de la información brindada, de las omisiones de información y de la discriminación en el consumo, así como de aquellas que complementen o sustituyan a las anteriores.</w:t>
-      </w:r>
-    </w:p>
-    <w:p>
-      <w:pPr>
-        <w:pStyle w:val="Textonotapie"/>
-        <w:tabs>
-          <w:tab w:val="left" w:pos="567"/>
-        </w:tabs>
-        <w:ind w:left="567" w:right="-1" w:hanging="567"/>
-        <w:jc w:val="both"/>
-        <w:rPr>
-          <w:rFonts w:ascii="Arial Narrow" w:eastAsia="Arial Narrow" w:hAnsi="Arial Narrow" w:cs="Arial Narrow"/>
-          <w:b/>
-          <w:bCs/>
-          <w:sz w:val="16"/>
-          <w:szCs w:val="16"/>
-        </w:rPr>
-      </w:pPr>
-    </w:p>
-  </w:footnote>
-  <w:footnote w:id="7">
-    <w:p>
-      <w:pPr>
-        <w:pStyle w:val="Textonotapie"/>
-        <w:tabs>
-          <w:tab w:val="left" w:pos="567"/>
-        </w:tabs>
-        <w:ind w:left="567" w:right="-1" w:hanging="567"/>
-        <w:jc w:val="both"/>
-        <w:rPr>
-          <w:rFonts w:ascii="Arial Narrow" w:eastAsia="Arial Narrow" w:hAnsi="Arial Narrow" w:cs="Arial Narrow"/>
-          <w:b/>
-          <w:bCs/>
-          <w:sz w:val="16"/>
-          <w:szCs w:val="16"/>
-        </w:rPr>
-      </w:pPr>
-      <w:r>
-        <w:rPr>
-          <w:rStyle w:val="Refdenotaalpie"/>
-          <w:rFonts w:ascii="Arial Narrow" w:eastAsia="Arial Narrow" w:hAnsi="Arial Narrow" w:cs="Arial Narrow"/>
-          <w:sz w:val="16"/>
-          <w:szCs w:val="16"/>
-          <w:vertAlign w:val="superscript"/>
-        </w:rPr>
-        <w:footnoteRef/>
-      </w:r>
-      <w:r>
-        <w:rPr>
-          <w:rFonts w:ascii="Arial Narrow" w:eastAsia="Arial Narrow" w:hAnsi="Arial Narrow" w:cs="Arial Narrow"/>
-          <w:sz w:val="16"/>
-          <w:szCs w:val="16"/>
-        </w:rPr>
-        <w:t xml:space="preserve"> </w:t>
-      </w:r>
-      <w:r>
-        <w:rPr>
-          <w:rFonts w:ascii="Arial Narrow" w:eastAsia="Arial Narrow" w:hAnsi="Arial Narrow" w:cs="Arial Narrow"/>
-          <w:sz w:val="16"/>
-          <w:szCs w:val="16"/>
-        </w:rPr>
-        <w:tab/>
-      </w:r>
-      <w:r>
-        <w:rPr>
-          <w:rFonts w:ascii="Arial Narrow" w:eastAsia="Arial Narrow" w:hAnsi="Arial Narrow" w:cs="Arial Narrow"/>
-          <w:b/>
-          <w:bCs/>
-          <w:sz w:val="16"/>
-          <w:szCs w:val="16"/>
-        </w:rPr>
-        <w:t xml:space="preserve">LEY </w:t>
-      </w:r>
-      <w:proofErr w:type="spellStart"/>
-      <w:r>
-        <w:rPr>
-          <w:rFonts w:ascii="Arial Narrow" w:eastAsia="Arial Narrow" w:hAnsi="Arial Narrow" w:cs="Arial Narrow"/>
-          <w:b/>
-          <w:bCs/>
-          <w:sz w:val="16"/>
-          <w:szCs w:val="16"/>
-        </w:rPr>
-        <w:t/>
-      </w:r>
-      <w:proofErr w:type="spellEnd"/>
-      <w:r>
-        <w:rPr>
-          <w:rFonts w:ascii="Arial Narrow" w:eastAsia="Arial Narrow" w:hAnsi="Arial Narrow" w:cs="Arial Narrow"/>
-          <w:b/>
-          <w:bCs/>
-          <w:sz w:val="16"/>
-          <w:szCs w:val="16"/>
-        </w:rPr>
-        <w:t xml:space="preserve"> 29571, CÓDIGO DE PROTECCIÓN Y DEFENSA DEL CONSUMIDOR, publicado el 2 de setiembre de 2010 y modificado por Decreto Legislativo </w:t>
-      </w:r>
-      <w:proofErr w:type="spellStart"/>
-      <w:r>
-        <w:rPr>
-          <w:rFonts w:ascii="Arial Narrow" w:eastAsia="Arial Narrow" w:hAnsi="Arial Narrow" w:cs="Arial Narrow"/>
-          <w:b/>
-          <w:bCs/>
-          <w:sz w:val="16"/>
-          <w:szCs w:val="16"/>
-        </w:rPr>
-        <w:t/>
-      </w:r>
-      <w:proofErr w:type="spellEnd"/>
-      <w:r>
-        <w:rPr>
-          <w:rFonts w:ascii="Arial Narrow" w:eastAsia="Arial Narrow" w:hAnsi="Arial Narrow" w:cs="Arial Narrow"/>
-          <w:b/>
-          <w:bCs/>
-          <w:sz w:val="16"/>
-          <w:szCs w:val="16"/>
-        </w:rPr>
-        <w:t xml:space="preserve"> 1308 </w:t>
-      </w:r>
-    </w:p>
-    <w:p>
-      <w:pPr>
-        <w:pStyle w:val="Textonotapie"/>
-        <w:ind w:left="567" w:right="-1"/>
-        <w:jc w:val="both"/>
-        <w:rPr>
-          <w:rFonts w:ascii="Arial Narrow" w:eastAsia="Arial Narrow" w:hAnsi="Arial Narrow" w:cs="Arial Narrow"/>
-          <w:b/>
-          <w:bCs/>
-          <w:sz w:val="16"/>
-          <w:szCs w:val="16"/>
-        </w:rPr>
-      </w:pPr>
-      <w:r>
-        <w:rPr>
-          <w:rFonts w:ascii="Arial Narrow" w:eastAsia="Arial Narrow" w:hAnsi="Arial Narrow" w:cs="Arial Narrow"/>
-          <w:b/>
-          <w:bCs/>
-          <w:sz w:val="16"/>
-          <w:szCs w:val="16"/>
-        </w:rPr>
-        <w:t>Artículo 47.- Protección mínima del contrato</w:t>
-      </w:r>
-      <w:r>
-        <w:rPr>
-          <w:rFonts w:ascii="Arial Narrow" w:eastAsia="Arial Narrow" w:hAnsi="Arial Narrow" w:cs="Arial Narrow"/>
-          <w:b/>
-          <w:bCs/>
-          <w:sz w:val="16"/>
-          <w:szCs w:val="16"/>
-        </w:rPr>
-        <w:t xml:space="preserve"> de consumo</w:t>
-      </w:r>
-    </w:p>
-    <w:p>
-      <w:pPr>
-        <w:pStyle w:val="Textonotapie"/>
-        <w:ind w:left="567" w:right="-1"/>
-        <w:jc w:val="both"/>
-        <w:rPr>
-          <w:rFonts w:ascii="Arial Narrow" w:eastAsia="Arial Narrow" w:hAnsi="Arial Narrow" w:cs="Arial Narrow"/>
-          <w:sz w:val="16"/>
-          <w:szCs w:val="16"/>
-        </w:rPr>
-      </w:pPr>
-      <w:r>
-        <w:rPr>
-          <w:rFonts w:ascii="Arial Narrow" w:eastAsia="Arial Narrow" w:hAnsi="Arial Narrow" w:cs="Arial Narrow"/>
-          <w:sz w:val="16"/>
-          <w:szCs w:val="16"/>
-        </w:rPr>
-        <w:t>En los contratos de consumo se observa lo siguiente:</w:t>
-      </w:r>
-    </w:p>
-    <w:p>
-      <w:pPr>
-        <w:pStyle w:val="Textonotapie"/>
-        <w:ind w:left="567" w:right="-1"/>
-        <w:jc w:val="both"/>
-        <w:rPr>
-          <w:rFonts w:ascii="Arial Narrow" w:eastAsia="Arial Narrow" w:hAnsi="Arial Narrow" w:cs="Arial Narrow"/>
-          <w:sz w:val="16"/>
-          <w:szCs w:val="16"/>
-        </w:rPr>
-      </w:pPr>
-      <w:r>
-        <w:rPr>
-          <w:rFonts w:ascii="Arial Narrow" w:eastAsia="Arial Narrow" w:hAnsi="Arial Narrow" w:cs="Arial Narrow"/>
-          <w:sz w:val="16"/>
-          <w:szCs w:val="16"/>
-        </w:rPr>
-        <w:t>(…)</w:t>
-      </w:r>
-    </w:p>
-    <w:p>
-      <w:pPr>
-        <w:pStyle w:val="Textonotapie"/>
-        <w:ind w:left="567" w:right="-1"/>
-        <w:jc w:val="both"/>
-        <w:rPr>
-          <w:rFonts w:ascii="Arial Narrow" w:eastAsia="Arial Narrow" w:hAnsi="Arial Narrow" w:cs="Arial Narrow"/>
-          <w:sz w:val="16"/>
-          <w:szCs w:val="16"/>
-        </w:rPr>
-      </w:pPr>
-      <w:r>
-        <w:rPr>
-          <w:rFonts w:ascii="Arial Narrow" w:eastAsia="Arial Narrow" w:hAnsi="Arial Narrow" w:cs="Arial Narrow"/>
-          <w:sz w:val="16"/>
-          <w:szCs w:val="16"/>
-        </w:rPr>
-        <w:t>e. Los proveedores deben entregar a los usuarios copia de los contratos y demás documentación relacionada con dichos actos jurídicos cuando estos hayan sido celebrados por escrito, incluidas las condiciones generales de la contratación. Asimismo, cuando el consumidor solicite copia física o virtual de estos, el proveedor debe entregar los documentos en un plazo máximo de quince días hábiles contados desde que recibió la solicitud. Los proveedores son responsables de dejar constancia de la entrega de los documentos al consumidor.</w:t>
-      </w:r>
-    </w:p>
-    <w:p>
-      <w:pPr>
-        <w:pStyle w:val="Textonotapie"/>
-        <w:tabs>
-          <w:tab w:val="left" w:pos="567"/>
-        </w:tabs>
-        <w:ind w:left="567" w:right="-1" w:hanging="567"/>
-        <w:jc w:val="both"/>
-        <w:rPr>
-          <w:rFonts w:ascii="Arial Narrow" w:eastAsia="Arial Narrow" w:hAnsi="Arial Narrow" w:cs="Arial Narrow"/>
-          <w:b/>
-          <w:bCs/>
-          <w:sz w:val="16"/>
-          <w:szCs w:val="16"/>
-        </w:rPr>
-      </w:pPr>
-    </w:p>
-  </w:footnote>
-  <w:footnote w:id="8">
-    <w:p>
-      <w:pPr>
-        <w:pStyle w:val="Textonotapie"/>
-        <w:tabs>
-          <w:tab w:val="left" w:pos="567"/>
-        </w:tabs>
-        <w:ind w:left="567" w:right="-1" w:hanging="567"/>
-        <w:jc w:val="both"/>
-        <w:rPr>
-          <w:rFonts w:ascii="Arial Narrow" w:eastAsia="Arial Narrow" w:hAnsi="Arial Narrow" w:cs="Arial Narrow"/>
-          <w:b/>
-          <w:bCs/>
-          <w:sz w:val="16"/>
-          <w:szCs w:val="16"/>
-        </w:rPr>
-      </w:pPr>
-      <w:r>
-        <w:rPr>
-          <w:rStyle w:val="Refdenotaalpie"/>
-          <w:rFonts w:ascii="Arial Narrow" w:eastAsia="Arial Narrow" w:hAnsi="Arial Narrow" w:cs="Arial Narrow"/>
-          <w:sz w:val="16"/>
-          <w:szCs w:val="16"/>
-          <w:vertAlign w:val="superscript"/>
-        </w:rPr>
-        <w:footnoteRef/>
-      </w:r>
-      <w:r>
-        <w:rPr>
-          <w:rFonts w:ascii="Arial Narrow" w:eastAsia="Arial Narrow" w:hAnsi="Arial Narrow" w:cs="Arial Narrow"/>
-          <w:sz w:val="16"/>
-          <w:szCs w:val="16"/>
-        </w:rPr>
-        <w:t xml:space="preserve"> </w:t>
-      </w:r>
-      <w:r>
-        <w:rPr>
-          <w:rFonts w:ascii="Arial Narrow" w:eastAsia="Arial Narrow" w:hAnsi="Arial Narrow" w:cs="Arial Narrow"/>
-          <w:sz w:val="16"/>
-          <w:szCs w:val="16"/>
-        </w:rPr>
-        <w:tab/>
-      </w:r>
-      <w:r>
-        <w:rPr>
-          <w:rFonts w:ascii="Arial Narrow" w:eastAsia="Arial Narrow" w:hAnsi="Arial Narrow" w:cs="Arial Narrow"/>
-          <w:b/>
-          <w:bCs/>
-          <w:sz w:val="16"/>
-          <w:szCs w:val="16"/>
-        </w:rPr>
-        <w:t xml:space="preserve">LEY </w:t>
-      </w:r>
-      <w:proofErr w:type="spellStart"/>
-      <w:r>
-        <w:rPr>
-          <w:rFonts w:ascii="Arial Narrow" w:eastAsia="Arial Narrow" w:hAnsi="Arial Narrow" w:cs="Arial Narrow"/>
-          <w:b/>
-          <w:bCs/>
-          <w:sz w:val="16"/>
-          <w:szCs w:val="16"/>
-        </w:rPr>
-        <w:t/>
-      </w:r>
-      <w:proofErr w:type="spellEnd"/>
-      <w:r>
-        <w:rPr>
-          <w:rFonts w:ascii="Arial Narrow" w:eastAsia="Arial Narrow" w:hAnsi="Arial Narrow" w:cs="Arial Narrow"/>
-          <w:b/>
-          <w:bCs/>
-          <w:sz w:val="16"/>
-          <w:szCs w:val="16"/>
-        </w:rPr>
-        <w:t xml:space="preserve"> 29571, CÓDIGO DE PROTECCIÓN Y DEFENSA DEL CONSUMIDOR, publicado el 2 de setiembre de 2010 y modificado por Decreto Legislativo </w:t>
-      </w:r>
-      <w:proofErr w:type="spellStart"/>
-      <w:r>
-        <w:rPr>
-          <w:rFonts w:ascii="Arial Narrow" w:eastAsia="Arial Narrow" w:hAnsi="Arial Narrow" w:cs="Arial Narrow"/>
-          <w:b/>
-          <w:bCs/>
-          <w:sz w:val="16"/>
-          <w:szCs w:val="16"/>
-        </w:rPr>
-        <w:t/>
-      </w:r>
-      <w:proofErr w:type="spellEnd"/>
-      <w:r>
-        <w:rPr>
-          <w:rFonts w:ascii="Arial Narrow" w:eastAsia="Arial Narrow" w:hAnsi="Arial Narrow" w:cs="Arial Narrow"/>
-          <w:b/>
-          <w:bCs/>
-          <w:sz w:val="16"/>
-          <w:szCs w:val="16"/>
-        </w:rPr>
-        <w:t xml:space="preserve"> 1308 </w:t>
-      </w:r>
-    </w:p>
-    <w:p>
-      <w:pPr>
-        <w:pStyle w:val="Textonotapie"/>
-        <w:ind w:left="567" w:right="-1"/>
-        <w:jc w:val="both"/>
-        <w:rPr>
-          <w:rFonts w:ascii="Arial Narrow" w:eastAsia="Arial Narrow" w:hAnsi="Arial Narrow" w:cs="Arial Narrow"/>
-          <w:b/>
-          <w:bCs/>
-          <w:sz w:val="16"/>
-          <w:szCs w:val="16"/>
-        </w:rPr>
-      </w:pPr>
-      <w:r>
-        <w:rPr>
-          <w:rFonts w:ascii="Arial Narrow" w:eastAsia="Arial Narrow" w:hAnsi="Arial Narrow" w:cs="Arial Narrow"/>
-          <w:b/>
-          <w:bCs/>
-          <w:sz w:val="16"/>
-          <w:szCs w:val="16"/>
-        </w:rPr>
-        <w:t xml:space="preserve">Artículo 18.- Idoneidad </w:t>
-      </w:r>
-    </w:p>
-    <w:p>
-      <w:pPr>
-        <w:pStyle w:val="Textonotapie"/>
-        <w:ind w:left="567" w:right="-1"/>
-        <w:jc w:val="both"/>
-        <w:rPr>
-          <w:rFonts w:ascii="Arial Narrow" w:eastAsia="Arial Narrow" w:hAnsi="Arial Narrow" w:cs="Arial Narrow"/>
-          <w:sz w:val="16"/>
-          <w:szCs w:val="16"/>
-        </w:rPr>
-      </w:pPr>
-      <w:r>
-        <w:rPr>
-          <w:rFonts w:ascii="Arial Narrow" w:eastAsia="Arial Narrow" w:hAnsi="Arial Narrow" w:cs="Arial Narrow"/>
-          <w:sz w:val="16"/>
-          <w:szCs w:val="16"/>
-        </w:rPr>
-        <w:t xml:space="preserve">Se entiende por idoneidad la correspondencia entre lo que un consumidor espera y lo que efectivamente recibe, en función a lo que se le hubiera ofrecido, la publicidad e información transmitida, las condiciones y circunstancias de la transacción, las características y naturaleza del producto o servicio, el precio, entre otros factores, atendiendo a las circunstancias del caso. </w:t>
-      </w:r>
-    </w:p>
-    <w:p>
-      <w:pPr>
-        <w:pStyle w:val="Textonotapie"/>
-        <w:ind w:left="567" w:right="-1"/>
-        <w:jc w:val="both"/>
-        <w:rPr>
-          <w:rFonts w:ascii="Arial Narrow" w:eastAsia="Arial Narrow" w:hAnsi="Arial Narrow" w:cs="Arial Narrow"/>
-          <w:sz w:val="16"/>
-          <w:szCs w:val="16"/>
-        </w:rPr>
-      </w:pPr>
-      <w:r>
-        <w:rPr>
-          <w:rFonts w:ascii="Arial Narrow" w:eastAsia="Arial Narrow" w:hAnsi="Arial Narrow" w:cs="Arial Narrow"/>
-          <w:sz w:val="16"/>
-          <w:szCs w:val="16"/>
-        </w:rPr>
-        <w:t xml:space="preserve">La idoneidad es evaluada en función a la propia naturaleza del producto o servicio y a su aptitud para satisfacer la finalidad para la cual ha sido puesto en el mercado. Las autorizaciones por parte de los organismos del Estado para la fabricación de un producto o la prestación de un servicio, en los casos que sea necesario, no eximen de responsabilidad al proveedor frente al consumidor. </w:t>
-      </w:r>
-    </w:p>
-    <w:p>
-      <w:pPr>
-        <w:pStyle w:val="Textonotapie"/>
-        <w:ind w:left="567" w:right="-1"/>
-        <w:jc w:val="both"/>
-        <w:rPr>
-          <w:rFonts w:ascii="Arial Narrow" w:eastAsia="Arial Narrow" w:hAnsi="Arial Narrow" w:cs="Arial Narrow"/>
-          <w:sz w:val="16"/>
-          <w:szCs w:val="16"/>
-        </w:rPr>
-      </w:pPr>
-    </w:p>
-    <w:p>
-      <w:pPr>
-        <w:pStyle w:val="Textonotapie"/>
-        <w:ind w:left="567" w:right="-1"/>
-        <w:jc w:val="both"/>
-        <w:rPr>
-          <w:rFonts w:ascii="Arial Narrow" w:eastAsia="Arial Narrow" w:hAnsi="Arial Narrow" w:cs="Arial Narrow"/>
-          <w:sz w:val="16"/>
-          <w:szCs w:val="16"/>
-        </w:rPr>
-      </w:pPr>
-      <w:r>
-        <w:rPr>
-          <w:rFonts w:ascii="Arial Narrow" w:eastAsia="Arial Narrow" w:hAnsi="Arial Narrow" w:cs="Arial Narrow"/>
-          <w:b/>
-          <w:bCs/>
-          <w:sz w:val="16"/>
-          <w:szCs w:val="16"/>
-        </w:rPr>
-        <w:t xml:space="preserve">Artículo 19.- Obligación de los proveedores </w:t>
-      </w:r>
-    </w:p>
-    <w:p>
-      <w:pPr>
-        <w:pStyle w:val="Textonotapie"/>
-        <w:ind w:left="567" w:right="-1"/>
-        <w:jc w:val="both"/>
-        <w:rPr>
-          <w:rFonts w:ascii="Arial Narrow" w:eastAsia="Arial Narrow" w:hAnsi="Arial Narrow" w:cs="Arial Narrow"/>
-          <w:sz w:val="16"/>
-          <w:szCs w:val="16"/>
-        </w:rPr>
-      </w:pPr>
-      <w:r>
-        <w:rPr>
-          <w:rFonts w:ascii="Arial Narrow" w:eastAsia="Arial Narrow" w:hAnsi="Arial Narrow" w:cs="Arial Narrow"/>
-          <w:sz w:val="16"/>
-          <w:szCs w:val="16"/>
-        </w:rPr>
-        <w:t>El proveedor responde por la idoneidad y calidad de los productos y servicios ofrecidos; por la autenticidad de las marcas y leyendas que exhiben sus productos o del signo que respalda al prestador del servicio, por la falta de conformidad entre la publicidad comercial de los productos y servicios y estos, así como por el contenido y la vida útil del producto indicado en el envase, en lo que corresponda.</w:t>
-      </w:r>
-    </w:p>
-    <w:p>
-      <w:pPr>
-        <w:pStyle w:val="Textonotapie"/>
-        <w:tabs>
-          <w:tab w:val="left" w:pos="567"/>
-        </w:tabs>
-        <w:ind w:left="567" w:right="-1" w:hanging="567"/>
-        <w:jc w:val="both"/>
-        <w:rPr>
-          <w:rFonts w:ascii="Arial Narrow" w:eastAsia="Arial Narrow" w:hAnsi="Arial Narrow" w:cs="Arial Narrow"/>
-          <w:b/>
-          <w:bCs/>
-          <w:sz w:val="16"/>
-          <w:szCs w:val="16"/>
-        </w:rPr>
-      </w:pPr>
-    </w:p>
-  </w:footnote>
-  <w:footnote w:id="9">
-    <w:p>
-      <w:pPr>
-        <w:pStyle w:val="Textonotapie"/>
-        <w:tabs>
-          <w:tab w:val="left" w:pos="567"/>
-        </w:tabs>
-        <w:ind w:left="567" w:right="-1" w:hanging="567"/>
-        <w:jc w:val="both"/>
-        <w:rPr>
-          <w:rFonts w:ascii="Arial Narrow" w:eastAsia="Arial Narrow" w:hAnsi="Arial Narrow" w:cs="Arial Narrow"/>
-          <w:b/>
-          <w:bCs/>
-          <w:sz w:val="16"/>
-          <w:szCs w:val="16"/>
-        </w:rPr>
-      </w:pPr>
-      <w:r>
-        <w:rPr>
-          <w:rStyle w:val="Refdenotaalpie"/>
-          <w:rFonts w:ascii="Arial Narrow" w:eastAsia="Arial Narrow" w:hAnsi="Arial Narrow" w:cs="Arial Narrow"/>
-          <w:sz w:val="16"/>
-          <w:szCs w:val="16"/>
-          <w:vertAlign w:val="superscript"/>
-        </w:rPr>
-        <w:footnoteRef/>
-      </w:r>
-      <w:r>
-        <w:rPr>
-          <w:rFonts w:ascii="Arial Narrow" w:eastAsia="Arial Narrow" w:hAnsi="Arial Narrow" w:cs="Arial Narrow"/>
-          <w:sz w:val="16"/>
-          <w:szCs w:val="16"/>
-        </w:rPr>
-        <w:t xml:space="preserve"> </w:t>
-      </w:r>
-      <w:r>
-        <w:rPr>
-          <w:rFonts w:ascii="Arial Narrow" w:eastAsia="Arial Narrow" w:hAnsi="Arial Narrow" w:cs="Arial Narrow"/>
-          <w:sz w:val="16"/>
-          <w:szCs w:val="16"/>
-        </w:rPr>
-        <w:tab/>
-      </w:r>
-      <w:r>
-        <w:rPr>
-          <w:rFonts w:ascii="Arial Narrow" w:eastAsia="Arial Narrow" w:hAnsi="Arial Narrow" w:cs="Arial Narrow"/>
-          <w:b/>
-          <w:bCs/>
-          <w:sz w:val="16"/>
-          <w:szCs w:val="16"/>
-        </w:rPr>
-        <w:t xml:space="preserve">LEY </w:t>
-      </w:r>
-      <w:proofErr w:type="spellStart"/>
-      <w:r>
-        <w:rPr>
-          <w:rFonts w:ascii="Arial Narrow" w:eastAsia="Arial Narrow" w:hAnsi="Arial Narrow" w:cs="Arial Narrow"/>
-          <w:b/>
-          <w:bCs/>
-          <w:sz w:val="16"/>
-          <w:szCs w:val="16"/>
-        </w:rPr>
-        <w:t/>
-      </w:r>
-      <w:proofErr w:type="spellEnd"/>
-      <w:r>
-        <w:rPr>
-          <w:rFonts w:ascii="Arial Narrow" w:eastAsia="Arial Narrow" w:hAnsi="Arial Narrow" w:cs="Arial Narrow"/>
-          <w:b/>
-          <w:bCs/>
-          <w:sz w:val="16"/>
-          <w:szCs w:val="16"/>
-        </w:rPr>
-        <w:t xml:space="preserve"> 29571, CÓDIGO DE PROTECCIÓN Y DEFENSA DEL CONSUMIDOR, publicado el 2 de setiembre de 2010 y modificado por Decreto Legislativo </w:t>
-      </w:r>
-      <w:proofErr w:type="spellStart"/>
-      <w:r>
-        <w:rPr>
-          <w:rFonts w:ascii="Arial Narrow" w:eastAsia="Arial Narrow" w:hAnsi="Arial Narrow" w:cs="Arial Narrow"/>
-          <w:b/>
-          <w:bCs/>
-          <w:sz w:val="16"/>
-          <w:szCs w:val="16"/>
-        </w:rPr>
-        <w:t/>
-      </w:r>
-      <w:proofErr w:type="spellEnd"/>
-      <w:r>
-        <w:rPr>
-          <w:rFonts w:ascii="Arial Narrow" w:eastAsia="Arial Narrow" w:hAnsi="Arial Narrow" w:cs="Arial Narrow"/>
-          <w:b/>
-          <w:bCs/>
-          <w:sz w:val="16"/>
-          <w:szCs w:val="16"/>
-        </w:rPr>
-        <w:t xml:space="preserve"> 1308 </w:t>
-      </w:r>
-    </w:p>
-    <w:p>
-      <w:pPr>
-        <w:pStyle w:val="Textonotapie"/>
-        <w:ind w:firstLine="567"/>
-        <w:jc w:val="both"/>
-        <w:rPr>
-          <w:rFonts w:ascii="Arial Narrow" w:eastAsia="Arial Narrow" w:hAnsi="Arial Narrow" w:cs="Arial Narrow"/>
-          <w:b/>
-          <w:bCs/>
-          <w:sz w:val="16"/>
-          <w:szCs w:val="16"/>
-        </w:rPr>
-      </w:pPr>
-      <w:r>
-        <w:rPr>
-          <w:rFonts w:ascii="Arial Narrow" w:eastAsia="Arial Narrow" w:hAnsi="Arial Narrow" w:cs="Arial Narrow"/>
-          <w:b/>
-          <w:bCs/>
-          <w:sz w:val="16"/>
-          <w:szCs w:val="16"/>
-        </w:rPr>
-        <w:t>Artículo 1.- Derechos de los consumidores</w:t>
-      </w:r>
-    </w:p>
-    <w:p>
-      <w:pPr>
-        <w:pStyle w:val="Textonotapie"/>
-        <w:tabs>
-          <w:tab w:val="left" w:pos="567"/>
-        </w:tabs>
-        <w:jc w:val="both"/>
-        <w:rPr>
-          <w:rFonts w:ascii="Arial Narrow" w:eastAsia="Arial Narrow" w:hAnsi="Arial Narrow" w:cs="Arial Narrow"/>
-          <w:sz w:val="16"/>
-          <w:szCs w:val="16"/>
-        </w:rPr>
-      </w:pPr>
-      <w:r>
-        <w:rPr>
-          <w:rFonts w:ascii="Arial Narrow" w:eastAsia="Arial Narrow" w:hAnsi="Arial Narrow" w:cs="Arial Narrow"/>
-          <w:sz w:val="16"/>
-          <w:szCs w:val="16"/>
-        </w:rPr>
-        <w:tab/>
-        <w:t>1.1 (…)</w:t>
-      </w:r>
-    </w:p>
-    <w:p>
-      <w:pPr>
-        <w:pStyle w:val="Textonotapie"/>
-        <w:tabs>
-          <w:tab w:val="left" w:pos="567"/>
-        </w:tabs>
-        <w:ind w:left="570"/>
-        <w:jc w:val="both"/>
-        <w:rPr>
-          <w:rFonts w:ascii="Arial Narrow" w:eastAsia="Arial Narrow" w:hAnsi="Arial Narrow" w:cs="Arial Narrow"/>
-          <w:sz w:val="16"/>
-          <w:szCs w:val="16"/>
-        </w:rPr>
-      </w:pPr>
-      <w:r>
-        <w:rPr>
-          <w:rFonts w:ascii="Arial Narrow" w:eastAsia="Arial Narrow" w:hAnsi="Arial Narrow" w:cs="Arial Narrow"/>
-          <w:sz w:val="16"/>
-          <w:szCs w:val="16"/>
-        </w:rPr>
-        <w:t xml:space="preserve">b. </w:t>
-      </w:r>
-      <w:r>
-        <w:rPr>
-          <w:rFonts w:ascii="Arial Narrow" w:eastAsia="Arial Narrow" w:hAnsi="Arial Narrow" w:cs="Arial Narrow"/>
-          <w:sz w:val="16"/>
-          <w:szCs w:val="16"/>
-        </w:rPr>
-        <w:t xml:space="preserve">Derecho a acceder a información oportuna, suficiente, veraz y fácilmente accesible, relevante para tomar una decisión o realizar una elección de consumo que se ajuste a sus intereses, así como para efectuar un uso o consumo adecuado de los productos o servicios. </w:t>
-      </w:r>
-    </w:p>
-    <w:p>
-      <w:pPr>
-        <w:pStyle w:val="Textonotapie"/>
-        <w:tabs>
-          <w:tab w:val="left" w:pos="567"/>
-        </w:tabs>
-        <w:ind w:left="567" w:right="-1" w:hanging="567"/>
-        <w:jc w:val="both"/>
-        <w:rPr>
-          <w:rFonts w:ascii="Arial Narrow" w:eastAsia="Arial Narrow" w:hAnsi="Arial Narrow" w:cs="Arial Narrow"/>
-          <w:sz w:val="16"/>
-          <w:szCs w:val="16"/>
-        </w:rPr>
-      </w:pPr>
-      <w:r>
-        <w:rPr>
-          <w:rFonts w:ascii="Arial Narrow" w:eastAsia="Arial Narrow" w:hAnsi="Arial Narrow" w:cs="Arial Narrow"/>
-          <w:sz w:val="16"/>
-          <w:szCs w:val="16"/>
-        </w:rPr>
-        <w:tab/>
-        <w:t>(…).</w:t>
-      </w:r>
-    </w:p>
-    <w:p>
-      <w:pPr>
-        <w:pStyle w:val="Textonotapie"/>
-        <w:tabs>
-          <w:tab w:val="left" w:pos="567"/>
-        </w:tabs>
-        <w:ind w:left="567" w:right="-1" w:hanging="567"/>
-        <w:jc w:val="both"/>
-        <w:rPr>
-          <w:rFonts w:ascii="Arial Narrow" w:eastAsia="Arial Narrow" w:hAnsi="Arial Narrow" w:cs="Arial Narrow"/>
-          <w:b/>
-          <w:bCs/>
-          <w:sz w:val="16"/>
-          <w:szCs w:val="16"/>
-        </w:rPr>
-      </w:pPr>
-    </w:p>
-    <w:p>
-      <w:pPr>
-        <w:pStyle w:val="Textonotapie"/>
-        <w:ind w:firstLine="567"/>
-        <w:jc w:val="both"/>
-        <w:rPr>
-          <w:rFonts w:ascii="Arial Narrow" w:eastAsia="Arial Narrow" w:hAnsi="Arial Narrow" w:cs="Arial Narrow"/>
-          <w:b/>
-          <w:bCs/>
-          <w:sz w:val="16"/>
-          <w:szCs w:val="16"/>
-        </w:rPr>
-      </w:pPr>
-      <w:r>
-        <w:rPr>
-          <w:rFonts w:ascii="Arial Narrow" w:eastAsia="Arial Narrow" w:hAnsi="Arial Narrow" w:cs="Arial Narrow"/>
-          <w:b/>
-          <w:bCs/>
-          <w:sz w:val="16"/>
-          <w:szCs w:val="16"/>
-        </w:rPr>
-        <w:t>Artículo 2.- Información relevante</w:t>
-      </w:r>
-    </w:p>
-    <w:p>
-      <w:pPr>
-        <w:pStyle w:val="Textonotapie"/>
-        <w:tabs>
-          <w:tab w:val="left" w:pos="567"/>
-        </w:tabs>
-        <w:ind w:left="567"/>
-        <w:jc w:val="both"/>
-        <w:rPr>
-          <w:rFonts w:ascii="Arial Narrow" w:eastAsia="Arial Narrow" w:hAnsi="Arial Narrow" w:cs="Arial Narrow"/>
-          <w:sz w:val="16"/>
-          <w:szCs w:val="16"/>
-        </w:rPr>
-      </w:pPr>
-      <w:r>
-        <w:rPr>
-          <w:rFonts w:ascii="Arial Narrow" w:eastAsia="Arial Narrow" w:hAnsi="Arial Narrow" w:cs="Arial Narrow"/>
-          <w:sz w:val="16"/>
-          <w:szCs w:val="16"/>
-        </w:rPr>
-        <w:t xml:space="preserve">2.1 El proveedor tiene la obligación de ofrecer al consumidor toda la información relevante para tomar una decisión o realizar una elección adecuada de consumo, así como para efectuar un uso o consumo adecuado de los productos o servicios. </w:t>
-      </w:r>
-    </w:p>
-    <w:p>
-      <w:pPr>
-        <w:pStyle w:val="Textonotapie"/>
-        <w:tabs>
-          <w:tab w:val="left" w:pos="567"/>
-        </w:tabs>
-        <w:ind w:left="567"/>
-        <w:jc w:val="both"/>
-        <w:rPr>
-          <w:rFonts w:ascii="Arial Narrow" w:eastAsia="Arial Narrow" w:hAnsi="Arial Narrow" w:cs="Arial Narrow"/>
-          <w:sz w:val="16"/>
-          <w:szCs w:val="16"/>
-        </w:rPr>
-      </w:pPr>
-      <w:r>
-        <w:rPr>
-          <w:rFonts w:ascii="Arial Narrow" w:eastAsia="Arial Narrow" w:hAnsi="Arial Narrow" w:cs="Arial Narrow"/>
-          <w:sz w:val="16"/>
-          <w:szCs w:val="16"/>
-        </w:rPr>
-        <w:t xml:space="preserve">2.2 La información debe ser veraz, suficiente, de fácil comprensión, apropiada, oportuna y fácilmente accesible, debiendo ser brindada en idioma castellano. </w:t>
-      </w:r>
-    </w:p>
-    <w:p>
-      <w:pPr>
-        <w:pStyle w:val="Textonotapie"/>
-        <w:tabs>
-          <w:tab w:val="left" w:pos="567"/>
-        </w:tabs>
-        <w:ind w:left="567"/>
-        <w:jc w:val="both"/>
-        <w:rPr>
-          <w:rFonts w:ascii="Arial Narrow" w:eastAsia="Arial Narrow" w:hAnsi="Arial Narrow" w:cs="Arial Narrow"/>
-          <w:sz w:val="16"/>
-          <w:szCs w:val="16"/>
-        </w:rPr>
-      </w:pPr>
-      <w:r>
-        <w:rPr>
-          <w:rFonts w:ascii="Arial Narrow" w:eastAsia="Arial Narrow" w:hAnsi="Arial Narrow" w:cs="Arial Narrow"/>
-          <w:sz w:val="16"/>
-          <w:szCs w:val="16"/>
-        </w:rPr>
-        <w:t xml:space="preserve">2.3 Sin perjuicio de las exigencias concretas de las normas sectoriales correspondientes, para analizar la información relevante se tiene en consideración a toda aquella sin la cual no se hubiera adoptado la decisión de consumo o se hubiera efectuado en términos substancialmente distintos. Para ello se debe examinar si la información omitida desnaturaliza las condiciones en que se realizó la oferta al consumidor. </w:t>
-      </w:r>
-    </w:p>
-    <w:p>
-      <w:pPr>
-        <w:pStyle w:val="Textonotapie"/>
-        <w:tabs>
-          <w:tab w:val="left" w:pos="567"/>
-        </w:tabs>
-        <w:ind w:left="567"/>
-        <w:jc w:val="both"/>
-        <w:rPr>
-          <w:rFonts w:ascii="Arial Narrow" w:eastAsia="Arial Narrow" w:hAnsi="Arial Narrow" w:cs="Arial Narrow"/>
-          <w:sz w:val="16"/>
-          <w:szCs w:val="16"/>
-        </w:rPr>
-      </w:pPr>
-      <w:r>
-        <w:rPr>
-          <w:rFonts w:ascii="Arial Narrow" w:eastAsia="Arial Narrow" w:hAnsi="Arial Narrow" w:cs="Arial Narrow"/>
-          <w:sz w:val="16"/>
-          <w:szCs w:val="16"/>
-        </w:rPr>
-        <w:t>2.4 Al evaluarse la información, deben considerarse los problemas de confusión que generarían al consumidor el suministro de información excesiva o sumamente compleja, atendiendo a la naturaleza del producto adquirido o al servicio contratado</w:t>
-      </w:r>
-      <w:r>
-        <w:rPr>
-          <w:rFonts w:ascii="Arial Narrow" w:eastAsia="Arial Narrow" w:hAnsi="Arial Narrow" w:cs="Arial Narrow"/>
-          <w:sz w:val="16"/>
-          <w:szCs w:val="16"/>
-        </w:rPr>
-        <w:t xml:space="preserve">. </w:t>
-      </w:r>
-    </w:p>
-    <w:p>
-      <w:pPr>
-        <w:pStyle w:val="Textonotapie"/>
-        <w:tabs>
-          <w:tab w:val="left" w:pos="567"/>
-        </w:tabs>
-        <w:ind w:left="567" w:right="-1" w:hanging="567"/>
-        <w:jc w:val="both"/>
-        <w:rPr>
-          <w:rFonts w:ascii="Arial Narrow" w:eastAsia="Arial Narrow" w:hAnsi="Arial Narrow" w:cs="Arial Narrow"/>
-          <w:b/>
-          <w:bCs/>
-          <w:sz w:val="16"/>
-          <w:szCs w:val="16"/>
-        </w:rPr>
-      </w:pPr>
-    </w:p>
-  </w:footnote>
-  <w:footnote w:id="10">
-    <w:p>
-      <w:pPr>
-        <w:pStyle w:val="Textonotapie"/>
-        <w:tabs>
-          <w:tab w:val="left" w:pos="567"/>
-        </w:tabs>
-        <w:ind w:left="567" w:right="-1" w:hanging="567"/>
-        <w:jc w:val="both"/>
-        <w:rPr>
-          <w:rFonts w:ascii="Arial Narrow" w:eastAsia="Arial Narrow" w:hAnsi="Arial Narrow" w:cs="Arial Narrow"/>
-          <w:sz w:val="16"/>
-          <w:szCs w:val="16"/>
-        </w:rPr>
-      </w:pPr>
-      <w:r>
-        <w:rPr>
-          <w:rStyle w:val="Refdenotaalpie"/>
-          <w:rFonts w:ascii="Arial Narrow" w:eastAsia="Arial Narrow" w:hAnsi="Arial Narrow" w:cs="Arial Narrow"/>
-          <w:sz w:val="16"/>
-          <w:szCs w:val="16"/>
-          <w:vertAlign w:val="superscript"/>
-        </w:rPr>
-        <w:footnoteRef/>
-      </w:r>
-      <w:r>
-        <w:rPr>
-          <w:rFonts w:ascii="Arial Narrow" w:eastAsia="Arial Narrow" w:hAnsi="Arial Narrow" w:cs="Arial Narrow"/>
-          <w:sz w:val="16"/>
-          <w:szCs w:val="16"/>
-        </w:rPr>
-        <w:t xml:space="preserve"> </w:t>
-      </w:r>
-      <w:r>
-        <w:rPr>
-          <w:rFonts w:ascii="Arial Narrow" w:eastAsia="Arial Narrow" w:hAnsi="Arial Narrow" w:cs="Arial Narrow"/>
-          <w:sz w:val="16"/>
-          <w:szCs w:val="16"/>
-        </w:rPr>
-        <w:tab/>
-      </w:r>
-      <w:r>
-        <w:rPr>
-          <w:rFonts w:ascii="Arial Narrow" w:eastAsia="Arial Narrow" w:hAnsi="Arial Narrow" w:cs="Arial Narrow"/>
-          <w:b/>
-          <w:bCs/>
-          <w:sz w:val="16"/>
-          <w:szCs w:val="16"/>
-        </w:rPr>
-        <w:t xml:space="preserve">LEY SOBRE FACULTADES, NORMAS Y ORGANIZACIÓN DEL INDECOPI, APROBADA POR DECRETO LEGISLATIVO </w:t>
-      </w:r>
-      <w:proofErr w:type="spellStart"/>
-      <w:r>
-        <w:rPr>
-          <w:rFonts w:ascii="Arial Narrow" w:eastAsia="Arial Narrow" w:hAnsi="Arial Narrow" w:cs="Arial Narrow"/>
-          <w:b/>
-          <w:bCs/>
-          <w:sz w:val="16"/>
-          <w:szCs w:val="16"/>
-        </w:rPr>
-        <w:t/>
-      </w:r>
-      <w:proofErr w:type="spellEnd"/>
-      <w:r>
-        <w:rPr>
-          <w:rFonts w:ascii="Arial Narrow" w:eastAsia="Arial Narrow" w:hAnsi="Arial Narrow" w:cs="Arial Narrow"/>
-          <w:b/>
-          <w:bCs/>
-          <w:sz w:val="16"/>
-          <w:szCs w:val="16"/>
-        </w:rPr>
-        <w:t xml:space="preserve"> 807 Artículo 24.-</w:t>
-      </w:r>
-      <w:r>
-        <w:rPr>
-          <w:rFonts w:ascii="Arial Narrow" w:eastAsia="Arial Narrow" w:hAnsi="Arial Narrow" w:cs="Arial Narrow"/>
-          <w:sz w:val="16"/>
-          <w:szCs w:val="16"/>
-        </w:rPr>
-        <w:t xml:space="preserve"> El </w:t>
-      </w:r>
-      <w:proofErr w:type="gramStart"/>
-      <w:r>
-        <w:rPr>
-          <w:rFonts w:ascii="Arial Narrow" w:eastAsia="Arial Narrow" w:hAnsi="Arial Narrow" w:cs="Arial Narrow"/>
-          <w:sz w:val="16"/>
-          <w:szCs w:val="16"/>
-        </w:rPr>
-        <w:t>Secretario Técnico</w:t>
-      </w:r>
-      <w:proofErr w:type="gramEnd"/>
-      <w:r>
-        <w:rPr>
-          <w:rFonts w:ascii="Arial Narrow" w:eastAsia="Arial Narrow" w:hAnsi="Arial Narrow" w:cs="Arial Narrow"/>
-          <w:sz w:val="16"/>
-          <w:szCs w:val="16"/>
-        </w:rPr>
-        <w:t xml:space="preserve"> se encargará de la tramitación del procedimiento. Para ello, cuenta con las siguientes facultades:</w:t>
-      </w:r>
-    </w:p>
-    <w:p>
-      <w:pPr>
-        <w:pStyle w:val="Textonotapie"/>
-        <w:tabs>
-          <w:tab w:val="left" w:pos="567"/>
-        </w:tabs>
-        <w:ind w:left="567" w:right="-1" w:hanging="567"/>
-        <w:jc w:val="both"/>
-        <w:rPr>
-          <w:rFonts w:ascii="Arial Narrow" w:eastAsia="Arial Narrow" w:hAnsi="Arial Narrow" w:cs="Arial Narrow"/>
-          <w:sz w:val="16"/>
-          <w:szCs w:val="16"/>
-        </w:rPr>
-      </w:pPr>
-      <w:r>
-        <w:rPr>
-          <w:rFonts w:ascii="Arial Narrow" w:eastAsia="Arial Narrow" w:hAnsi="Arial Narrow" w:cs="Arial Narrow"/>
-          <w:sz w:val="16"/>
-          <w:szCs w:val="16"/>
-        </w:rPr>
-        <w:tab/>
-        <w:t xml:space="preserve">(...) </w:t>
-      </w:r>
-    </w:p>
-    <w:p>
-      <w:pPr>
-        <w:pStyle w:val="Textonotapie"/>
-        <w:tabs>
-          <w:tab w:val="left" w:pos="567"/>
-        </w:tabs>
-        <w:ind w:left="567" w:right="-1" w:hanging="567"/>
-        <w:jc w:val="both"/>
-        <w:rPr>
-          <w:rFonts w:ascii="Arial Narrow" w:eastAsia="Arial Narrow" w:hAnsi="Arial Narrow" w:cs="Arial Narrow"/>
-          <w:sz w:val="16"/>
-          <w:szCs w:val="16"/>
-        </w:rPr>
-      </w:pPr>
-      <w:r>
-        <w:rPr>
-          <w:rFonts w:ascii="Arial Narrow" w:eastAsia="Arial Narrow" w:hAnsi="Arial Narrow" w:cs="Arial Narrow"/>
-          <w:sz w:val="16"/>
-          <w:szCs w:val="16"/>
-        </w:rPr>
-        <w:tab/>
-        <w:t xml:space="preserve">c) Admitir denuncias a trámite, en aquellos casos en que la Comisión le haya delegado esta facultad. </w:t>
-      </w:r>
-    </w:p>
-    <w:p>
-      <w:pPr>
-        <w:pStyle w:val="Textonotapie"/>
-        <w:tabs>
-          <w:tab w:val="left" w:pos="567"/>
-        </w:tabs>
-        <w:ind w:left="567" w:right="-1" w:hanging="567"/>
-        <w:jc w:val="both"/>
-        <w:rPr>
-          <w:rFonts w:ascii="Arial Narrow" w:eastAsia="Arial Narrow" w:hAnsi="Arial Narrow" w:cs="Arial Narrow"/>
-          <w:sz w:val="16"/>
-          <w:szCs w:val="16"/>
-        </w:rPr>
-      </w:pPr>
-      <w:r>
-        <w:rPr>
-          <w:rFonts w:ascii="Arial Narrow" w:eastAsia="Arial Narrow" w:hAnsi="Arial Narrow" w:cs="Arial Narrow"/>
-          <w:sz w:val="16"/>
-          <w:szCs w:val="16"/>
-        </w:rPr>
-        <w:tab/>
-        <w:t>(...).</w:t>
-      </w:r>
-    </w:p>
-    <w:p>
-      <w:pPr>
-        <w:pStyle w:val="Textonotapie"/>
-        <w:tabs>
-          <w:tab w:val="left" w:pos="567"/>
-        </w:tabs>
-        <w:ind w:left="567" w:right="-1" w:hanging="567"/>
-        <w:jc w:val="both"/>
-        <w:rPr>
-          <w:rFonts w:ascii="Arial Narrow" w:eastAsia="Arial Narrow" w:hAnsi="Arial Narrow" w:cs="Arial Narrow"/>
-          <w:sz w:val="16"/>
-          <w:szCs w:val="16"/>
-        </w:rPr>
-      </w:pPr>
-      <w:r>
-        <w:rPr>
-          <w:rFonts w:ascii="Arial Narrow" w:eastAsia="Arial Narrow" w:hAnsi="Arial Narrow" w:cs="Arial Narrow"/>
-          <w:sz w:val="16"/>
-          <w:szCs w:val="16"/>
-        </w:rPr>
-        <w:t xml:space="preserve">. </w:t>
-      </w:r>
-    </w:p>
-    <w:p>
-      <w:pPr>
-        <w:pStyle w:val="Textonotapie"/>
-        <w:tabs>
-          <w:tab w:val="left" w:pos="567"/>
-        </w:tabs>
-        <w:ind w:left="567" w:right="-1" w:hanging="567"/>
-        <w:jc w:val="both"/>
-        <w:rPr>
-          <w:rFonts w:ascii="Arial Narrow" w:eastAsia="Arial Narrow" w:hAnsi="Arial Narrow" w:cs="Arial Narrow"/>
           <w:sz w:val="16"/>
           <w:szCs w:val="16"/>
         </w:rPr>
@@ -9408,6 +9489,9 @@
     <w:p>
       <w:pPr>
         <w:pStyle w:val="Textonotapie"/>
+        <w:tabs>
+          <w:tab w:val="left" w:pos="567"/>
+        </w:tabs>
         <w:ind w:left="567" w:hanging="567"/>
         <w:jc w:val="both"/>
         <w:rPr>
@@ -9432,96 +9516,8 @@
           <w:sz w:val="16"/>
           <w:szCs w:val="16"/>
         </w:rPr>
-        <w:t xml:space="preserve"> </w:t>
-      </w:r>
-      <w:r>
-        <w:rPr>
-          <w:rFonts w:ascii="Arial Narrow" w:eastAsia="Arial Narrow" w:hAnsi="Arial Narrow" w:cs="Arial Narrow"/>
-          <w:sz w:val="16"/>
-          <w:szCs w:val="16"/>
-        </w:rPr>
         <w:tab/>
-        <w:t xml:space="preserve">El número de trabajadores se atenderá siempre que la empresa haya sido constituida antes de la vigencia de la Ley </w:t>
-      </w:r>
-      <w:proofErr w:type="spellStart"/>
-      <w:r>
-        <w:rPr>
-          <w:rFonts w:ascii="Arial Narrow" w:eastAsia="Arial Narrow" w:hAnsi="Arial Narrow" w:cs="Arial Narrow"/>
-          <w:sz w:val="16"/>
-          <w:szCs w:val="16"/>
-        </w:rPr>
-        <w:t/>
-      </w:r>
-      <w:proofErr w:type="spellEnd"/>
-      <w:r>
-        <w:rPr>
-          <w:rFonts w:ascii="Arial Narrow" w:eastAsia="Arial Narrow" w:hAnsi="Arial Narrow" w:cs="Arial Narrow"/>
-          <w:sz w:val="16"/>
-          <w:szCs w:val="16"/>
-        </w:rPr>
-        <w:t xml:space="preserve"> 30056, publicada el 2 de julio de 2013, que modificó el artículo 5 del Texto Único Ordenado de la Ley de Promoción de la Competitividad, Formalización y Desarrollo de la Micro y Pequeña Empresa y de Acceso al Empleo Decente (LEY MYPE). Ello, en la medida que la Tercera Disposición Complementaria Transitoria de la norma modificatoria precisa que las empresas constituidas antes de la </w:t>
-      </w:r>
-      <w:proofErr w:type="gramStart"/>
-      <w:r>
-        <w:rPr>
-          <w:rFonts w:ascii="Arial Narrow" w:eastAsia="Arial Narrow" w:hAnsi="Arial Narrow" w:cs="Arial Narrow"/>
-          <w:sz w:val="16"/>
-          <w:szCs w:val="16"/>
-        </w:rPr>
-        <w:t>entrada en vigencia</w:t>
-      </w:r>
-      <w:proofErr w:type="gramEnd"/>
-      <w:r>
-        <w:rPr>
-          <w:rFonts w:ascii="Arial Narrow" w:eastAsia="Arial Narrow" w:hAnsi="Arial Narrow" w:cs="Arial Narrow"/>
-          <w:sz w:val="16"/>
-          <w:szCs w:val="16"/>
-        </w:rPr>
-        <w:t xml:space="preserve"> de dicha Ley se rigen por los requisitos de acogimiento al régimen de las micro y pequeñas empresas regulados en el Decreto Legislativo 1086.</w:t>
-      </w:r>
-    </w:p>
-    <w:p>
-      <w:pPr>
-        <w:pStyle w:val="Textonotapie"/>
-        <w:ind w:left="567" w:hanging="567"/>
-        <w:jc w:val="both"/>
-        <w:rPr>
-          <w:rFonts w:ascii="Arial Narrow" w:eastAsia="Arial Narrow" w:hAnsi="Arial Narrow" w:cs="Arial Narrow"/>
-          <w:sz w:val="16"/>
-          <w:szCs w:val="16"/>
-        </w:rPr>
-      </w:pPr>
-    </w:p>
-  </w:footnote>
-  <w:footnote w:id="12">
-    <w:p>
-      <w:pPr>
-        <w:pStyle w:val="Textonotapie"/>
-        <w:ind w:left="567" w:hanging="567"/>
-        <w:jc w:val="both"/>
-        <w:rPr>
-          <w:rFonts w:ascii="Arial Narrow" w:eastAsia="Arial Narrow" w:hAnsi="Arial Narrow" w:cs="Arial Narrow"/>
-          <w:sz w:val="16"/>
-          <w:szCs w:val="16"/>
-        </w:rPr>
-      </w:pPr>
-      <w:r>
-        <w:rPr>
-          <w:rStyle w:val="Refdenotaalpie"/>
-          <w:rFonts w:ascii="Arial Narrow" w:eastAsia="Arial Narrow" w:hAnsi="Arial Narrow" w:cs="Arial Narrow"/>
-          <w:sz w:val="16"/>
-          <w:szCs w:val="16"/>
-          <w:vertAlign w:val="superscript"/>
-        </w:rPr>
-        <w:footnoteRef/>
-      </w:r>
-      <w:r>
-        <w:rPr>
-          <w:rFonts w:ascii="Arial Narrow" w:eastAsia="Arial Narrow" w:hAnsi="Arial Narrow" w:cs="Arial Narrow"/>
-          <w:sz w:val="16"/>
-          <w:szCs w:val="16"/>
-        </w:rPr>
-        <w:t xml:space="preserve"> </w:t>
+        <w:t xml:space="preserve"/>
       </w:r>
       <w:r>
         <w:rPr>
@@ -9680,7 +9676,50 @@
       </w:pPr>
     </w:p>
   </w:footnote>
-  <w:footnote w:id="18">
+  <w:footnote w:id="12">
+    <w:p>
+      <w:pPr>
+        <w:pStyle w:val="Textonotapie"/>
+        <w:tabs>
+          <w:tab w:val="left" w:pos="567"/>
+        </w:tabs>
+        <w:ind w:left="567" w:hanging="567"/>
+        <w:jc w:val="both"/>
+        <w:rPr>
+          <w:rFonts w:ascii="Arial Narrow" w:eastAsia="Arial Narrow" w:hAnsi="Arial Narrow" w:cs="Arial Narrow"/>
+          <w:sz w:val="16"/>
+          <w:szCs w:val="16"/>
+        </w:rPr>
+      </w:pPr>
+      <w:r>
+        <w:rPr>
+          <w:rStyle w:val="Refdenotaalpie"/>
+          <w:rFonts w:ascii="Arial Narrow" w:eastAsia="Arial Narrow" w:hAnsi="Arial Narrow" w:cs="Arial Narrow"/>
+          <w:sz w:val="16"/>
+          <w:szCs w:val="16"/>
+          <w:vertAlign w:val="superscript"/>
+        </w:rPr>
+        <w:footnoteRef/>
+      </w:r>
+      <w:r>
+        <w:rPr>
+          <w:rFonts w:ascii="Arial Narrow" w:eastAsia="Arial Narrow" w:hAnsi="Arial Narrow" w:cs="Arial Narrow"/>
+          <w:sz w:val="16"/>
+          <w:szCs w:val="16"/>
+        </w:rPr>
+        <w:tab/>
+      </w:r>
+      <w:r>
+        <w:rPr>
+          <w:rFonts w:ascii="Arial Narrow" w:eastAsia="Arial Narrow" w:hAnsi="Arial Narrow" w:cs="Arial Narrow"/>
+          <w:b/>
+          <w:bCs/>
+          <w:sz w:val="16"/>
+          <w:szCs w:val="16"/>
+        </w:rPr>
+        <w:t xml:space="preserve">DECRETO LEGISLATIVO 807, LEY SOBRE FACULTADES, NORMAS Y ORGANIZACIÓN DEL INDECOPI, publicado el 18 de abril de 1996</w:t>
+      </w:r>
+    </w:p>
     <w:p>
       <w:pPr>
         <w:pStyle w:val="Textonotapie"/>
@@ -9694,16 +9733,6 @@
       </w:pPr>
       <w:r>
         <w:rPr>
-          <w:rStyle w:val="Refdenotaalpie"/>
-          <w:rFonts w:ascii="Arial Narrow" w:eastAsia="Arial Narrow" w:hAnsi="Arial Narrow" w:cs="Arial Narrow"/>
-          <w:sz w:val="16"/>
-          <w:szCs w:val="16"/>
-          <w:vertAlign w:val="superscript"/>
-        </w:rPr>
-        <w:footnoteRef/>
-      </w:r>
-      <w:r>
-        <w:rPr>
           <w:rFonts w:ascii="Arial Narrow" w:eastAsia="Arial Narrow" w:hAnsi="Arial Narrow" w:cs="Arial Narrow"/>
           <w:sz w:val="16"/>
           <w:szCs w:val="16"/>
@@ -9718,7 +9747,15 @@
           <w:sz w:val="16"/>
           <w:szCs w:val="16"/>
         </w:rPr>
-        <w:t xml:space="preserve">DECRETO LEGISLATIVO 807, LEY SOBRE FACULTADES, NORMAS Y ORGANIZACIÓN DEL INDECOPI, publicado el 18 de abril de 1996</w:t>
+        <w:t xml:space="preserve">Artículo 26.-</w:t>
+      </w:r>
+      <w:r>
+        <w:rPr>
+          <w:rFonts w:ascii="Arial Narrow" w:eastAsia="Arial Narrow" w:hAnsi="Arial Narrow" w:cs="Arial Narrow"/>
+          <w:sz w:val="16"/>
+          <w:szCs w:val="16"/>
+        </w:rPr>
+        <w:t xml:space="preserve"> Una vez admitida a trámite la denuncia, se correrá traslado de la misma al denunciado, a fin de que éste presente su descargo. El plazo para la presentación del descargo será de cinco (5) días contados desde la notificación, vencido el cual, el Secretario Técnico declarará en rebeldía al denunciado que no lo hubiera presentado.</w:t>
       </w:r>
     </w:p>
     <w:p>
@@ -9732,6 +9769,33 @@
           <w:szCs w:val="16"/>
         </w:rPr>
       </w:pPr>
+    </w:p>
+  </w:footnote>
+  <w:footnote w:id="13">
+    <w:p>
+      <w:pPr>
+        <w:pStyle w:val="Textonotapie"/>
+        <w:tabs>
+          <w:tab w:val="left" w:pos="567"/>
+        </w:tabs>
+        <w:ind w:left="567" w:hanging="567"/>
+        <w:jc w:val="both"/>
+        <w:rPr>
+          <w:rFonts w:ascii="Arial Narrow" w:eastAsia="Arial Narrow" w:hAnsi="Arial Narrow" w:cs="Arial Narrow"/>
+          <w:sz w:val="16"/>
+          <w:szCs w:val="16"/>
+        </w:rPr>
+      </w:pPr>
+      <w:r>
+        <w:rPr>
+          <w:rStyle w:val="Refdenotaalpie"/>
+          <w:rFonts w:ascii="Arial Narrow" w:eastAsia="Arial Narrow" w:hAnsi="Arial Narrow" w:cs="Arial Narrow"/>
+          <w:sz w:val="16"/>
+          <w:szCs w:val="16"/>
+          <w:vertAlign w:val="superscript"/>
+        </w:rPr>
+        <w:footnoteRef/>
+      </w:r>
       <w:r>
         <w:rPr>
           <w:rFonts w:ascii="Arial Narrow" w:eastAsia="Arial Narrow" w:hAnsi="Arial Narrow" w:cs="Arial Narrow"/>
@@ -9748,15 +9812,7 @@
           <w:sz w:val="16"/>
           <w:szCs w:val="16"/>
         </w:rPr>
-        <w:t xml:space="preserve">Artículo 26.-</w:t>
-      </w:r>
-      <w:r>
-        <w:rPr>
-          <w:rFonts w:ascii="Arial Narrow" w:eastAsia="Arial Narrow" w:hAnsi="Arial Narrow" w:cs="Arial Narrow"/>
-          <w:sz w:val="16"/>
-          <w:szCs w:val="16"/>
-        </w:rPr>
-        <w:t xml:space="preserve"> Una vez admitida a trámite la denuncia, se correrá traslado de la misma al denunciado, a fin de que éste presente su descargo. El plazo para la presentación del descargo será de cinco (5) días contados desde la notificación, vencido el cual, el Secretario Técnico declarará en rebeldía al denunciado que no lo hubiera presentado.</w:t>
+        <w:t xml:space="preserve">DECRETO SUPREMO 006-2026-JUS, TEXTO ÚNICO ORDENADO DE LA LEY 27444, LEY DEL PROCEDIMIENTO ADMINISTRATIVO GENERAL, publicado el 30 de abril de 2026</w:t>
       </w:r>
     </w:p>
     <w:p>
@@ -9770,9 +9826,25 @@
           <w:szCs w:val="16"/>
         </w:rPr>
       </w:pPr>
-    </w:p>
-  </w:footnote>
-  <w:footnote w:id="19">
+      <w:r>
+        <w:rPr>
+          <w:rFonts w:ascii="Arial Narrow" w:eastAsia="Arial Narrow" w:hAnsi="Arial Narrow" w:cs="Arial Narrow"/>
+          <w:sz w:val="16"/>
+          <w:szCs w:val="16"/>
+        </w:rPr>
+        <w:tab/>
+      </w:r>
+      <w:r>
+        <w:rPr>
+          <w:rFonts w:ascii="Arial Narrow" w:eastAsia="Arial Narrow" w:hAnsi="Arial Narrow" w:cs="Arial Narrow"/>
+          <w:b/>
+          <w:bCs/>
+          <w:sz w:val="16"/>
+          <w:szCs w:val="16"/>
+        </w:rPr>
+        <w:t xml:space="preserve">Artículo 223.- Contestación de la reclamación</w:t>
+      </w:r>
+    </w:p>
     <w:p>
       <w:pPr>
         <w:pStyle w:val="Textonotapie"/>
@@ -9786,16 +9858,6 @@
       </w:pPr>
       <w:r>
         <w:rPr>
-          <w:rStyle w:val="Refdenotaalpie"/>
-          <w:rFonts w:ascii="Arial Narrow" w:eastAsia="Arial Narrow" w:hAnsi="Arial Narrow" w:cs="Arial Narrow"/>
-          <w:sz w:val="16"/>
-          <w:szCs w:val="16"/>
-          <w:vertAlign w:val="superscript"/>
-        </w:rPr>
-        <w:footnoteRef/>
-      </w:r>
-      <w:r>
-        <w:rPr>
           <w:rFonts w:ascii="Arial Narrow" w:eastAsia="Arial Narrow" w:hAnsi="Arial Narrow" w:cs="Arial Narrow"/>
           <w:sz w:val="16"/>
           <w:szCs w:val="16"/>
@@ -9805,12 +9867,10 @@
       <w:r>
         <w:rPr>
           <w:rFonts w:ascii="Arial Narrow" w:eastAsia="Arial Narrow" w:hAnsi="Arial Narrow" w:cs="Arial Narrow"/>
-          <w:b/>
-          <w:bCs/>
-          <w:sz w:val="16"/>
-          <w:szCs w:val="16"/>
-        </w:rPr>
-        <w:t xml:space="preserve">DECRETO SUPREMO 006-2026-JUS, TEXTO ÚNICO ORDENADO DE LA LEY 27444, LEY DEL PROCEDIMIENTO ADMINISTRATIVO GENERAL, publicado el 30 de abril de 2026</w:t>
+          <w:sz w:val="16"/>
+          <w:szCs w:val="16"/>
+        </w:rPr>
+        <w:t xml:space="preserve">223.1 El reclamado deberá presentar la contestación de la reclamación dentro de los quince (15) días posteriores a la notificación de ésta; vencido este plazo, la Administración declarará en rebeldía al reclamado que no la hubiera presentado. La contestación deberá contener los requisitos de los escritos previstos en el artículo 113 de la presente Ley, así como la absolución de todos los asuntos controvertidos de hecho y de derecho, Las alegaciones y los hechos relevantes de la reclamación, salvo que hayan sido específicamente negadas en la contestación, se tendrán por aceptadas o merituadas como ciertas.</w:t>
       </w:r>
     </w:p>
     <w:p>
@@ -9824,69 +9884,14 @@
           <w:szCs w:val="16"/>
         </w:rPr>
       </w:pPr>
-      <w:r>
-        <w:rPr>
-          <w:rFonts w:ascii="Arial Narrow" w:eastAsia="Arial Narrow" w:hAnsi="Arial Narrow" w:cs="Arial Narrow"/>
-          <w:sz w:val="16"/>
-          <w:szCs w:val="16"/>
-        </w:rPr>
-        <w:tab/>
-      </w:r>
-      <w:r>
-        <w:rPr>
-          <w:rFonts w:ascii="Arial Narrow" w:eastAsia="Arial Narrow" w:hAnsi="Arial Narrow" w:cs="Arial Narrow"/>
-          <w:b/>
-          <w:bCs/>
-          <w:sz w:val="16"/>
-          <w:szCs w:val="16"/>
-        </w:rPr>
-        <w:t xml:space="preserve">Artículo 223.- Contestación de la reclamación</w:t>
-      </w:r>
-    </w:p>
-    <w:p>
-      <w:pPr>
-        <w:pStyle w:val="Textonotapie"/>
-        <w:ind w:left="567" w:hanging="567"/>
-        <w:jc w:val="both"/>
-        <w:rPr>
-          <w:rFonts w:ascii="Arial Narrow" w:eastAsia="Arial Narrow" w:hAnsi="Arial Narrow" w:cs="Arial Narrow"/>
-          <w:sz w:val="16"/>
-          <w:szCs w:val="16"/>
-        </w:rPr>
-      </w:pPr>
-      <w:r>
-        <w:rPr>
-          <w:rFonts w:ascii="Arial Narrow" w:eastAsia="Arial Narrow" w:hAnsi="Arial Narrow" w:cs="Arial Narrow"/>
-          <w:sz w:val="16"/>
-          <w:szCs w:val="16"/>
-        </w:rPr>
-        <w:tab/>
-      </w:r>
-      <w:r>
-        <w:rPr>
-          <w:rFonts w:ascii="Arial Narrow" w:eastAsia="Arial Narrow" w:hAnsi="Arial Narrow" w:cs="Arial Narrow"/>
-          <w:sz w:val="16"/>
-          <w:szCs w:val="16"/>
-        </w:rPr>
-        <w:t xml:space="preserve">223.1 El reclamado deberá presentar la contestación de la reclamación dentro de los quince (15) días posteriores a la notificación de ésta; vencido este plazo, la Administración declarará en rebeldía al reclamado que no la hubiera presentado. La contestación deberá contener los requisitos de los escritos previstos en el artículo 113 de la presente Ley, así como la absolución de todos los asuntos controvertidos de hecho y de derecho, Las alegaciones y los hechos relevantes de la reclamación, salvo que hayan sido específicamente negadas en la contestación, se tendrán por aceptadas o merituadas como ciertas.</w:t>
-      </w:r>
-    </w:p>
-    <w:p>
-      <w:pPr>
-        <w:pStyle w:val="Textonotapie"/>
-        <w:ind w:left="567" w:hanging="567"/>
-        <w:jc w:val="both"/>
-        <w:rPr>
-          <w:rFonts w:ascii="Arial Narrow" w:eastAsia="Arial Narrow" w:hAnsi="Arial Narrow" w:cs="Arial Narrow"/>
-          <w:sz w:val="16"/>
-          <w:szCs w:val="16"/>
-        </w:rPr>
-      </w:pPr>
     </w:p>
   </w:footnote>
-  <w:footnote w:id="13">
-    <w:p>
-      <w:pPr>
+  <w:footnote w:id="14">
+    <w:p>
+      <w:pPr>
+        <w:tabs>
+          <w:tab w:val="left" w:pos="567"/>
+        </w:tabs>
         <w:spacing w:after="0" w:line="240" w:lineRule="auto"/>
         <w:ind w:left="567" w:hanging="567"/>
         <w:jc w:val="both"/>
@@ -9913,7 +9918,8 @@
           <w:szCs w:val="16"/>
           <w:vertAlign w:val="superscript"/>
         </w:rPr>
-        <w:t xml:space="preserve"> </w:t>
+        <w:tab/>
+        <w:t xml:space="preserve"/>
       </w:r>
       <w:r>
         <w:rPr>
@@ -10108,9 +10114,66 @@
       </w:pPr>
     </w:p>
   </w:footnote>
-  <w:footnote w:id="14">
-    <w:p>
-      <w:pPr>
+  <w:footnote w:id="15">
+    <w:p>
+      <w:pPr>
+        <w:pStyle w:val="Textonotapie"/>
+        <w:tabs>
+          <w:tab w:val="left" w:pos="567"/>
+        </w:tabs>
+        <w:ind w:left="567" w:right="-1" w:hanging="567"/>
+        <w:jc w:val="both"/>
+        <w:rPr>
+          <w:rFonts w:ascii="Arial Narrow" w:eastAsia="Arial Narrow" w:hAnsi="Arial Narrow" w:cs="Arial Narrow"/>
+          <w:b/>
+          <w:bCs/>
+          <w:sz w:val="16"/>
+          <w:szCs w:val="16"/>
+        </w:rPr>
+      </w:pPr>
+      <w:r>
+        <w:rPr>
+          <w:rStyle w:val="Refdenotaalpie"/>
+          <w:rFonts w:ascii="Arial Narrow" w:eastAsia="Arial Narrow" w:hAnsi="Arial Narrow" w:cs="Arial Narrow"/>
+          <w:sz w:val="16"/>
+          <w:szCs w:val="16"/>
+          <w:vertAlign w:val="superscript"/>
+        </w:rPr>
+        <w:footnoteRef/>
+      </w:r>
+      <w:r>
+        <w:rPr>
+          <w:rFonts w:ascii="Arial Narrow" w:eastAsia="Arial Narrow" w:hAnsi="Arial Narrow" w:cs="Arial Narrow"/>
+          <w:sz w:val="16"/>
+          <w:szCs w:val="16"/>
+        </w:rPr>
+        <w:tab/>
+        <w:t xml:space="preserve"/>
+      </w:r>
+      <w:r>
+        <w:rPr>
+          <w:rFonts w:ascii="Arial Narrow" w:eastAsia="Arial Narrow" w:hAnsi="Arial Narrow" w:cs="Arial Narrow"/>
+          <w:sz w:val="16"/>
+          <w:szCs w:val="16"/>
+        </w:rPr>
+        <w:tab/>
+      </w:r>
+      <w:r>
+        <w:rPr>
+          <w:rFonts w:ascii="Arial Narrow" w:eastAsia="Arial Narrow" w:hAnsi="Arial Narrow" w:cs="Arial Narrow"/>
+          <w:b/>
+          <w:bCs/>
+          <w:sz w:val="16"/>
+          <w:szCs w:val="16"/>
+        </w:rPr>
+        <w:t xml:space="preserve">LEY 29571, CÓDIGO DE PROTECCIÓN Y DEFENSA DEL CONSUMIDOR, publicado el 2 de setiembre de 2010 y modificado por Decreto Legislativo 1308 </w:t>
+      </w:r>
+    </w:p>
+    <w:p>
+      <w:pPr>
+        <w:tabs>
+          <w:tab w:val="left" w:pos="567"/>
+        </w:tabs>
         <w:spacing w:after="0" w:line="240" w:lineRule="auto"/>
         <w:ind w:left="567" w:hanging="567"/>
         <w:jc w:val="both"/>
@@ -10122,29 +10185,12 @@
       </w:pPr>
       <w:r>
         <w:rPr>
-          <w:rStyle w:val="Refdenotaalpie"/>
-          <w:rFonts w:ascii="Arial Narrow" w:eastAsia="Arial Narrow" w:hAnsi="Arial Narrow" w:cs="Arial Narrow"/>
-          <w:sz w:val="16"/>
-          <w:szCs w:val="16"/>
-          <w:vertAlign w:val="superscript"/>
-        </w:rPr>
-        <w:footnoteRef/>
-      </w:r>
-      <w:r>
-        <w:rPr>
-          <w:rFonts w:ascii="Arial Narrow" w:eastAsia="Arial Narrow" w:hAnsi="Arial Narrow" w:cs="Arial Narrow"/>
-          <w:sz w:val="16"/>
-          <w:szCs w:val="16"/>
-        </w:rPr>
-        <w:t xml:space="preserve"> </w:t>
-      </w:r>
-      <w:r>
-        <w:rPr>
           <w:rFonts w:ascii="Arial Narrow" w:eastAsia="Arial Narrow" w:hAnsi="Arial Narrow" w:cs="Arial Narrow"/>
           <w:sz w:val="16"/>
           <w:szCs w:val="16"/>
         </w:rPr>
         <w:tab/>
+        <w:t xml:space="preserve"/>
       </w:r>
       <w:r>
         <w:rPr>
@@ -10217,18 +10263,6 @@
         <w:tab/>
         <w:t>Las medidas correctivas complementarias pueden dictarse de oficio o a pedido de parte.</w:t>
       </w:r>
-    </w:p>
-    <w:p>
-      <w:pPr>
-        <w:spacing w:after="0" w:line="240" w:lineRule="auto"/>
-        <w:ind w:left="567" w:hanging="567"/>
-        <w:jc w:val="both"/>
-        <w:rPr>
-          <w:rFonts w:ascii="Arial Narrow" w:eastAsia="Arial Narrow" w:hAnsi="Arial Narrow" w:cs="Arial Narrow"/>
-          <w:sz w:val="16"/>
-          <w:szCs w:val="16"/>
-        </w:rPr>
-      </w:pPr>
     </w:p>
     <w:p>
       <w:pPr>
@@ -10443,8 +10477,12 @@
     </w:p>
     <w:p>
       <w:pPr>
-        <w:pStyle w:val="Sinespaciado"/>
-        <w:ind w:firstLine="567"/>
+        <w:numPr>
+          <w:ilvl w:val="0"/>
+          <w:numId w:val="43"/>
+        </w:numPr>
+        <w:spacing w:after="0" w:line="240" w:lineRule="auto"/>
+        <w:ind w:left="567" w:firstLine="0"/>
         <w:jc w:val="both"/>
         <w:rPr>
           <w:rFonts w:ascii="Arial Narrow" w:eastAsia="Arial Narrow" w:hAnsi="Arial Narrow" w:cs="Arial Narrow"/>
@@ -10463,8 +10501,12 @@
     </w:p>
     <w:p>
       <w:pPr>
-        <w:pStyle w:val="Sinespaciado"/>
-        <w:ind w:firstLine="567"/>
+        <w:numPr>
+          <w:ilvl w:val="0"/>
+          <w:numId w:val="43"/>
+        </w:numPr>
+        <w:spacing w:after="0" w:line="240" w:lineRule="auto"/>
+        <w:ind w:left="567" w:firstLine="0"/>
         <w:jc w:val="both"/>
         <w:rPr>
           <w:rFonts w:ascii="Arial Narrow" w:eastAsia="Arial Narrow" w:hAnsi="Arial Narrow" w:cs="Arial Narrow"/>
@@ -10626,10 +10668,22 @@
         <w:jc w:val="both"/>
         <w:rPr>
           <w:rFonts w:ascii="Arial Narrow" w:eastAsia="Arial Narrow" w:hAnsi="Arial Narrow" w:cs="Arial Narrow"/>
-          <w:sz w:val="16"/>
-          <w:szCs w:val="16"/>
-        </w:rPr>
-      </w:pPr>
+          <w:b/>
+          <w:bCs/>
+          <w:sz w:val="16"/>
+          <w:szCs w:val="16"/>
+        </w:rPr>
+      </w:pPr>
+      <w:r>
+        <w:rPr>
+          <w:rFonts w:ascii="Arial Narrow" w:eastAsia="Arial Narrow" w:hAnsi="Arial Narrow" w:cs="Arial Narrow"/>
+          <w:b/>
+          <w:bCs/>
+          <w:sz w:val="16"/>
+          <w:szCs w:val="16"/>
+        </w:rPr>
+        <w:t>Artículo 116.- Medidas correctivas complementarias</w:t>
+      </w:r>
     </w:p>
     <w:p>
       <w:pPr>
@@ -10638,13 +10692,502 @@
         <w:jc w:val="both"/>
         <w:rPr>
           <w:rFonts w:ascii="Arial Narrow" w:eastAsia="Arial Narrow" w:hAnsi="Arial Narrow" w:cs="Arial Narrow"/>
+          <w:sz w:val="16"/>
+          <w:szCs w:val="16"/>
+        </w:rPr>
+      </w:pPr>
+      <w:r>
+        <w:rPr>
+          <w:rFonts w:ascii="Arial Narrow" w:eastAsia="Arial Narrow" w:hAnsi="Arial Narrow" w:cs="Arial Narrow"/>
+          <w:sz w:val="16"/>
+          <w:szCs w:val="16"/>
+        </w:rPr>
+        <w:t xml:space="preserve">Las medidas correctivas complementarias tienen el objeto de revertir los efectos de la conducta infractora o evitar que esta se produzca nuevamente en el futuro y pueden ser, entre otras, las siguientes: </w:t>
+      </w:r>
+    </w:p>
+    <w:p>
+      <w:pPr>
+        <w:spacing w:after="0" w:line="240" w:lineRule="auto"/>
+        <w:ind w:left="567"/>
+        <w:jc w:val="both"/>
+        <w:rPr>
+          <w:rFonts w:ascii="Arial Narrow" w:eastAsia="Arial Narrow" w:hAnsi="Arial Narrow" w:cs="Arial Narrow"/>
+          <w:sz w:val="16"/>
+          <w:szCs w:val="16"/>
+        </w:rPr>
+      </w:pPr>
+      <w:r>
+        <w:rPr>
+          <w:rFonts w:ascii="Arial Narrow" w:eastAsia="Arial Narrow" w:hAnsi="Arial Narrow" w:cs="Arial Narrow"/>
+          <w:sz w:val="16"/>
+          <w:szCs w:val="16"/>
+        </w:rPr>
+        <w:t xml:space="preserve">a. Que el proveedor cumpla con atender la solicitud de información requerida por el consumidor, siempre que dicho requerimiento guarde relación con el producto adquirido o servicio contratado. </w:t>
+      </w:r>
+    </w:p>
+    <w:p>
+      <w:pPr>
+        <w:spacing w:after="0" w:line="240" w:lineRule="auto"/>
+        <w:ind w:left="567"/>
+        <w:jc w:val="both"/>
+        <w:rPr>
+          <w:rFonts w:ascii="Arial Narrow" w:eastAsia="Arial Narrow" w:hAnsi="Arial Narrow" w:cs="Arial Narrow"/>
+          <w:sz w:val="16"/>
+          <w:szCs w:val="16"/>
+        </w:rPr>
+      </w:pPr>
+      <w:r>
+        <w:rPr>
+          <w:rFonts w:ascii="Arial Narrow" w:eastAsia="Arial Narrow" w:hAnsi="Arial Narrow" w:cs="Arial Narrow"/>
+          <w:sz w:val="16"/>
+          <w:szCs w:val="16"/>
+        </w:rPr>
+        <w:t xml:space="preserve">b. Declarar inexigibles las cláusulas que han sido identificadas como abusivas en el procedimiento. </w:t>
+      </w:r>
+    </w:p>
+    <w:p>
+      <w:pPr>
+        <w:spacing w:after="0" w:line="240" w:lineRule="auto"/>
+        <w:ind w:left="567"/>
+        <w:jc w:val="both"/>
+        <w:rPr>
+          <w:rFonts w:ascii="Arial Narrow" w:eastAsia="Arial Narrow" w:hAnsi="Arial Narrow" w:cs="Arial Narrow"/>
+          <w:sz w:val="16"/>
+          <w:szCs w:val="16"/>
+        </w:rPr>
+      </w:pPr>
+      <w:r>
+        <w:rPr>
+          <w:rFonts w:ascii="Arial Narrow" w:eastAsia="Arial Narrow" w:hAnsi="Arial Narrow" w:cs="Arial Narrow"/>
+          <w:sz w:val="16"/>
+          <w:szCs w:val="16"/>
+        </w:rPr>
+        <w:t xml:space="preserve">c. El decomiso y destrucción de la mercadería, envases, envolturas o etiquetas. </w:t>
+      </w:r>
+    </w:p>
+    <w:p>
+      <w:pPr>
+        <w:spacing w:after="0" w:line="240" w:lineRule="auto"/>
+        <w:ind w:left="567"/>
+        <w:jc w:val="both"/>
+        <w:rPr>
+          <w:rFonts w:ascii="Arial Narrow" w:eastAsia="Arial Narrow" w:hAnsi="Arial Narrow" w:cs="Arial Narrow"/>
+          <w:sz w:val="16"/>
+          <w:szCs w:val="16"/>
+        </w:rPr>
+      </w:pPr>
+      <w:r>
+        <w:rPr>
+          <w:rFonts w:ascii="Arial Narrow" w:eastAsia="Arial Narrow" w:hAnsi="Arial Narrow" w:cs="Arial Narrow"/>
+          <w:sz w:val="16"/>
+          <w:szCs w:val="16"/>
+        </w:rPr>
+        <w:t xml:space="preserve">d. En caso de infracciones muy graves y de reincidencia o </w:t>
+      </w:r>
+      <w:proofErr w:type="spellStart"/>
+      <w:r>
+        <w:rPr>
+          <w:rFonts w:ascii="Arial Narrow" w:eastAsia="Arial Narrow" w:hAnsi="Arial Narrow" w:cs="Arial Narrow"/>
+          <w:sz w:val="16"/>
+          <w:szCs w:val="16"/>
+        </w:rPr>
+        <w:t>reiterancia</w:t>
+      </w:r>
+      <w:proofErr w:type="spellEnd"/>
+      <w:r>
+        <w:rPr>
+          <w:rFonts w:ascii="Arial Narrow" w:eastAsia="Arial Narrow" w:hAnsi="Arial Narrow" w:cs="Arial Narrow"/>
+          <w:sz w:val="16"/>
+          <w:szCs w:val="16"/>
+        </w:rPr>
+        <w:t xml:space="preserve">: </w:t>
+      </w:r>
+    </w:p>
+    <w:p>
+      <w:pPr>
+        <w:spacing w:after="0" w:line="240" w:lineRule="auto"/>
+        <w:ind w:left="567"/>
+        <w:jc w:val="both"/>
+        <w:rPr>
+          <w:rFonts w:ascii="Arial Narrow" w:eastAsia="Arial Narrow" w:hAnsi="Arial Narrow" w:cs="Arial Narrow"/>
+          <w:sz w:val="16"/>
+          <w:szCs w:val="16"/>
+        </w:rPr>
+      </w:pPr>
+      <w:r>
+        <w:rPr>
+          <w:rFonts w:ascii="Arial Narrow" w:eastAsia="Arial Narrow" w:hAnsi="Arial Narrow" w:cs="Arial Narrow"/>
+          <w:sz w:val="16"/>
+          <w:szCs w:val="16"/>
+        </w:rPr>
+        <w:t xml:space="preserve">(i) Solicitar a la autoridad correspondiente la clausura temporal del establecimiento industrial, comercial o de servicios por un plazo máximo de seis (6) meses. </w:t>
+      </w:r>
+    </w:p>
+    <w:p>
+      <w:pPr>
+        <w:spacing w:after="0" w:line="240" w:lineRule="auto"/>
+        <w:ind w:left="567"/>
+        <w:jc w:val="both"/>
+        <w:rPr>
+          <w:rFonts w:ascii="Arial Narrow" w:eastAsia="Arial Narrow" w:hAnsi="Arial Narrow" w:cs="Arial Narrow"/>
+          <w:sz w:val="16"/>
+          <w:szCs w:val="16"/>
+        </w:rPr>
+      </w:pPr>
+      <w:r>
+        <w:rPr>
+          <w:rFonts w:ascii="Arial Narrow" w:eastAsia="Arial Narrow" w:hAnsi="Arial Narrow" w:cs="Arial Narrow"/>
+          <w:sz w:val="16"/>
+          <w:szCs w:val="16"/>
+        </w:rPr>
+        <w:t>(</w:t>
+      </w:r>
+      <w:proofErr w:type="spellStart"/>
+      <w:r>
+        <w:rPr>
+          <w:rFonts w:ascii="Arial Narrow" w:eastAsia="Arial Narrow" w:hAnsi="Arial Narrow" w:cs="Arial Narrow"/>
+          <w:sz w:val="16"/>
+          <w:szCs w:val="16"/>
+        </w:rPr>
+        <w:t>ii</w:t>
+      </w:r>
+      <w:proofErr w:type="spellEnd"/>
+      <w:r>
+        <w:rPr>
+          <w:rFonts w:ascii="Arial Narrow" w:eastAsia="Arial Narrow" w:hAnsi="Arial Narrow" w:cs="Arial Narrow"/>
+          <w:sz w:val="16"/>
+          <w:szCs w:val="16"/>
+        </w:rPr>
+        <w:t xml:space="preserve">) Solicitar a la autoridad competente la inhabilitación, temporal o permanente, del proveedor en función de los alcances de la infracción sancionada. </w:t>
+      </w:r>
+    </w:p>
+    <w:p>
+      <w:pPr>
+        <w:spacing w:after="0" w:line="240" w:lineRule="auto"/>
+        <w:ind w:left="567"/>
+        <w:jc w:val="both"/>
+        <w:rPr>
+          <w:rFonts w:ascii="Arial Narrow" w:eastAsia="Arial Narrow" w:hAnsi="Arial Narrow" w:cs="Arial Narrow"/>
+          <w:sz w:val="16"/>
+          <w:szCs w:val="16"/>
+        </w:rPr>
+      </w:pPr>
+      <w:r>
+        <w:rPr>
+          <w:rFonts w:ascii="Arial Narrow" w:eastAsia="Arial Narrow" w:hAnsi="Arial Narrow" w:cs="Arial Narrow"/>
+          <w:sz w:val="16"/>
+          <w:szCs w:val="16"/>
+        </w:rPr>
+        <w:t xml:space="preserve">e. Publicación de avisos </w:t>
+      </w:r>
+      <w:proofErr w:type="spellStart"/>
+      <w:r>
+        <w:rPr>
+          <w:rFonts w:ascii="Arial Narrow" w:eastAsia="Arial Narrow" w:hAnsi="Arial Narrow" w:cs="Arial Narrow"/>
+          <w:sz w:val="16"/>
+          <w:szCs w:val="16"/>
+        </w:rPr>
+        <w:t>rectificatorios</w:t>
+      </w:r>
+      <w:proofErr w:type="spellEnd"/>
+      <w:r>
+        <w:rPr>
+          <w:rFonts w:ascii="Arial Narrow" w:eastAsia="Arial Narrow" w:hAnsi="Arial Narrow" w:cs="Arial Narrow"/>
+          <w:sz w:val="16"/>
+          <w:szCs w:val="16"/>
+        </w:rPr>
+        <w:t xml:space="preserve"> o informativos en la forma que determine el Indecopi, tomando en consideración los medios que resulten idóneos para revertir los efectos que el acto objeto de sanción ha ocasionado. </w:t>
+      </w:r>
+    </w:p>
+    <w:p>
+      <w:pPr>
+        <w:spacing w:after="0" w:line="240" w:lineRule="auto"/>
+        <w:ind w:left="567"/>
+        <w:jc w:val="both"/>
+        <w:rPr>
+          <w:rFonts w:ascii="Arial Narrow" w:eastAsia="Arial Narrow" w:hAnsi="Arial Narrow" w:cs="Arial Narrow"/>
+          <w:sz w:val="16"/>
+          <w:szCs w:val="16"/>
+        </w:rPr>
+      </w:pPr>
+      <w:r>
+        <w:rPr>
+          <w:rFonts w:ascii="Arial Narrow" w:eastAsia="Arial Narrow" w:hAnsi="Arial Narrow" w:cs="Arial Narrow"/>
+          <w:sz w:val="16"/>
+          <w:szCs w:val="16"/>
+        </w:rPr>
+        <w:t xml:space="preserve">f. Cualquier otra medida correctiva que tenga el objeto de revertir los efectos de la conducta infractora o evitar que esta se produzca nuevamente en el futuro. </w:t>
+      </w:r>
+    </w:p>
+    <w:p>
+      <w:pPr>
+        <w:spacing w:after="0" w:line="240" w:lineRule="auto"/>
+        <w:ind w:left="567"/>
+        <w:jc w:val="both"/>
+        <w:rPr>
+          <w:rFonts w:ascii="Arial Narrow" w:eastAsia="Arial Narrow" w:hAnsi="Arial Narrow" w:cs="Arial Narrow"/>
+          <w:sz w:val="16"/>
+          <w:szCs w:val="16"/>
+        </w:rPr>
+      </w:pPr>
+      <w:r>
+        <w:rPr>
+          <w:rFonts w:ascii="Arial Narrow" w:eastAsia="Arial Narrow" w:hAnsi="Arial Narrow" w:cs="Arial Narrow"/>
+          <w:sz w:val="16"/>
+          <w:szCs w:val="16"/>
+        </w:rPr>
+        <w:t>El Indecopi está facultado para solicitar a la autoridad municipal y policial el apoyo respectivo para la ejecución de las medidas correctivas complementarias correspondientes.</w:t>
+      </w:r>
+    </w:p>
+    <w:p>
+      <w:pPr>
+        <w:spacing w:after="0" w:line="240" w:lineRule="auto"/>
+        <w:ind w:left="567" w:hanging="567"/>
+        <w:jc w:val="both"/>
+        <w:rPr>
+          <w:rFonts w:ascii="Arial Narrow" w:eastAsia="Arial Narrow" w:hAnsi="Arial Narrow" w:cs="Arial Narrow"/>
+          <w:sz w:val="16"/>
+          <w:szCs w:val="16"/>
+        </w:rPr>
+      </w:pPr>
+    </w:p>
+  </w:footnote>
+  <w:footnote w:id="16">
+    <w:p>
+      <w:pPr>
+        <w:pStyle w:val="Textonotapie"/>
+        <w:tabs>
+          <w:tab w:val="left" w:pos="567"/>
+        </w:tabs>
+        <w:ind w:left="567" w:hanging="567"/>
+        <w:jc w:val="both"/>
+        <w:rPr>
+          <w:rFonts w:ascii="Arial Narrow" w:eastAsia="Arial Narrow" w:hAnsi="Arial Narrow" w:cs="Arial Narrow"/>
+          <w:b/>
+          <w:sz w:val="16"/>
+          <w:szCs w:val="16"/>
+        </w:rPr>
+      </w:pPr>
+      <w:r>
+        <w:rPr>
+          <w:rStyle w:val="Refdenotaalpie"/>
+          <w:rFonts w:ascii="Arial Narrow" w:eastAsia="Arial Narrow" w:hAnsi="Arial Narrow" w:cs="Arial Narrow"/>
+          <w:sz w:val="16"/>
+          <w:szCs w:val="16"/>
+          <w:vertAlign w:val="superscript"/>
+        </w:rPr>
+        <w:footnoteRef/>
+      </w:r>
+      <w:r>
+        <w:rPr>
+          <w:rFonts w:ascii="Arial Narrow" w:eastAsia="Arial Narrow" w:hAnsi="Arial Narrow" w:cs="Arial Narrow"/>
+          <w:sz w:val="16"/>
+          <w:szCs w:val="16"/>
+        </w:rPr>
+        <w:tab/>
+        <w:t xml:space="preserve"/>
+      </w:r>
+      <w:r>
+        <w:rPr>
+          <w:rFonts w:ascii="Arial Narrow" w:eastAsia="Arial Narrow" w:hAnsi="Arial Narrow" w:cs="Arial Narrow"/>
+          <w:sz w:val="16"/>
+          <w:szCs w:val="16"/>
+        </w:rPr>
+        <w:tab/>
+      </w:r>
+      <w:r>
+        <w:rPr>
+          <w:rFonts w:ascii="Arial Narrow" w:eastAsia="Arial Narrow" w:hAnsi="Arial Narrow" w:cs="Arial Narrow"/>
+          <w:b/>
+          <w:sz w:val="16"/>
+          <w:szCs w:val="16"/>
+        </w:rPr>
+        <w:t>LEY 29571, CÓDIGO DE PROTECCIÓN Y DEFENSA DEL CONSUMIDOR</w:t>
+      </w:r>
+      <w:r>
+        <w:rPr>
+          <w:rFonts w:ascii="Arial Narrow" w:eastAsia="Arial Narrow" w:hAnsi="Arial Narrow" w:cs="Arial Narrow"/>
           <w:b/>
           <w:bCs/>
           <w:sz w:val="16"/>
           <w:szCs w:val="16"/>
         </w:rPr>
-      </w:pPr>
-      <w:r>
+        <w:t xml:space="preserve">, </w:t>
+      </w:r>
+      <w:r>
+        <w:rPr>
+          <w:rFonts w:ascii="Arial Narrow" w:eastAsia="Arial Narrow" w:hAnsi="Arial Narrow" w:cs="Arial Narrow"/>
+          <w:b/>
+          <w:sz w:val="16"/>
+          <w:szCs w:val="16"/>
+        </w:rPr>
+        <w:t>publicado el 2 de setiembre de 2010 y modificado por Decreto Legislativo 1308</w:t>
+      </w:r>
+    </w:p>
+    <w:p>
+      <w:pPr>
+        <w:pStyle w:val="Textonotapie"/>
+        <w:tabs>
+          <w:tab w:val="left" w:pos="567"/>
+        </w:tabs>
+        <w:jc w:val="both"/>
+        <w:rPr>
+          <w:rFonts w:ascii="Arial Narrow" w:eastAsia="Arial Narrow" w:hAnsi="Arial Narrow" w:cs="Arial Narrow"/>
+          <w:b/>
+          <w:sz w:val="16"/>
+          <w:szCs w:val="16"/>
+        </w:rPr>
+      </w:pPr>
+      <w:r>
+        <w:rPr>
+          <w:rFonts w:ascii="Arial Narrow" w:eastAsia="Arial Narrow" w:hAnsi="Arial Narrow" w:cs="Arial Narrow"/>
+          <w:b/>
+          <w:sz w:val="16"/>
+          <w:szCs w:val="16"/>
+        </w:rPr>
+        <w:tab/>
+        <w:t>Artículo 112.- Criterios de graduación de las sanciones administrativas</w:t>
+      </w:r>
+    </w:p>
+    <w:p>
+      <w:pPr>
+        <w:pStyle w:val="Textonotapie"/>
+        <w:tabs>
+          <w:tab w:val="left" w:pos="567"/>
+        </w:tabs>
+        <w:jc w:val="both"/>
+        <w:rPr>
+          <w:rFonts w:ascii="Arial Narrow" w:eastAsia="Arial Narrow" w:hAnsi="Arial Narrow" w:cs="Arial Narrow"/>
+          <w:sz w:val="16"/>
+          <w:szCs w:val="16"/>
+        </w:rPr>
+      </w:pPr>
+      <w:r>
+        <w:rPr>
+          <w:rFonts w:ascii="Arial Narrow" w:eastAsia="Arial Narrow" w:hAnsi="Arial Narrow" w:cs="Arial Narrow"/>
+          <w:sz w:val="16"/>
+          <w:szCs w:val="16"/>
+        </w:rPr>
+        <w:tab/>
+        <w:t>(…)</w:t>
+      </w:r>
+    </w:p>
+    <w:p>
+      <w:pPr>
+        <w:pStyle w:val="Textonotapie"/>
+        <w:tabs>
+          <w:tab w:val="left" w:pos="567"/>
+        </w:tabs>
+        <w:jc w:val="both"/>
+        <w:rPr>
+          <w:rFonts w:ascii="Arial Narrow" w:eastAsia="Arial Narrow" w:hAnsi="Arial Narrow" w:cs="Arial Narrow"/>
+          <w:sz w:val="16"/>
+          <w:szCs w:val="16"/>
+        </w:rPr>
+      </w:pPr>
+      <w:r>
+        <w:rPr>
+          <w:rFonts w:ascii="Arial Narrow" w:eastAsia="Arial Narrow" w:hAnsi="Arial Narrow" w:cs="Arial Narrow"/>
+          <w:sz w:val="16"/>
+          <w:szCs w:val="16"/>
+        </w:rPr>
+        <w:tab/>
+        <w:t>Se consideran circunstancias atenuantes especiales, las siguientes:</w:t>
+      </w:r>
+    </w:p>
+    <w:p>
+      <w:pPr>
+        <w:pStyle w:val="Textonotapie"/>
+        <w:tabs>
+          <w:tab w:val="left" w:pos="567"/>
+        </w:tabs>
+        <w:jc w:val="both"/>
+        <w:rPr>
+          <w:rFonts w:ascii="Arial Narrow" w:eastAsia="Arial Narrow" w:hAnsi="Arial Narrow" w:cs="Arial Narrow"/>
+          <w:sz w:val="16"/>
+          <w:szCs w:val="16"/>
+        </w:rPr>
+      </w:pPr>
+      <w:r>
+        <w:rPr>
+          <w:rFonts w:ascii="Arial Narrow" w:eastAsia="Arial Narrow" w:hAnsi="Arial Narrow" w:cs="Arial Narrow"/>
+          <w:sz w:val="16"/>
+          <w:szCs w:val="16"/>
+        </w:rPr>
+        <w:tab/>
+        <w:t>(…)</w:t>
+      </w:r>
+    </w:p>
+    <w:p>
+      <w:pPr>
+        <w:pStyle w:val="Textonotapie"/>
+        <w:tabs>
+          <w:tab w:val="left" w:pos="567"/>
+        </w:tabs>
+        <w:ind w:left="567"/>
+        <w:jc w:val="both"/>
+        <w:rPr>
+          <w:rFonts w:ascii="Arial Narrow" w:eastAsia="Arial Narrow" w:hAnsi="Arial Narrow" w:cs="Arial Narrow"/>
+          <w:sz w:val="16"/>
+          <w:szCs w:val="16"/>
+        </w:rPr>
+      </w:pPr>
+      <w:r>
+        <w:rPr>
+          <w:rFonts w:ascii="Arial Narrow" w:eastAsia="Arial Narrow" w:hAnsi="Arial Narrow" w:cs="Arial Narrow"/>
+          <w:sz w:val="16"/>
+          <w:szCs w:val="16"/>
+        </w:rPr>
+        <w:t xml:space="preserve">3. En los procedimientos de oficio promovidos por una denuncia de parte, cuando el proveedor se allana a la denuncia presentada o reconoce las pretensiones en ella contenidas, se da por concluido el procedimiento </w:t>
+      </w:r>
+      <w:proofErr w:type="spellStart"/>
+      <w:r>
+        <w:rPr>
+          <w:rFonts w:ascii="Arial Narrow" w:eastAsia="Arial Narrow" w:hAnsi="Arial Narrow" w:cs="Arial Narrow"/>
+          <w:sz w:val="16"/>
+          <w:szCs w:val="16"/>
+        </w:rPr>
+        <w:t>liminarmente</w:t>
+      </w:r>
+      <w:proofErr w:type="spellEnd"/>
+      <w:r>
+        <w:rPr>
+          <w:rFonts w:ascii="Arial Narrow" w:eastAsia="Arial Narrow" w:hAnsi="Arial Narrow" w:cs="Arial Narrow"/>
+          <w:sz w:val="16"/>
+          <w:szCs w:val="16"/>
+        </w:rPr>
+        <w:t>, pudiendo imponerse una amonestación si el allanamiento o reconocimiento se realiza con la presentación de los descargos; caso contrario la sanción a imponer será pecuniaria. En aquellos casos en que el allanamiento o reconocimiento verse sobre controversias referidas a actos de discriminación, actos contrarios a la vida y a la salud y sustancias peligrosas, se considera como un atenuante pero la sanción a imponer será pecuniaria. En todos los supuestos de allanamiento y reconocimiento formulados con la presentación de los descargos, se exonera al denunciado del pago de los costos del procedimiento, pero no de las costas.</w:t>
+      </w:r>
+    </w:p>
+    <w:p>
+      <w:pPr>
+        <w:pStyle w:val="Textonotapie"/>
+        <w:tabs>
+          <w:tab w:val="left" w:pos="567"/>
+        </w:tabs>
+        <w:ind w:left="567" w:hanging="567"/>
+        <w:jc w:val="both"/>
+        <w:rPr>
+          <w:rFonts w:ascii="Arial Narrow" w:eastAsia="Arial Narrow" w:hAnsi="Arial Narrow" w:cs="Arial Narrow"/>
+          <w:b/>
+          <w:sz w:val="16"/>
+          <w:szCs w:val="16"/>
+        </w:rPr>
+      </w:pPr>
+    </w:p>
+  </w:footnote>
+  <w:footnote w:id="17">
+    <w:p>
+      <w:pPr>
+        <w:autoSpaceDE w:val="0"/>
+        <w:autoSpaceDN w:val="0"/>
+        <w:adjustRightInd w:val="0"/>
+        <w:tabs>
+          <w:tab w:val="left" w:pos="567"/>
+        </w:tabs>
+        <w:spacing w:after="0" w:line="240" w:lineRule="auto"/>
+        <w:ind w:left="567" w:hanging="567"/>
+        <w:jc w:val="both"/>
         <w:rPr>
           <w:rFonts w:ascii="Arial Narrow" w:eastAsia="Arial Narrow" w:hAnsi="Arial Narrow" w:cs="Arial Narrow"/>
           <w:b/>
@@ -10652,500 +11195,136 @@
           <w:sz w:val="16"/>
           <w:szCs w:val="16"/>
         </w:rPr>
-        <w:t>Artículo 116.- Medidas correctivas complementarias</w:t>
-      </w:r>
-    </w:p>
-    <w:p>
-      <w:pPr>
+      </w:pPr>
+      <w:r>
+        <w:rPr>
+          <w:rStyle w:val="Refdenotaalpie"/>
+          <w:rFonts w:ascii="Arial Narrow" w:eastAsia="Arial Narrow" w:hAnsi="Arial Narrow" w:cs="Arial Narrow"/>
+          <w:b/>
+          <w:bCs/>
+          <w:sz w:val="16"/>
+          <w:szCs w:val="16"/>
+          <w:vertAlign w:val="superscript"/>
+        </w:rPr>
+        <w:footnoteRef/>
+      </w:r>
+      <w:r>
+        <w:rPr>
+          <w:rFonts w:ascii="Arial Narrow" w:eastAsia="Arial Narrow" w:hAnsi="Arial Narrow" w:cs="Arial Narrow"/>
+          <w:b/>
+          <w:bCs/>
+          <w:sz w:val="16"/>
+          <w:szCs w:val="16"/>
+        </w:rPr>
+        <w:tab/>
+        <w:t xml:space="preserve"/>
+      </w:r>
+      <w:r>
+        <w:rPr>
+          <w:rFonts w:ascii="Arial Narrow" w:eastAsia="Arial Narrow" w:hAnsi="Arial Narrow" w:cs="Arial Narrow"/>
+          <w:b/>
+          <w:bCs/>
+          <w:sz w:val="16"/>
+          <w:szCs w:val="16"/>
+        </w:rPr>
+        <w:tab/>
+        <w:t xml:space="preserve">DECRETO LEGISLATIVO </w:t>
+      </w:r>
+      <w:proofErr w:type="spellStart"/>
+      <w:r>
+        <w:rPr>
+          <w:rFonts w:ascii="Arial Narrow" w:eastAsia="Arial Narrow" w:hAnsi="Arial Narrow" w:cs="Arial Narrow"/>
+          <w:b/>
+          <w:bCs/>
+          <w:sz w:val="16"/>
+          <w:szCs w:val="16"/>
+        </w:rPr>
+        <w:t/>
+      </w:r>
+      <w:proofErr w:type="spellEnd"/>
+      <w:r>
+        <w:rPr>
+          <w:rFonts w:ascii="Arial Narrow" w:eastAsia="Arial Narrow" w:hAnsi="Arial Narrow" w:cs="Arial Narrow"/>
+          <w:b/>
+          <w:bCs/>
+          <w:sz w:val="16"/>
+          <w:szCs w:val="16"/>
+        </w:rPr>
+        <w:t xml:space="preserve">807, LEY SOBRE FACULTADES, NORMAS Y ORGANIZACIÓN DEL INDECOPI FACULTADES DE LAS COMISIONES Y OFICINAS DEL INDECOPI</w:t>
+      </w:r>
+    </w:p>
+    <w:p>
+      <w:pPr>
+        <w:pStyle w:val="NormalWeb"/>
         <w:spacing w:after="0" w:line="240" w:lineRule="auto"/>
         <w:ind w:left="567"/>
         <w:jc w:val="both"/>
         <w:rPr>
           <w:rFonts w:ascii="Arial Narrow" w:eastAsia="Arial Narrow" w:hAnsi="Arial Narrow" w:cs="Arial Narrow"/>
-          <w:sz w:val="16"/>
-          <w:szCs w:val="16"/>
-        </w:rPr>
-      </w:pPr>
-      <w:r>
-        <w:rPr>
-          <w:rFonts w:ascii="Arial Narrow" w:eastAsia="Arial Narrow" w:hAnsi="Arial Narrow" w:cs="Arial Narrow"/>
-          <w:sz w:val="16"/>
-          <w:szCs w:val="16"/>
-        </w:rPr>
-        <w:t xml:space="preserve">Las medidas correctivas complementarias tienen el objeto de revertir los efectos de la conducta infractora o evitar que esta se produzca nuevamente en el futuro y pueden ser, entre otras, las siguientes: </w:t>
-      </w:r>
-    </w:p>
-    <w:p>
-      <w:pPr>
-        <w:spacing w:after="0" w:line="240" w:lineRule="auto"/>
-        <w:ind w:left="567"/>
-        <w:jc w:val="both"/>
-        <w:rPr>
-          <w:rFonts w:ascii="Arial Narrow" w:eastAsia="Arial Narrow" w:hAnsi="Arial Narrow" w:cs="Arial Narrow"/>
-          <w:sz w:val="16"/>
-          <w:szCs w:val="16"/>
-        </w:rPr>
-      </w:pPr>
-      <w:r>
-        <w:rPr>
-          <w:rFonts w:ascii="Arial Narrow" w:eastAsia="Arial Narrow" w:hAnsi="Arial Narrow" w:cs="Arial Narrow"/>
-          <w:sz w:val="16"/>
-          <w:szCs w:val="16"/>
-        </w:rPr>
-        <w:t xml:space="preserve">a. Que el proveedor cumpla con atender la solicitud de información requerida por el consumidor, siempre que dicho requerimiento guarde relación con el producto adquirido o servicio contratado. </w:t>
-      </w:r>
-    </w:p>
-    <w:p>
-      <w:pPr>
-        <w:spacing w:after="0" w:line="240" w:lineRule="auto"/>
-        <w:ind w:left="567"/>
-        <w:jc w:val="both"/>
-        <w:rPr>
-          <w:rFonts w:ascii="Arial Narrow" w:eastAsia="Arial Narrow" w:hAnsi="Arial Narrow" w:cs="Arial Narrow"/>
-          <w:sz w:val="16"/>
-          <w:szCs w:val="16"/>
-        </w:rPr>
-      </w:pPr>
-      <w:r>
-        <w:rPr>
-          <w:rFonts w:ascii="Arial Narrow" w:eastAsia="Arial Narrow" w:hAnsi="Arial Narrow" w:cs="Arial Narrow"/>
-          <w:sz w:val="16"/>
-          <w:szCs w:val="16"/>
-        </w:rPr>
-        <w:t xml:space="preserve">b. Declarar inexigibles las cláusulas que han sido identificadas como abusivas en el procedimiento. </w:t>
-      </w:r>
-    </w:p>
-    <w:p>
-      <w:pPr>
-        <w:spacing w:after="0" w:line="240" w:lineRule="auto"/>
-        <w:ind w:left="567"/>
-        <w:jc w:val="both"/>
-        <w:rPr>
-          <w:rFonts w:ascii="Arial Narrow" w:eastAsia="Arial Narrow" w:hAnsi="Arial Narrow" w:cs="Arial Narrow"/>
-          <w:sz w:val="16"/>
-          <w:szCs w:val="16"/>
-        </w:rPr>
-      </w:pPr>
-      <w:r>
-        <w:rPr>
-          <w:rFonts w:ascii="Arial Narrow" w:eastAsia="Arial Narrow" w:hAnsi="Arial Narrow" w:cs="Arial Narrow"/>
-          <w:sz w:val="16"/>
-          <w:szCs w:val="16"/>
-        </w:rPr>
-        <w:t xml:space="preserve">c. El decomiso y destrucción de la mercadería, envases, envolturas o etiquetas. </w:t>
-      </w:r>
-    </w:p>
-    <w:p>
-      <w:pPr>
-        <w:spacing w:after="0" w:line="240" w:lineRule="auto"/>
-        <w:ind w:left="567"/>
-        <w:jc w:val="both"/>
-        <w:rPr>
-          <w:rFonts w:ascii="Arial Narrow" w:eastAsia="Arial Narrow" w:hAnsi="Arial Narrow" w:cs="Arial Narrow"/>
-          <w:sz w:val="16"/>
-          <w:szCs w:val="16"/>
-        </w:rPr>
-      </w:pPr>
-      <w:r>
-        <w:rPr>
-          <w:rFonts w:ascii="Arial Narrow" w:eastAsia="Arial Narrow" w:hAnsi="Arial Narrow" w:cs="Arial Narrow"/>
-          <w:sz w:val="16"/>
-          <w:szCs w:val="16"/>
-        </w:rPr>
-        <w:t xml:space="preserve">d. En caso de infracciones muy graves y de reincidencia o </w:t>
-      </w:r>
-      <w:proofErr w:type="spellStart"/>
-      <w:r>
-        <w:rPr>
-          <w:rFonts w:ascii="Arial Narrow" w:eastAsia="Arial Narrow" w:hAnsi="Arial Narrow" w:cs="Arial Narrow"/>
-          <w:sz w:val="16"/>
-          <w:szCs w:val="16"/>
-        </w:rPr>
-        <w:t>reiterancia</w:t>
-      </w:r>
-      <w:proofErr w:type="spellEnd"/>
-      <w:r>
-        <w:rPr>
-          <w:rFonts w:ascii="Arial Narrow" w:eastAsia="Arial Narrow" w:hAnsi="Arial Narrow" w:cs="Arial Narrow"/>
-          <w:sz w:val="16"/>
-          <w:szCs w:val="16"/>
-        </w:rPr>
-        <w:t xml:space="preserve">: </w:t>
-      </w:r>
-    </w:p>
-    <w:p>
-      <w:pPr>
-        <w:spacing w:after="0" w:line="240" w:lineRule="auto"/>
-        <w:ind w:left="567"/>
-        <w:jc w:val="both"/>
-        <w:rPr>
-          <w:rFonts w:ascii="Arial Narrow" w:eastAsia="Arial Narrow" w:hAnsi="Arial Narrow" w:cs="Arial Narrow"/>
-          <w:sz w:val="16"/>
-          <w:szCs w:val="16"/>
-        </w:rPr>
-      </w:pPr>
-      <w:r>
-        <w:rPr>
-          <w:rFonts w:ascii="Arial Narrow" w:eastAsia="Arial Narrow" w:hAnsi="Arial Narrow" w:cs="Arial Narrow"/>
-          <w:sz w:val="16"/>
-          <w:szCs w:val="16"/>
-        </w:rPr>
-        <w:t xml:space="preserve">(i) Solicitar a la autoridad correspondiente la clausura temporal del establecimiento industrial, comercial o de servicios por un plazo máximo de seis (6) meses. </w:t>
-      </w:r>
-    </w:p>
-    <w:p>
-      <w:pPr>
-        <w:spacing w:after="0" w:line="240" w:lineRule="auto"/>
-        <w:ind w:left="567"/>
-        <w:jc w:val="both"/>
-        <w:rPr>
-          <w:rFonts w:ascii="Arial Narrow" w:eastAsia="Arial Narrow" w:hAnsi="Arial Narrow" w:cs="Arial Narrow"/>
-          <w:sz w:val="16"/>
-          <w:szCs w:val="16"/>
-        </w:rPr>
-      </w:pPr>
-      <w:r>
-        <w:rPr>
-          <w:rFonts w:ascii="Arial Narrow" w:eastAsia="Arial Narrow" w:hAnsi="Arial Narrow" w:cs="Arial Narrow"/>
-          <w:sz w:val="16"/>
-          <w:szCs w:val="16"/>
-        </w:rPr>
-        <w:t>(</w:t>
-      </w:r>
-      <w:proofErr w:type="spellStart"/>
-      <w:r>
-        <w:rPr>
-          <w:rFonts w:ascii="Arial Narrow" w:eastAsia="Arial Narrow" w:hAnsi="Arial Narrow" w:cs="Arial Narrow"/>
-          <w:sz w:val="16"/>
-          <w:szCs w:val="16"/>
-        </w:rPr>
-        <w:t>ii</w:t>
-      </w:r>
-      <w:proofErr w:type="spellEnd"/>
-      <w:r>
-        <w:rPr>
-          <w:rFonts w:ascii="Arial Narrow" w:eastAsia="Arial Narrow" w:hAnsi="Arial Narrow" w:cs="Arial Narrow"/>
-          <w:sz w:val="16"/>
-          <w:szCs w:val="16"/>
-        </w:rPr>
-        <w:t xml:space="preserve">) Solicitar a la autoridad competente la inhabilitación, temporal o permanente, del proveedor en función de los alcances de la infracción sancionada. </w:t>
-      </w:r>
-    </w:p>
-    <w:p>
-      <w:pPr>
-        <w:spacing w:after="0" w:line="240" w:lineRule="auto"/>
-        <w:ind w:left="567"/>
-        <w:jc w:val="both"/>
-        <w:rPr>
-          <w:rFonts w:ascii="Arial Narrow" w:eastAsia="Arial Narrow" w:hAnsi="Arial Narrow" w:cs="Arial Narrow"/>
-          <w:sz w:val="16"/>
-          <w:szCs w:val="16"/>
-        </w:rPr>
-      </w:pPr>
-      <w:r>
-        <w:rPr>
-          <w:rFonts w:ascii="Arial Narrow" w:eastAsia="Arial Narrow" w:hAnsi="Arial Narrow" w:cs="Arial Narrow"/>
-          <w:sz w:val="16"/>
-          <w:szCs w:val="16"/>
-        </w:rPr>
-        <w:t xml:space="preserve">e. Publicación de avisos </w:t>
-      </w:r>
-      <w:proofErr w:type="spellStart"/>
-      <w:r>
-        <w:rPr>
-          <w:rFonts w:ascii="Arial Narrow" w:eastAsia="Arial Narrow" w:hAnsi="Arial Narrow" w:cs="Arial Narrow"/>
-          <w:sz w:val="16"/>
-          <w:szCs w:val="16"/>
-        </w:rPr>
-        <w:t>rectificatorios</w:t>
-      </w:r>
-      <w:proofErr w:type="spellEnd"/>
-      <w:r>
-        <w:rPr>
-          <w:rFonts w:ascii="Arial Narrow" w:eastAsia="Arial Narrow" w:hAnsi="Arial Narrow" w:cs="Arial Narrow"/>
-          <w:sz w:val="16"/>
-          <w:szCs w:val="16"/>
-        </w:rPr>
-        <w:t xml:space="preserve"> o informativos en la forma que determine el Indecopi, tomando en consideración los medios que resulten idóneos para revertir los efectos que el acto objeto de sanción ha ocasionado. </w:t>
-      </w:r>
-    </w:p>
-    <w:p>
-      <w:pPr>
-        <w:spacing w:after="0" w:line="240" w:lineRule="auto"/>
-        <w:ind w:left="567"/>
-        <w:jc w:val="both"/>
-        <w:rPr>
-          <w:rFonts w:ascii="Arial Narrow" w:eastAsia="Arial Narrow" w:hAnsi="Arial Narrow" w:cs="Arial Narrow"/>
-          <w:sz w:val="16"/>
-          <w:szCs w:val="16"/>
-        </w:rPr>
-      </w:pPr>
-      <w:r>
-        <w:rPr>
-          <w:rFonts w:ascii="Arial Narrow" w:eastAsia="Arial Narrow" w:hAnsi="Arial Narrow" w:cs="Arial Narrow"/>
-          <w:sz w:val="16"/>
-          <w:szCs w:val="16"/>
-        </w:rPr>
-        <w:t xml:space="preserve">f. Cualquier otra medida correctiva que tenga el objeto de revertir los efectos de la conducta infractora o evitar que esta se produzca nuevamente en el futuro. </w:t>
-      </w:r>
-    </w:p>
-    <w:p>
-      <w:pPr>
-        <w:spacing w:after="0" w:line="240" w:lineRule="auto"/>
-        <w:ind w:left="567"/>
-        <w:jc w:val="both"/>
-        <w:rPr>
-          <w:rFonts w:ascii="Arial Narrow" w:eastAsia="Arial Narrow" w:hAnsi="Arial Narrow" w:cs="Arial Narrow"/>
-          <w:sz w:val="16"/>
-          <w:szCs w:val="16"/>
-        </w:rPr>
-      </w:pPr>
-      <w:r>
-        <w:rPr>
-          <w:rFonts w:ascii="Arial Narrow" w:eastAsia="Arial Narrow" w:hAnsi="Arial Narrow" w:cs="Arial Narrow"/>
-          <w:sz w:val="16"/>
-          <w:szCs w:val="16"/>
-        </w:rPr>
-        <w:t>El Indecopi está facultado para solicitar a la autoridad municipal y policial el apoyo respectivo para la ejecución de las medidas correctivas complementarias correspondientes.</w:t>
-      </w:r>
-    </w:p>
-    <w:p>
-      <w:pPr>
-        <w:spacing w:after="0" w:line="240" w:lineRule="auto"/>
-        <w:ind w:left="567" w:hanging="567"/>
-        <w:jc w:val="both"/>
-        <w:rPr>
-          <w:rFonts w:ascii="Arial Narrow" w:eastAsia="Arial Narrow" w:hAnsi="Arial Narrow" w:cs="Arial Narrow"/>
-          <w:sz w:val="16"/>
-          <w:szCs w:val="16"/>
-        </w:rPr>
-      </w:pPr>
-    </w:p>
-  </w:footnote>
-  <w:footnote w:id="15">
-    <w:p>
-      <w:pPr>
-        <w:pStyle w:val="Textonotapie"/>
-        <w:tabs>
-          <w:tab w:val="left" w:pos="567"/>
-        </w:tabs>
-        <w:ind w:left="567" w:hanging="567"/>
-        <w:jc w:val="both"/>
+          <w:bCs/>
+          <w:sz w:val="16"/>
+          <w:szCs w:val="16"/>
+        </w:rPr>
+      </w:pPr>
+      <w:r>
         <w:rPr>
           <w:rFonts w:ascii="Arial Narrow" w:eastAsia="Arial Narrow" w:hAnsi="Arial Narrow" w:cs="Arial Narrow"/>
           <w:b/>
           <w:sz w:val="16"/>
           <w:szCs w:val="16"/>
         </w:rPr>
-      </w:pPr>
-      <w:r>
-        <w:rPr>
-          <w:rStyle w:val="Refdenotaalpie"/>
-          <w:rFonts w:ascii="Arial Narrow" w:eastAsia="Arial Narrow" w:hAnsi="Arial Narrow" w:cs="Arial Narrow"/>
-          <w:sz w:val="16"/>
-          <w:szCs w:val="16"/>
-          <w:vertAlign w:val="superscript"/>
-        </w:rPr>
-        <w:footnoteRef/>
-      </w:r>
-      <w:r>
-        <w:rPr>
-          <w:rFonts w:ascii="Arial Narrow" w:eastAsia="Arial Narrow" w:hAnsi="Arial Narrow" w:cs="Arial Narrow"/>
-          <w:sz w:val="16"/>
-          <w:szCs w:val="16"/>
-        </w:rPr>
-        <w:t xml:space="preserve"> </w:t>
-      </w:r>
-      <w:r>
-        <w:rPr>
-          <w:rFonts w:ascii="Arial Narrow" w:eastAsia="Arial Narrow" w:hAnsi="Arial Narrow" w:cs="Arial Narrow"/>
-          <w:sz w:val="16"/>
-          <w:szCs w:val="16"/>
-        </w:rPr>
-        <w:tab/>
-      </w:r>
-      <w:r>
-        <w:rPr>
-          <w:rFonts w:ascii="Arial Narrow" w:eastAsia="Arial Narrow" w:hAnsi="Arial Narrow" w:cs="Arial Narrow"/>
-          <w:b/>
-          <w:sz w:val="16"/>
-          <w:szCs w:val="16"/>
-        </w:rPr>
-        <w:t>LEY 29571, CÓDIGO DE PROTECCIÓN Y DEFENSA DEL CONSUMIDOR</w:t>
-      </w:r>
-      <w:r>
-        <w:rPr>
-          <w:rFonts w:ascii="Arial Narrow" w:eastAsia="Arial Narrow" w:hAnsi="Arial Narrow" w:cs="Arial Narrow"/>
-          <w:b/>
+        <w:t xml:space="preserve">Artículo 29.- </w:t>
+      </w:r>
+      <w:r>
+        <w:rPr>
+          <w:rFonts w:ascii="Arial Narrow" w:eastAsia="Arial Narrow" w:hAnsi="Arial Narrow" w:cs="Arial Narrow"/>
           <w:bCs/>
           <w:sz w:val="16"/>
           <w:szCs w:val="16"/>
         </w:rPr>
-        <w:t xml:space="preserve">, </w:t>
-      </w:r>
-      <w:r>
-        <w:rPr>
-          <w:rFonts w:ascii="Arial Narrow" w:eastAsia="Arial Narrow" w:hAnsi="Arial Narrow" w:cs="Arial Narrow"/>
-          <w:b/>
-          <w:sz w:val="16"/>
-          <w:szCs w:val="16"/>
-        </w:rPr>
-        <w:t>publicado el 2 de setiembre de 2010 y modificado por Decreto Legislativo 1308</w:t>
-      </w:r>
-    </w:p>
-    <w:p>
-      <w:pPr>
-        <w:pStyle w:val="Textonotapie"/>
-        <w:tabs>
-          <w:tab w:val="left" w:pos="567"/>
-        </w:tabs>
-        <w:jc w:val="both"/>
-        <w:rPr>
-          <w:rFonts w:ascii="Arial Narrow" w:eastAsia="Arial Narrow" w:hAnsi="Arial Narrow" w:cs="Arial Narrow"/>
-          <w:b/>
-          <w:sz w:val="16"/>
-          <w:szCs w:val="16"/>
-        </w:rPr>
-      </w:pPr>
-      <w:r>
-        <w:rPr>
-          <w:rFonts w:ascii="Arial Narrow" w:eastAsia="Arial Narrow" w:hAnsi="Arial Narrow" w:cs="Arial Narrow"/>
-          <w:b/>
-          <w:sz w:val="16"/>
-          <w:szCs w:val="16"/>
-        </w:rPr>
-        <w:tab/>
-        <w:t>Artículo 112.- Criterios de graduación de las sanciones administrativas</w:t>
-      </w:r>
-    </w:p>
-    <w:p>
-      <w:pPr>
-        <w:pStyle w:val="Textonotapie"/>
-        <w:tabs>
-          <w:tab w:val="left" w:pos="567"/>
-        </w:tabs>
-        <w:jc w:val="both"/>
-        <w:rPr>
-          <w:rFonts w:ascii="Arial Narrow" w:eastAsia="Arial Narrow" w:hAnsi="Arial Narrow" w:cs="Arial Narrow"/>
-          <w:sz w:val="16"/>
-          <w:szCs w:val="16"/>
-        </w:rPr>
-      </w:pPr>
-      <w:r>
-        <w:rPr>
-          <w:rFonts w:ascii="Arial Narrow" w:eastAsia="Arial Narrow" w:hAnsi="Arial Narrow" w:cs="Arial Narrow"/>
-          <w:sz w:val="16"/>
-          <w:szCs w:val="16"/>
-        </w:rPr>
-        <w:tab/>
-        <w:t>(…)</w:t>
-      </w:r>
-    </w:p>
-    <w:p>
-      <w:pPr>
-        <w:pStyle w:val="Textonotapie"/>
-        <w:tabs>
-          <w:tab w:val="left" w:pos="567"/>
-        </w:tabs>
-        <w:jc w:val="both"/>
-        <w:rPr>
-          <w:rFonts w:ascii="Arial Narrow" w:eastAsia="Arial Narrow" w:hAnsi="Arial Narrow" w:cs="Arial Narrow"/>
-          <w:sz w:val="16"/>
-          <w:szCs w:val="16"/>
-        </w:rPr>
-      </w:pPr>
-      <w:r>
-        <w:rPr>
-          <w:rFonts w:ascii="Arial Narrow" w:eastAsia="Arial Narrow" w:hAnsi="Arial Narrow" w:cs="Arial Narrow"/>
-          <w:sz w:val="16"/>
-          <w:szCs w:val="16"/>
-        </w:rPr>
-        <w:tab/>
-        <w:t>Se consideran circunstancias atenuantes especiales, las siguientes:</w:t>
-      </w:r>
-    </w:p>
-    <w:p>
-      <w:pPr>
-        <w:pStyle w:val="Textonotapie"/>
-        <w:tabs>
-          <w:tab w:val="left" w:pos="567"/>
-        </w:tabs>
-        <w:jc w:val="both"/>
-        <w:rPr>
-          <w:rFonts w:ascii="Arial Narrow" w:eastAsia="Arial Narrow" w:hAnsi="Arial Narrow" w:cs="Arial Narrow"/>
-          <w:sz w:val="16"/>
-          <w:szCs w:val="16"/>
-        </w:rPr>
-      </w:pPr>
-      <w:r>
-        <w:rPr>
-          <w:rFonts w:ascii="Arial Narrow" w:eastAsia="Arial Narrow" w:hAnsi="Arial Narrow" w:cs="Arial Narrow"/>
-          <w:sz w:val="16"/>
-          <w:szCs w:val="16"/>
-        </w:rPr>
-        <w:tab/>
-        <w:t>(…)</w:t>
-      </w:r>
-    </w:p>
-    <w:p>
-      <w:pPr>
-        <w:pStyle w:val="Textonotapie"/>
-        <w:tabs>
-          <w:tab w:val="left" w:pos="567"/>
-        </w:tabs>
-        <w:ind w:left="567"/>
-        <w:jc w:val="both"/>
-        <w:rPr>
-          <w:rFonts w:ascii="Arial Narrow" w:eastAsia="Arial Narrow" w:hAnsi="Arial Narrow" w:cs="Arial Narrow"/>
-          <w:sz w:val="16"/>
-          <w:szCs w:val="16"/>
-        </w:rPr>
-      </w:pPr>
-      <w:r>
-        <w:rPr>
-          <w:rFonts w:ascii="Arial Narrow" w:eastAsia="Arial Narrow" w:hAnsi="Arial Narrow" w:cs="Arial Narrow"/>
-          <w:sz w:val="16"/>
-          <w:szCs w:val="16"/>
-        </w:rPr>
-        <w:t xml:space="preserve">3. En los procedimientos de oficio promovidos por una denuncia de parte, cuando el proveedor se allana a la denuncia presentada o reconoce las pretensiones en ella contenidas, se da por concluido el procedimiento </w:t>
-      </w:r>
-      <w:proofErr w:type="spellStart"/>
-      <w:r>
-        <w:rPr>
-          <w:rFonts w:ascii="Arial Narrow" w:eastAsia="Arial Narrow" w:hAnsi="Arial Narrow" w:cs="Arial Narrow"/>
-          <w:sz w:val="16"/>
-          <w:szCs w:val="16"/>
-        </w:rPr>
-        <w:t>liminarmente</w:t>
-      </w:r>
-      <w:proofErr w:type="spellEnd"/>
-      <w:r>
-        <w:rPr>
-          <w:rFonts w:ascii="Arial Narrow" w:eastAsia="Arial Narrow" w:hAnsi="Arial Narrow" w:cs="Arial Narrow"/>
-          <w:sz w:val="16"/>
-          <w:szCs w:val="16"/>
-        </w:rPr>
-        <w:t>, pudiendo imponerse una amonestación si el allanamiento o reconocimiento se realiza con la presentación de los descargos; caso contrario la sanción a imponer será pecuniaria. En aquellos casos en que el allanamiento o reconocimiento verse sobre controversias referidas a actos de discriminación, actos contrarios a la vida y a la salud y sustancias peligrosas, se considera como un atenuante pero la sanción a imponer será pecuniaria. En todos los supuestos de allanamiento y reconocimiento formulados con la presentación de los descargos, se exonera al denunciado del pago de los costos del procedimiento, pero no de las costas.</w:t>
-      </w:r>
-    </w:p>
-    <w:p>
-      <w:pPr>
-        <w:pStyle w:val="Textonotapie"/>
-        <w:tabs>
-          <w:tab w:val="left" w:pos="567"/>
-        </w:tabs>
-        <w:ind w:left="567" w:hanging="567"/>
-        <w:jc w:val="both"/>
-        <w:rPr>
-          <w:rFonts w:ascii="Arial Narrow" w:eastAsia="Arial Narrow" w:hAnsi="Arial Narrow" w:cs="Arial Narrow"/>
-          <w:b/>
-          <w:sz w:val="16"/>
-          <w:szCs w:val="16"/>
-        </w:rPr>
-      </w:pPr>
-    </w:p>
-  </w:footnote>
-  <w:footnote w:id="16">
+        <w:t xml:space="preserve">En cualquier estado del procedimiento, e incluso antes de admitirse a trámite la denuncia, el </w:t>
+      </w:r>
+      <w:proofErr w:type="gramStart"/>
+      <w:r>
+        <w:rPr>
+          <w:rFonts w:ascii="Arial Narrow" w:eastAsia="Arial Narrow" w:hAnsi="Arial Narrow" w:cs="Arial Narrow"/>
+          <w:bCs/>
+          <w:sz w:val="16"/>
+          <w:szCs w:val="16"/>
+        </w:rPr>
+        <w:t>Secretario Técnico</w:t>
+      </w:r>
+      <w:proofErr w:type="gramEnd"/>
+      <w:r>
+        <w:rPr>
+          <w:rFonts w:ascii="Arial Narrow" w:eastAsia="Arial Narrow" w:hAnsi="Arial Narrow" w:cs="Arial Narrow"/>
+          <w:bCs/>
+          <w:sz w:val="16"/>
+          <w:szCs w:val="16"/>
+        </w:rPr>
+        <w:t xml:space="preserve"> podrá citar a las partes a audiencia de conciliación. La audiencia se desarrollará ante el </w:t>
+      </w:r>
+      <w:proofErr w:type="gramStart"/>
+      <w:r>
+        <w:rPr>
+          <w:rFonts w:ascii="Arial Narrow" w:eastAsia="Arial Narrow" w:hAnsi="Arial Narrow" w:cs="Arial Narrow"/>
+          <w:bCs/>
+          <w:sz w:val="16"/>
+          <w:szCs w:val="16"/>
+        </w:rPr>
+        <w:t>Secretario Técnico</w:t>
+      </w:r>
+      <w:proofErr w:type="gramEnd"/>
+      <w:r>
+        <w:rPr>
+          <w:rFonts w:ascii="Arial Narrow" w:eastAsia="Arial Narrow" w:hAnsi="Arial Narrow" w:cs="Arial Narrow"/>
+          <w:bCs/>
+          <w:sz w:val="16"/>
+          <w:szCs w:val="16"/>
+        </w:rPr>
+        <w:t xml:space="preserve"> o ante la persona que este designe. Si ambas partes arribaran a un acuerdo respecto de la denuncia, se levantará un acta donde conste el acuerdo respectivo, el mismo que tendrá efectos de transacción extrajudicial. En cualquier caso, la Comisión podrá continuar de oficio el procedimiento, si del análisis de los hechos denunciados considera que podría estarse afectando intereses de terceros.</w:t>
+      </w:r>
+    </w:p>
     <w:p>
       <w:pPr>
         <w:autoSpaceDE w:val="0"/>
@@ -11162,18 +11341,73 @@
           <w:szCs w:val="16"/>
         </w:rPr>
       </w:pPr>
+    </w:p>
+  </w:footnote>
+  <w:footnote w:id="18">
+    <w:p>
+      <w:pPr>
+        <w:pStyle w:val="Textonotapie"/>
+        <w:tabs>
+          <w:tab w:val="left" w:pos="567"/>
+        </w:tabs>
+        <w:ind w:left="567" w:hanging="567"/>
+        <w:jc w:val="both"/>
+        <w:rPr>
+          <w:rFonts w:ascii="Arial Narrow" w:eastAsia="Arial Narrow" w:hAnsi="Arial Narrow" w:cs="Arial Narrow"/>
+          <w:sz w:val="16"/>
+          <w:szCs w:val="16"/>
+        </w:rPr>
+      </w:pPr>
       <w:r>
         <w:rPr>
           <w:rStyle w:val="Refdenotaalpie"/>
+          <w:rFonts w:ascii="Arial Narrow" w:eastAsia="Arial Narrow" w:hAnsi="Arial Narrow" w:cs="Arial Narrow"/>
+          <w:sz w:val="16"/>
+          <w:szCs w:val="16"/>
+          <w:vertAlign w:val="superscript"/>
+        </w:rPr>
+        <w:footnoteRef/>
+      </w:r>
+      <w:r>
+        <w:rPr>
+          <w:rFonts w:ascii="Arial Narrow" w:eastAsia="Arial Narrow" w:hAnsi="Arial Narrow" w:cs="Arial Narrow"/>
+          <w:sz w:val="16"/>
+          <w:szCs w:val="16"/>
+        </w:rPr>
+        <w:tab/>
+        <w:t xml:space="preserve"/>
+      </w:r>
+      <w:r>
+        <w:rPr>
+          <w:rFonts w:ascii="Arial Narrow" w:eastAsia="Arial Narrow" w:hAnsi="Arial Narrow" w:cs="Arial Narrow"/>
+          <w:sz w:val="16"/>
+          <w:szCs w:val="16"/>
+        </w:rPr>
+        <w:tab/>
+      </w:r>
+      <w:r>
+        <w:rPr>
+          <w:rFonts w:ascii="Arial Narrow" w:eastAsia="Arial Narrow" w:hAnsi="Arial Narrow" w:cs="Arial Narrow"/>
+          <w:b/>
+          <w:sz w:val="16"/>
+          <w:szCs w:val="16"/>
+        </w:rPr>
+        <w:t>TEXTO ÚNICO ORDENADO DE LA LEY DEL PROCEDIMIENTO ADMINISTRATIVO GENERAL, aprobado mediante Decreto Supremo 006-2026-JUS y publicado el 30 de abril de 2026</w:t>
+      </w:r>
+    </w:p>
+    <w:p>
+      <w:pPr>
+        <w:pStyle w:val="Textonotapie"/>
+        <w:ind w:left="1134" w:hanging="567"/>
+        <w:jc w:val="both"/>
+        <w:rPr>
           <w:rFonts w:ascii="Arial Narrow" w:eastAsia="Arial Narrow" w:hAnsi="Arial Narrow" w:cs="Arial Narrow"/>
           <w:b/>
           <w:bCs/>
           <w:sz w:val="16"/>
           <w:szCs w:val="16"/>
-          <w:vertAlign w:val="superscript"/>
-        </w:rPr>
-        <w:footnoteRef/>
-      </w:r>
+        </w:rPr>
+      </w:pPr>
       <w:r>
         <w:rPr>
           <w:rFonts w:ascii="Arial Narrow" w:eastAsia="Arial Narrow" w:hAnsi="Arial Narrow" w:cs="Arial Narrow"/>
@@ -11182,133 +11416,78 @@
           <w:sz w:val="16"/>
           <w:szCs w:val="16"/>
         </w:rPr>
-        <w:t xml:space="preserve"> </w:t>
-      </w:r>
-      <w:r>
-        <w:rPr>
-          <w:rFonts w:ascii="Arial Narrow" w:eastAsia="Arial Narrow" w:hAnsi="Arial Narrow" w:cs="Arial Narrow"/>
-          <w:b/>
-          <w:bCs/>
+        <w:t>Artículo 20.- Modalidades de notificación</w:t>
+      </w:r>
+    </w:p>
+    <w:p>
+      <w:pPr>
+        <w:pStyle w:val="Textonotapie"/>
+        <w:ind w:left="1134" w:hanging="567"/>
+        <w:jc w:val="both"/>
+        <w:rPr>
+          <w:rFonts w:ascii="Arial Narrow" w:eastAsia="Arial Narrow" w:hAnsi="Arial Narrow" w:cs="Arial Narrow"/>
+          <w:sz w:val="16"/>
+          <w:szCs w:val="16"/>
+        </w:rPr>
+      </w:pPr>
+      <w:r>
+        <w:rPr>
+          <w:rFonts w:ascii="Arial Narrow" w:eastAsia="Arial Narrow" w:hAnsi="Arial Narrow" w:cs="Arial Narrow"/>
+          <w:sz w:val="16"/>
+          <w:szCs w:val="16"/>
+        </w:rPr>
+        <w:t xml:space="preserve">20.4. </w:t>
+      </w:r>
+      <w:r>
+        <w:rPr>
+          <w:rFonts w:ascii="Arial Narrow" w:eastAsia="Arial Narrow" w:hAnsi="Arial Narrow" w:cs="Arial Narrow"/>
           <w:sz w:val="16"/>
           <w:szCs w:val="16"/>
         </w:rPr>
         <w:tab/>
-        <w:t xml:space="preserve">DECRETO LEGISLATIVO </w:t>
-      </w:r>
-      <w:proofErr w:type="spellStart"/>
-      <w:r>
-        <w:rPr>
-          <w:rFonts w:ascii="Arial Narrow" w:eastAsia="Arial Narrow" w:hAnsi="Arial Narrow" w:cs="Arial Narrow"/>
-          <w:b/>
-          <w:bCs/>
-          <w:sz w:val="16"/>
-          <w:szCs w:val="16"/>
-        </w:rPr>
-        <w:t/>
-      </w:r>
-      <w:proofErr w:type="spellEnd"/>
-      <w:r>
-        <w:rPr>
-          <w:rFonts w:ascii="Arial Narrow" w:eastAsia="Arial Narrow" w:hAnsi="Arial Narrow" w:cs="Arial Narrow"/>
-          <w:b/>
-          <w:bCs/>
-          <w:sz w:val="16"/>
-          <w:szCs w:val="16"/>
-        </w:rPr>
-        <w:t xml:space="preserve"> 807, LEY SOBRE FACULTADES, NORMAS Y ORGANIZACIÓN DEL INDECOPI FACULTADES DE LAS COMISIONES Y OFICINAS DEL INDECOPI</w:t>
-      </w:r>
-    </w:p>
-    <w:p>
-      <w:pPr>
-        <w:pStyle w:val="NormalWeb"/>
-        <w:spacing w:after="0" w:line="240" w:lineRule="auto"/>
-        <w:ind w:left="567"/>
-        <w:jc w:val="both"/>
-        <w:rPr>
-          <w:rFonts w:ascii="Arial Narrow" w:eastAsia="Arial Narrow" w:hAnsi="Arial Narrow" w:cs="Arial Narrow"/>
-          <w:bCs/>
-          <w:sz w:val="16"/>
-          <w:szCs w:val="16"/>
-        </w:rPr>
-      </w:pPr>
-      <w:r>
-        <w:rPr>
-          <w:rFonts w:ascii="Arial Narrow" w:eastAsia="Arial Narrow" w:hAnsi="Arial Narrow" w:cs="Arial Narrow"/>
-          <w:b/>
-          <w:sz w:val="16"/>
-          <w:szCs w:val="16"/>
-        </w:rPr>
-        <w:t xml:space="preserve">Artículo 29.- </w:t>
-      </w:r>
-      <w:r>
-        <w:rPr>
-          <w:rFonts w:ascii="Arial Narrow" w:eastAsia="Arial Narrow" w:hAnsi="Arial Narrow" w:cs="Arial Narrow"/>
-          <w:bCs/>
-          <w:sz w:val="16"/>
-          <w:szCs w:val="16"/>
-        </w:rPr>
-        <w:t xml:space="preserve">En cualquier estado del procedimiento, e incluso antes de admitirse a trámite la denuncia, el </w:t>
-      </w:r>
-      <w:proofErr w:type="gramStart"/>
-      <w:r>
-        <w:rPr>
-          <w:rFonts w:ascii="Arial Narrow" w:eastAsia="Arial Narrow" w:hAnsi="Arial Narrow" w:cs="Arial Narrow"/>
-          <w:bCs/>
-          <w:sz w:val="16"/>
-          <w:szCs w:val="16"/>
-        </w:rPr>
-        <w:t>Secretario Técnico</w:t>
-      </w:r>
-      <w:proofErr w:type="gramEnd"/>
-      <w:r>
-        <w:rPr>
-          <w:rFonts w:ascii="Arial Narrow" w:eastAsia="Arial Narrow" w:hAnsi="Arial Narrow" w:cs="Arial Narrow"/>
-          <w:bCs/>
-          <w:sz w:val="16"/>
-          <w:szCs w:val="16"/>
-        </w:rPr>
-        <w:t xml:space="preserve"> podrá citar a las partes a audiencia de conciliación. La audiencia se desarrollará ante el </w:t>
-      </w:r>
-      <w:proofErr w:type="gramStart"/>
-      <w:r>
-        <w:rPr>
-          <w:rFonts w:ascii="Arial Narrow" w:eastAsia="Arial Narrow" w:hAnsi="Arial Narrow" w:cs="Arial Narrow"/>
-          <w:bCs/>
-          <w:sz w:val="16"/>
-          <w:szCs w:val="16"/>
-        </w:rPr>
-        <w:t>Secretario Técnico</w:t>
-      </w:r>
-      <w:proofErr w:type="gramEnd"/>
-      <w:r>
-        <w:rPr>
-          <w:rFonts w:ascii="Arial Narrow" w:eastAsia="Arial Narrow" w:hAnsi="Arial Narrow" w:cs="Arial Narrow"/>
-          <w:bCs/>
-          <w:sz w:val="16"/>
-          <w:szCs w:val="16"/>
-        </w:rPr>
-        <w:t xml:space="preserve"> o ante la persona que este designe. Si ambas partes arribaran a un acuerdo respecto de la denuncia, se levantará un acta donde conste el acuerdo respectivo, el mismo que tendrá efectos de transacción extrajudicial. En cualquier caso, la Comisión podrá continuar de oficio el procedimiento, si del análisis de los hechos denunciados considera que podría estarse afectando intereses de terceros.</w:t>
-      </w:r>
-    </w:p>
-    <w:p>
-      <w:pPr>
-        <w:autoSpaceDE w:val="0"/>
-        <w:autoSpaceDN w:val="0"/>
-        <w:adjustRightInd w:val="0"/>
-        <w:spacing w:after="0" w:line="240" w:lineRule="auto"/>
-        <w:ind w:left="567" w:hanging="567"/>
-        <w:jc w:val="both"/>
-        <w:rPr>
-          <w:rFonts w:ascii="Arial Narrow" w:eastAsia="Arial Narrow" w:hAnsi="Arial Narrow" w:cs="Arial Narrow"/>
-          <w:b/>
-          <w:bCs/>
-          <w:sz w:val="16"/>
-          <w:szCs w:val="16"/>
-        </w:rPr>
-      </w:pPr>
-    </w:p>
-  </w:footnote>
-  <w:footnote w:id="17">
+        <w:t>El administrado interesado o afectado por el acto que hubiera consignado en su escrito alguna dirección electrónica que conste en el expediente puede ser notificado a través de ese medio siempre que haya dado su autorización expresa para ello. Para este caso no es de aplicación el orden de prelación dispuesto en el numeral 20.1.</w:t>
+      </w:r>
+    </w:p>
+    <w:p>
+      <w:pPr>
+        <w:pStyle w:val="Textonotapie"/>
+        <w:ind w:left="1134"/>
+        <w:jc w:val="both"/>
+        <w:rPr>
+          <w:rFonts w:ascii="Arial Narrow" w:eastAsia="Arial Narrow" w:hAnsi="Arial Narrow" w:cs="Arial Narrow"/>
+          <w:sz w:val="16"/>
+          <w:szCs w:val="16"/>
+        </w:rPr>
+      </w:pPr>
+      <w:r>
+        <w:rPr>
+          <w:rFonts w:ascii="Arial Narrow" w:eastAsia="Arial Narrow" w:hAnsi="Arial Narrow" w:cs="Arial Narrow"/>
+          <w:sz w:val="16"/>
+          <w:szCs w:val="16"/>
+        </w:rPr>
+        <w:t xml:space="preserve">La notificación dirigida a la dirección de correo electrónico señalada por el administrado se entiende válidamente efectuada cuando la entidad reciba la respuesta de recepción de la dirección electrónica señalada por el administrado o esta sea generada en forma automática por una plataforma tecnológica o sistema informático que garantice que la notificación ha sido efectuada. La notificación surte efectos el día que conste haber sido recibida, conforme lo previsto en el numeral 2 del artículo 25. </w:t>
+      </w:r>
+    </w:p>
+    <w:p>
+      <w:pPr>
+        <w:pStyle w:val="Textonotapie"/>
+        <w:ind w:left="1134"/>
+        <w:jc w:val="both"/>
+        <w:rPr>
+          <w:rFonts w:ascii="Arial Narrow" w:eastAsia="Arial Narrow" w:hAnsi="Arial Narrow" w:cs="Arial Narrow"/>
+          <w:sz w:val="16"/>
+          <w:szCs w:val="16"/>
+        </w:rPr>
+      </w:pPr>
+      <w:r>
+        <w:rPr>
+          <w:rFonts w:ascii="Arial Narrow" w:eastAsia="Arial Narrow" w:hAnsi="Arial Narrow" w:cs="Arial Narrow"/>
+          <w:sz w:val="16"/>
+          <w:szCs w:val="16"/>
+        </w:rPr>
+        <w:t>En caso de no recibirse respuesta automática de recepción en un plazo máximo de dos (2) días hábiles contados desde el día siguiente de efectuado el acto de notificación vía correo electrónico, se procede a notificar por cédula conforme al inciso 20.1.1, volviéndose a computar el plazo establecido en el numeral 24.1 del artículo 24.</w:t>
+      </w:r>
+    </w:p>
     <w:p>
       <w:pPr>
         <w:pStyle w:val="Textonotapie"/>
@@ -11319,153 +11498,6 @@
           <w:sz w:val="16"/>
           <w:szCs w:val="16"/>
         </w:rPr>
-      </w:pPr>
-      <w:r>
-        <w:rPr>
-          <w:rStyle w:val="Refdenotaalpie"/>
-          <w:rFonts w:ascii="Arial Narrow" w:eastAsia="Arial Narrow" w:hAnsi="Arial Narrow" w:cs="Arial Narrow"/>
-          <w:sz w:val="16"/>
-          <w:szCs w:val="16"/>
-          <w:vertAlign w:val="superscript"/>
-        </w:rPr>
-        <w:footnoteRef/>
-      </w:r>
-      <w:r>
-        <w:rPr>
-          <w:rFonts w:ascii="Arial Narrow" w:eastAsia="Arial Narrow" w:hAnsi="Arial Narrow" w:cs="Arial Narrow"/>
-          <w:sz w:val="16"/>
-          <w:szCs w:val="16"/>
-        </w:rPr>
-        <w:t xml:space="preserve"> </w:t>
-      </w:r>
-      <w:r>
-        <w:rPr>
-          <w:rFonts w:ascii="Arial Narrow" w:eastAsia="Arial Narrow" w:hAnsi="Arial Narrow" w:cs="Arial Narrow"/>
-          <w:sz w:val="16"/>
-          <w:szCs w:val="16"/>
-        </w:rPr>
-        <w:tab/>
-      </w:r>
-      <w:r>
-        <w:rPr>
-          <w:rFonts w:ascii="Arial Narrow" w:eastAsia="Arial Narrow" w:hAnsi="Arial Narrow" w:cs="Arial Narrow"/>
-          <w:b/>
-          <w:sz w:val="16"/>
-          <w:szCs w:val="16"/>
-        </w:rPr>
-        <w:t>TEXTO ÚNICO ORDENADO DE LA LEY DEL PROCEDIMIENTO ADMINISTRATIVO GENERAL, aprobado mediante Decreto Supremo 006-2026-JUS y publicado el 30 de abril de 2026</w:t>
-      </w:r>
-    </w:p>
-    <w:p>
-      <w:pPr>
-        <w:pStyle w:val="Textonotapie"/>
-        <w:ind w:left="1134" w:hanging="567"/>
-        <w:jc w:val="both"/>
-        <w:rPr>
-          <w:rFonts w:ascii="Arial Narrow" w:eastAsia="Arial Narrow" w:hAnsi="Arial Narrow" w:cs="Arial Narrow"/>
-          <w:b/>
-          <w:bCs/>
-          <w:sz w:val="16"/>
-          <w:szCs w:val="16"/>
-        </w:rPr>
-      </w:pPr>
-      <w:r>
-        <w:rPr>
-          <w:rFonts w:ascii="Arial Narrow" w:eastAsia="Arial Narrow" w:hAnsi="Arial Narrow" w:cs="Arial Narrow"/>
-          <w:b/>
-          <w:bCs/>
-          <w:sz w:val="16"/>
-          <w:szCs w:val="16"/>
-        </w:rPr>
-        <w:t>Artículo 20.- Modalidades de notificación</w:t>
-      </w:r>
-    </w:p>
-    <w:p>
-      <w:pPr>
-        <w:pStyle w:val="Textonotapie"/>
-        <w:ind w:left="1134" w:hanging="567"/>
-        <w:jc w:val="both"/>
-        <w:rPr>
-          <w:rFonts w:ascii="Arial Narrow" w:eastAsia="Arial Narrow" w:hAnsi="Arial Narrow" w:cs="Arial Narrow"/>
-          <w:sz w:val="16"/>
-          <w:szCs w:val="16"/>
-        </w:rPr>
-      </w:pPr>
-      <w:r>
-        <w:rPr>
-          <w:rFonts w:ascii="Arial Narrow" w:eastAsia="Arial Narrow" w:hAnsi="Arial Narrow" w:cs="Arial Narrow"/>
-          <w:sz w:val="16"/>
-          <w:szCs w:val="16"/>
-        </w:rPr>
-        <w:t xml:space="preserve">20.4. </w:t>
-      </w:r>
-      <w:r>
-        <w:rPr>
-          <w:rFonts w:ascii="Arial Narrow" w:eastAsia="Arial Narrow" w:hAnsi="Arial Narrow" w:cs="Arial Narrow"/>
-          <w:sz w:val="16"/>
-          <w:szCs w:val="16"/>
-        </w:rPr>
-        <w:tab/>
-        <w:t>El administrado interesado o afectado por el acto que hubiera consignado en su escrito alguna dirección electrónica que conste en el expediente puede ser notificado a través de ese medio siempre que haya dado su autorización expresa para ello. Para este caso no es de aplicación el orden de prelación dispuesto en el numeral 20.1.</w:t>
-      </w:r>
-    </w:p>
-    <w:p>
-      <w:pPr>
-        <w:pStyle w:val="Textonotapie"/>
-        <w:ind w:left="1134"/>
-        <w:jc w:val="both"/>
-        <w:rPr>
-          <w:rFonts w:ascii="Arial Narrow" w:eastAsia="Arial Narrow" w:hAnsi="Arial Narrow" w:cs="Arial Narrow"/>
-          <w:sz w:val="16"/>
-          <w:szCs w:val="16"/>
-        </w:rPr>
-      </w:pPr>
-      <w:r>
-        <w:rPr>
-          <w:rFonts w:ascii="Arial Narrow" w:eastAsia="Arial Narrow" w:hAnsi="Arial Narrow" w:cs="Arial Narrow"/>
-          <w:sz w:val="16"/>
-          <w:szCs w:val="16"/>
-        </w:rPr>
-        <w:t xml:space="preserve">La notificación dirigida a la dirección de correo electrónico señalada por el administrado se entiende válidamente efectuada cuando la entidad reciba la respuesta de recepción de la dirección electrónica señalada por el administrado o esta sea generada en forma automática por una plataforma tecnológica o sistema informático que garantice que la notificación ha sido efectuada. La notificación surte efectos el día que conste haber sido recibida, conforme lo previsto en el numeral 2 del artículo 25. </w:t>
-      </w:r>
-    </w:p>
-    <w:p>
-      <w:pPr>
-        <w:pStyle w:val="Textonotapie"/>
-        <w:ind w:left="1134"/>
-        <w:jc w:val="both"/>
-        <w:rPr>
-          <w:rFonts w:ascii="Arial Narrow" w:eastAsia="Arial Narrow" w:hAnsi="Arial Narrow" w:cs="Arial Narrow"/>
-          <w:sz w:val="16"/>
-          <w:szCs w:val="16"/>
-        </w:rPr>
-      </w:pPr>
-      <w:r>
-        <w:rPr>
-          <w:rFonts w:ascii="Arial Narrow" w:eastAsia="Arial Narrow" w:hAnsi="Arial Narrow" w:cs="Arial Narrow"/>
-          <w:sz w:val="16"/>
-          <w:szCs w:val="16"/>
-        </w:rPr>
-        <w:t>En caso de no recibirse respuesta automática de recepción en un plazo máximo de dos (2) días hábiles contados desde el día siguiente de efectuado el acto de notificación vía correo electrónico, se procede a notificar por cédula conforme al inciso 20.1.1, volviéndose a computar el plazo establecido en el numeral 24.1 del artículo 24.</w:t>
-      </w:r>
-    </w:p>
-    <w:p>
-      <w:pPr>
-        <w:pStyle w:val="Textonotapie"/>
-        <w:ind w:left="567" w:hanging="567"/>
-        <w:jc w:val="both"/>
-        <w:rPr>
-          <w:rFonts w:ascii="Arial Narrow" w:eastAsia="Arial Narrow" w:hAnsi="Arial Narrow" w:cs="Arial Narrow"/>
-          <w:sz w:val="16"/>
-          <w:szCs w:val="16"/>
-        </w:rPr>
-      </w:pPr>
-    </w:p>
-  </w:footnote>
-  <w:footnote w:type="continuationNotice" w:id="1">
-    <w:p>
-      <w:pPr>
-        <w:spacing w:after="0" w:line="240" w:lineRule="auto"/>
       </w:pPr>
     </w:p>
   </w:footnote>

--- a/plantillas_maestras/03_seguro_desgravamen/materia_general_asegurativa/2_o_mas_ddos_varios/mujer/TPL_1549_2025_SEGURO_DESGRAVAMEN_MATERIA_GENERAL_ASEGURATIVA_ASEGURADORA_MUJER_R3.docx
+++ b/plantillas_maestras/03_seguro_desgravamen/materia_general_asegurativa/2_o_mas_ddos_varios/mujer/TPL_1549_2025_SEGURO_DESGRAVAMEN_MATERIA_GENERAL_ASEGURATIVA_ASEGURADORA_MUJER_R3.docx
@@ -588,7 +588,7 @@
     </w:p>
     <w:p>
       <w:pPr>
-        <w:spacing w:after="0" w:line="240" w:lineRule="auto"/>
+        <w:spacing w:before="0" w:after="0" w:line="240" w:lineRule="auto"/>
         <w:jc w:val="both"/>
         <w:rPr>
           <w:rFonts w:ascii="Arial Narrow" w:eastAsia="Arial Narrow" w:hAnsi="Arial Narrow" w:cs="Arial Narrow"/>
@@ -794,7 +794,7 @@
     </w:p>
     <w:p>
       <w:pPr>
-        <w:spacing w:after="0" w:line="240" w:lineRule="auto"/>
+        <w:spacing w:before="0" w:after="0" w:line="240" w:lineRule="auto"/>
         <w:ind w:left="567"/>
         <w:jc w:val="both"/>
         <w:rPr>
@@ -941,7 +941,7 @@
     <w:p>
       <w:pPr>
         <w:pStyle w:val="Prrafodelista"/>
-        <w:spacing w:after="0" w:line="240" w:lineRule="auto"/>
+        <w:spacing w:before="0" w:after="0" w:line="240" w:lineRule="auto"/>
         <w:ind w:left="1430"/>
         <w:jc w:val="both"/>
         <w:rPr>
@@ -1048,7 +1048,7 @@
     <w:p>
       <w:pPr>
         <w:pStyle w:val="Prrafodelista"/>
-        <w:spacing w:after="0" w:line="240" w:lineRule="auto"/>
+        <w:spacing w:before="0" w:after="0" w:line="240" w:lineRule="auto"/>
         <w:ind w:left="1430"/>
         <w:jc w:val="both"/>
         <w:rPr>
@@ -1206,10 +1206,10 @@
     </w:p>
     <w:p>
       <w:pPr>
+        <w:spacing w:before="0" w:after="0" w:line="240" w:lineRule="auto"/>
         <w:tabs>
           <w:tab w:val="left" w:pos="1134"/>
         </w:tabs>
-        <w:spacing w:after="0" w:line="240" w:lineRule="auto"/>
         <w:jc w:val="both"/>
         <w:rPr>
           <w:rFonts w:ascii="Arial Narrow" w:eastAsia="Arial Narrow" w:hAnsi="Arial Narrow" w:cs="Arial Narrow"/>
@@ -1402,10 +1402,10 @@
     <w:bookmarkEnd w:id="0"/>
     <w:p>
       <w:pPr>
+        <w:spacing w:before="0" w:after="0" w:line="240" w:lineRule="auto"/>
         <w:tabs>
           <w:tab w:val="left" w:pos="1014"/>
         </w:tabs>
-        <w:spacing w:after="0" w:line="240" w:lineRule="auto"/>
         <w:jc w:val="both"/>
         <w:rPr>
           <w:rFonts w:ascii="Arial Narrow" w:eastAsia="Arial Narrow" w:hAnsi="Arial Narrow" w:cs="Arial Narrow"/>
@@ -1476,7 +1476,7 @@
     <w:p>
       <w:pPr>
         <w:pStyle w:val="Prrafodelista"/>
-        <w:spacing w:after="0" w:line="240" w:lineRule="auto"/>
+        <w:spacing w:before="0" w:after="0" w:line="240" w:lineRule="auto"/>
         <w:ind w:left="567"/>
         <w:jc w:val="both"/>
         <w:rPr>
@@ -1588,7 +1588,7 @@
     </w:p>
     <w:p>
       <w:pPr>
-        <w:spacing w:after="0" w:line="240" w:lineRule="auto"/>
+        <w:spacing w:before="0" w:after="0" w:line="240" w:lineRule="auto"/>
         <w:ind w:left="567"/>
         <w:contextualSpacing/>
         <w:jc w:val="both"/>
@@ -1667,7 +1667,7 @@
     </w:p>
     <w:p>
       <w:pPr>
-        <w:spacing w:after="0" w:line="240" w:lineRule="auto"/>
+        <w:spacing w:before="0" w:after="0" w:line="240" w:lineRule="auto"/>
         <w:ind w:left="567"/>
         <w:contextualSpacing/>
         <w:jc w:val="both"/>
@@ -1774,7 +1774,7 @@
     </w:p>
     <w:p>
       <w:pPr>
-        <w:spacing w:after="0" w:line="240" w:lineRule="auto"/>
+        <w:spacing w:before="0" w:after="0" w:line="240" w:lineRule="auto"/>
         <w:ind w:left="567"/>
         <w:contextualSpacing/>
         <w:jc w:val="both"/>
@@ -1951,7 +1951,7 @@
     </w:p>
     <w:p>
       <w:pPr>
-        <w:spacing w:after="0" w:line="240" w:lineRule="auto"/>
+        <w:spacing w:before="0" w:after="0" w:line="240" w:lineRule="auto"/>
         <w:ind w:left="567"/>
         <w:contextualSpacing/>
         <w:jc w:val="both"/>
@@ -2073,7 +2073,7 @@
     </w:p>
     <w:p>
       <w:pPr>
-        <w:spacing w:after="0" w:line="240" w:lineRule="auto"/>
+        <w:spacing w:before="0" w:after="0" w:line="240" w:lineRule="auto"/>
         <w:ind w:left="567"/>
         <w:contextualSpacing/>
         <w:jc w:val="both"/>
@@ -2201,8 +2201,8 @@
     </w:p>
     <w:p>
       <w:pPr>
+        <w:spacing w:before="0" w:after="0" w:line="240" w:lineRule="auto"/>
         <w:widowControl w:val="0"/>
-        <w:spacing w:after="0" w:line="240" w:lineRule="auto"/>
         <w:ind w:right="7"/>
         <w:contextualSpacing/>
         <w:jc w:val="both"/>
@@ -2273,8 +2273,8 @@
     </w:p>
     <w:p>
       <w:pPr>
+        <w:spacing w:before="0" w:after="0" w:line="240" w:lineRule="auto"/>
         <w:widowControl w:val="0"/>
-        <w:spacing w:after="0" w:line="240" w:lineRule="auto"/>
         <w:ind w:right="7"/>
         <w:contextualSpacing/>
         <w:jc w:val="both"/>
@@ -2445,7 +2445,7 @@
     </w:p>
     <w:p>
       <w:pPr>
-        <w:spacing w:after="0" w:line="240" w:lineRule="auto"/>
+        <w:spacing w:before="0" w:after="0" w:line="240" w:lineRule="auto"/>
         <w:ind w:left="567"/>
         <w:contextualSpacing/>
         <w:jc w:val="both"/>
@@ -2523,7 +2523,7 @@
     </w:p>
     <w:p>
       <w:pPr>
-        <w:spacing w:after="0" w:line="240" w:lineRule="auto"/>
+        <w:spacing w:before="0" w:after="0" w:line="240" w:lineRule="auto"/>
         <w:ind w:left="567"/>
         <w:contextualSpacing/>
         <w:jc w:val="both"/>
@@ -2761,7 +2761,7 @@
     </w:p>
     <w:p>
       <w:pPr>
-        <w:spacing w:after="0" w:line="240" w:lineRule="auto"/>
+        <w:spacing w:before="0" w:after="0" w:line="240" w:lineRule="auto"/>
         <w:ind w:left="567"/>
         <w:contextualSpacing/>
         <w:jc w:val="both"/>
@@ -2820,7 +2820,7 @@
     </w:p>
     <w:p>
       <w:pPr>
-        <w:spacing w:after="0" w:line="240" w:lineRule="auto"/>
+        <w:spacing w:before="0" w:after="0" w:line="240" w:lineRule="auto"/>
         <w:contextualSpacing/>
         <w:jc w:val="both"/>
         <w:rPr>
@@ -2881,7 +2881,7 @@
     </w:p>
     <w:p>
       <w:pPr>
-        <w:spacing w:after="0" w:line="240" w:lineRule="auto"/>
+        <w:spacing w:before="0" w:after="0" w:line="240" w:lineRule="auto"/>
         <w:ind w:left="567"/>
         <w:contextualSpacing/>
         <w:jc w:val="both"/>
@@ -3021,7 +3021,7 @@
     <w:p>
       <w:pPr>
         <w:pStyle w:val="Prrafodelista"/>
-        <w:spacing w:after="0" w:line="240" w:lineRule="auto"/>
+        <w:spacing w:before="0" w:after="0" w:line="240" w:lineRule="auto"/>
         <w:ind w:left="567"/>
         <w:jc w:val="both"/>
         <w:rPr>
@@ -3101,7 +3101,7 @@
     <w:p>
       <w:pPr>
         <w:pStyle w:val="Prrafodelista"/>
-        <w:spacing w:after="0" w:line="240" w:lineRule="auto"/>
+        <w:spacing w:before="0" w:after="0" w:line="240" w:lineRule="auto"/>
         <w:ind w:left="567"/>
         <w:jc w:val="both"/>
         <w:rPr>
@@ -3226,7 +3226,7 @@
     </w:p>
     <w:p>
       <w:pPr>
-        <w:spacing w:after="0" w:line="240" w:lineRule="auto"/>
+        <w:spacing w:before="0" w:after="0" w:line="240" w:lineRule="auto"/>
         <w:jc w:val="both"/>
         <w:rPr>
           <w:rFonts w:ascii="Arial Narrow" w:eastAsia="Arial Narrow" w:hAnsi="Arial Narrow" w:cs="Arial Narrow"/>
@@ -3348,7 +3348,7 @@
     </w:p>
     <w:p>
       <w:pPr>
-        <w:spacing w:after="0" w:line="240" w:lineRule="auto"/>
+        <w:spacing w:before="0" w:after="0" w:line="240" w:lineRule="auto"/>
         <w:jc w:val="both"/>
         <w:rPr>
           <w:rFonts w:ascii="Arial Narrow" w:eastAsia="Arial Narrow" w:hAnsi="Arial Narrow" w:cs="Arial Narrow"/>
@@ -3488,6 +3488,7 @@
     <w:p>
       <w:pPr>
         <w:pStyle w:val="Prrafodelista"/>
+        <w:spacing w:before="0" w:after="0" w:line="240" w:lineRule="auto"/>
         <w:rPr>
           <w:rFonts w:ascii="Arial Narrow" w:eastAsia="Arial Narrow" w:hAnsi="Arial Narrow" w:cs="Arial Narrow"/>
           <w:bCs/>
@@ -3580,7 +3581,7 @@
     </w:p>
     <w:p>
       <w:pPr>
-        <w:spacing w:after="0" w:line="240" w:lineRule="auto"/>
+        <w:spacing w:before="0" w:after="0" w:line="240" w:lineRule="auto"/>
         <w:jc w:val="both"/>
         <w:rPr>
           <w:rFonts w:ascii="Arial Narrow" w:eastAsia="Arial Narrow" w:hAnsi="Arial Narrow" w:cs="Arial Narrow"/>
@@ -3640,7 +3641,7 @@
     </w:p>
     <w:p>
       <w:pPr>
-        <w:spacing w:after="0" w:line="240" w:lineRule="auto"/>
+        <w:spacing w:before="0" w:after="0" w:line="240" w:lineRule="auto"/>
         <w:ind w:left="567"/>
         <w:contextualSpacing/>
         <w:jc w:val="both"/>
@@ -3690,7 +3691,7 @@
     </w:p>
     <w:p>
       <w:pPr>
-        <w:spacing w:after="0" w:line="240" w:lineRule="auto"/>
+        <w:spacing w:before="0" w:after="0" w:line="240" w:lineRule="auto"/>
         <w:jc w:val="both"/>
         <w:rPr>
           <w:rFonts w:ascii="Arial Narrow" w:eastAsia="Arial Narrow" w:hAnsi="Arial Narrow" w:cs="Arial Narrow"/>
@@ -3763,7 +3764,7 @@
     <w:p>
       <w:pPr>
         <w:pStyle w:val="Prrafodelista"/>
-        <w:spacing w:after="0" w:line="240" w:lineRule="auto"/>
+        <w:spacing w:before="0" w:after="0" w:line="240" w:lineRule="auto"/>
         <w:ind w:left="567"/>
         <w:jc w:val="both"/>
         <w:rPr>
@@ -3832,7 +3833,7 @@
           <w:szCs w:val="22"/>
           <w:lang w:val="es-ES" w:eastAsia="es-ES"/>
         </w:rPr>
-        <w:t xml:space="preserve">: </w:t>
+        <w:t xml:space="preserve">:</w:t>
       </w:r>
       <w:r>
         <w:rPr>
@@ -3842,6 +3843,16 @@
           <w:szCs w:val="22"/>
           <w:lang w:val="es-ES" w:eastAsia="es-ES"/>
         </w:rPr>
+        <w:t xml:space="preserve"> </w:t>
+      </w:r>
+      <w:r>
+        <w:rPr>
+          <w:rFonts w:ascii="Arial Narrow" w:eastAsia="Arial Narrow" w:hAnsi="Arial Narrow" w:cs="Arial Narrow"/>
+          <w:color w:val="000000"/>
+          <w:sz w:val="22"/>
+          <w:szCs w:val="22"/>
+          <w:lang w:val="es-ES" w:eastAsia="es-ES"/>
+        </w:rPr>
         <w:t>(i) presentar una copia debidamente suscrita de la Póliza del Seguro Oncológico y de Sepelio materia de denuncia; y, (</w:t>
       </w:r>
       <w:proofErr w:type="spellStart"/>
@@ -3876,6 +3887,22 @@
         </w:rPr>
         <w:t>.</w:t>
       </w:r>
+    </w:p>
+    <w:p>
+      <w:pPr>
+        <w:pStyle w:val="Prrafodelista"/>
+        <w:spacing w:before="0" w:after="0" w:line="240" w:lineRule="auto"/>
+        <w:ind w:left="567"/>
+        <w:jc w:val="both"/>
+        <w:rPr>
+          <w:rFonts w:ascii="Arial Narrow" w:eastAsia="Arial Narrow" w:hAnsi="Arial Narrow" w:cs="Arial Narrow"/>
+          <w:color w:val="000000"/>
+          <w:sz w:val="22"/>
+          <w:szCs w:val="22"/>
+          <w:u w:val="single"/>
+          <w:lang w:val="es-ES" w:eastAsia="es-ES"/>
+        </w:rPr>
+      </w:pPr>
     </w:p>
     <w:p>
       <w:pPr>
@@ -3892,13 +3919,7 @@
           <w:lang w:val="es-ES" w:eastAsia="es-ES"/>
         </w:rPr>
       </w:pPr>
-    </w:p>
-    <w:p>
-      <w:pPr>
-        <w:pStyle w:val="Prrafodelista"/>
-        <w:spacing w:after="0" w:line="240" w:lineRule="auto"/>
-        <w:ind w:left="567"/>
-        <w:jc w:val="both"/>
+      <w:r>
         <w:rPr>
           <w:rFonts w:ascii="Arial Narrow" w:eastAsia="Arial Narrow" w:hAnsi="Arial Narrow" w:cs="Arial Narrow"/>
           <w:color w:val="000000"/>
@@ -3907,7 +3928,8 @@
           <w:u w:val="single"/>
           <w:lang w:val="es-ES" w:eastAsia="es-ES"/>
         </w:rPr>
-      </w:pPr>
+        <w:t xml:space="preserve">A </w:t>
+      </w:r>
       <w:r>
         <w:rPr>
           <w:rFonts w:ascii="Arial Narrow" w:eastAsia="Arial Narrow" w:hAnsi="Arial Narrow" w:cs="Arial Narrow"/>
@@ -3917,18 +3939,27 @@
           <w:u w:val="single"/>
           <w:lang w:val="es-ES" w:eastAsia="es-ES"/>
         </w:rPr>
-        <w:t xml:space="preserve">A </w:t>
-      </w:r>
-      <w:r>
-        <w:rPr>
-          <w:rFonts w:ascii="Arial Narrow" w:eastAsia="Arial Narrow" w:hAnsi="Arial Narrow" w:cs="Arial Narrow"/>
-          <w:color w:val="000000"/>
-          <w:sz w:val="22"/>
-          <w:szCs w:val="22"/>
-          <w:u w:val="single"/>
+        <w:t>La Positiva</w:t>
+      </w:r>
+      <w:r>
+        <w:rPr>
+          <w:rFonts w:ascii="Arial Narrow" w:eastAsia="Arial Narrow" w:hAnsi="Arial Narrow" w:cs="Arial Narrow"/>
+          <w:color w:val="000000"/>
+          <w:sz w:val="22"/>
+          <w:szCs w:val="22"/>
           <w:lang w:val="es-ES" w:eastAsia="es-ES"/>
         </w:rPr>
-        <w:t>La Positiva</w:t>
+        <w:t>:</w:t>
+      </w:r>
+      <w:r>
+        <w:rPr>
+          <w:rFonts w:ascii="Arial Narrow" w:eastAsia="Arial Narrow" w:hAnsi="Arial Narrow" w:cs="Arial Narrow"/>
+          <w:color w:val="000000"/>
+          <w:sz w:val="22"/>
+          <w:szCs w:val="22"/>
+          <w:lang w:eastAsia="es-ES"/>
+        </w:rPr>
+        <w:t xml:space="preserve"> </w:t>
       </w:r>
       <w:r>
         <w:rPr>
@@ -3938,18 +3969,9 @@
           <w:szCs w:val="22"/>
           <w:lang w:val="es-ES" w:eastAsia="es-ES"/>
         </w:rPr>
-        <w:t>:</w:t>
-      </w:r>
-      <w:r>
-        <w:rPr>
-          <w:rFonts w:ascii="Arial Narrow" w:eastAsia="Arial Narrow" w:hAnsi="Arial Narrow" w:cs="Arial Narrow"/>
-          <w:color w:val="000000"/>
-          <w:sz w:val="22"/>
-          <w:szCs w:val="22"/>
-          <w:lang w:eastAsia="es-ES"/>
-        </w:rPr>
-        <w:t xml:space="preserve"> </w:t>
-      </w:r>
+        <w:t>(i) presentar una copia debidamente suscrita de la Póliza del Seguro Oncológico y de Sepelio materia de denuncia; y, (</w:t>
+      </w:r>
+      <w:proofErr w:type="spellStart"/>
       <w:r>
         <w:rPr>
           <w:rFonts w:ascii="Arial Narrow" w:eastAsia="Arial Narrow" w:hAnsi="Arial Narrow" w:cs="Arial Narrow"/>
@@ -3958,9 +3980,9 @@
           <w:szCs w:val="22"/>
           <w:lang w:val="es-ES" w:eastAsia="es-ES"/>
         </w:rPr>
-        <w:t>(i) presentar una copia debidamente suscrita de la Póliza del Seguro Oncológico y de Sepelio materia de denuncia; y, (</w:t>
-      </w:r>
-      <w:proofErr w:type="spellStart"/>
+        <w:t>ii</w:t>
+      </w:r>
+      <w:proofErr w:type="spellEnd"/>
       <w:r>
         <w:rPr>
           <w:rFonts w:ascii="Arial Narrow" w:eastAsia="Arial Narrow" w:hAnsi="Arial Narrow" w:cs="Arial Narrow"/>
@@ -3969,9 +3991,8 @@
           <w:szCs w:val="22"/>
           <w:lang w:val="es-ES" w:eastAsia="es-ES"/>
         </w:rPr>
-        <w:t>ii</w:t>
-      </w:r>
-      <w:proofErr w:type="spellEnd"/>
+        <w:t>) presentar todas las comunicaciones cursadas con la parte denunciante en virtud de los hechos materia de denuncia</w:t>
+      </w:r>
       <w:r>
         <w:rPr>
           <w:rFonts w:ascii="Arial Narrow" w:eastAsia="Arial Narrow" w:hAnsi="Arial Narrow" w:cs="Arial Narrow"/>
@@ -3980,23 +4001,13 @@
           <w:szCs w:val="22"/>
           <w:lang w:val="es-ES" w:eastAsia="es-ES"/>
         </w:rPr>
-        <w:t>) presentar todas las comunicaciones cursadas con la parte denunciante en virtud de los hechos materia de denuncia</w:t>
-      </w:r>
-      <w:r>
-        <w:rPr>
-          <w:rFonts w:ascii="Arial Narrow" w:eastAsia="Arial Narrow" w:hAnsi="Arial Narrow" w:cs="Arial Narrow"/>
-          <w:color w:val="000000"/>
-          <w:sz w:val="22"/>
-          <w:szCs w:val="22"/>
-          <w:lang w:val="es-ES" w:eastAsia="es-ES"/>
-        </w:rPr>
         <w:t>.</w:t>
       </w:r>
     </w:p>
     <w:p>
       <w:pPr>
         <w:pStyle w:val="Prrafodelista"/>
-        <w:spacing w:after="0" w:line="240" w:lineRule="auto"/>
+        <w:spacing w:before="0" w:after="0" w:line="240" w:lineRule="auto"/>
         <w:ind w:left="567"/>
         <w:jc w:val="both"/>
         <w:rPr>
@@ -4045,7 +4056,7 @@
     </w:p>
     <w:p>
       <w:pPr>
-        <w:spacing w:after="0" w:line="240" w:lineRule="auto"/>
+        <w:spacing w:before="0" w:after="0" w:line="240" w:lineRule="auto"/>
         <w:jc w:val="both"/>
         <w:rPr>
           <w:rFonts w:ascii="Arial Narrow" w:eastAsia="Arial Narrow" w:hAnsi="Arial Narrow" w:cs="Arial Narrow"/>
@@ -4109,40 +4120,40 @@
     </w:p>
     <w:p>
       <w:pPr>
+        <w:spacing w:before="0" w:after="0" w:line="240" w:lineRule="auto"/>
+        <w:jc w:val="both"/>
+        <w:rPr>
+          <w:rFonts w:ascii="Arial Narrow" w:eastAsia="Arial Narrow" w:hAnsi="Arial Narrow" w:cs="Arial Narrow"/>
+          <w:b/>
+          <w:color w:val="000000"/>
+          <w:sz w:val="22"/>
+          <w:szCs w:val="22"/>
+          <w:lang w:eastAsia="es-PE"/>
+        </w:rPr>
+      </w:pPr>
+    </w:p>
+    <w:p>
+      <w:pPr>
         <w:spacing w:after="0" w:line="240" w:lineRule="auto"/>
         <w:jc w:val="both"/>
         <w:rPr>
           <w:rFonts w:ascii="Arial Narrow" w:eastAsia="Arial Narrow" w:hAnsi="Arial Narrow" w:cs="Arial Narrow"/>
+          <w:color w:val="000000"/>
+          <w:sz w:val="22"/>
+          <w:szCs w:val="22"/>
+          <w:lang w:eastAsia="es-PE"/>
+        </w:rPr>
+      </w:pPr>
+      <w:bookmarkStart w:id="5" w:name="_Hlk198890962"/>
+      <w:r>
+        <w:rPr>
+          <w:rFonts w:ascii="Arial Narrow" w:eastAsia="Arial Narrow" w:hAnsi="Arial Narrow" w:cs="Arial Narrow"/>
           <w:b/>
           <w:color w:val="000000"/>
           <w:sz w:val="22"/>
           <w:szCs w:val="22"/>
           <w:lang w:eastAsia="es-PE"/>
         </w:rPr>
-      </w:pPr>
-    </w:p>
-    <w:p>
-      <w:pPr>
-        <w:spacing w:after="0" w:line="240" w:lineRule="auto"/>
-        <w:jc w:val="both"/>
-        <w:rPr>
-          <w:rFonts w:ascii="Arial Narrow" w:eastAsia="Arial Narrow" w:hAnsi="Arial Narrow" w:cs="Arial Narrow"/>
-          <w:color w:val="000000"/>
-          <w:sz w:val="22"/>
-          <w:szCs w:val="22"/>
-          <w:lang w:eastAsia="es-PE"/>
-        </w:rPr>
-      </w:pPr>
-      <w:bookmarkStart w:id="5" w:name="_Hlk198890962"/>
-      <w:r>
-        <w:rPr>
-          <w:rFonts w:ascii="Arial Narrow" w:eastAsia="Arial Narrow" w:hAnsi="Arial Narrow" w:cs="Arial Narrow"/>
-          <w:b/>
-          <w:color w:val="000000"/>
-          <w:sz w:val="22"/>
-          <w:szCs w:val="22"/>
-          <w:lang w:eastAsia="es-PE"/>
-        </w:rPr>
         <w:t xml:space="preserve">SEGUNDO:</w:t>
       </w:r>
       <w:r>
@@ -4364,7 +4375,7 @@
     </w:p>
     <w:p>
       <w:pPr>
-        <w:spacing w:after="0" w:line="240" w:lineRule="auto"/>
+        <w:spacing w:before="0" w:after="0" w:line="240" w:lineRule="auto"/>
         <w:jc w:val="both"/>
         <w:rPr>
           <w:rFonts w:ascii="Arial Narrow" w:eastAsia="Arial Narrow" w:hAnsi="Arial Narrow" w:cs="Arial Narrow"/>
@@ -4495,7 +4506,7 @@
     </w:p>
     <w:p>
       <w:pPr>
-        <w:spacing w:after="0" w:line="240" w:lineRule="auto"/>
+        <w:spacing w:before="0" w:after="0" w:line="240" w:lineRule="auto"/>
         <w:jc w:val="both"/>
         <w:rPr>
           <w:rFonts w:ascii="Arial Narrow" w:eastAsia="Arial Narrow" w:hAnsi="Arial Narrow" w:cs="Arial Narrow"/>
@@ -4607,7 +4618,7 @@
     </w:p>
     <w:p>
       <w:pPr>
-        <w:spacing w:after="0" w:line="240" w:lineRule="auto"/>
+        <w:spacing w:before="0" w:after="0" w:line="240" w:lineRule="auto"/>
         <w:jc w:val="both"/>
         <w:rPr>
           <w:rFonts w:ascii="Arial Narrow" w:eastAsia="Arial Narrow" w:hAnsi="Arial Narrow" w:cs="Arial Narrow"/>
@@ -4770,7 +4781,7 @@
     </w:p>
     <w:p>
       <w:pPr>
-        <w:spacing w:after="0" w:line="240" w:lineRule="auto"/>
+        <w:spacing w:before="0" w:after="0" w:line="240" w:lineRule="auto"/>
         <w:jc w:val="both"/>
         <w:rPr>
           <w:rFonts w:ascii="Arial Narrow" w:eastAsia="Arial Narrow" w:hAnsi="Arial Narrow" w:cs="Arial Narrow"/>
@@ -4883,7 +4894,7 @@
     </w:p>
     <w:p>
       <w:pPr>
-        <w:spacing w:after="0" w:line="240" w:lineRule="auto"/>
+        <w:spacing w:before="0" w:after="0" w:line="240" w:lineRule="auto"/>
         <w:jc w:val="both"/>
         <w:rPr>
           <w:rFonts w:ascii="Arial Narrow" w:eastAsia="Arial Narrow" w:hAnsi="Arial Narrow" w:cs="Arial Narrow"/>
@@ -5040,7 +5051,7 @@
     </w:p>
     <w:p>
       <w:pPr>
-        <w:spacing w:after="0" w:line="240" w:lineRule="auto"/>
+        <w:spacing w:before="0" w:after="0" w:line="240" w:lineRule="auto"/>
         <w:jc w:val="both"/>
         <w:rPr>
           <w:rFonts w:ascii="Arial Narrow" w:eastAsia="Arial Narrow" w:hAnsi="Arial Narrow" w:cs="Arial Narrow"/>
@@ -5165,7 +5176,7 @@
     </w:p>
     <w:p>
       <w:pPr>
-        <w:spacing w:after="0" w:line="240" w:lineRule="auto"/>
+        <w:spacing w:before="0" w:after="0" w:line="240" w:lineRule="auto"/>
         <w:jc w:val="both"/>
         <w:rPr>
           <w:rFonts w:ascii="Arial Narrow" w:eastAsia="Arial Narrow" w:hAnsi="Arial Narrow" w:cs="Arial Narrow"/>
@@ -5257,7 +5268,7 @@
     </w:p>
     <w:p>
       <w:pPr>
-        <w:spacing w:line="240" w:lineRule="auto"/>
+        <w:spacing w:before="0" w:after="0" w:line="240" w:lineRule="auto"/>
         <w:contextualSpacing/>
         <w:jc w:val="both"/>
         <w:rPr>
@@ -5519,7 +5530,7 @@
     </w:p>
     <w:p>
       <w:pPr>
-        <w:spacing w:after="0" w:line="240" w:lineRule="auto"/>
+        <w:spacing w:before="0" w:after="0" w:line="240" w:lineRule="auto"/>
         <w:jc w:val="both"/>
         <w:rPr>
           <w:rFonts w:ascii="Arial Narrow" w:eastAsia="Arial Narrow" w:hAnsi="Arial Narrow" w:cs="Arial Narrow"/>
@@ -5786,7 +5797,7 @@
     </w:p>
     <w:p>
       <w:pPr>
-        <w:spacing w:after="0" w:line="240" w:lineRule="auto"/>
+        <w:spacing w:before="0" w:after="0" w:line="240" w:lineRule="auto"/>
         <w:ind w:left="567"/>
         <w:jc w:val="both"/>
         <w:rPr>
@@ -5879,6 +5890,19 @@
     </w:p>
     <w:p>
       <w:pPr>
+        <w:spacing w:before="0" w:after="0" w:line="240" w:lineRule="auto"/>
+        <w:jc w:val="both"/>
+        <w:rPr>
+          <w:rFonts w:ascii="Arial Narrow" w:eastAsia="Arial Narrow" w:hAnsi="Arial Narrow" w:cs="Arial Narrow"/>
+          <w:color w:val="000000"/>
+          <w:sz w:val="22"/>
+          <w:szCs w:val="22"/>
+          <w:lang w:eastAsia="es-PE"/>
+        </w:rPr>
+      </w:pPr>
+    </w:p>
+    <w:p>
+      <w:pPr>
         <w:spacing w:after="0" w:line="240" w:lineRule="auto"/>
         <w:jc w:val="both"/>
         <w:rPr>
@@ -5886,19 +5910,6 @@
           <w:color w:val="000000"/>
           <w:sz w:val="22"/>
           <w:szCs w:val="22"/>
-          <w:lang w:eastAsia="es-PE"/>
-        </w:rPr>
-      </w:pPr>
-    </w:p>
-    <w:p>
-      <w:pPr>
-        <w:spacing w:after="0" w:line="240" w:lineRule="auto"/>
-        <w:jc w:val="both"/>
-        <w:rPr>
-          <w:rFonts w:ascii="Arial Narrow" w:eastAsia="Arial Narrow" w:hAnsi="Arial Narrow" w:cs="Arial Narrow"/>
-          <w:color w:val="000000"/>
-          <w:sz w:val="22"/>
-          <w:szCs w:val="22"/>
           <w:lang w:val="es-ES" w:eastAsia="es-ES"/>
         </w:rPr>
       </w:pPr>
@@ -6172,7 +6183,7 @@
     </w:p>
     <w:p>
       <w:pPr>
-        <w:spacing w:after="0" w:line="240" w:lineRule="auto"/>
+        <w:spacing w:before="0" w:after="0" w:line="240" w:lineRule="auto"/>
         <w:jc w:val="both"/>
         <w:rPr>
           <w:rFonts w:ascii="Arial Narrow" w:eastAsia="Arial Narrow" w:hAnsi="Arial Narrow" w:cs="Arial Narrow"/>
@@ -6336,7 +6347,7 @@
     </w:p>
     <w:p>
       <w:pPr>
-        <w:spacing w:after="0" w:line="240" w:lineRule="auto"/>
+        <w:spacing w:before="0" w:after="0" w:line="240" w:lineRule="auto"/>
         <w:jc w:val="both"/>
         <w:rPr>
           <w:rFonts w:ascii="Arial Narrow" w:eastAsia="Arial Narrow" w:hAnsi="Arial Narrow" w:cs="Arial Narrow"/>
@@ -6583,89 +6594,89 @@
     </w:p>
     <w:p>
       <w:pPr>
+        <w:spacing w:before="0" w:after="0" w:line="240" w:lineRule="auto"/>
+        <w:shd w:val="clear" w:color="auto" w:fill="FFFFFF"/>
+        <w:jc w:val="both"/>
+        <w:rPr>
+          <w:rFonts w:ascii="Arial Narrow" w:eastAsia="Arial Narrow" w:hAnsi="Arial Narrow" w:cs="Arial Narrow"/>
+          <w:b/>
+          <w:color w:val="000000"/>
+          <w:sz w:val="22"/>
+          <w:szCs w:val="22"/>
+          <w:lang w:eastAsia="es-PE"/>
+        </w:rPr>
+      </w:pPr>
+    </w:p>
+    <w:p>
+      <w:pPr>
         <w:shd w:val="clear" w:color="auto" w:fill="FFFFFF"/>
         <w:spacing w:after="0" w:line="240" w:lineRule="auto"/>
         <w:jc w:val="both"/>
         <w:rPr>
           <w:rFonts w:ascii="Arial Narrow" w:eastAsia="Arial Narrow" w:hAnsi="Arial Narrow" w:cs="Arial Narrow"/>
+          <w:color w:val="000000"/>
+          <w:sz w:val="22"/>
+          <w:szCs w:val="22"/>
+          <w:lang w:eastAsia="es-PE"/>
+        </w:rPr>
+      </w:pPr>
+      <w:r>
+        <w:rPr>
+          <w:rFonts w:ascii="Arial Narrow" w:eastAsia="Arial Narrow" w:hAnsi="Arial Narrow" w:cs="Arial Narrow"/>
           <w:b/>
           <w:color w:val="000000"/>
           <w:sz w:val="22"/>
           <w:szCs w:val="22"/>
           <w:lang w:eastAsia="es-PE"/>
         </w:rPr>
-      </w:pPr>
-    </w:p>
-    <w:p>
-      <w:pPr>
+        <w:t>NOVENO</w:t>
+      </w:r>
+      <w:r>
+        <w:rPr>
+          <w:rFonts w:ascii="Arial Narrow" w:eastAsia="Arial Narrow" w:hAnsi="Arial Narrow" w:cs="Arial Narrow"/>
+          <w:b/>
+          <w:color w:val="000000"/>
+          <w:sz w:val="22"/>
+          <w:szCs w:val="22"/>
+          <w:lang w:eastAsia="es-PE"/>
+        </w:rPr>
+        <w:t>:</w:t>
+      </w:r>
+      <w:r>
+        <w:rPr>
+          <w:rFonts w:ascii="Arial Narrow" w:eastAsia="Arial Narrow" w:hAnsi="Arial Narrow" w:cs="Arial Narrow"/>
+          <w:color w:val="000000"/>
+          <w:sz w:val="22"/>
+          <w:szCs w:val="22"/>
+          <w:lang w:eastAsia="es-PE"/>
+        </w:rPr>
+        <w:t xml:space="preserve"> informar a las partes que conforme a lo establecido en el artículo 39</w:t>
+      </w:r>
+      <w:r>
+        <w:rPr>
+          <w:rFonts w:ascii="Arial Narrow" w:eastAsia="Arial Narrow" w:hAnsi="Arial Narrow" w:cs="Arial Narrow"/>
+          <w:color w:val="000000"/>
+          <w:sz w:val="22"/>
+          <w:szCs w:val="22"/>
+          <w:lang w:eastAsia="es-PE"/>
+        </w:rPr>
+        <w:t/>
+      </w:r>
+      <w:r>
+        <w:rPr>
+          <w:rFonts w:ascii="Arial Narrow" w:eastAsia="Arial Narrow" w:hAnsi="Arial Narrow" w:cs="Arial Narrow"/>
+          <w:color w:val="000000"/>
+          <w:sz w:val="22"/>
+          <w:szCs w:val="22"/>
+          <w:lang w:eastAsia="es-PE"/>
+        </w:rPr>
+        <w:t xml:space="preserve"> de la Ley sobre Facultades, Normas y Organización del Indecopi, aprobada por Decreto Legislativo 807, los gastos por los peritajes realizados, actuación de pruebas, inspecciones y otros derivados de la tramitación del proceso serán de cargo de la parte que solicita la prueba, salvo pacto en contrario. En todos los casos, la resolución final determinará si los gastos deben ser asumidos por alguna de las partes, o reembolsados a la otra parte o al Indecopi, según sea el caso, de manera adicional a la sanción que haya podido imponerse. </w:t>
+      </w:r>
+    </w:p>
+    <w:p>
+      <w:pPr>
+        <w:spacing w:before="0" w:after="0" w:line="240" w:lineRule="auto"/>
         <w:shd w:val="clear" w:color="auto" w:fill="FFFFFF"/>
-        <w:spacing w:after="0" w:line="240" w:lineRule="auto"/>
-        <w:jc w:val="both"/>
-        <w:rPr>
-          <w:rFonts w:ascii="Arial Narrow" w:eastAsia="Arial Narrow" w:hAnsi="Arial Narrow" w:cs="Arial Narrow"/>
-          <w:color w:val="000000"/>
-          <w:sz w:val="22"/>
-          <w:szCs w:val="22"/>
-          <w:lang w:eastAsia="es-PE"/>
-        </w:rPr>
-      </w:pPr>
-      <w:r>
-        <w:rPr>
-          <w:rFonts w:ascii="Arial Narrow" w:eastAsia="Arial Narrow" w:hAnsi="Arial Narrow" w:cs="Arial Narrow"/>
-          <w:b/>
-          <w:color w:val="000000"/>
-          <w:sz w:val="22"/>
-          <w:szCs w:val="22"/>
-          <w:lang w:eastAsia="es-PE"/>
-        </w:rPr>
-        <w:t>NOVENO</w:t>
-      </w:r>
-      <w:r>
-        <w:rPr>
-          <w:rFonts w:ascii="Arial Narrow" w:eastAsia="Arial Narrow" w:hAnsi="Arial Narrow" w:cs="Arial Narrow"/>
-          <w:b/>
-          <w:color w:val="000000"/>
-          <w:sz w:val="22"/>
-          <w:szCs w:val="22"/>
-          <w:lang w:eastAsia="es-PE"/>
-        </w:rPr>
-        <w:t>:</w:t>
-      </w:r>
-      <w:r>
-        <w:rPr>
-          <w:rFonts w:ascii="Arial Narrow" w:eastAsia="Arial Narrow" w:hAnsi="Arial Narrow" w:cs="Arial Narrow"/>
-          <w:color w:val="000000"/>
-          <w:sz w:val="22"/>
-          <w:szCs w:val="22"/>
-          <w:lang w:eastAsia="es-PE"/>
-        </w:rPr>
-        <w:t xml:space="preserve"> informar a las partes que conforme a lo establecido en el artículo 39</w:t>
-      </w:r>
-      <w:r>
-        <w:rPr>
-          <w:rFonts w:ascii="Arial Narrow" w:eastAsia="Arial Narrow" w:hAnsi="Arial Narrow" w:cs="Arial Narrow"/>
-          <w:color w:val="000000"/>
-          <w:sz w:val="22"/>
-          <w:szCs w:val="22"/>
-          <w:lang w:eastAsia="es-PE"/>
-        </w:rPr>
-        <w:t/>
-      </w:r>
-      <w:r>
-        <w:rPr>
-          <w:rFonts w:ascii="Arial Narrow" w:eastAsia="Arial Narrow" w:hAnsi="Arial Narrow" w:cs="Arial Narrow"/>
-          <w:color w:val="000000"/>
-          <w:sz w:val="22"/>
-          <w:szCs w:val="22"/>
-          <w:lang w:eastAsia="es-PE"/>
-        </w:rPr>
-        <w:t xml:space="preserve"> de la Ley sobre Facultades, Normas y Organización del Indecopi, aprobada por Decreto Legislativo 807, los gastos por los peritajes realizados, actuación de pruebas, inspecciones y otros derivados de la tramitación del proceso serán de cargo de la parte que solicita la prueba, salvo pacto en contrario. En todos los casos, la resolución final determinará si los gastos deben ser asumidos por alguna de las partes, o reembolsados a la otra parte o al Indecopi, según sea el caso, de manera adicional a la sanción que haya podido imponerse. </w:t>
-      </w:r>
-    </w:p>
-    <w:p>
-      <w:pPr>
-        <w:shd w:val="clear" w:color="auto" w:fill="FFFFFF"/>
-        <w:spacing w:after="0" w:line="240" w:lineRule="auto"/>
         <w:jc w:val="both"/>
         <w:rPr>
           <w:rFonts w:ascii="Arial Narrow" w:eastAsia="Arial Narrow" w:hAnsi="Arial Narrow" w:cs="Arial Narrow"/>
@@ -6812,14 +6823,105 @@
     </w:p>
     <w:p>
       <w:pPr>
+        <w:spacing w:before="0" w:after="0" w:line="240" w:lineRule="auto"/>
+        <w:suppressAutoHyphens/>
+        <w:jc w:val="both"/>
+        <w:rPr>
+          <w:rFonts w:ascii="Arial Narrow" w:eastAsia="Arial Narrow" w:hAnsi="Arial Narrow" w:cs="Arial Narrow"/>
+          <w:sz w:val="22"/>
+          <w:szCs w:val="22"/>
+          <w:u w:val="single"/>
+        </w:rPr>
+      </w:pPr>
+    </w:p>
+    <w:p>
+      <w:pPr>
         <w:suppressAutoHyphens/>
         <w:spacing w:after="0" w:line="240" w:lineRule="auto"/>
         <w:jc w:val="both"/>
         <w:rPr>
           <w:rFonts w:ascii="Arial Narrow" w:eastAsia="Arial Narrow" w:hAnsi="Arial Narrow" w:cs="Arial Narrow"/>
-          <w:sz w:val="22"/>
-          <w:szCs w:val="22"/>
-          <w:u w:val="single"/>
+          <w:b/>
+          <w:bCs/>
+          <w:sz w:val="22"/>
+          <w:szCs w:val="22"/>
+        </w:rPr>
+      </w:pPr>
+      <w:r>
+        <w:rPr>
+          <w:rFonts w:ascii="Arial Narrow" w:eastAsia="Arial Narrow" w:hAnsi="Arial Narrow" w:cs="Arial Narrow"/>
+          <w:b/>
+          <w:spacing w:val="-3"/>
+          <w:sz w:val="22"/>
+          <w:szCs w:val="22"/>
+        </w:rPr>
+        <w:t>DÉCIMO</w:t>
+      </w:r>
+      <w:r>
+        <w:rPr>
+          <w:rFonts w:ascii="Arial Narrow" w:eastAsia="Arial Narrow" w:hAnsi="Arial Narrow" w:cs="Arial Narrow"/>
+          <w:b/>
+          <w:spacing w:val="-3"/>
+          <w:sz w:val="22"/>
+          <w:szCs w:val="22"/>
+        </w:rPr>
+        <w:t xml:space="preserve"> </w:t>
+      </w:r>
+      <w:r>
+        <w:rPr>
+          <w:rFonts w:ascii="Arial Narrow" w:eastAsia="Arial Narrow" w:hAnsi="Arial Narrow" w:cs="Arial Narrow"/>
+          <w:b/>
+          <w:bCs/>
+          <w:sz w:val="22"/>
+          <w:szCs w:val="22"/>
+        </w:rPr>
+        <w:t>PRIMERO</w:t>
+      </w:r>
+      <w:r>
+        <w:rPr>
+          <w:rFonts w:ascii="Arial Narrow" w:eastAsia="Arial Narrow" w:hAnsi="Arial Narrow" w:cs="Arial Narrow"/>
+          <w:b/>
+          <w:color w:val="000000"/>
+          <w:sz w:val="22"/>
+          <w:szCs w:val="22"/>
+          <w:lang w:eastAsia="es-PE"/>
+        </w:rPr>
+        <w:t>:</w:t>
+      </w:r>
+      <w:r>
+        <w:rPr>
+          <w:rFonts w:ascii="Arial Narrow" w:eastAsia="Arial Narrow" w:hAnsi="Arial Narrow" w:cs="Arial Narrow"/>
+          <w:color w:val="000000"/>
+          <w:sz w:val="22"/>
+          <w:szCs w:val="22"/>
+          <w:lang w:eastAsia="es-PE"/>
+        </w:rPr>
+        <w:t xml:space="preserve"> </w:t>
+      </w:r>
+      <w:r>
+        <w:rPr>
+          <w:rFonts w:ascii="Arial Narrow" w:eastAsia="Arial Narrow" w:hAnsi="Arial Narrow" w:cs="Arial Narrow"/>
+          <w:color w:val="000000"/>
+          <w:sz w:val="22"/>
+          <w:szCs w:val="22"/>
+          <w:lang w:eastAsia="es-PE"/>
+        </w:rPr>
+        <w:t xml:space="preserve">poner en conocimiento de las partes que, antes de la emisión de la Resolución Final, tienen la posibilidad de formular su desistimiento o presentar el acuerdo arribado mediante la conciliación, mediación, transacción o cualquier otro que, de forma indubitable, deje constancia que se ha solucionado la controversia materia de denuncia.</w:t>
+      </w:r>
+      <w:bookmarkStart w:id="9" w:name="h.gjdgxs" w:colFirst="0" w:colLast="0"/>
+      <w:bookmarkEnd w:id="9"/>
+    </w:p>
+    <w:p>
+      <w:pPr>
+        <w:spacing w:before="0" w:after="0" w:line="240" w:lineRule="auto"/>
+        <w:suppressAutoHyphens/>
+        <w:jc w:val="both"/>
+        <w:rPr>
+          <w:rFonts w:ascii="Arial Narrow" w:eastAsia="Arial Narrow" w:hAnsi="Arial Narrow" w:cs="Arial Narrow"/>
+          <w:color w:val="000000"/>
+          <w:sz w:val="22"/>
+          <w:szCs w:val="22"/>
+          <w:lang w:eastAsia="es-PE"/>
         </w:rPr>
       </w:pPr>
     </w:p>
@@ -6830,259 +6932,168 @@
         <w:jc w:val="both"/>
         <w:rPr>
           <w:rFonts w:ascii="Arial Narrow" w:eastAsia="Arial Narrow" w:hAnsi="Arial Narrow" w:cs="Arial Narrow"/>
+          <w:sz w:val="22"/>
+          <w:szCs w:val="22"/>
+        </w:rPr>
+      </w:pPr>
+      <w:r>
+        <w:rPr>
+          <w:rFonts w:ascii="Arial Narrow" w:eastAsia="Arial Narrow" w:hAnsi="Arial Narrow" w:cs="Arial Narrow"/>
           <w:b/>
           <w:bCs/>
           <w:sz w:val="22"/>
           <w:szCs w:val="22"/>
         </w:rPr>
-      </w:pPr>
-      <w:r>
-        <w:rPr>
-          <w:rFonts w:ascii="Arial Narrow" w:eastAsia="Arial Narrow" w:hAnsi="Arial Narrow" w:cs="Arial Narrow"/>
-          <w:b/>
+        <w:t xml:space="preserve">DÉCIMO SEGUNDO:</w:t>
+      </w:r>
+      <w:r>
+        <w:rPr>
+          <w:rFonts w:ascii="Arial Narrow" w:eastAsia="Arial Narrow" w:hAnsi="Arial Narrow" w:cs="Arial Narrow"/>
+          <w:sz w:val="22"/>
+          <w:szCs w:val="22"/>
+        </w:rPr>
+        <w:t xml:space="preserve"> </w:t>
+      </w:r>
+      <w:r>
+        <w:rPr>
+          <w:rFonts w:ascii="Arial Narrow" w:eastAsia="Arial Narrow" w:hAnsi="Arial Narrow" w:cs="Arial Narrow"/>
+          <w:sz w:val="22"/>
+          <w:szCs w:val="22"/>
+        </w:rPr>
+        <w:t xml:space="preserve">requerir a la señora [DENUNCIANTE] para que, dentro del plazo de dos (2) días hábiles siguientes a la fecha en que reciba la notificación en su bandeja de correo electrónico, efectúe la confirmación de recepción de la notificación remitida por este despacho a su correo electrónico, de conformidad con el segundo párrafo del numeral 4 del artículo 20 del Texto Único Ordenado de la Ley del Procedimiento Administrativo General, aprobado mediante Decreto Supremo 006-2026-JUS, bajo apercibimiento de rehacer el acto de notificación y notificarle conforme al numeral 1 del artículo 20 del citado cuerpo normativo.</w:t>
+      </w:r>
+      <w:r>
+        <w:rPr>
+          <w:rFonts w:ascii="Arial Narrow" w:eastAsia="Arial Narrow" w:hAnsi="Arial Narrow" w:cs="Arial Narrow"/>
+          <w:sz w:val="22"/>
+          <w:szCs w:val="22"/>
+        </w:rPr>
+        <w:t xml:space="preserve"/>
+      </w:r>
+      <w:r>
+        <w:rPr>
+          <w:rFonts w:ascii="Arial Narrow" w:eastAsia="Arial Narrow" w:hAnsi="Arial Narrow" w:cs="Arial Narrow"/>
           <w:spacing w:val="-3"/>
           <w:sz w:val="22"/>
           <w:szCs w:val="22"/>
         </w:rPr>
-        <w:t>DÉCIMO</w:t>
-      </w:r>
-      <w:r>
-        <w:rPr>
-          <w:rFonts w:ascii="Arial Narrow" w:eastAsia="Arial Narrow" w:hAnsi="Arial Narrow" w:cs="Arial Narrow"/>
-          <w:b/>
+        <w:t/>
+      </w:r>
+      <w:r>
+        <w:rPr>
+          <w:rFonts w:ascii="Arial Narrow" w:eastAsia="Arial Narrow" w:hAnsi="Arial Narrow" w:cs="Arial Narrow"/>
           <w:spacing w:val="-3"/>
           <w:sz w:val="22"/>
           <w:szCs w:val="22"/>
         </w:rPr>
-        <w:t xml:space="preserve"> </w:t>
-      </w:r>
-      <w:r>
-        <w:rPr>
-          <w:rFonts w:ascii="Arial Narrow" w:eastAsia="Arial Narrow" w:hAnsi="Arial Narrow" w:cs="Arial Narrow"/>
-          <w:b/>
-          <w:bCs/>
-          <w:sz w:val="22"/>
-          <w:szCs w:val="22"/>
-        </w:rPr>
-        <w:t>PRIMERO</w:t>
-      </w:r>
-      <w:r>
-        <w:rPr>
-          <w:rFonts w:ascii="Arial Narrow" w:eastAsia="Arial Narrow" w:hAnsi="Arial Narrow" w:cs="Arial Narrow"/>
-          <w:b/>
-          <w:color w:val="000000"/>
-          <w:sz w:val="22"/>
-          <w:szCs w:val="22"/>
-          <w:lang w:eastAsia="es-PE"/>
-        </w:rPr>
-        <w:t>:</w:t>
-      </w:r>
-      <w:r>
-        <w:rPr>
-          <w:rFonts w:ascii="Arial Narrow" w:eastAsia="Arial Narrow" w:hAnsi="Arial Narrow" w:cs="Arial Narrow"/>
-          <w:color w:val="000000"/>
-          <w:sz w:val="22"/>
-          <w:szCs w:val="22"/>
-          <w:lang w:eastAsia="es-PE"/>
-        </w:rPr>
-        <w:t xml:space="preserve"> </w:t>
-      </w:r>
-      <w:r>
-        <w:rPr>
-          <w:rFonts w:ascii="Arial Narrow" w:eastAsia="Arial Narrow" w:hAnsi="Arial Narrow" w:cs="Arial Narrow"/>
-          <w:color w:val="000000"/>
-          <w:sz w:val="22"/>
-          <w:szCs w:val="22"/>
-          <w:lang w:eastAsia="es-PE"/>
-        </w:rPr>
-        <w:t xml:space="preserve">poner en conocimiento de las partes que, antes de la emisión de la Resolución Final, tienen la posibilidad de formular su desistimiento o presentar el acuerdo arribado mediante la conciliación, mediación, transacción o cualquier otro que, de forma indubitable, deje constancia que se ha solucionado la controversia materia de denuncia.</w:t>
-      </w:r>
-      <w:bookmarkStart w:id="9" w:name="h.gjdgxs" w:colFirst="0" w:colLast="0"/>
-      <w:bookmarkEnd w:id="9"/>
-    </w:p>
-    <w:p>
-      <w:pPr>
+        <w:t xml:space="preserve"/>
+      </w:r>
+      <w:r>
+        <w:rPr>
+          <w:rFonts w:ascii="Arial Narrow" w:eastAsia="Arial Narrow" w:hAnsi="Arial Narrow" w:cs="Arial Narrow"/>
+          <w:spacing w:val="-3"/>
+          <w:sz w:val="22"/>
+          <w:szCs w:val="22"/>
+        </w:rPr>
+        <w:t xml:space="preserve"/>
+      </w:r>
+      <w:r>
+        <w:rPr>
+          <w:rFonts w:ascii="Arial Narrow" w:eastAsia="Arial Narrow" w:hAnsi="Arial Narrow" w:cs="Arial Narrow"/>
+          <w:spacing w:val="-3"/>
+          <w:sz w:val="22"/>
+          <w:szCs w:val="22"/>
+        </w:rPr>
+        <w:t xml:space="preserve"/>
+      </w:r>
+      <w:r>
+        <w:rPr>
+          <w:rFonts w:ascii="Arial Narrow" w:eastAsia="Arial Narrow" w:hAnsi="Arial Narrow" w:cs="Arial Narrow"/>
+          <w:color w:val="000000"/>
+          <w:sz w:val="22"/>
+          <w:szCs w:val="22"/>
+        </w:rPr>
+        <w:t xml:space="preserve"/>
+      </w:r>
+      <w:r>
+        <w:rPr>
+          <w:rFonts w:ascii="Arial Narrow" w:eastAsia="Arial Narrow" w:hAnsi="Arial Narrow" w:cs="Arial Narrow"/>
+          <w:color w:val="000000"/>
+          <w:sz w:val="22"/>
+          <w:szCs w:val="22"/>
+        </w:rPr>
+        <w:t/>
+      </w:r>
+      <w:r>
+        <w:rPr>
+          <w:rFonts w:ascii="Arial Narrow" w:eastAsia="Arial Narrow" w:hAnsi="Arial Narrow" w:cs="Arial Narrow"/>
+          <w:color w:val="000000"/>
+          <w:sz w:val="22"/>
+          <w:szCs w:val="22"/>
+          <w:lang w:eastAsia="es-PE"/>
+        </w:rPr>
+        <w:t/>
+      </w:r>
+      <w:r>
+        <w:rPr>
+          <w:rFonts w:ascii="Arial Narrow" w:eastAsia="Arial Narrow" w:hAnsi="Arial Narrow" w:cs="Arial Narrow"/>
+          <w:color w:val="000000"/>
+          <w:sz w:val="22"/>
+          <w:szCs w:val="22"/>
+        </w:rPr>
+        <w:t xml:space="preserve"/>
+      </w:r>
+      <w:r>
+        <w:rPr>
+          <w:rFonts w:ascii="Arial Narrow" w:eastAsia="Arial Narrow" w:hAnsi="Arial Narrow" w:cs="Arial Narrow"/>
+          <w:color w:val="000000"/>
+          <w:sz w:val="22"/>
+          <w:szCs w:val="22"/>
+        </w:rPr>
+        <w:t xml:space="preserve"/>
+      </w:r>
+      <w:r>
+        <w:rPr>
+          <w:rFonts w:ascii="Arial Narrow" w:eastAsia="Arial Narrow" w:hAnsi="Arial Narrow" w:cs="Arial Narrow"/>
+          <w:color w:val="000000"/>
+          <w:sz w:val="22"/>
+          <w:szCs w:val="22"/>
+          <w:lang w:eastAsia="es-PE"/>
+        </w:rPr>
+        <w:t/>
+      </w:r>
+      <w:r>
+        <w:rPr>
+          <w:rFonts w:ascii="Arial Narrow" w:eastAsia="Arial Narrow" w:hAnsi="Arial Narrow" w:cs="Arial Narrow"/>
+          <w:color w:val="000000"/>
+          <w:sz w:val="22"/>
+          <w:szCs w:val="22"/>
+        </w:rPr>
+        <w:t xml:space="preserve"/>
+      </w:r>
+      <w:r>
+        <w:rPr>
+          <w:rStyle w:val="Refdenotaalpie"/>
+          <w:rFonts w:ascii="Arial Narrow" w:eastAsia="Arial Narrow" w:hAnsi="Arial Narrow" w:cs="Arial Narrow"/>
+          <w:sz w:val="22"/>
+          <w:szCs w:val="22"/>
+          <w:vertAlign w:val="superscript"/>
+        </w:rPr>
+        <w:footnoteReference w:id="18"/>
+      </w:r>
+      <w:r>
+        <w:rPr>
+          <w:rFonts w:ascii="Arial Narrow" w:eastAsia="Arial Narrow" w:hAnsi="Arial Narrow" w:cs="Arial Narrow"/>
+          <w:sz w:val="22"/>
+          <w:szCs w:val="22"/>
+        </w:rPr>
+        <w:t/>
+      </w:r>
+    </w:p>
+    <w:p>
+      <w:pPr>
+        <w:spacing w:before="0" w:after="0" w:line="240" w:lineRule="auto"/>
         <w:suppressAutoHyphens/>
-        <w:spacing w:after="0" w:line="240" w:lineRule="auto"/>
-        <w:jc w:val="both"/>
-        <w:rPr>
-          <w:rFonts w:ascii="Arial Narrow" w:eastAsia="Arial Narrow" w:hAnsi="Arial Narrow" w:cs="Arial Narrow"/>
-          <w:color w:val="000000"/>
-          <w:sz w:val="22"/>
-          <w:szCs w:val="22"/>
-          <w:lang w:eastAsia="es-PE"/>
-        </w:rPr>
-      </w:pPr>
-    </w:p>
-    <w:p>
-      <w:pPr>
-        <w:suppressAutoHyphens/>
-        <w:spacing w:after="0" w:line="240" w:lineRule="auto"/>
-        <w:jc w:val="both"/>
-        <w:rPr>
-          <w:rFonts w:ascii="Arial Narrow" w:eastAsia="Arial Narrow" w:hAnsi="Arial Narrow" w:cs="Arial Narrow"/>
-          <w:sz w:val="22"/>
-          <w:szCs w:val="22"/>
-        </w:rPr>
-      </w:pPr>
-      <w:r>
-        <w:rPr>
-          <w:rFonts w:ascii="Arial Narrow" w:eastAsia="Arial Narrow" w:hAnsi="Arial Narrow" w:cs="Arial Narrow"/>
-          <w:b/>
-          <w:bCs/>
-          <w:sz w:val="22"/>
-          <w:szCs w:val="22"/>
-        </w:rPr>
-        <w:t xml:space="preserve">DÉCIMO SEGUNDO:</w:t>
-      </w:r>
-      <w:r>
-        <w:rPr>
-          <w:rFonts w:ascii="Arial Narrow" w:eastAsia="Arial Narrow" w:hAnsi="Arial Narrow" w:cs="Arial Narrow"/>
-          <w:sz w:val="22"/>
-          <w:szCs w:val="22"/>
-        </w:rPr>
-        <w:t xml:space="preserve"> </w:t>
-      </w:r>
-      <w:r>
-        <w:rPr>
-          <w:rFonts w:ascii="Arial Narrow" w:eastAsia="Arial Narrow" w:hAnsi="Arial Narrow" w:cs="Arial Narrow"/>
-          <w:sz w:val="22"/>
-          <w:szCs w:val="22"/>
-        </w:rPr>
-        <w:t xml:space="preserve">requerir a la señora [DENUNCIANTE] para que, dentro del plazo de dos (2) días hábiles siguientes a la fecha en que reciba la notificación en su bandeja de correo electrónico, efectúe la confirmación de recepción de la notificación remitida por este despacho a su correo electrónico, de conformidad con el segundo párrafo del numeral 4 del artículo 20 del Texto Único Ordenado de la Ley del Procedimiento Administrativo General, aprobado mediante Decreto Supremo 006-2026-JUS, bajo apercibimiento de rehacer el acto de notificación y notificarle conforme al numeral 1 del artículo 20 del citado cuerpo normativo.</w:t>
-      </w:r>
-      <w:r>
-        <w:rPr>
-          <w:rFonts w:ascii="Arial Narrow" w:eastAsia="Arial Narrow" w:hAnsi="Arial Narrow" w:cs="Arial Narrow"/>
-          <w:sz w:val="22"/>
-          <w:szCs w:val="22"/>
-        </w:rPr>
-        <w:t xml:space="preserve"/>
-      </w:r>
-      <w:r>
-        <w:rPr>
-          <w:rFonts w:ascii="Arial Narrow" w:eastAsia="Arial Narrow" w:hAnsi="Arial Narrow" w:cs="Arial Narrow"/>
-          <w:spacing w:val="-3"/>
-          <w:sz w:val="22"/>
-          <w:szCs w:val="22"/>
-        </w:rPr>
-        <w:t/>
-      </w:r>
-      <w:r>
-        <w:rPr>
-          <w:rFonts w:ascii="Arial Narrow" w:eastAsia="Arial Narrow" w:hAnsi="Arial Narrow" w:cs="Arial Narrow"/>
-          <w:spacing w:val="-3"/>
-          <w:sz w:val="22"/>
-          <w:szCs w:val="22"/>
-        </w:rPr>
-        <w:t xml:space="preserve"/>
-      </w:r>
-      <w:r>
-        <w:rPr>
-          <w:rFonts w:ascii="Arial Narrow" w:eastAsia="Arial Narrow" w:hAnsi="Arial Narrow" w:cs="Arial Narrow"/>
-          <w:spacing w:val="-3"/>
-          <w:sz w:val="22"/>
-          <w:szCs w:val="22"/>
-        </w:rPr>
-        <w:t xml:space="preserve"/>
-      </w:r>
-      <w:r>
-        <w:rPr>
-          <w:rFonts w:ascii="Arial Narrow" w:eastAsia="Arial Narrow" w:hAnsi="Arial Narrow" w:cs="Arial Narrow"/>
-          <w:spacing w:val="-3"/>
-          <w:sz w:val="22"/>
-          <w:szCs w:val="22"/>
-        </w:rPr>
-        <w:t xml:space="preserve"/>
-      </w:r>
-      <w:r>
-        <w:rPr>
-          <w:rFonts w:ascii="Arial Narrow" w:eastAsia="Arial Narrow" w:hAnsi="Arial Narrow" w:cs="Arial Narrow"/>
-          <w:color w:val="000000"/>
-          <w:sz w:val="22"/>
-          <w:szCs w:val="22"/>
-        </w:rPr>
-        <w:t xml:space="preserve"/>
-      </w:r>
-      <w:r>
-        <w:rPr>
-          <w:rFonts w:ascii="Arial Narrow" w:eastAsia="Arial Narrow" w:hAnsi="Arial Narrow" w:cs="Arial Narrow"/>
-          <w:color w:val="000000"/>
-          <w:sz w:val="22"/>
-          <w:szCs w:val="22"/>
-        </w:rPr>
-        <w:t/>
-      </w:r>
-      <w:r>
-        <w:rPr>
-          <w:rFonts w:ascii="Arial Narrow" w:eastAsia="Arial Narrow" w:hAnsi="Arial Narrow" w:cs="Arial Narrow"/>
-          <w:color w:val="000000"/>
-          <w:sz w:val="22"/>
-          <w:szCs w:val="22"/>
-          <w:lang w:eastAsia="es-PE"/>
-        </w:rPr>
-        <w:t/>
-      </w:r>
-      <w:r>
-        <w:rPr>
-          <w:rFonts w:ascii="Arial Narrow" w:eastAsia="Arial Narrow" w:hAnsi="Arial Narrow" w:cs="Arial Narrow"/>
-          <w:color w:val="000000"/>
-          <w:sz w:val="22"/>
-          <w:szCs w:val="22"/>
-        </w:rPr>
-        <w:t xml:space="preserve"/>
-      </w:r>
-      <w:r>
-        <w:rPr>
-          <w:rFonts w:ascii="Arial Narrow" w:eastAsia="Arial Narrow" w:hAnsi="Arial Narrow" w:cs="Arial Narrow"/>
-          <w:color w:val="000000"/>
-          <w:sz w:val="22"/>
-          <w:szCs w:val="22"/>
-        </w:rPr>
-        <w:t xml:space="preserve"/>
-      </w:r>
-      <w:r>
-        <w:rPr>
-          <w:rFonts w:ascii="Arial Narrow" w:eastAsia="Arial Narrow" w:hAnsi="Arial Narrow" w:cs="Arial Narrow"/>
-          <w:color w:val="000000"/>
-          <w:sz w:val="22"/>
-          <w:szCs w:val="22"/>
-          <w:lang w:eastAsia="es-PE"/>
-        </w:rPr>
-        <w:t/>
-      </w:r>
-      <w:r>
-        <w:rPr>
-          <w:rFonts w:ascii="Arial Narrow" w:eastAsia="Arial Narrow" w:hAnsi="Arial Narrow" w:cs="Arial Narrow"/>
-          <w:color w:val="000000"/>
-          <w:sz w:val="22"/>
-          <w:szCs w:val="22"/>
-        </w:rPr>
-        <w:t xml:space="preserve"/>
-      </w:r>
-      <w:r>
-        <w:rPr>
-          <w:rStyle w:val="Refdenotaalpie"/>
-          <w:rFonts w:ascii="Arial Narrow" w:eastAsia="Arial Narrow" w:hAnsi="Arial Narrow" w:cs="Arial Narrow"/>
-          <w:sz w:val="22"/>
-          <w:szCs w:val="22"/>
-          <w:vertAlign w:val="superscript"/>
-        </w:rPr>
-        <w:footnoteReference w:id="18"/>
-      </w:r>
-      <w:r>
-        <w:rPr>
-          <w:rFonts w:ascii="Arial Narrow" w:eastAsia="Arial Narrow" w:hAnsi="Arial Narrow" w:cs="Arial Narrow"/>
-          <w:sz w:val="22"/>
-          <w:szCs w:val="22"/>
-        </w:rPr>
-        <w:t/>
-      </w:r>
-    </w:p>
-    <w:p>
-      <w:pPr>
-        <w:suppressAutoHyphens/>
-        <w:spacing w:after="0" w:line="240" w:lineRule="auto"/>
         <w:jc w:val="both"/>
         <w:rPr>
           <w:rFonts w:ascii="Arial Narrow" w:eastAsia="Arial Narrow" w:hAnsi="Arial Narrow" w:cs="Arial Narrow"/>
@@ -7724,7 +7735,6 @@
           <w:sz w:val="16"/>
           <w:szCs w:val="16"/>
         </w:rPr>
-        <w:tab/>
         <w:t xml:space="preserve"/>
       </w:r>
       <w:r>
@@ -7800,7 +7810,6 @@
           <w:sz w:val="16"/>
           <w:szCs w:val="16"/>
         </w:rPr>
-        <w:tab/>
         <w:t xml:space="preserve"/>
       </w:r>
       <w:r>
@@ -7809,7 +7818,6 @@
           <w:sz w:val="16"/>
           <w:szCs w:val="16"/>
         </w:rPr>
-        <w:tab/>
       </w:r>
       <w:r>
         <w:rPr>
@@ -7819,6 +7827,7 @@
           <w:sz w:val="16"/>
           <w:szCs w:val="16"/>
         </w:rPr>
+        <w:tab/>
         <w:t xml:space="preserve">DECRETO LEGISLATIVO 807, LEY DE FACULTADES, NORMAS Y ORGANIZACIÓN DEL INDECOPI, publicado el 18 de abril de 1996 </w:t>
       </w:r>
     </w:p>
@@ -7988,7 +7997,6 @@
           <w:sz w:val="16"/>
           <w:szCs w:val="16"/>
         </w:rPr>
-        <w:tab/>
         <w:t xml:space="preserve"/>
       </w:r>
       <w:r>
@@ -7997,7 +8005,6 @@
           <w:sz w:val="16"/>
           <w:szCs w:val="16"/>
         </w:rPr>
-        <w:tab/>
       </w:r>
       <w:r>
         <w:rPr>
@@ -8007,6 +8014,7 @@
           <w:sz w:val="16"/>
           <w:szCs w:val="16"/>
         </w:rPr>
+        <w:tab/>
         <w:t>LEY SOBRE FACULTADES, NORMAS Y ORGANIZACIÓN DEL INDECOPI, DECRETO LEGISLATIVO 807</w:t>
       </w:r>
     </w:p>
@@ -8199,7 +8207,6 @@
           <w:sz w:val="16"/>
           <w:szCs w:val="16"/>
         </w:rPr>
-        <w:tab/>
         <w:t xml:space="preserve"/>
       </w:r>
       <w:r>
@@ -8208,7 +8215,6 @@
           <w:sz w:val="16"/>
           <w:szCs w:val="16"/>
         </w:rPr>
-        <w:tab/>
       </w:r>
       <w:r>
         <w:rPr>
@@ -8218,6 +8224,7 @@
           <w:sz w:val="16"/>
           <w:szCs w:val="16"/>
         </w:rPr>
+        <w:tab/>
         <w:t xml:space="preserve">LEY 29571, CÓDIGO DE PROTECCIÓN Y DEFENSA DEL CONSUMIDOR, publicado el 2 de setiembre de 2010 y modificado por Decreto Legislativo 1308 </w:t>
       </w:r>
     </w:p>
@@ -8459,7 +8466,6 @@
           <w:sz w:val="16"/>
           <w:szCs w:val="16"/>
         </w:rPr>
-        <w:tab/>
         <w:t xml:space="preserve"/>
       </w:r>
       <w:r>
@@ -8468,7 +8474,6 @@
           <w:sz w:val="16"/>
           <w:szCs w:val="16"/>
         </w:rPr>
-        <w:tab/>
       </w:r>
       <w:r>
         <w:rPr>
@@ -8478,6 +8483,7 @@
           <w:sz w:val="16"/>
           <w:szCs w:val="16"/>
         </w:rPr>
+        <w:tab/>
         <w:t xml:space="preserve">LEY </w:t>
       </w:r>
       <w:proofErr w:type="spellStart"/>
@@ -8670,7 +8676,6 @@
           <w:sz w:val="16"/>
           <w:szCs w:val="16"/>
         </w:rPr>
-        <w:tab/>
         <w:t xml:space="preserve"/>
       </w:r>
       <w:r>
@@ -8679,7 +8684,6 @@
           <w:sz w:val="16"/>
           <w:szCs w:val="16"/>
         </w:rPr>
-        <w:tab/>
       </w:r>
       <w:r>
         <w:rPr>
@@ -8689,6 +8693,7 @@
           <w:sz w:val="16"/>
           <w:szCs w:val="16"/>
         </w:rPr>
+        <w:tab/>
         <w:t xml:space="preserve">LEY </w:t>
       </w:r>
       <w:proofErr w:type="spellStart"/>
@@ -8893,7 +8898,6 @@
           <w:sz w:val="16"/>
           <w:szCs w:val="16"/>
         </w:rPr>
-        <w:tab/>
         <w:t xml:space="preserve"/>
       </w:r>
       <w:r>
@@ -8902,7 +8906,6 @@
           <w:sz w:val="16"/>
           <w:szCs w:val="16"/>
         </w:rPr>
-        <w:tab/>
       </w:r>
       <w:r>
         <w:rPr>
@@ -8912,6 +8915,7 @@
           <w:sz w:val="16"/>
           <w:szCs w:val="16"/>
         </w:rPr>
+        <w:tab/>
         <w:t xml:space="preserve">LEY </w:t>
       </w:r>
       <w:proofErr w:type="spellStart"/>
@@ -9234,7 +9238,6 @@
           <w:sz w:val="16"/>
           <w:szCs w:val="16"/>
         </w:rPr>
-        <w:tab/>
         <w:t xml:space="preserve"/>
       </w:r>
       <w:r>
@@ -9243,7 +9246,6 @@
           <w:sz w:val="16"/>
           <w:szCs w:val="16"/>
         </w:rPr>
-        <w:tab/>
       </w:r>
       <w:r>
         <w:rPr>
@@ -9253,6 +9255,7 @@
           <w:sz w:val="16"/>
           <w:szCs w:val="16"/>
         </w:rPr>
+        <w:tab/>
         <w:t xml:space="preserve">LEY SOBRE FACULTADES, NORMAS Y ORGANIZACIÓN DEL INDECOPI, APROBADA POR DECRETO LEGISLATIVO </w:t>
       </w:r>
       <w:proofErr w:type="spellStart"/>
@@ -9423,7 +9426,6 @@
           <w:sz w:val="16"/>
           <w:szCs w:val="16"/>
         </w:rPr>
-        <w:tab/>
         <w:t xml:space="preserve"/>
       </w:r>
       <w:r>
@@ -9516,24 +9518,23 @@
           <w:sz w:val="16"/>
           <w:szCs w:val="16"/>
         </w:rPr>
+        <w:t xml:space="preserve"/>
+      </w:r>
+      <w:r>
+        <w:rPr>
+          <w:rFonts w:ascii="Arial Narrow" w:eastAsia="Arial Narrow" w:hAnsi="Arial Narrow" w:cs="Arial Narrow"/>
+          <w:sz w:val="16"/>
+          <w:szCs w:val="16"/>
+        </w:rPr>
+      </w:r>
+      <w:r>
+        <w:rPr>
+          <w:rFonts w:ascii="Arial Narrow" w:eastAsia="Arial Narrow" w:hAnsi="Arial Narrow" w:cs="Arial Narrow"/>
+          <w:b/>
+          <w:sz w:val="16"/>
+          <w:szCs w:val="16"/>
+        </w:rPr>
         <w:tab/>
-        <w:t xml:space="preserve"/>
-      </w:r>
-      <w:r>
-        <w:rPr>
-          <w:rFonts w:ascii="Arial Narrow" w:eastAsia="Arial Narrow" w:hAnsi="Arial Narrow" w:cs="Arial Narrow"/>
-          <w:sz w:val="16"/>
-          <w:szCs w:val="16"/>
-        </w:rPr>
-        <w:tab/>
-      </w:r>
-      <w:r>
-        <w:rPr>
-          <w:rFonts w:ascii="Arial Narrow" w:eastAsia="Arial Narrow" w:hAnsi="Arial Narrow" w:cs="Arial Narrow"/>
-          <w:b/>
-          <w:sz w:val="16"/>
-          <w:szCs w:val="16"/>
-        </w:rPr>
         <w:t>LEY 29571, CÓDIGO DE PROTECCIÓN Y DEFENSA DEL CONSUMIDOR</w:t>
       </w:r>
       <w:r>
@@ -9918,32 +9919,31 @@
           <w:szCs w:val="16"/>
           <w:vertAlign w:val="superscript"/>
         </w:rPr>
+        <w:t xml:space="preserve"/>
+      </w:r>
+      <w:r>
+        <w:rPr>
+          <w:rFonts w:ascii="Arial Narrow" w:eastAsia="Arial Narrow" w:hAnsi="Arial Narrow" w:cs="Arial Narrow"/>
+          <w:sz w:val="16"/>
+          <w:szCs w:val="16"/>
+        </w:rPr>
+        <w:t xml:space="preserve"/>
+      </w:r>
+      <w:r>
+        <w:rPr>
+          <w:rFonts w:ascii="Arial Narrow" w:eastAsia="Arial Narrow" w:hAnsi="Arial Narrow" w:cs="Arial Narrow"/>
+          <w:sz w:val="16"/>
+          <w:szCs w:val="16"/>
+        </w:rPr>
+      </w:r>
+      <w:r>
+        <w:rPr>
+          <w:rFonts w:ascii="Arial Narrow" w:eastAsia="Arial Narrow" w:hAnsi="Arial Narrow" w:cs="Arial Narrow"/>
+          <w:b/>
+          <w:sz w:val="16"/>
+          <w:szCs w:val="16"/>
+        </w:rPr>
         <w:tab/>
-        <w:t xml:space="preserve"/>
-      </w:r>
-      <w:r>
-        <w:rPr>
-          <w:rFonts w:ascii="Arial Narrow" w:eastAsia="Arial Narrow" w:hAnsi="Arial Narrow" w:cs="Arial Narrow"/>
-          <w:sz w:val="16"/>
-          <w:szCs w:val="16"/>
-        </w:rPr>
-        <w:t xml:space="preserve"> </w:t>
-      </w:r>
-      <w:r>
-        <w:rPr>
-          <w:rFonts w:ascii="Arial Narrow" w:eastAsia="Arial Narrow" w:hAnsi="Arial Narrow" w:cs="Arial Narrow"/>
-          <w:sz w:val="16"/>
-          <w:szCs w:val="16"/>
-        </w:rPr>
-        <w:tab/>
-      </w:r>
-      <w:r>
-        <w:rPr>
-          <w:rFonts w:ascii="Arial Narrow" w:eastAsia="Arial Narrow" w:hAnsi="Arial Narrow" w:cs="Arial Narrow"/>
-          <w:b/>
-          <w:sz w:val="16"/>
-          <w:szCs w:val="16"/>
-        </w:rPr>
         <w:t>LEY 29571, CÓDIGO DE PROTECCIÓN Y DEFENSA DEL CONSUMIDOR</w:t>
       </w:r>
       <w:r>
@@ -10147,7 +10147,6 @@
           <w:sz w:val="16"/>
           <w:szCs w:val="16"/>
         </w:rPr>
-        <w:tab/>
         <w:t xml:space="preserve"/>
       </w:r>
       <w:r>
@@ -10156,7 +10155,6 @@
           <w:sz w:val="16"/>
           <w:szCs w:val="16"/>
         </w:rPr>
-        <w:tab/>
       </w:r>
       <w:r>
         <w:rPr>
@@ -10166,6 +10164,7 @@
           <w:sz w:val="16"/>
           <w:szCs w:val="16"/>
         </w:rPr>
+        <w:tab/>
         <w:t xml:space="preserve">LEY 29571, CÓDIGO DE PROTECCIÓN Y DEFENSA DEL CONSUMIDOR, publicado el 2 de setiembre de 2010 y modificado por Decreto Legislativo 1308 </w:t>
       </w:r>
     </w:p>
@@ -10984,24 +10983,23 @@
           <w:sz w:val="16"/>
           <w:szCs w:val="16"/>
         </w:rPr>
+        <w:t xml:space="preserve"/>
+      </w:r>
+      <w:r>
+        <w:rPr>
+          <w:rFonts w:ascii="Arial Narrow" w:eastAsia="Arial Narrow" w:hAnsi="Arial Narrow" w:cs="Arial Narrow"/>
+          <w:sz w:val="16"/>
+          <w:szCs w:val="16"/>
+        </w:rPr>
+      </w:r>
+      <w:r>
+        <w:rPr>
+          <w:rFonts w:ascii="Arial Narrow" w:eastAsia="Arial Narrow" w:hAnsi="Arial Narrow" w:cs="Arial Narrow"/>
+          <w:b/>
+          <w:sz w:val="16"/>
+          <w:szCs w:val="16"/>
+        </w:rPr>
         <w:tab/>
-        <w:t xml:space="preserve"/>
-      </w:r>
-      <w:r>
-        <w:rPr>
-          <w:rFonts w:ascii="Arial Narrow" w:eastAsia="Arial Narrow" w:hAnsi="Arial Narrow" w:cs="Arial Narrow"/>
-          <w:sz w:val="16"/>
-          <w:szCs w:val="16"/>
-        </w:rPr>
-        <w:tab/>
-      </w:r>
-      <w:r>
-        <w:rPr>
-          <w:rFonts w:ascii="Arial Narrow" w:eastAsia="Arial Narrow" w:hAnsi="Arial Narrow" w:cs="Arial Narrow"/>
-          <w:b/>
-          <w:sz w:val="16"/>
-          <w:szCs w:val="16"/>
-        </w:rPr>
         <w:t>LEY 29571, CÓDIGO DE PROTECCIÓN Y DEFENSA DEL CONSUMIDOR</w:t>
       </w:r>
       <w:r>
@@ -11216,7 +11214,6 @@
           <w:sz w:val="16"/>
           <w:szCs w:val="16"/>
         </w:rPr>
-        <w:tab/>
         <w:t xml:space="preserve"/>
       </w:r>
       <w:r>
@@ -11374,31 +11371,30 @@
           <w:sz w:val="16"/>
           <w:szCs w:val="16"/>
         </w:rPr>
+        <w:t xml:space="preserve"/>
+      </w:r>
+      <w:r>
+        <w:rPr>
+          <w:rFonts w:ascii="Arial Narrow" w:eastAsia="Arial Narrow" w:hAnsi="Arial Narrow" w:cs="Arial Narrow"/>
+          <w:sz w:val="16"/>
+          <w:szCs w:val="16"/>
+        </w:rPr>
+      </w:r>
+      <w:r>
+        <w:rPr>
+          <w:rFonts w:ascii="Arial Narrow" w:eastAsia="Arial Narrow" w:hAnsi="Arial Narrow" w:cs="Arial Narrow"/>
+          <w:b/>
+          <w:sz w:val="16"/>
+          <w:szCs w:val="16"/>
+        </w:rPr>
         <w:tab/>
-        <w:t xml:space="preserve"/>
-      </w:r>
-      <w:r>
-        <w:rPr>
-          <w:rFonts w:ascii="Arial Narrow" w:eastAsia="Arial Narrow" w:hAnsi="Arial Narrow" w:cs="Arial Narrow"/>
-          <w:sz w:val="16"/>
-          <w:szCs w:val="16"/>
-        </w:rPr>
-        <w:tab/>
-      </w:r>
-      <w:r>
-        <w:rPr>
-          <w:rFonts w:ascii="Arial Narrow" w:eastAsia="Arial Narrow" w:hAnsi="Arial Narrow" w:cs="Arial Narrow"/>
-          <w:b/>
-          <w:sz w:val="16"/>
-          <w:szCs w:val="16"/>
-        </w:rPr>
         <w:t>TEXTO ÚNICO ORDENADO DE LA LEY DEL PROCEDIMIENTO ADMINISTRATIVO GENERAL, aprobado mediante Decreto Supremo 006-2026-JUS y publicado el 30 de abril de 2026</w:t>
       </w:r>
     </w:p>
     <w:p>
       <w:pPr>
         <w:pStyle w:val="Textonotapie"/>
-        <w:ind w:left="1134" w:hanging="567"/>
+        <w:ind w:left="1134"/>
         <w:jc w:val="both"/>
         <w:rPr>
           <w:rFonts w:ascii="Arial Narrow" w:eastAsia="Arial Narrow" w:hAnsi="Arial Narrow" w:cs="Arial Narrow"/>
@@ -11422,7 +11418,7 @@
     <w:p>
       <w:pPr>
         <w:pStyle w:val="Textonotapie"/>
-        <w:ind w:left="1134" w:hanging="567"/>
+        <w:ind w:left="1134" w:hanging="1134"/>
         <w:jc w:val="both"/>
         <w:rPr>
           <w:rFonts w:ascii="Arial Narrow" w:eastAsia="Arial Narrow" w:hAnsi="Arial Narrow" w:cs="Arial Narrow"/>

--- a/plantillas_maestras/03_seguro_desgravamen/materia_general_asegurativa/2_o_mas_ddos_varios/mujer/TPL_1549_2025_SEGURO_DESGRAVAMEN_MATERIA_GENERAL_ASEGURATIVA_ASEGURADORA_MUJER_R3.docx
+++ b/plantillas_maestras/03_seguro_desgravamen/materia_general_asegurativa/2_o_mas_ddos_varios/mujer/TPL_1549_2025_SEGURO_DESGRAVAMEN_MATERIA_GENERAL_ASEGURATIVA_ASEGURADORA_MUJER_R3.docx
@@ -3406,15 +3406,15 @@
           <w:sz w:val="22"/>
           <w:szCs w:val="22"/>
         </w:rPr>
-        <w:t>S.A.A</w:t>
-      </w:r>
-      <w:r>
-        <w:rPr>
-          <w:rFonts w:ascii="Arial Narrow" w:eastAsia="Arial Narrow" w:hAnsi="Arial Narrow" w:cs="Arial Narrow"/>
-          <w:sz w:val="22"/>
-          <w:szCs w:val="22"/>
-        </w:rPr>
-        <w:t>..</w:t>
+        <w:t xml:space="preserve">S.A.A</w:t>
+      </w:r>
+      <w:r>
+        <w:rPr>
+          <w:rFonts w:ascii="Arial Narrow" w:eastAsia="Arial Narrow" w:hAnsi="Arial Narrow" w:cs="Arial Narrow"/>
+          <w:sz w:val="22"/>
+          <w:szCs w:val="22"/>
+        </w:rPr>
+        <w:t xml:space="preserve">.; involucraría una presunta afectación al derecho de información de los consumidores. Por consiguiente, corresponde calificar el hecho materia de denuncia como una presunta infracción al deber de información, tipificado en el artículo 1, numeral 1, literal b) y al artículo 2 del Código</w:t>
       </w:r>
       <w:proofErr w:type="gramEnd"/>
       <w:r>
@@ -3423,7 +3423,7 @@
           <w:sz w:val="22"/>
           <w:szCs w:val="22"/>
         </w:rPr>
-        <w:t xml:space="preserve"> </w:t>
+        <w:t xml:space="preserve"/>
       </w:r>
       <w:r>
         <w:rPr>
@@ -3434,7 +3434,7 @@
           <w:szCs w:val="22"/>
           <w:lang w:eastAsia="es-PE"/>
         </w:rPr>
-        <w:t xml:space="preserve">Por consiguiente, corresponde calificar el hecho materia de denuncia como una presunta infracción al deber de información, tipificado en el </w:t>
+        <w:t xml:space="preserve"/>
       </w:r>
       <w:bookmarkStart w:id="4" w:name="_Hlk195611851"/>
       <w:r>
@@ -3446,7 +3446,7 @@
           <w:szCs w:val="22"/>
           <w:lang w:eastAsia="es-PE"/>
         </w:rPr>
-        <w:t xml:space="preserve">artículo 1, numeral 1, literal b) </w:t>
+        <w:t xml:space="preserve"/>
       </w:r>
       <w:bookmarkEnd w:id="4"/>
       <w:r>
@@ -3458,7 +3458,7 @@
           <w:szCs w:val="22"/>
           <w:lang w:eastAsia="es-PE"/>
         </w:rPr>
-        <w:t>y al artículo 2 del Código</w:t>
+        <w:t xml:space="preserve"/>
       </w:r>
       <w:r>
         <w:rPr>
@@ -3539,7 +3539,7 @@
           <w:sz w:val="22"/>
           <w:szCs w:val="22"/>
         </w:rPr>
-        <w:t>que el hecho denunciado</w:t>
+        <w:t xml:space="preserve">que el hecho denunciado</w:t>
       </w:r>
       <w:r>
         <w:rPr>
@@ -3557,7 +3557,7 @@
           <w:sz w:val="22"/>
           <w:szCs w:val="22"/>
         </w:rPr>
-        <w:t>el Comité de Administración del Fondo de Asistencia y Estímulo de los Trabajadores del Sector Educación no habría cumplido con informar a la denunciante sobre los términos y condiciones del Seguro de Sepelio suscrito con La Positiva Seguros y Reaseguros S.A.A</w:t>
+        <w:t xml:space="preserve">el Comité de Administración del Fondo de Asistencia y Estímulo de los Trabajadores del Sector Educación no habría cumplido con informar a la denunciante sobre los términos y condiciones del Seguro de Sepelio suscrito con La Positiva Seguros y Reaseguros S.A.A</w:t>
       </w:r>
       <w:r>
         <w:rPr>
@@ -3568,15 +3568,15 @@
           <w:szCs w:val="22"/>
           <w:lang w:eastAsia="es-PE"/>
         </w:rPr>
-        <w:t>. Por consiguiente, corresponde calificar el hecho materia de denuncia como una presunta infracción al deber de información, tipificado en el artículo 1, numeral 1, literal b) y al artículo 2 del Código</w:t>
-      </w:r>
-      <w:r>
-        <w:rPr>
-          <w:rFonts w:ascii="Arial Narrow" w:eastAsia="Arial Narrow" w:hAnsi="Arial Narrow" w:cs="Arial Narrow"/>
-          <w:sz w:val="22"/>
-          <w:szCs w:val="22"/>
-        </w:rPr>
-        <w:t>.</w:t>
+        <w:t xml:space="preserve">; involucraría una presunta afectación al derecho de información de los consumidores. Por consiguiente, corresponde calificar el hecho materia de denuncia como una presunta infracción al deber de información, tipificado en el artículo 1, numeral 1, literal b) y al artículo 2 del Código</w:t>
+      </w:r>
+      <w:r>
+        <w:rPr>
+          <w:rFonts w:ascii="Arial Narrow" w:eastAsia="Arial Narrow" w:hAnsi="Arial Narrow" w:cs="Arial Narrow"/>
+          <w:sz w:val="22"/>
+          <w:szCs w:val="22"/>
+        </w:rPr>
+        <w:t xml:space="preserve">.</w:t>
       </w:r>
     </w:p>
     <w:p>

--- a/plantillas_maestras/03_seguro_desgravamen/materia_general_asegurativa/2_o_mas_ddos_varios/mujer/TPL_1549_2025_SEGURO_DESGRAVAMEN_MATERIA_GENERAL_ASEGURATIVA_ASEGURADORA_MUJER_R3.docx
+++ b/plantillas_maestras/03_seguro_desgravamen/materia_general_asegurativa/2_o_mas_ddos_varios/mujer/TPL_1549_2025_SEGURO_DESGRAVAMEN_MATERIA_GENERAL_ASEGURATIVA_ASEGURADORA_MUJER_R3.docx
@@ -5845,7 +5845,7 @@
           <w:sz w:val="22"/>
           <w:szCs w:val="22"/>
         </w:rPr>
-        <w:t xml:space="preserve">correr traslado de la presente resolución a Comité de Administración del Fondo de Asistencia y Estímulo de los Trabajadores del Sector Educación y a La Positiva Seguros y Reaseguros S.A.A. para que, de conformidad con lo dispuesto por el artículo 26 de la Ley sobre Facultades, Normas y Organización del Indecopi, aprobada por Decreto Legislativo 807</w:t>
+        <w:t xml:space="preserve">correr traslado de la denuncia del 1 de julio de 2025, subsanada mediante escrito del 13 de agosto de 2025 a Comité de Administración del Fondo de Asistencia y Estímulo de los Trabajadores del Sector Educación y a La Positiva Seguros y Reaseguros S.A.A. para que, de conformidad con lo dispuesto por el artículo 26 de la Ley sobre Facultades, Normas y Organización del Indecopi, aprobada por Decreto Legislativo 807</w:t>
       </w:r>
       <w:r>
         <w:rPr>
